--- a/Nodejs/NodeJS-Notes/nodejs-notes-02.docx
+++ b/Nodejs/NodeJS-Notes/nodejs-notes-02.docx
@@ -10701,6 +10701,4385 @@
           <w14:ligatures w14:val="none"/>
         </w:rPr>
         <w:t>***************************************************************</w:t>
+      </w:r>
+    </w:p>
+    <w:p>
+      <w:pPr>
+        <w:rPr>
+          <w:rFonts w:ascii="Sakkal Majalla" w:hAnsi="Sakkal Majalla" w:cs="Sakkal Majalla"/>
+          <w:color w:val="0070C0"/>
+          <w:sz w:val="28"/>
+          <w:szCs w:val="28"/>
+        </w:rPr>
+      </w:pPr>
+      <w:r>
+        <w:rPr>
+          <w:rFonts w:ascii="Sakkal Majalla" w:hAnsi="Sakkal Majalla" w:cs="Sakkal Majalla"/>
+          <w:sz w:val="28"/>
+          <w:szCs w:val="28"/>
+        </w:rPr>
+        <w:t xml:space="preserve">To validate the request body, params, or query, we need these modules: </w:t>
+      </w:r>
+      <w:r>
+        <w:rPr>
+          <w:rFonts w:ascii="Sakkal Majalla" w:hAnsi="Sakkal Majalla" w:cs="Sakkal Majalla"/>
+          <w:color w:val="C00000"/>
+          <w:sz w:val="28"/>
+          <w:szCs w:val="28"/>
+        </w:rPr>
+        <w:t xml:space="preserve">npm </w:t>
+      </w:r>
+      <w:r>
+        <w:rPr>
+          <w:rFonts w:ascii="Sakkal Majalla" w:hAnsi="Sakkal Majalla" w:cs="Sakkal Majalla"/>
+          <w:sz w:val="28"/>
+          <w:szCs w:val="28"/>
+        </w:rPr>
+        <w:t xml:space="preserve">i --save </w:t>
+      </w:r>
+      <w:r>
+        <w:rPr>
+          <w:rFonts w:ascii="Sakkal Majalla" w:hAnsi="Sakkal Majalla" w:cs="Sakkal Majalla"/>
+          <w:color w:val="0070C0"/>
+          <w:sz w:val="28"/>
+          <w:szCs w:val="28"/>
+        </w:rPr>
+        <w:t>express express</w:t>
+      </w:r>
+      <w:r>
+        <w:rPr>
+          <w:rFonts w:ascii="Sakkal Majalla" w:hAnsi="Sakkal Majalla" w:cs="Sakkal Majalla"/>
+          <w:sz w:val="28"/>
+          <w:szCs w:val="28"/>
+        </w:rPr>
+        <w:t>-</w:t>
+      </w:r>
+      <w:r>
+        <w:rPr>
+          <w:rFonts w:ascii="Sakkal Majalla" w:hAnsi="Sakkal Majalla" w:cs="Sakkal Majalla"/>
+          <w:color w:val="0070C0"/>
+          <w:sz w:val="28"/>
+          <w:szCs w:val="28"/>
+        </w:rPr>
+        <w:t>validator</w:t>
+      </w:r>
+    </w:p>
+    <w:p>
+      <w:pPr>
+        <w:ind w:left="720" w:firstLine="720"/>
+        <w:rPr>
+          <w:rFonts w:ascii="Sakkal Majalla" w:eastAsia="Times New Roman" w:hAnsi="Sakkal Majalla" w:cs="Sakkal Majalla"/>
+          <w:color w:val="3B3B3B"/>
+          <w:kern w:val="0"/>
+          <w:sz w:val="28"/>
+          <w:szCs w:val="28"/>
+          <w14:ligatures w14:val="none"/>
+        </w:rPr>
+      </w:pPr>
+      <w:r>
+        <w:rPr>
+          <w:rFonts w:ascii="Sakkal Majalla" w:eastAsia="Times New Roman" w:hAnsi="Sakkal Majalla" w:cs="Sakkal Majalla"/>
+          <w:color w:val="3B3B3B"/>
+          <w:kern w:val="0"/>
+          <w:sz w:val="28"/>
+          <w:szCs w:val="28"/>
+          <w14:ligatures w14:val="none"/>
+        </w:rPr>
+        <w:t>----------------------------------------------------------------------------------------</w:t>
+      </w:r>
+    </w:p>
+    <w:p>
+      <w:pPr>
+        <w:rPr>
+          <w:rFonts w:ascii="Sakkal Majalla" w:hAnsi="Sakkal Majalla" w:cs="Sakkal Majalla"/>
+          <w:sz w:val="28"/>
+          <w:szCs w:val="28"/>
+        </w:rPr>
+      </w:pPr>
+      <w:r>
+        <w:rPr>
+          <w:rFonts w:ascii="Sakkal Majalla" w:hAnsi="Sakkal Majalla" w:cs="Sakkal Majalla"/>
+          <w:sz w:val="28"/>
+          <w:szCs w:val="28"/>
+        </w:rPr>
+        <w:t>To create the validation for body:</w:t>
+      </w:r>
+    </w:p>
+    <w:p>
+      <w:pPr>
+        <w:shd w:val="clear" w:color="auto" w:fill="FFFFFF"/>
+        <w:spacing w:after="0" w:line="285" w:lineRule="atLeast"/>
+        <w:rPr>
+          <w:rFonts w:ascii="Consolas" w:eastAsia="Times New Roman" w:hAnsi="Consolas" w:cs="Times New Roman"/>
+          <w:color w:val="3B3B3B"/>
+          <w:kern w:val="0"/>
+          <w:sz w:val="21"/>
+          <w:szCs w:val="21"/>
+          <w14:ligatures w14:val="none"/>
+        </w:rPr>
+      </w:pPr>
+      <w:r>
+        <w:rPr>
+          <w:rFonts w:ascii="Consolas" w:eastAsia="Times New Roman" w:hAnsi="Consolas" w:cs="Times New Roman"/>
+          <w:color w:val="0000FF"/>
+          <w:kern w:val="0"/>
+          <w:sz w:val="21"/>
+          <w:szCs w:val="21"/>
+          <w14:ligatures w14:val="none"/>
+        </w:rPr>
+        <w:t>const</w:t>
+      </w:r>
+      <w:r>
+        <w:rPr>
+          <w:rFonts w:ascii="Consolas" w:eastAsia="Times New Roman" w:hAnsi="Consolas" w:cs="Times New Roman"/>
+          <w:color w:val="3B3B3B"/>
+          <w:kern w:val="0"/>
+          <w:sz w:val="21"/>
+          <w:szCs w:val="21"/>
+          <w14:ligatures w14:val="none"/>
+        </w:rPr>
+        <w:t xml:space="preserve"> </w:t>
+      </w:r>
+      <w:proofErr w:type="gramStart"/>
+      <w:r>
+        <w:rPr>
+          <w:rFonts w:ascii="Consolas" w:eastAsia="Times New Roman" w:hAnsi="Consolas" w:cs="Times New Roman"/>
+          <w:color w:val="3B3B3B"/>
+          <w:kern w:val="0"/>
+          <w:sz w:val="21"/>
+          <w:szCs w:val="21"/>
+          <w14:ligatures w14:val="none"/>
+        </w:rPr>
+        <w:t xml:space="preserve">{ </w:t>
+      </w:r>
+      <w:r>
+        <w:rPr>
+          <w:rFonts w:ascii="Consolas" w:eastAsia="Times New Roman" w:hAnsi="Consolas" w:cs="Times New Roman"/>
+          <w:color w:val="795E26"/>
+          <w:kern w:val="0"/>
+          <w:sz w:val="21"/>
+          <w:szCs w:val="21"/>
+          <w14:ligatures w14:val="none"/>
+        </w:rPr>
+        <w:t>body</w:t>
+      </w:r>
+      <w:proofErr w:type="gramEnd"/>
+      <w:r>
+        <w:rPr>
+          <w:rFonts w:ascii="Consolas" w:eastAsia="Times New Roman" w:hAnsi="Consolas" w:cs="Times New Roman"/>
+          <w:color w:val="3B3B3B"/>
+          <w:kern w:val="0"/>
+          <w:sz w:val="21"/>
+          <w:szCs w:val="21"/>
+          <w14:ligatures w14:val="none"/>
+        </w:rPr>
+        <w:t xml:space="preserve"> } </w:t>
+      </w:r>
+      <w:r>
+        <w:rPr>
+          <w:rFonts w:ascii="Consolas" w:eastAsia="Times New Roman" w:hAnsi="Consolas" w:cs="Times New Roman"/>
+          <w:color w:val="000000"/>
+          <w:kern w:val="0"/>
+          <w:sz w:val="21"/>
+          <w:szCs w:val="21"/>
+          <w14:ligatures w14:val="none"/>
+        </w:rPr>
+        <w:t>=</w:t>
+      </w:r>
+      <w:r>
+        <w:rPr>
+          <w:rFonts w:ascii="Consolas" w:eastAsia="Times New Roman" w:hAnsi="Consolas" w:cs="Times New Roman"/>
+          <w:color w:val="3B3B3B"/>
+          <w:kern w:val="0"/>
+          <w:sz w:val="21"/>
+          <w:szCs w:val="21"/>
+          <w14:ligatures w14:val="none"/>
+        </w:rPr>
+        <w:t xml:space="preserve"> </w:t>
+      </w:r>
+      <w:r>
+        <w:rPr>
+          <w:rFonts w:ascii="Consolas" w:eastAsia="Times New Roman" w:hAnsi="Consolas" w:cs="Times New Roman"/>
+          <w:color w:val="795E26"/>
+          <w:kern w:val="0"/>
+          <w:sz w:val="21"/>
+          <w:szCs w:val="21"/>
+          <w14:ligatures w14:val="none"/>
+        </w:rPr>
+        <w:t>require</w:t>
+      </w:r>
+      <w:r>
+        <w:rPr>
+          <w:rFonts w:ascii="Consolas" w:eastAsia="Times New Roman" w:hAnsi="Consolas" w:cs="Times New Roman"/>
+          <w:color w:val="3B3B3B"/>
+          <w:kern w:val="0"/>
+          <w:sz w:val="21"/>
+          <w:szCs w:val="21"/>
+          <w14:ligatures w14:val="none"/>
+        </w:rPr>
+        <w:t>(</w:t>
+      </w:r>
+      <w:r>
+        <w:rPr>
+          <w:rFonts w:ascii="Consolas" w:eastAsia="Times New Roman" w:hAnsi="Consolas" w:cs="Times New Roman"/>
+          <w:color w:val="A31515"/>
+          <w:kern w:val="0"/>
+          <w:sz w:val="21"/>
+          <w:szCs w:val="21"/>
+          <w14:ligatures w14:val="none"/>
+        </w:rPr>
+        <w:t>'express-validator'</w:t>
+      </w:r>
+      <w:r>
+        <w:rPr>
+          <w:rFonts w:ascii="Consolas" w:eastAsia="Times New Roman" w:hAnsi="Consolas" w:cs="Times New Roman"/>
+          <w:color w:val="3B3B3B"/>
+          <w:kern w:val="0"/>
+          <w:sz w:val="21"/>
+          <w:szCs w:val="21"/>
+          <w14:ligatures w14:val="none"/>
+        </w:rPr>
+        <w:t>)</w:t>
+      </w:r>
+    </w:p>
+    <w:p>
+      <w:pPr>
+        <w:shd w:val="clear" w:color="auto" w:fill="FFFFFF"/>
+        <w:spacing w:after="0" w:line="285" w:lineRule="atLeast"/>
+        <w:rPr>
+          <w:rFonts w:ascii="Consolas" w:eastAsia="Times New Roman" w:hAnsi="Consolas" w:cs="Times New Roman"/>
+          <w:color w:val="3B3B3B"/>
+          <w:kern w:val="0"/>
+          <w:sz w:val="21"/>
+          <w:szCs w:val="21"/>
+          <w14:ligatures w14:val="none"/>
+        </w:rPr>
+      </w:pPr>
+    </w:p>
+    <w:p>
+      <w:pPr>
+        <w:shd w:val="clear" w:color="auto" w:fill="FFFFFF"/>
+        <w:spacing w:after="0" w:line="285" w:lineRule="atLeast"/>
+        <w:rPr>
+          <w:rFonts w:ascii="Consolas" w:eastAsia="Times New Roman" w:hAnsi="Consolas" w:cs="Times New Roman"/>
+          <w:color w:val="3B3B3B"/>
+          <w:kern w:val="0"/>
+          <w:sz w:val="21"/>
+          <w:szCs w:val="21"/>
+          <w14:ligatures w14:val="none"/>
+        </w:rPr>
+      </w:pPr>
+      <w:r>
+        <w:rPr>
+          <w:rFonts w:ascii="Consolas" w:eastAsia="Times New Roman" w:hAnsi="Consolas" w:cs="Times New Roman"/>
+          <w:color w:val="0000FF"/>
+          <w:kern w:val="0"/>
+          <w:sz w:val="21"/>
+          <w:szCs w:val="21"/>
+          <w14:ligatures w14:val="none"/>
+        </w:rPr>
+        <w:t>const</w:t>
+      </w:r>
+      <w:r>
+        <w:rPr>
+          <w:rFonts w:ascii="Consolas" w:eastAsia="Times New Roman" w:hAnsi="Consolas" w:cs="Times New Roman"/>
+          <w:color w:val="3B3B3B"/>
+          <w:kern w:val="0"/>
+          <w:sz w:val="21"/>
+          <w:szCs w:val="21"/>
+          <w14:ligatures w14:val="none"/>
+        </w:rPr>
+        <w:t xml:space="preserve"> </w:t>
+      </w:r>
+      <w:r>
+        <w:rPr>
+          <w:rFonts w:ascii="Consolas" w:eastAsia="Times New Roman" w:hAnsi="Consolas" w:cs="Times New Roman"/>
+          <w:color w:val="0070C1"/>
+          <w:kern w:val="0"/>
+          <w:sz w:val="21"/>
+          <w:szCs w:val="21"/>
+          <w14:ligatures w14:val="none"/>
+        </w:rPr>
+        <w:t>userRegistrationValidation</w:t>
+      </w:r>
+      <w:r>
+        <w:rPr>
+          <w:rFonts w:ascii="Consolas" w:eastAsia="Times New Roman" w:hAnsi="Consolas" w:cs="Times New Roman"/>
+          <w:color w:val="3B3B3B"/>
+          <w:kern w:val="0"/>
+          <w:sz w:val="21"/>
+          <w:szCs w:val="21"/>
+          <w14:ligatures w14:val="none"/>
+        </w:rPr>
+        <w:t xml:space="preserve"> </w:t>
+      </w:r>
+      <w:r>
+        <w:rPr>
+          <w:rFonts w:ascii="Consolas" w:eastAsia="Times New Roman" w:hAnsi="Consolas" w:cs="Times New Roman"/>
+          <w:color w:val="000000"/>
+          <w:kern w:val="0"/>
+          <w:sz w:val="21"/>
+          <w:szCs w:val="21"/>
+          <w14:ligatures w14:val="none"/>
+        </w:rPr>
+        <w:t>=</w:t>
+      </w:r>
+      <w:r>
+        <w:rPr>
+          <w:rFonts w:ascii="Consolas" w:eastAsia="Times New Roman" w:hAnsi="Consolas" w:cs="Times New Roman"/>
+          <w:color w:val="3B3B3B"/>
+          <w:kern w:val="0"/>
+          <w:sz w:val="21"/>
+          <w:szCs w:val="21"/>
+          <w14:ligatures w14:val="none"/>
+        </w:rPr>
+        <w:t xml:space="preserve"> [</w:t>
+      </w:r>
+    </w:p>
+    <w:p>
+      <w:pPr>
+        <w:shd w:val="clear" w:color="auto" w:fill="FFFFFF"/>
+        <w:spacing w:after="0" w:line="285" w:lineRule="atLeast"/>
+        <w:rPr>
+          <w:rFonts w:ascii="Consolas" w:eastAsia="Times New Roman" w:hAnsi="Consolas" w:cs="Times New Roman"/>
+          <w:color w:val="3B3B3B"/>
+          <w:kern w:val="0"/>
+          <w:sz w:val="21"/>
+          <w:szCs w:val="21"/>
+          <w14:ligatures w14:val="none"/>
+        </w:rPr>
+      </w:pPr>
+      <w:r>
+        <w:rPr>
+          <w:rFonts w:ascii="Consolas" w:eastAsia="Times New Roman" w:hAnsi="Consolas" w:cs="Times New Roman"/>
+          <w:color w:val="3B3B3B"/>
+          <w:kern w:val="0"/>
+          <w:sz w:val="21"/>
+          <w:szCs w:val="21"/>
+          <w14:ligatures w14:val="none"/>
+        </w:rPr>
+        <w:t xml:space="preserve">  </w:t>
+      </w:r>
+      <w:r>
+        <w:rPr>
+          <w:rFonts w:ascii="Consolas" w:eastAsia="Times New Roman" w:hAnsi="Consolas" w:cs="Times New Roman"/>
+          <w:color w:val="795E26"/>
+          <w:kern w:val="0"/>
+          <w:sz w:val="21"/>
+          <w:szCs w:val="21"/>
+          <w14:ligatures w14:val="none"/>
+        </w:rPr>
+        <w:t>body</w:t>
+      </w:r>
+      <w:r>
+        <w:rPr>
+          <w:rFonts w:ascii="Consolas" w:eastAsia="Times New Roman" w:hAnsi="Consolas" w:cs="Times New Roman"/>
+          <w:color w:val="3B3B3B"/>
+          <w:kern w:val="0"/>
+          <w:sz w:val="21"/>
+          <w:szCs w:val="21"/>
+          <w14:ligatures w14:val="none"/>
+        </w:rPr>
+        <w:t>(</w:t>
+      </w:r>
+      <w:r>
+        <w:rPr>
+          <w:rFonts w:ascii="Consolas" w:eastAsia="Times New Roman" w:hAnsi="Consolas" w:cs="Times New Roman"/>
+          <w:color w:val="A31515"/>
+          <w:kern w:val="0"/>
+          <w:sz w:val="21"/>
+          <w:szCs w:val="21"/>
+          <w14:ligatures w14:val="none"/>
+        </w:rPr>
+        <w:t>'email'</w:t>
+      </w:r>
+      <w:r>
+        <w:rPr>
+          <w:rFonts w:ascii="Consolas" w:eastAsia="Times New Roman" w:hAnsi="Consolas" w:cs="Times New Roman"/>
+          <w:color w:val="3B3B3B"/>
+          <w:kern w:val="0"/>
+          <w:sz w:val="21"/>
+          <w:szCs w:val="21"/>
+          <w14:ligatures w14:val="none"/>
+        </w:rPr>
+        <w:t>)</w:t>
+      </w:r>
+    </w:p>
+    <w:p>
+      <w:pPr>
+        <w:shd w:val="clear" w:color="auto" w:fill="FFFFFF"/>
+        <w:spacing w:after="0" w:line="285" w:lineRule="atLeast"/>
+        <w:rPr>
+          <w:rFonts w:ascii="Consolas" w:eastAsia="Times New Roman" w:hAnsi="Consolas" w:cs="Times New Roman"/>
+          <w:color w:val="3B3B3B"/>
+          <w:kern w:val="0"/>
+          <w:sz w:val="21"/>
+          <w:szCs w:val="21"/>
+          <w14:ligatures w14:val="none"/>
+        </w:rPr>
+      </w:pPr>
+      <w:r>
+        <w:rPr>
+          <w:rFonts w:ascii="Consolas" w:eastAsia="Times New Roman" w:hAnsi="Consolas" w:cs="Times New Roman"/>
+          <w:color w:val="3B3B3B"/>
+          <w:kern w:val="0"/>
+          <w:sz w:val="21"/>
+          <w:szCs w:val="21"/>
+          <w14:ligatures w14:val="none"/>
+        </w:rPr>
+        <w:t xml:space="preserve">    </w:t>
+      </w:r>
+      <w:proofErr w:type="gramStart"/>
+      <w:r>
+        <w:rPr>
+          <w:rFonts w:ascii="Consolas" w:eastAsia="Times New Roman" w:hAnsi="Consolas" w:cs="Times New Roman"/>
+          <w:color w:val="3B3B3B"/>
+          <w:kern w:val="0"/>
+          <w:sz w:val="21"/>
+          <w:szCs w:val="21"/>
+          <w14:ligatures w14:val="none"/>
+        </w:rPr>
+        <w:t>.</w:t>
+      </w:r>
+      <w:r>
+        <w:rPr>
+          <w:rFonts w:ascii="Consolas" w:eastAsia="Times New Roman" w:hAnsi="Consolas" w:cs="Times New Roman"/>
+          <w:color w:val="795E26"/>
+          <w:kern w:val="0"/>
+          <w:sz w:val="21"/>
+          <w:szCs w:val="21"/>
+          <w14:ligatures w14:val="none"/>
+        </w:rPr>
+        <w:t>isEmail</w:t>
+      </w:r>
+      <w:proofErr w:type="gramEnd"/>
+      <w:r>
+        <w:rPr>
+          <w:rFonts w:ascii="Consolas" w:eastAsia="Times New Roman" w:hAnsi="Consolas" w:cs="Times New Roman"/>
+          <w:color w:val="3B3B3B"/>
+          <w:kern w:val="0"/>
+          <w:sz w:val="21"/>
+          <w:szCs w:val="21"/>
+          <w14:ligatures w14:val="none"/>
+        </w:rPr>
+        <w:t>()</w:t>
+      </w:r>
+    </w:p>
+    <w:p>
+      <w:pPr>
+        <w:shd w:val="clear" w:color="auto" w:fill="FFFFFF"/>
+        <w:spacing w:after="0" w:line="285" w:lineRule="atLeast"/>
+        <w:rPr>
+          <w:rFonts w:ascii="Consolas" w:eastAsia="Times New Roman" w:hAnsi="Consolas" w:cs="Times New Roman"/>
+          <w:color w:val="3B3B3B"/>
+          <w:kern w:val="0"/>
+          <w:sz w:val="21"/>
+          <w:szCs w:val="21"/>
+          <w14:ligatures w14:val="none"/>
+        </w:rPr>
+      </w:pPr>
+      <w:r>
+        <w:rPr>
+          <w:rFonts w:ascii="Consolas" w:eastAsia="Times New Roman" w:hAnsi="Consolas" w:cs="Times New Roman"/>
+          <w:color w:val="3B3B3B"/>
+          <w:kern w:val="0"/>
+          <w:sz w:val="21"/>
+          <w:szCs w:val="21"/>
+          <w14:ligatures w14:val="none"/>
+        </w:rPr>
+        <w:t xml:space="preserve">    </w:t>
+      </w:r>
+      <w:proofErr w:type="gramStart"/>
+      <w:r>
+        <w:rPr>
+          <w:rFonts w:ascii="Consolas" w:eastAsia="Times New Roman" w:hAnsi="Consolas" w:cs="Times New Roman"/>
+          <w:color w:val="3B3B3B"/>
+          <w:kern w:val="0"/>
+          <w:sz w:val="21"/>
+          <w:szCs w:val="21"/>
+          <w14:ligatures w14:val="none"/>
+        </w:rPr>
+        <w:t>.</w:t>
+      </w:r>
+      <w:r>
+        <w:rPr>
+          <w:rFonts w:ascii="Consolas" w:eastAsia="Times New Roman" w:hAnsi="Consolas" w:cs="Times New Roman"/>
+          <w:color w:val="795E26"/>
+          <w:kern w:val="0"/>
+          <w:sz w:val="21"/>
+          <w:szCs w:val="21"/>
+          <w14:ligatures w14:val="none"/>
+        </w:rPr>
+        <w:t>normalizeEmail</w:t>
+      </w:r>
+      <w:proofErr w:type="gramEnd"/>
+      <w:r>
+        <w:rPr>
+          <w:rFonts w:ascii="Consolas" w:eastAsia="Times New Roman" w:hAnsi="Consolas" w:cs="Times New Roman"/>
+          <w:color w:val="3B3B3B"/>
+          <w:kern w:val="0"/>
+          <w:sz w:val="21"/>
+          <w:szCs w:val="21"/>
+          <w14:ligatures w14:val="none"/>
+        </w:rPr>
+        <w:t>()</w:t>
+      </w:r>
+    </w:p>
+    <w:p>
+      <w:pPr>
+        <w:shd w:val="clear" w:color="auto" w:fill="FFFFFF"/>
+        <w:spacing w:after="0" w:line="285" w:lineRule="atLeast"/>
+        <w:rPr>
+          <w:rFonts w:ascii="Consolas" w:eastAsia="Times New Roman" w:hAnsi="Consolas" w:cs="Times New Roman"/>
+          <w:color w:val="3B3B3B"/>
+          <w:kern w:val="0"/>
+          <w:sz w:val="21"/>
+          <w:szCs w:val="21"/>
+          <w14:ligatures w14:val="none"/>
+        </w:rPr>
+      </w:pPr>
+      <w:r>
+        <w:rPr>
+          <w:rFonts w:ascii="Consolas" w:eastAsia="Times New Roman" w:hAnsi="Consolas" w:cs="Times New Roman"/>
+          <w:color w:val="3B3B3B"/>
+          <w:kern w:val="0"/>
+          <w:sz w:val="21"/>
+          <w:szCs w:val="21"/>
+          <w14:ligatures w14:val="none"/>
+        </w:rPr>
+        <w:t xml:space="preserve">    </w:t>
+      </w:r>
+      <w:proofErr w:type="gramStart"/>
+      <w:r>
+        <w:rPr>
+          <w:rFonts w:ascii="Consolas" w:eastAsia="Times New Roman" w:hAnsi="Consolas" w:cs="Times New Roman"/>
+          <w:color w:val="3B3B3B"/>
+          <w:kern w:val="0"/>
+          <w:sz w:val="21"/>
+          <w:szCs w:val="21"/>
+          <w14:ligatures w14:val="none"/>
+        </w:rPr>
+        <w:t>.</w:t>
+      </w:r>
+      <w:r>
+        <w:rPr>
+          <w:rFonts w:ascii="Consolas" w:eastAsia="Times New Roman" w:hAnsi="Consolas" w:cs="Times New Roman"/>
+          <w:color w:val="795E26"/>
+          <w:kern w:val="0"/>
+          <w:sz w:val="21"/>
+          <w:szCs w:val="21"/>
+          <w14:ligatures w14:val="none"/>
+        </w:rPr>
+        <w:t>withMessage</w:t>
+      </w:r>
+      <w:proofErr w:type="gramEnd"/>
+      <w:r>
+        <w:rPr>
+          <w:rFonts w:ascii="Consolas" w:eastAsia="Times New Roman" w:hAnsi="Consolas" w:cs="Times New Roman"/>
+          <w:color w:val="3B3B3B"/>
+          <w:kern w:val="0"/>
+          <w:sz w:val="21"/>
+          <w:szCs w:val="21"/>
+          <w14:ligatures w14:val="none"/>
+        </w:rPr>
+        <w:t>(</w:t>
+      </w:r>
+      <w:r>
+        <w:rPr>
+          <w:rFonts w:ascii="Consolas" w:eastAsia="Times New Roman" w:hAnsi="Consolas" w:cs="Times New Roman"/>
+          <w:color w:val="A31515"/>
+          <w:kern w:val="0"/>
+          <w:sz w:val="21"/>
+          <w:szCs w:val="21"/>
+          <w14:ligatures w14:val="none"/>
+        </w:rPr>
+        <w:t>'Must be a valid email address'</w:t>
+      </w:r>
+      <w:r>
+        <w:rPr>
+          <w:rFonts w:ascii="Consolas" w:eastAsia="Times New Roman" w:hAnsi="Consolas" w:cs="Times New Roman"/>
+          <w:color w:val="3B3B3B"/>
+          <w:kern w:val="0"/>
+          <w:sz w:val="21"/>
+          <w:szCs w:val="21"/>
+          <w14:ligatures w14:val="none"/>
+        </w:rPr>
+        <w:t>),</w:t>
+      </w:r>
+    </w:p>
+    <w:p>
+      <w:pPr>
+        <w:shd w:val="clear" w:color="auto" w:fill="FFFFFF"/>
+        <w:spacing w:after="0" w:line="285" w:lineRule="atLeast"/>
+        <w:rPr>
+          <w:rFonts w:ascii="Consolas" w:eastAsia="Times New Roman" w:hAnsi="Consolas" w:cs="Times New Roman"/>
+          <w:color w:val="3B3B3B"/>
+          <w:kern w:val="0"/>
+          <w:sz w:val="21"/>
+          <w:szCs w:val="21"/>
+          <w14:ligatures w14:val="none"/>
+        </w:rPr>
+      </w:pPr>
+      <w:r>
+        <w:rPr>
+          <w:rFonts w:ascii="Consolas" w:eastAsia="Times New Roman" w:hAnsi="Consolas" w:cs="Times New Roman"/>
+          <w:color w:val="3B3B3B"/>
+          <w:kern w:val="0"/>
+          <w:sz w:val="21"/>
+          <w:szCs w:val="21"/>
+          <w14:ligatures w14:val="none"/>
+        </w:rPr>
+        <w:t xml:space="preserve">  </w:t>
+      </w:r>
+    </w:p>
+    <w:p>
+      <w:pPr>
+        <w:shd w:val="clear" w:color="auto" w:fill="FFFFFF"/>
+        <w:spacing w:after="0" w:line="285" w:lineRule="atLeast"/>
+        <w:rPr>
+          <w:rFonts w:ascii="Consolas" w:eastAsia="Times New Roman" w:hAnsi="Consolas" w:cs="Times New Roman"/>
+          <w:color w:val="3B3B3B"/>
+          <w:kern w:val="0"/>
+          <w:sz w:val="21"/>
+          <w:szCs w:val="21"/>
+          <w14:ligatures w14:val="none"/>
+        </w:rPr>
+      </w:pPr>
+      <w:r>
+        <w:rPr>
+          <w:rFonts w:ascii="Consolas" w:eastAsia="Times New Roman" w:hAnsi="Consolas" w:cs="Times New Roman"/>
+          <w:color w:val="3B3B3B"/>
+          <w:kern w:val="0"/>
+          <w:sz w:val="21"/>
+          <w:szCs w:val="21"/>
+          <w14:ligatures w14:val="none"/>
+        </w:rPr>
+        <w:t xml:space="preserve">  </w:t>
+      </w:r>
+      <w:r>
+        <w:rPr>
+          <w:rFonts w:ascii="Consolas" w:eastAsia="Times New Roman" w:hAnsi="Consolas" w:cs="Times New Roman"/>
+          <w:color w:val="795E26"/>
+          <w:kern w:val="0"/>
+          <w:sz w:val="21"/>
+          <w:szCs w:val="21"/>
+          <w14:ligatures w14:val="none"/>
+        </w:rPr>
+        <w:t>body</w:t>
+      </w:r>
+      <w:r>
+        <w:rPr>
+          <w:rFonts w:ascii="Consolas" w:eastAsia="Times New Roman" w:hAnsi="Consolas" w:cs="Times New Roman"/>
+          <w:color w:val="3B3B3B"/>
+          <w:kern w:val="0"/>
+          <w:sz w:val="21"/>
+          <w:szCs w:val="21"/>
+          <w14:ligatures w14:val="none"/>
+        </w:rPr>
+        <w:t>(</w:t>
+      </w:r>
+      <w:r>
+        <w:rPr>
+          <w:rFonts w:ascii="Consolas" w:eastAsia="Times New Roman" w:hAnsi="Consolas" w:cs="Times New Roman"/>
+          <w:color w:val="A31515"/>
+          <w:kern w:val="0"/>
+          <w:sz w:val="21"/>
+          <w:szCs w:val="21"/>
+          <w14:ligatures w14:val="none"/>
+        </w:rPr>
+        <w:t>'password'</w:t>
+      </w:r>
+      <w:r>
+        <w:rPr>
+          <w:rFonts w:ascii="Consolas" w:eastAsia="Times New Roman" w:hAnsi="Consolas" w:cs="Times New Roman"/>
+          <w:color w:val="3B3B3B"/>
+          <w:kern w:val="0"/>
+          <w:sz w:val="21"/>
+          <w:szCs w:val="21"/>
+          <w14:ligatures w14:val="none"/>
+        </w:rPr>
+        <w:t>)</w:t>
+      </w:r>
+    </w:p>
+    <w:p>
+      <w:pPr>
+        <w:shd w:val="clear" w:color="auto" w:fill="FFFFFF"/>
+        <w:spacing w:after="0" w:line="285" w:lineRule="atLeast"/>
+        <w:rPr>
+          <w:rFonts w:ascii="Consolas" w:eastAsia="Times New Roman" w:hAnsi="Consolas" w:cs="Times New Roman"/>
+          <w:color w:val="3B3B3B"/>
+          <w:kern w:val="0"/>
+          <w:sz w:val="21"/>
+          <w:szCs w:val="21"/>
+          <w14:ligatures w14:val="none"/>
+        </w:rPr>
+      </w:pPr>
+      <w:r>
+        <w:rPr>
+          <w:rFonts w:ascii="Consolas" w:eastAsia="Times New Roman" w:hAnsi="Consolas" w:cs="Times New Roman"/>
+          <w:color w:val="3B3B3B"/>
+          <w:kern w:val="0"/>
+          <w:sz w:val="21"/>
+          <w:szCs w:val="21"/>
+          <w14:ligatures w14:val="none"/>
+        </w:rPr>
+        <w:t xml:space="preserve">    </w:t>
+      </w:r>
+      <w:proofErr w:type="gramStart"/>
+      <w:r>
+        <w:rPr>
+          <w:rFonts w:ascii="Consolas" w:eastAsia="Times New Roman" w:hAnsi="Consolas" w:cs="Times New Roman"/>
+          <w:color w:val="3B3B3B"/>
+          <w:kern w:val="0"/>
+          <w:sz w:val="21"/>
+          <w:szCs w:val="21"/>
+          <w14:ligatures w14:val="none"/>
+        </w:rPr>
+        <w:t>.</w:t>
+      </w:r>
+      <w:r>
+        <w:rPr>
+          <w:rFonts w:ascii="Consolas" w:eastAsia="Times New Roman" w:hAnsi="Consolas" w:cs="Times New Roman"/>
+          <w:color w:val="795E26"/>
+          <w:kern w:val="0"/>
+          <w:sz w:val="21"/>
+          <w:szCs w:val="21"/>
+          <w14:ligatures w14:val="none"/>
+        </w:rPr>
+        <w:t>isLength</w:t>
+      </w:r>
+      <w:r>
+        <w:rPr>
+          <w:rFonts w:ascii="Consolas" w:eastAsia="Times New Roman" w:hAnsi="Consolas" w:cs="Times New Roman"/>
+          <w:color w:val="3B3B3B"/>
+          <w:kern w:val="0"/>
+          <w:sz w:val="21"/>
+          <w:szCs w:val="21"/>
+          <w14:ligatures w14:val="none"/>
+        </w:rPr>
+        <w:t xml:space="preserve">({ </w:t>
+      </w:r>
+      <w:r>
+        <w:rPr>
+          <w:rFonts w:ascii="Consolas" w:eastAsia="Times New Roman" w:hAnsi="Consolas" w:cs="Times New Roman"/>
+          <w:color w:val="001080"/>
+          <w:kern w:val="0"/>
+          <w:sz w:val="21"/>
+          <w:szCs w:val="21"/>
+          <w14:ligatures w14:val="none"/>
+        </w:rPr>
+        <w:t>min</w:t>
+      </w:r>
+      <w:proofErr w:type="gramEnd"/>
+      <w:r>
+        <w:rPr>
+          <w:rFonts w:ascii="Consolas" w:eastAsia="Times New Roman" w:hAnsi="Consolas" w:cs="Times New Roman"/>
+          <w:color w:val="001080"/>
+          <w:kern w:val="0"/>
+          <w:sz w:val="21"/>
+          <w:szCs w:val="21"/>
+          <w14:ligatures w14:val="none"/>
+        </w:rPr>
+        <w:t>:</w:t>
+      </w:r>
+      <w:r>
+        <w:rPr>
+          <w:rFonts w:ascii="Consolas" w:eastAsia="Times New Roman" w:hAnsi="Consolas" w:cs="Times New Roman"/>
+          <w:color w:val="3B3B3B"/>
+          <w:kern w:val="0"/>
+          <w:sz w:val="21"/>
+          <w:szCs w:val="21"/>
+          <w14:ligatures w14:val="none"/>
+        </w:rPr>
+        <w:t xml:space="preserve"> </w:t>
+      </w:r>
+      <w:proofErr w:type="gramStart"/>
+      <w:r>
+        <w:rPr>
+          <w:rFonts w:ascii="Consolas" w:eastAsia="Times New Roman" w:hAnsi="Consolas" w:cs="Times New Roman"/>
+          <w:color w:val="098658"/>
+          <w:kern w:val="0"/>
+          <w:sz w:val="21"/>
+          <w:szCs w:val="21"/>
+          <w14:ligatures w14:val="none"/>
+        </w:rPr>
+        <w:t>8</w:t>
+      </w:r>
+      <w:r>
+        <w:rPr>
+          <w:rFonts w:ascii="Consolas" w:eastAsia="Times New Roman" w:hAnsi="Consolas" w:cs="Times New Roman"/>
+          <w:color w:val="3B3B3B"/>
+          <w:kern w:val="0"/>
+          <w:sz w:val="21"/>
+          <w:szCs w:val="21"/>
+          <w14:ligatures w14:val="none"/>
+        </w:rPr>
+        <w:t xml:space="preserve"> }</w:t>
+      </w:r>
+      <w:proofErr w:type="gramEnd"/>
+      <w:r>
+        <w:rPr>
+          <w:rFonts w:ascii="Consolas" w:eastAsia="Times New Roman" w:hAnsi="Consolas" w:cs="Times New Roman"/>
+          <w:color w:val="3B3B3B"/>
+          <w:kern w:val="0"/>
+          <w:sz w:val="21"/>
+          <w:szCs w:val="21"/>
+          <w14:ligatures w14:val="none"/>
+        </w:rPr>
+        <w:t>)</w:t>
+      </w:r>
+    </w:p>
+    <w:p>
+      <w:pPr>
+        <w:shd w:val="clear" w:color="auto" w:fill="FFFFFF"/>
+        <w:spacing w:after="0" w:line="285" w:lineRule="atLeast"/>
+        <w:rPr>
+          <w:rFonts w:ascii="Consolas" w:eastAsia="Times New Roman" w:hAnsi="Consolas" w:cs="Times New Roman"/>
+          <w:color w:val="3B3B3B"/>
+          <w:kern w:val="0"/>
+          <w:sz w:val="21"/>
+          <w:szCs w:val="21"/>
+          <w14:ligatures w14:val="none"/>
+        </w:rPr>
+      </w:pPr>
+      <w:r>
+        <w:rPr>
+          <w:rFonts w:ascii="Consolas" w:eastAsia="Times New Roman" w:hAnsi="Consolas" w:cs="Times New Roman"/>
+          <w:color w:val="3B3B3B"/>
+          <w:kern w:val="0"/>
+          <w:sz w:val="21"/>
+          <w:szCs w:val="21"/>
+          <w14:ligatures w14:val="none"/>
+        </w:rPr>
+        <w:t xml:space="preserve">    </w:t>
+      </w:r>
+      <w:proofErr w:type="gramStart"/>
+      <w:r>
+        <w:rPr>
+          <w:rFonts w:ascii="Consolas" w:eastAsia="Times New Roman" w:hAnsi="Consolas" w:cs="Times New Roman"/>
+          <w:color w:val="3B3B3B"/>
+          <w:kern w:val="0"/>
+          <w:sz w:val="21"/>
+          <w:szCs w:val="21"/>
+          <w14:ligatures w14:val="none"/>
+        </w:rPr>
+        <w:t>.</w:t>
+      </w:r>
+      <w:r>
+        <w:rPr>
+          <w:rFonts w:ascii="Consolas" w:eastAsia="Times New Roman" w:hAnsi="Consolas" w:cs="Times New Roman"/>
+          <w:color w:val="795E26"/>
+          <w:kern w:val="0"/>
+          <w:sz w:val="21"/>
+          <w:szCs w:val="21"/>
+          <w14:ligatures w14:val="none"/>
+        </w:rPr>
+        <w:t>withMessage</w:t>
+      </w:r>
+      <w:proofErr w:type="gramEnd"/>
+      <w:r>
+        <w:rPr>
+          <w:rFonts w:ascii="Consolas" w:eastAsia="Times New Roman" w:hAnsi="Consolas" w:cs="Times New Roman"/>
+          <w:color w:val="3B3B3B"/>
+          <w:kern w:val="0"/>
+          <w:sz w:val="21"/>
+          <w:szCs w:val="21"/>
+          <w14:ligatures w14:val="none"/>
+        </w:rPr>
+        <w:t>(</w:t>
+      </w:r>
+      <w:r>
+        <w:rPr>
+          <w:rFonts w:ascii="Consolas" w:eastAsia="Times New Roman" w:hAnsi="Consolas" w:cs="Times New Roman"/>
+          <w:color w:val="A31515"/>
+          <w:kern w:val="0"/>
+          <w:sz w:val="21"/>
+          <w:szCs w:val="21"/>
+          <w14:ligatures w14:val="none"/>
+        </w:rPr>
+        <w:t>'Password must be at least 8 characters long'</w:t>
+      </w:r>
+      <w:r>
+        <w:rPr>
+          <w:rFonts w:ascii="Consolas" w:eastAsia="Times New Roman" w:hAnsi="Consolas" w:cs="Times New Roman"/>
+          <w:color w:val="3B3B3B"/>
+          <w:kern w:val="0"/>
+          <w:sz w:val="21"/>
+          <w:szCs w:val="21"/>
+          <w14:ligatures w14:val="none"/>
+        </w:rPr>
+        <w:t>)</w:t>
+      </w:r>
+    </w:p>
+    <w:p>
+      <w:pPr>
+        <w:shd w:val="clear" w:color="auto" w:fill="FFFFFF"/>
+        <w:spacing w:after="0" w:line="285" w:lineRule="atLeast"/>
+        <w:rPr>
+          <w:rFonts w:ascii="Consolas" w:eastAsia="Times New Roman" w:hAnsi="Consolas" w:cs="Times New Roman"/>
+          <w:color w:val="3B3B3B"/>
+          <w:kern w:val="0"/>
+          <w:sz w:val="21"/>
+          <w:szCs w:val="21"/>
+          <w14:ligatures w14:val="none"/>
+        </w:rPr>
+      </w:pPr>
+      <w:r>
+        <w:rPr>
+          <w:rFonts w:ascii="Consolas" w:eastAsia="Times New Roman" w:hAnsi="Consolas" w:cs="Times New Roman"/>
+          <w:color w:val="3B3B3B"/>
+          <w:kern w:val="0"/>
+          <w:sz w:val="21"/>
+          <w:szCs w:val="21"/>
+          <w14:ligatures w14:val="none"/>
+        </w:rPr>
+        <w:t xml:space="preserve">    </w:t>
+      </w:r>
+      <w:proofErr w:type="gramStart"/>
+      <w:r>
+        <w:rPr>
+          <w:rFonts w:ascii="Consolas" w:eastAsia="Times New Roman" w:hAnsi="Consolas" w:cs="Times New Roman"/>
+          <w:color w:val="3B3B3B"/>
+          <w:kern w:val="0"/>
+          <w:sz w:val="21"/>
+          <w:szCs w:val="21"/>
+          <w14:ligatures w14:val="none"/>
+        </w:rPr>
+        <w:t>.</w:t>
+      </w:r>
+      <w:r>
+        <w:rPr>
+          <w:rFonts w:ascii="Consolas" w:eastAsia="Times New Roman" w:hAnsi="Consolas" w:cs="Times New Roman"/>
+          <w:color w:val="795E26"/>
+          <w:kern w:val="0"/>
+          <w:sz w:val="21"/>
+          <w:szCs w:val="21"/>
+          <w14:ligatures w14:val="none"/>
+        </w:rPr>
+        <w:t>matches</w:t>
+      </w:r>
+      <w:proofErr w:type="gramEnd"/>
+      <w:r>
+        <w:rPr>
+          <w:rFonts w:ascii="Consolas" w:eastAsia="Times New Roman" w:hAnsi="Consolas" w:cs="Times New Roman"/>
+          <w:color w:val="3B3B3B"/>
+          <w:kern w:val="0"/>
+          <w:sz w:val="21"/>
+          <w:szCs w:val="21"/>
+          <w14:ligatures w14:val="none"/>
+        </w:rPr>
+        <w:t>(</w:t>
+      </w:r>
+      <w:r>
+        <w:rPr>
+          <w:rFonts w:ascii="Consolas" w:eastAsia="Times New Roman" w:hAnsi="Consolas" w:cs="Times New Roman"/>
+          <w:color w:val="811F3F"/>
+          <w:kern w:val="0"/>
+          <w:sz w:val="21"/>
+          <w:szCs w:val="21"/>
+          <w14:ligatures w14:val="none"/>
+        </w:rPr>
+        <w:t>/\d/</w:t>
+      </w:r>
+      <w:r>
+        <w:rPr>
+          <w:rFonts w:ascii="Consolas" w:eastAsia="Times New Roman" w:hAnsi="Consolas" w:cs="Times New Roman"/>
+          <w:color w:val="3B3B3B"/>
+          <w:kern w:val="0"/>
+          <w:sz w:val="21"/>
+          <w:szCs w:val="21"/>
+          <w14:ligatures w14:val="none"/>
+        </w:rPr>
+        <w:t>)</w:t>
+      </w:r>
+    </w:p>
+    <w:p>
+      <w:pPr>
+        <w:shd w:val="clear" w:color="auto" w:fill="FFFFFF"/>
+        <w:spacing w:after="0" w:line="285" w:lineRule="atLeast"/>
+        <w:rPr>
+          <w:rFonts w:ascii="Consolas" w:eastAsia="Times New Roman" w:hAnsi="Consolas" w:cs="Times New Roman"/>
+          <w:color w:val="3B3B3B"/>
+          <w:kern w:val="0"/>
+          <w:sz w:val="21"/>
+          <w:szCs w:val="21"/>
+          <w14:ligatures w14:val="none"/>
+        </w:rPr>
+      </w:pPr>
+      <w:r>
+        <w:rPr>
+          <w:rFonts w:ascii="Consolas" w:eastAsia="Times New Roman" w:hAnsi="Consolas" w:cs="Times New Roman"/>
+          <w:color w:val="3B3B3B"/>
+          <w:kern w:val="0"/>
+          <w:sz w:val="21"/>
+          <w:szCs w:val="21"/>
+          <w14:ligatures w14:val="none"/>
+        </w:rPr>
+        <w:t xml:space="preserve">    </w:t>
+      </w:r>
+      <w:proofErr w:type="gramStart"/>
+      <w:r>
+        <w:rPr>
+          <w:rFonts w:ascii="Consolas" w:eastAsia="Times New Roman" w:hAnsi="Consolas" w:cs="Times New Roman"/>
+          <w:color w:val="3B3B3B"/>
+          <w:kern w:val="0"/>
+          <w:sz w:val="21"/>
+          <w:szCs w:val="21"/>
+          <w14:ligatures w14:val="none"/>
+        </w:rPr>
+        <w:t>.</w:t>
+      </w:r>
+      <w:r>
+        <w:rPr>
+          <w:rFonts w:ascii="Consolas" w:eastAsia="Times New Roman" w:hAnsi="Consolas" w:cs="Times New Roman"/>
+          <w:color w:val="795E26"/>
+          <w:kern w:val="0"/>
+          <w:sz w:val="21"/>
+          <w:szCs w:val="21"/>
+          <w14:ligatures w14:val="none"/>
+        </w:rPr>
+        <w:t>withMessage</w:t>
+      </w:r>
+      <w:proofErr w:type="gramEnd"/>
+      <w:r>
+        <w:rPr>
+          <w:rFonts w:ascii="Consolas" w:eastAsia="Times New Roman" w:hAnsi="Consolas" w:cs="Times New Roman"/>
+          <w:color w:val="3B3B3B"/>
+          <w:kern w:val="0"/>
+          <w:sz w:val="21"/>
+          <w:szCs w:val="21"/>
+          <w14:ligatures w14:val="none"/>
+        </w:rPr>
+        <w:t>(</w:t>
+      </w:r>
+      <w:r>
+        <w:rPr>
+          <w:rFonts w:ascii="Consolas" w:eastAsia="Times New Roman" w:hAnsi="Consolas" w:cs="Times New Roman"/>
+          <w:color w:val="A31515"/>
+          <w:kern w:val="0"/>
+          <w:sz w:val="21"/>
+          <w:szCs w:val="21"/>
+          <w14:ligatures w14:val="none"/>
+        </w:rPr>
+        <w:t>'Password must contain at least one number'</w:t>
+      </w:r>
+      <w:r>
+        <w:rPr>
+          <w:rFonts w:ascii="Consolas" w:eastAsia="Times New Roman" w:hAnsi="Consolas" w:cs="Times New Roman"/>
+          <w:color w:val="3B3B3B"/>
+          <w:kern w:val="0"/>
+          <w:sz w:val="21"/>
+          <w:szCs w:val="21"/>
+          <w14:ligatures w14:val="none"/>
+        </w:rPr>
+        <w:t>)</w:t>
+      </w:r>
+    </w:p>
+    <w:p>
+      <w:pPr>
+        <w:shd w:val="clear" w:color="auto" w:fill="FFFFFF"/>
+        <w:spacing w:after="0" w:line="285" w:lineRule="atLeast"/>
+        <w:rPr>
+          <w:rFonts w:ascii="Consolas" w:eastAsia="Times New Roman" w:hAnsi="Consolas" w:cs="Times New Roman"/>
+          <w:color w:val="3B3B3B"/>
+          <w:kern w:val="0"/>
+          <w:sz w:val="21"/>
+          <w:szCs w:val="21"/>
+          <w14:ligatures w14:val="none"/>
+        </w:rPr>
+      </w:pPr>
+      <w:r>
+        <w:rPr>
+          <w:rFonts w:ascii="Consolas" w:eastAsia="Times New Roman" w:hAnsi="Consolas" w:cs="Times New Roman"/>
+          <w:color w:val="3B3B3B"/>
+          <w:kern w:val="0"/>
+          <w:sz w:val="21"/>
+          <w:szCs w:val="21"/>
+          <w14:ligatures w14:val="none"/>
+        </w:rPr>
+        <w:t xml:space="preserve">    </w:t>
+      </w:r>
+      <w:proofErr w:type="gramStart"/>
+      <w:r>
+        <w:rPr>
+          <w:rFonts w:ascii="Consolas" w:eastAsia="Times New Roman" w:hAnsi="Consolas" w:cs="Times New Roman"/>
+          <w:color w:val="3B3B3B"/>
+          <w:kern w:val="0"/>
+          <w:sz w:val="21"/>
+          <w:szCs w:val="21"/>
+          <w14:ligatures w14:val="none"/>
+        </w:rPr>
+        <w:t>.</w:t>
+      </w:r>
+      <w:r>
+        <w:rPr>
+          <w:rFonts w:ascii="Consolas" w:eastAsia="Times New Roman" w:hAnsi="Consolas" w:cs="Times New Roman"/>
+          <w:color w:val="795E26"/>
+          <w:kern w:val="0"/>
+          <w:sz w:val="21"/>
+          <w:szCs w:val="21"/>
+          <w14:ligatures w14:val="none"/>
+        </w:rPr>
+        <w:t>matches</w:t>
+      </w:r>
+      <w:proofErr w:type="gramEnd"/>
+      <w:r>
+        <w:rPr>
+          <w:rFonts w:ascii="Consolas" w:eastAsia="Times New Roman" w:hAnsi="Consolas" w:cs="Times New Roman"/>
+          <w:color w:val="3B3B3B"/>
+          <w:kern w:val="0"/>
+          <w:sz w:val="21"/>
+          <w:szCs w:val="21"/>
+          <w14:ligatures w14:val="none"/>
+        </w:rPr>
+        <w:t>(</w:t>
+      </w:r>
+      <w:r>
+        <w:rPr>
+          <w:rFonts w:ascii="Consolas" w:eastAsia="Times New Roman" w:hAnsi="Consolas" w:cs="Times New Roman"/>
+          <w:color w:val="811F3F"/>
+          <w:kern w:val="0"/>
+          <w:sz w:val="21"/>
+          <w:szCs w:val="21"/>
+          <w14:ligatures w14:val="none"/>
+        </w:rPr>
+        <w:t>/</w:t>
+      </w:r>
+      <w:r>
+        <w:rPr>
+          <w:rFonts w:ascii="Consolas" w:eastAsia="Times New Roman" w:hAnsi="Consolas" w:cs="Times New Roman"/>
+          <w:color w:val="D16969"/>
+          <w:kern w:val="0"/>
+          <w:sz w:val="21"/>
+          <w:szCs w:val="21"/>
+          <w14:ligatures w14:val="none"/>
+        </w:rPr>
+        <w:t>[</w:t>
+      </w:r>
+      <w:r>
+        <w:rPr>
+          <w:rFonts w:ascii="Consolas" w:eastAsia="Times New Roman" w:hAnsi="Consolas" w:cs="Times New Roman"/>
+          <w:color w:val="811F3F"/>
+          <w:kern w:val="0"/>
+          <w:sz w:val="21"/>
+          <w:szCs w:val="21"/>
+          <w14:ligatures w14:val="none"/>
+        </w:rPr>
+        <w:t>A-Z</w:t>
+      </w:r>
+      <w:r>
+        <w:rPr>
+          <w:rFonts w:ascii="Consolas" w:eastAsia="Times New Roman" w:hAnsi="Consolas" w:cs="Times New Roman"/>
+          <w:color w:val="D16969"/>
+          <w:kern w:val="0"/>
+          <w:sz w:val="21"/>
+          <w:szCs w:val="21"/>
+          <w14:ligatures w14:val="none"/>
+        </w:rPr>
+        <w:t>]</w:t>
+      </w:r>
+      <w:r>
+        <w:rPr>
+          <w:rFonts w:ascii="Consolas" w:eastAsia="Times New Roman" w:hAnsi="Consolas" w:cs="Times New Roman"/>
+          <w:color w:val="811F3F"/>
+          <w:kern w:val="0"/>
+          <w:sz w:val="21"/>
+          <w:szCs w:val="21"/>
+          <w14:ligatures w14:val="none"/>
+        </w:rPr>
+        <w:t>/</w:t>
+      </w:r>
+      <w:r>
+        <w:rPr>
+          <w:rFonts w:ascii="Consolas" w:eastAsia="Times New Roman" w:hAnsi="Consolas" w:cs="Times New Roman"/>
+          <w:color w:val="3B3B3B"/>
+          <w:kern w:val="0"/>
+          <w:sz w:val="21"/>
+          <w:szCs w:val="21"/>
+          <w14:ligatures w14:val="none"/>
+        </w:rPr>
+        <w:t>)</w:t>
+      </w:r>
+    </w:p>
+    <w:p>
+      <w:pPr>
+        <w:shd w:val="clear" w:color="auto" w:fill="FFFFFF"/>
+        <w:spacing w:after="0" w:line="285" w:lineRule="atLeast"/>
+        <w:rPr>
+          <w:rFonts w:ascii="Consolas" w:eastAsia="Times New Roman" w:hAnsi="Consolas" w:cs="Times New Roman"/>
+          <w:color w:val="3B3B3B"/>
+          <w:kern w:val="0"/>
+          <w:sz w:val="21"/>
+          <w:szCs w:val="21"/>
+          <w14:ligatures w14:val="none"/>
+        </w:rPr>
+      </w:pPr>
+      <w:r>
+        <w:rPr>
+          <w:rFonts w:ascii="Consolas" w:eastAsia="Times New Roman" w:hAnsi="Consolas" w:cs="Times New Roman"/>
+          <w:color w:val="3B3B3B"/>
+          <w:kern w:val="0"/>
+          <w:sz w:val="21"/>
+          <w:szCs w:val="21"/>
+          <w14:ligatures w14:val="none"/>
+        </w:rPr>
+        <w:t xml:space="preserve">    </w:t>
+      </w:r>
+      <w:proofErr w:type="gramStart"/>
+      <w:r>
+        <w:rPr>
+          <w:rFonts w:ascii="Consolas" w:eastAsia="Times New Roman" w:hAnsi="Consolas" w:cs="Times New Roman"/>
+          <w:color w:val="3B3B3B"/>
+          <w:kern w:val="0"/>
+          <w:sz w:val="21"/>
+          <w:szCs w:val="21"/>
+          <w14:ligatures w14:val="none"/>
+        </w:rPr>
+        <w:t>.</w:t>
+      </w:r>
+      <w:r>
+        <w:rPr>
+          <w:rFonts w:ascii="Consolas" w:eastAsia="Times New Roman" w:hAnsi="Consolas" w:cs="Times New Roman"/>
+          <w:color w:val="795E26"/>
+          <w:kern w:val="0"/>
+          <w:sz w:val="21"/>
+          <w:szCs w:val="21"/>
+          <w14:ligatures w14:val="none"/>
+        </w:rPr>
+        <w:t>withMessage</w:t>
+      </w:r>
+      <w:proofErr w:type="gramEnd"/>
+      <w:r>
+        <w:rPr>
+          <w:rFonts w:ascii="Consolas" w:eastAsia="Times New Roman" w:hAnsi="Consolas" w:cs="Times New Roman"/>
+          <w:color w:val="3B3B3B"/>
+          <w:kern w:val="0"/>
+          <w:sz w:val="21"/>
+          <w:szCs w:val="21"/>
+          <w14:ligatures w14:val="none"/>
+        </w:rPr>
+        <w:t>(</w:t>
+      </w:r>
+      <w:r>
+        <w:rPr>
+          <w:rFonts w:ascii="Consolas" w:eastAsia="Times New Roman" w:hAnsi="Consolas" w:cs="Times New Roman"/>
+          <w:color w:val="A31515"/>
+          <w:kern w:val="0"/>
+          <w:sz w:val="21"/>
+          <w:szCs w:val="21"/>
+          <w14:ligatures w14:val="none"/>
+        </w:rPr>
+        <w:t>'Password must contain at least one uppercase letter'</w:t>
+      </w:r>
+      <w:r>
+        <w:rPr>
+          <w:rFonts w:ascii="Consolas" w:eastAsia="Times New Roman" w:hAnsi="Consolas" w:cs="Times New Roman"/>
+          <w:color w:val="3B3B3B"/>
+          <w:kern w:val="0"/>
+          <w:sz w:val="21"/>
+          <w:szCs w:val="21"/>
+          <w14:ligatures w14:val="none"/>
+        </w:rPr>
+        <w:t>),</w:t>
+      </w:r>
+    </w:p>
+    <w:p>
+      <w:pPr>
+        <w:shd w:val="clear" w:color="auto" w:fill="FFFFFF"/>
+        <w:spacing w:after="0" w:line="285" w:lineRule="atLeast"/>
+        <w:rPr>
+          <w:rFonts w:ascii="Consolas" w:eastAsia="Times New Roman" w:hAnsi="Consolas" w:cs="Times New Roman"/>
+          <w:color w:val="3B3B3B"/>
+          <w:kern w:val="0"/>
+          <w:sz w:val="21"/>
+          <w:szCs w:val="21"/>
+          <w14:ligatures w14:val="none"/>
+        </w:rPr>
+      </w:pPr>
+      <w:r>
+        <w:rPr>
+          <w:rFonts w:ascii="Consolas" w:eastAsia="Times New Roman" w:hAnsi="Consolas" w:cs="Times New Roman"/>
+          <w:color w:val="3B3B3B"/>
+          <w:kern w:val="0"/>
+          <w:sz w:val="21"/>
+          <w:szCs w:val="21"/>
+          <w14:ligatures w14:val="none"/>
+        </w:rPr>
+        <w:t xml:space="preserve">  </w:t>
+      </w:r>
+    </w:p>
+    <w:p>
+      <w:pPr>
+        <w:shd w:val="clear" w:color="auto" w:fill="FFFFFF"/>
+        <w:spacing w:after="0" w:line="285" w:lineRule="atLeast"/>
+        <w:rPr>
+          <w:rFonts w:ascii="Consolas" w:eastAsia="Times New Roman" w:hAnsi="Consolas" w:cs="Times New Roman"/>
+          <w:color w:val="3B3B3B"/>
+          <w:kern w:val="0"/>
+          <w:sz w:val="21"/>
+          <w:szCs w:val="21"/>
+          <w14:ligatures w14:val="none"/>
+        </w:rPr>
+      </w:pPr>
+      <w:r>
+        <w:rPr>
+          <w:rFonts w:ascii="Consolas" w:eastAsia="Times New Roman" w:hAnsi="Consolas" w:cs="Times New Roman"/>
+          <w:color w:val="3B3B3B"/>
+          <w:kern w:val="0"/>
+          <w:sz w:val="21"/>
+          <w:szCs w:val="21"/>
+          <w14:ligatures w14:val="none"/>
+        </w:rPr>
+        <w:t xml:space="preserve">  </w:t>
+      </w:r>
+      <w:r>
+        <w:rPr>
+          <w:rFonts w:ascii="Consolas" w:eastAsia="Times New Roman" w:hAnsi="Consolas" w:cs="Times New Roman"/>
+          <w:color w:val="795E26"/>
+          <w:kern w:val="0"/>
+          <w:sz w:val="21"/>
+          <w:szCs w:val="21"/>
+          <w14:ligatures w14:val="none"/>
+        </w:rPr>
+        <w:t>body</w:t>
+      </w:r>
+      <w:r>
+        <w:rPr>
+          <w:rFonts w:ascii="Consolas" w:eastAsia="Times New Roman" w:hAnsi="Consolas" w:cs="Times New Roman"/>
+          <w:color w:val="3B3B3B"/>
+          <w:kern w:val="0"/>
+          <w:sz w:val="21"/>
+          <w:szCs w:val="21"/>
+          <w14:ligatures w14:val="none"/>
+        </w:rPr>
+        <w:t>(</w:t>
+      </w:r>
+      <w:r>
+        <w:rPr>
+          <w:rFonts w:ascii="Consolas" w:eastAsia="Times New Roman" w:hAnsi="Consolas" w:cs="Times New Roman"/>
+          <w:color w:val="A31515"/>
+          <w:kern w:val="0"/>
+          <w:sz w:val="21"/>
+          <w:szCs w:val="21"/>
+          <w14:ligatures w14:val="none"/>
+        </w:rPr>
+        <w:t>'username'</w:t>
+      </w:r>
+      <w:r>
+        <w:rPr>
+          <w:rFonts w:ascii="Consolas" w:eastAsia="Times New Roman" w:hAnsi="Consolas" w:cs="Times New Roman"/>
+          <w:color w:val="3B3B3B"/>
+          <w:kern w:val="0"/>
+          <w:sz w:val="21"/>
+          <w:szCs w:val="21"/>
+          <w14:ligatures w14:val="none"/>
+        </w:rPr>
+        <w:t>)</w:t>
+      </w:r>
+    </w:p>
+    <w:p>
+      <w:pPr>
+        <w:shd w:val="clear" w:color="auto" w:fill="FFFFFF"/>
+        <w:spacing w:after="0" w:line="285" w:lineRule="atLeast"/>
+        <w:rPr>
+          <w:rFonts w:ascii="Consolas" w:eastAsia="Times New Roman" w:hAnsi="Consolas" w:cs="Times New Roman"/>
+          <w:color w:val="3B3B3B"/>
+          <w:kern w:val="0"/>
+          <w:sz w:val="21"/>
+          <w:szCs w:val="21"/>
+          <w14:ligatures w14:val="none"/>
+        </w:rPr>
+      </w:pPr>
+      <w:r>
+        <w:rPr>
+          <w:rFonts w:ascii="Consolas" w:eastAsia="Times New Roman" w:hAnsi="Consolas" w:cs="Times New Roman"/>
+          <w:color w:val="3B3B3B"/>
+          <w:kern w:val="0"/>
+          <w:sz w:val="21"/>
+          <w:szCs w:val="21"/>
+          <w14:ligatures w14:val="none"/>
+        </w:rPr>
+        <w:t xml:space="preserve">    </w:t>
+      </w:r>
+      <w:proofErr w:type="gramStart"/>
+      <w:r>
+        <w:rPr>
+          <w:rFonts w:ascii="Consolas" w:eastAsia="Times New Roman" w:hAnsi="Consolas" w:cs="Times New Roman"/>
+          <w:color w:val="3B3B3B"/>
+          <w:kern w:val="0"/>
+          <w:sz w:val="21"/>
+          <w:szCs w:val="21"/>
+          <w14:ligatures w14:val="none"/>
+        </w:rPr>
+        <w:t>.</w:t>
+      </w:r>
+      <w:r>
+        <w:rPr>
+          <w:rFonts w:ascii="Consolas" w:eastAsia="Times New Roman" w:hAnsi="Consolas" w:cs="Times New Roman"/>
+          <w:color w:val="795E26"/>
+          <w:kern w:val="0"/>
+          <w:sz w:val="21"/>
+          <w:szCs w:val="21"/>
+          <w14:ligatures w14:val="none"/>
+        </w:rPr>
+        <w:t>trim</w:t>
+      </w:r>
+      <w:proofErr w:type="gramEnd"/>
+      <w:r>
+        <w:rPr>
+          <w:rFonts w:ascii="Consolas" w:eastAsia="Times New Roman" w:hAnsi="Consolas" w:cs="Times New Roman"/>
+          <w:color w:val="3B3B3B"/>
+          <w:kern w:val="0"/>
+          <w:sz w:val="21"/>
+          <w:szCs w:val="21"/>
+          <w14:ligatures w14:val="none"/>
+        </w:rPr>
+        <w:t>()</w:t>
+      </w:r>
+    </w:p>
+    <w:p>
+      <w:pPr>
+        <w:shd w:val="clear" w:color="auto" w:fill="FFFFFF"/>
+        <w:spacing w:after="0" w:line="285" w:lineRule="atLeast"/>
+        <w:rPr>
+          <w:rFonts w:ascii="Consolas" w:eastAsia="Times New Roman" w:hAnsi="Consolas" w:cs="Times New Roman"/>
+          <w:color w:val="3B3B3B"/>
+          <w:kern w:val="0"/>
+          <w:sz w:val="21"/>
+          <w:szCs w:val="21"/>
+          <w14:ligatures w14:val="none"/>
+        </w:rPr>
+      </w:pPr>
+      <w:r>
+        <w:rPr>
+          <w:rFonts w:ascii="Consolas" w:eastAsia="Times New Roman" w:hAnsi="Consolas" w:cs="Times New Roman"/>
+          <w:color w:val="3B3B3B"/>
+          <w:kern w:val="0"/>
+          <w:sz w:val="21"/>
+          <w:szCs w:val="21"/>
+          <w14:ligatures w14:val="none"/>
+        </w:rPr>
+        <w:t xml:space="preserve">    </w:t>
+      </w:r>
+      <w:proofErr w:type="gramStart"/>
+      <w:r>
+        <w:rPr>
+          <w:rFonts w:ascii="Consolas" w:eastAsia="Times New Roman" w:hAnsi="Consolas" w:cs="Times New Roman"/>
+          <w:color w:val="3B3B3B"/>
+          <w:kern w:val="0"/>
+          <w:sz w:val="21"/>
+          <w:szCs w:val="21"/>
+          <w14:ligatures w14:val="none"/>
+        </w:rPr>
+        <w:t>.</w:t>
+      </w:r>
+      <w:r>
+        <w:rPr>
+          <w:rFonts w:ascii="Consolas" w:eastAsia="Times New Roman" w:hAnsi="Consolas" w:cs="Times New Roman"/>
+          <w:color w:val="795E26"/>
+          <w:kern w:val="0"/>
+          <w:sz w:val="21"/>
+          <w:szCs w:val="21"/>
+          <w14:ligatures w14:val="none"/>
+        </w:rPr>
+        <w:t>isLength</w:t>
+      </w:r>
+      <w:r>
+        <w:rPr>
+          <w:rFonts w:ascii="Consolas" w:eastAsia="Times New Roman" w:hAnsi="Consolas" w:cs="Times New Roman"/>
+          <w:color w:val="3B3B3B"/>
+          <w:kern w:val="0"/>
+          <w:sz w:val="21"/>
+          <w:szCs w:val="21"/>
+          <w14:ligatures w14:val="none"/>
+        </w:rPr>
+        <w:t xml:space="preserve">({ </w:t>
+      </w:r>
+      <w:r>
+        <w:rPr>
+          <w:rFonts w:ascii="Consolas" w:eastAsia="Times New Roman" w:hAnsi="Consolas" w:cs="Times New Roman"/>
+          <w:color w:val="001080"/>
+          <w:kern w:val="0"/>
+          <w:sz w:val="21"/>
+          <w:szCs w:val="21"/>
+          <w14:ligatures w14:val="none"/>
+        </w:rPr>
+        <w:t>min</w:t>
+      </w:r>
+      <w:proofErr w:type="gramEnd"/>
+      <w:r>
+        <w:rPr>
+          <w:rFonts w:ascii="Consolas" w:eastAsia="Times New Roman" w:hAnsi="Consolas" w:cs="Times New Roman"/>
+          <w:color w:val="001080"/>
+          <w:kern w:val="0"/>
+          <w:sz w:val="21"/>
+          <w:szCs w:val="21"/>
+          <w14:ligatures w14:val="none"/>
+        </w:rPr>
+        <w:t>:</w:t>
+      </w:r>
+      <w:r>
+        <w:rPr>
+          <w:rFonts w:ascii="Consolas" w:eastAsia="Times New Roman" w:hAnsi="Consolas" w:cs="Times New Roman"/>
+          <w:color w:val="3B3B3B"/>
+          <w:kern w:val="0"/>
+          <w:sz w:val="21"/>
+          <w:szCs w:val="21"/>
+          <w14:ligatures w14:val="none"/>
+        </w:rPr>
+        <w:t xml:space="preserve"> </w:t>
+      </w:r>
+      <w:r>
+        <w:rPr>
+          <w:rFonts w:ascii="Consolas" w:eastAsia="Times New Roman" w:hAnsi="Consolas" w:cs="Times New Roman"/>
+          <w:color w:val="098658"/>
+          <w:kern w:val="0"/>
+          <w:sz w:val="21"/>
+          <w:szCs w:val="21"/>
+          <w14:ligatures w14:val="none"/>
+        </w:rPr>
+        <w:t>3</w:t>
+      </w:r>
+      <w:r>
+        <w:rPr>
+          <w:rFonts w:ascii="Consolas" w:eastAsia="Times New Roman" w:hAnsi="Consolas" w:cs="Times New Roman"/>
+          <w:color w:val="3B3B3B"/>
+          <w:kern w:val="0"/>
+          <w:sz w:val="21"/>
+          <w:szCs w:val="21"/>
+          <w14:ligatures w14:val="none"/>
+        </w:rPr>
+        <w:t xml:space="preserve">, </w:t>
+      </w:r>
+      <w:r>
+        <w:rPr>
+          <w:rFonts w:ascii="Consolas" w:eastAsia="Times New Roman" w:hAnsi="Consolas" w:cs="Times New Roman"/>
+          <w:color w:val="001080"/>
+          <w:kern w:val="0"/>
+          <w:sz w:val="21"/>
+          <w:szCs w:val="21"/>
+          <w14:ligatures w14:val="none"/>
+        </w:rPr>
+        <w:t>max:</w:t>
+      </w:r>
+      <w:r>
+        <w:rPr>
+          <w:rFonts w:ascii="Consolas" w:eastAsia="Times New Roman" w:hAnsi="Consolas" w:cs="Times New Roman"/>
+          <w:color w:val="3B3B3B"/>
+          <w:kern w:val="0"/>
+          <w:sz w:val="21"/>
+          <w:szCs w:val="21"/>
+          <w14:ligatures w14:val="none"/>
+        </w:rPr>
+        <w:t xml:space="preserve"> </w:t>
+      </w:r>
+      <w:proofErr w:type="gramStart"/>
+      <w:r>
+        <w:rPr>
+          <w:rFonts w:ascii="Consolas" w:eastAsia="Times New Roman" w:hAnsi="Consolas" w:cs="Times New Roman"/>
+          <w:color w:val="098658"/>
+          <w:kern w:val="0"/>
+          <w:sz w:val="21"/>
+          <w:szCs w:val="21"/>
+          <w14:ligatures w14:val="none"/>
+        </w:rPr>
+        <w:t>20</w:t>
+      </w:r>
+      <w:r>
+        <w:rPr>
+          <w:rFonts w:ascii="Consolas" w:eastAsia="Times New Roman" w:hAnsi="Consolas" w:cs="Times New Roman"/>
+          <w:color w:val="3B3B3B"/>
+          <w:kern w:val="0"/>
+          <w:sz w:val="21"/>
+          <w:szCs w:val="21"/>
+          <w14:ligatures w14:val="none"/>
+        </w:rPr>
+        <w:t xml:space="preserve"> }</w:t>
+      </w:r>
+      <w:proofErr w:type="gramEnd"/>
+      <w:r>
+        <w:rPr>
+          <w:rFonts w:ascii="Consolas" w:eastAsia="Times New Roman" w:hAnsi="Consolas" w:cs="Times New Roman"/>
+          <w:color w:val="3B3B3B"/>
+          <w:kern w:val="0"/>
+          <w:sz w:val="21"/>
+          <w:szCs w:val="21"/>
+          <w14:ligatures w14:val="none"/>
+        </w:rPr>
+        <w:t>)</w:t>
+      </w:r>
+    </w:p>
+    <w:p>
+      <w:pPr>
+        <w:shd w:val="clear" w:color="auto" w:fill="FFFFFF"/>
+        <w:spacing w:after="0" w:line="285" w:lineRule="atLeast"/>
+        <w:rPr>
+          <w:rFonts w:ascii="Consolas" w:eastAsia="Times New Roman" w:hAnsi="Consolas" w:cs="Times New Roman"/>
+          <w:color w:val="3B3B3B"/>
+          <w:kern w:val="0"/>
+          <w:sz w:val="21"/>
+          <w:szCs w:val="21"/>
+          <w14:ligatures w14:val="none"/>
+        </w:rPr>
+      </w:pPr>
+      <w:r>
+        <w:rPr>
+          <w:rFonts w:ascii="Consolas" w:eastAsia="Times New Roman" w:hAnsi="Consolas" w:cs="Times New Roman"/>
+          <w:color w:val="3B3B3B"/>
+          <w:kern w:val="0"/>
+          <w:sz w:val="21"/>
+          <w:szCs w:val="21"/>
+          <w14:ligatures w14:val="none"/>
+        </w:rPr>
+        <w:t xml:space="preserve">    </w:t>
+      </w:r>
+      <w:proofErr w:type="gramStart"/>
+      <w:r>
+        <w:rPr>
+          <w:rFonts w:ascii="Consolas" w:eastAsia="Times New Roman" w:hAnsi="Consolas" w:cs="Times New Roman"/>
+          <w:color w:val="3B3B3B"/>
+          <w:kern w:val="0"/>
+          <w:sz w:val="21"/>
+          <w:szCs w:val="21"/>
+          <w14:ligatures w14:val="none"/>
+        </w:rPr>
+        <w:t>.</w:t>
+      </w:r>
+      <w:r>
+        <w:rPr>
+          <w:rFonts w:ascii="Consolas" w:eastAsia="Times New Roman" w:hAnsi="Consolas" w:cs="Times New Roman"/>
+          <w:color w:val="795E26"/>
+          <w:kern w:val="0"/>
+          <w:sz w:val="21"/>
+          <w:szCs w:val="21"/>
+          <w14:ligatures w14:val="none"/>
+        </w:rPr>
+        <w:t>withMessage</w:t>
+      </w:r>
+      <w:proofErr w:type="gramEnd"/>
+      <w:r>
+        <w:rPr>
+          <w:rFonts w:ascii="Consolas" w:eastAsia="Times New Roman" w:hAnsi="Consolas" w:cs="Times New Roman"/>
+          <w:color w:val="3B3B3B"/>
+          <w:kern w:val="0"/>
+          <w:sz w:val="21"/>
+          <w:szCs w:val="21"/>
+          <w14:ligatures w14:val="none"/>
+        </w:rPr>
+        <w:t>(</w:t>
+      </w:r>
+      <w:r>
+        <w:rPr>
+          <w:rFonts w:ascii="Consolas" w:eastAsia="Times New Roman" w:hAnsi="Consolas" w:cs="Times New Roman"/>
+          <w:color w:val="A31515"/>
+          <w:kern w:val="0"/>
+          <w:sz w:val="21"/>
+          <w:szCs w:val="21"/>
+          <w14:ligatures w14:val="none"/>
+        </w:rPr>
+        <w:t>'Username must be between 3 and 20 characters'</w:t>
+      </w:r>
+      <w:r>
+        <w:rPr>
+          <w:rFonts w:ascii="Consolas" w:eastAsia="Times New Roman" w:hAnsi="Consolas" w:cs="Times New Roman"/>
+          <w:color w:val="3B3B3B"/>
+          <w:kern w:val="0"/>
+          <w:sz w:val="21"/>
+          <w:szCs w:val="21"/>
+          <w14:ligatures w14:val="none"/>
+        </w:rPr>
+        <w:t>)</w:t>
+      </w:r>
+    </w:p>
+    <w:p>
+      <w:pPr>
+        <w:shd w:val="clear" w:color="auto" w:fill="FFFFFF"/>
+        <w:spacing w:after="0" w:line="285" w:lineRule="atLeast"/>
+        <w:rPr>
+          <w:rFonts w:ascii="Consolas" w:eastAsia="Times New Roman" w:hAnsi="Consolas" w:cs="Times New Roman"/>
+          <w:color w:val="3B3B3B"/>
+          <w:kern w:val="0"/>
+          <w:sz w:val="21"/>
+          <w:szCs w:val="21"/>
+          <w14:ligatures w14:val="none"/>
+        </w:rPr>
+      </w:pPr>
+      <w:r>
+        <w:rPr>
+          <w:rFonts w:ascii="Consolas" w:eastAsia="Times New Roman" w:hAnsi="Consolas" w:cs="Times New Roman"/>
+          <w:color w:val="3B3B3B"/>
+          <w:kern w:val="0"/>
+          <w:sz w:val="21"/>
+          <w:szCs w:val="21"/>
+          <w14:ligatures w14:val="none"/>
+        </w:rPr>
+        <w:t xml:space="preserve">    </w:t>
+      </w:r>
+      <w:proofErr w:type="gramStart"/>
+      <w:r>
+        <w:rPr>
+          <w:rFonts w:ascii="Consolas" w:eastAsia="Times New Roman" w:hAnsi="Consolas" w:cs="Times New Roman"/>
+          <w:color w:val="3B3B3B"/>
+          <w:kern w:val="0"/>
+          <w:sz w:val="21"/>
+          <w:szCs w:val="21"/>
+          <w14:ligatures w14:val="none"/>
+        </w:rPr>
+        <w:t>.</w:t>
+      </w:r>
+      <w:r>
+        <w:rPr>
+          <w:rFonts w:ascii="Consolas" w:eastAsia="Times New Roman" w:hAnsi="Consolas" w:cs="Times New Roman"/>
+          <w:color w:val="795E26"/>
+          <w:kern w:val="0"/>
+          <w:sz w:val="21"/>
+          <w:szCs w:val="21"/>
+          <w14:ligatures w14:val="none"/>
+        </w:rPr>
+        <w:t>matches</w:t>
+      </w:r>
+      <w:proofErr w:type="gramEnd"/>
+      <w:r>
+        <w:rPr>
+          <w:rFonts w:ascii="Consolas" w:eastAsia="Times New Roman" w:hAnsi="Consolas" w:cs="Times New Roman"/>
+          <w:color w:val="3B3B3B"/>
+          <w:kern w:val="0"/>
+          <w:sz w:val="21"/>
+          <w:szCs w:val="21"/>
+          <w14:ligatures w14:val="none"/>
+        </w:rPr>
+        <w:t>(</w:t>
+      </w:r>
+      <w:r>
+        <w:rPr>
+          <w:rFonts w:ascii="Consolas" w:eastAsia="Times New Roman" w:hAnsi="Consolas" w:cs="Times New Roman"/>
+          <w:color w:val="811F3F"/>
+          <w:kern w:val="0"/>
+          <w:sz w:val="21"/>
+          <w:szCs w:val="21"/>
+          <w14:ligatures w14:val="none"/>
+        </w:rPr>
+        <w:t>/</w:t>
+      </w:r>
+      <w:r>
+        <w:rPr>
+          <w:rFonts w:ascii="Consolas" w:eastAsia="Times New Roman" w:hAnsi="Consolas" w:cs="Times New Roman"/>
+          <w:color w:val="EE0000"/>
+          <w:kern w:val="0"/>
+          <w:sz w:val="21"/>
+          <w:szCs w:val="21"/>
+          <w14:ligatures w14:val="none"/>
+        </w:rPr>
+        <w:t>^</w:t>
+      </w:r>
+      <w:r>
+        <w:rPr>
+          <w:rFonts w:ascii="Consolas" w:eastAsia="Times New Roman" w:hAnsi="Consolas" w:cs="Times New Roman"/>
+          <w:color w:val="D16969"/>
+          <w:kern w:val="0"/>
+          <w:sz w:val="21"/>
+          <w:szCs w:val="21"/>
+          <w14:ligatures w14:val="none"/>
+        </w:rPr>
+        <w:t>[</w:t>
+      </w:r>
+      <w:r>
+        <w:rPr>
+          <w:rFonts w:ascii="Consolas" w:eastAsia="Times New Roman" w:hAnsi="Consolas" w:cs="Times New Roman"/>
+          <w:color w:val="811F3F"/>
+          <w:kern w:val="0"/>
+          <w:sz w:val="21"/>
+          <w:szCs w:val="21"/>
+          <w14:ligatures w14:val="none"/>
+        </w:rPr>
+        <w:t>a-zA-Z0-9</w:t>
+      </w:r>
+      <w:proofErr w:type="gramStart"/>
+      <w:r>
+        <w:rPr>
+          <w:rFonts w:ascii="Consolas" w:eastAsia="Times New Roman" w:hAnsi="Consolas" w:cs="Times New Roman"/>
+          <w:color w:val="811F3F"/>
+          <w:kern w:val="0"/>
+          <w:sz w:val="21"/>
+          <w:szCs w:val="21"/>
+          <w14:ligatures w14:val="none"/>
+        </w:rPr>
+        <w:t>_</w:t>
+      </w:r>
+      <w:r>
+        <w:rPr>
+          <w:rFonts w:ascii="Consolas" w:eastAsia="Times New Roman" w:hAnsi="Consolas" w:cs="Times New Roman"/>
+          <w:color w:val="D16969"/>
+          <w:kern w:val="0"/>
+          <w:sz w:val="21"/>
+          <w:szCs w:val="21"/>
+          <w14:ligatures w14:val="none"/>
+        </w:rPr>
+        <w:t>]</w:t>
+      </w:r>
+      <w:r>
+        <w:rPr>
+          <w:rFonts w:ascii="Consolas" w:eastAsia="Times New Roman" w:hAnsi="Consolas" w:cs="Times New Roman"/>
+          <w:color w:val="000000"/>
+          <w:kern w:val="0"/>
+          <w:sz w:val="21"/>
+          <w:szCs w:val="21"/>
+          <w14:ligatures w14:val="none"/>
+        </w:rPr>
+        <w:t>+</w:t>
+      </w:r>
+      <w:proofErr w:type="gramEnd"/>
+      <w:r>
+        <w:rPr>
+          <w:rFonts w:ascii="Consolas" w:eastAsia="Times New Roman" w:hAnsi="Consolas" w:cs="Times New Roman"/>
+          <w:color w:val="EE0000"/>
+          <w:kern w:val="0"/>
+          <w:sz w:val="21"/>
+          <w:szCs w:val="21"/>
+          <w14:ligatures w14:val="none"/>
+        </w:rPr>
+        <w:t>$</w:t>
+      </w:r>
+      <w:r>
+        <w:rPr>
+          <w:rFonts w:ascii="Consolas" w:eastAsia="Times New Roman" w:hAnsi="Consolas" w:cs="Times New Roman"/>
+          <w:color w:val="811F3F"/>
+          <w:kern w:val="0"/>
+          <w:sz w:val="21"/>
+          <w:szCs w:val="21"/>
+          <w14:ligatures w14:val="none"/>
+        </w:rPr>
+        <w:t>/</w:t>
+      </w:r>
+      <w:r>
+        <w:rPr>
+          <w:rFonts w:ascii="Consolas" w:eastAsia="Times New Roman" w:hAnsi="Consolas" w:cs="Times New Roman"/>
+          <w:color w:val="3B3B3B"/>
+          <w:kern w:val="0"/>
+          <w:sz w:val="21"/>
+          <w:szCs w:val="21"/>
+          <w14:ligatures w14:val="none"/>
+        </w:rPr>
+        <w:t>)</w:t>
+      </w:r>
+    </w:p>
+    <w:p>
+      <w:pPr>
+        <w:shd w:val="clear" w:color="auto" w:fill="FFFFFF"/>
+        <w:spacing w:after="0" w:line="285" w:lineRule="atLeast"/>
+        <w:rPr>
+          <w:rFonts w:ascii="Consolas" w:eastAsia="Times New Roman" w:hAnsi="Consolas" w:cs="Times New Roman"/>
+          <w:color w:val="3B3B3B"/>
+          <w:kern w:val="0"/>
+          <w:sz w:val="21"/>
+          <w:szCs w:val="21"/>
+          <w14:ligatures w14:val="none"/>
+        </w:rPr>
+      </w:pPr>
+      <w:r>
+        <w:rPr>
+          <w:rFonts w:ascii="Consolas" w:eastAsia="Times New Roman" w:hAnsi="Consolas" w:cs="Times New Roman"/>
+          <w:color w:val="3B3B3B"/>
+          <w:kern w:val="0"/>
+          <w:sz w:val="21"/>
+          <w:szCs w:val="21"/>
+          <w14:ligatures w14:val="none"/>
+        </w:rPr>
+        <w:t xml:space="preserve">    </w:t>
+      </w:r>
+      <w:proofErr w:type="gramStart"/>
+      <w:r>
+        <w:rPr>
+          <w:rFonts w:ascii="Consolas" w:eastAsia="Times New Roman" w:hAnsi="Consolas" w:cs="Times New Roman"/>
+          <w:color w:val="3B3B3B"/>
+          <w:kern w:val="0"/>
+          <w:sz w:val="21"/>
+          <w:szCs w:val="21"/>
+          <w14:ligatures w14:val="none"/>
+        </w:rPr>
+        <w:t>.</w:t>
+      </w:r>
+      <w:r>
+        <w:rPr>
+          <w:rFonts w:ascii="Consolas" w:eastAsia="Times New Roman" w:hAnsi="Consolas" w:cs="Times New Roman"/>
+          <w:color w:val="795E26"/>
+          <w:kern w:val="0"/>
+          <w:sz w:val="21"/>
+          <w:szCs w:val="21"/>
+          <w14:ligatures w14:val="none"/>
+        </w:rPr>
+        <w:t>withMessage</w:t>
+      </w:r>
+      <w:proofErr w:type="gramEnd"/>
+      <w:r>
+        <w:rPr>
+          <w:rFonts w:ascii="Consolas" w:eastAsia="Times New Roman" w:hAnsi="Consolas" w:cs="Times New Roman"/>
+          <w:color w:val="3B3B3B"/>
+          <w:kern w:val="0"/>
+          <w:sz w:val="21"/>
+          <w:szCs w:val="21"/>
+          <w14:ligatures w14:val="none"/>
+        </w:rPr>
+        <w:t>(</w:t>
+      </w:r>
+      <w:r>
+        <w:rPr>
+          <w:rFonts w:ascii="Consolas" w:eastAsia="Times New Roman" w:hAnsi="Consolas" w:cs="Times New Roman"/>
+          <w:color w:val="A31515"/>
+          <w:kern w:val="0"/>
+          <w:sz w:val="21"/>
+          <w:szCs w:val="21"/>
+          <w14:ligatures w14:val="none"/>
+        </w:rPr>
+        <w:t>'Username can only contain letters, numbers, and underscores'</w:t>
+      </w:r>
+      <w:r>
+        <w:rPr>
+          <w:rFonts w:ascii="Consolas" w:eastAsia="Times New Roman" w:hAnsi="Consolas" w:cs="Times New Roman"/>
+          <w:color w:val="3B3B3B"/>
+          <w:kern w:val="0"/>
+          <w:sz w:val="21"/>
+          <w:szCs w:val="21"/>
+          <w14:ligatures w14:val="none"/>
+        </w:rPr>
+        <w:t>),</w:t>
+      </w:r>
+    </w:p>
+    <w:p>
+      <w:pPr>
+        <w:shd w:val="clear" w:color="auto" w:fill="FFFFFF"/>
+        <w:spacing w:after="0" w:line="285" w:lineRule="atLeast"/>
+        <w:rPr>
+          <w:rFonts w:ascii="Consolas" w:eastAsia="Times New Roman" w:hAnsi="Consolas" w:cs="Times New Roman"/>
+          <w:color w:val="3B3B3B"/>
+          <w:kern w:val="0"/>
+          <w:sz w:val="21"/>
+          <w:szCs w:val="21"/>
+          <w14:ligatures w14:val="none"/>
+        </w:rPr>
+      </w:pPr>
+      <w:r>
+        <w:rPr>
+          <w:rFonts w:ascii="Consolas" w:eastAsia="Times New Roman" w:hAnsi="Consolas" w:cs="Times New Roman"/>
+          <w:color w:val="3B3B3B"/>
+          <w:kern w:val="0"/>
+          <w:sz w:val="21"/>
+          <w:szCs w:val="21"/>
+          <w14:ligatures w14:val="none"/>
+        </w:rPr>
+        <w:t xml:space="preserve">  </w:t>
+      </w:r>
+    </w:p>
+    <w:p>
+      <w:pPr>
+        <w:shd w:val="clear" w:color="auto" w:fill="FFFFFF"/>
+        <w:spacing w:after="0" w:line="285" w:lineRule="atLeast"/>
+        <w:rPr>
+          <w:rFonts w:ascii="Consolas" w:eastAsia="Times New Roman" w:hAnsi="Consolas" w:cs="Times New Roman"/>
+          <w:color w:val="3B3B3B"/>
+          <w:kern w:val="0"/>
+          <w:sz w:val="21"/>
+          <w:szCs w:val="21"/>
+          <w14:ligatures w14:val="none"/>
+        </w:rPr>
+      </w:pPr>
+      <w:r>
+        <w:rPr>
+          <w:rFonts w:ascii="Consolas" w:eastAsia="Times New Roman" w:hAnsi="Consolas" w:cs="Times New Roman"/>
+          <w:color w:val="3B3B3B"/>
+          <w:kern w:val="0"/>
+          <w:sz w:val="21"/>
+          <w:szCs w:val="21"/>
+          <w14:ligatures w14:val="none"/>
+        </w:rPr>
+        <w:t xml:space="preserve">  </w:t>
+      </w:r>
+      <w:r>
+        <w:rPr>
+          <w:rFonts w:ascii="Consolas" w:eastAsia="Times New Roman" w:hAnsi="Consolas" w:cs="Times New Roman"/>
+          <w:color w:val="795E26"/>
+          <w:kern w:val="0"/>
+          <w:sz w:val="21"/>
+          <w:szCs w:val="21"/>
+          <w14:ligatures w14:val="none"/>
+        </w:rPr>
+        <w:t>body</w:t>
+      </w:r>
+      <w:r>
+        <w:rPr>
+          <w:rFonts w:ascii="Consolas" w:eastAsia="Times New Roman" w:hAnsi="Consolas" w:cs="Times New Roman"/>
+          <w:color w:val="3B3B3B"/>
+          <w:kern w:val="0"/>
+          <w:sz w:val="21"/>
+          <w:szCs w:val="21"/>
+          <w14:ligatures w14:val="none"/>
+        </w:rPr>
+        <w:t>(</w:t>
+      </w:r>
+      <w:r>
+        <w:rPr>
+          <w:rFonts w:ascii="Consolas" w:eastAsia="Times New Roman" w:hAnsi="Consolas" w:cs="Times New Roman"/>
+          <w:color w:val="A31515"/>
+          <w:kern w:val="0"/>
+          <w:sz w:val="21"/>
+          <w:szCs w:val="21"/>
+          <w14:ligatures w14:val="none"/>
+        </w:rPr>
+        <w:t>'age'</w:t>
+      </w:r>
+      <w:r>
+        <w:rPr>
+          <w:rFonts w:ascii="Consolas" w:eastAsia="Times New Roman" w:hAnsi="Consolas" w:cs="Times New Roman"/>
+          <w:color w:val="3B3B3B"/>
+          <w:kern w:val="0"/>
+          <w:sz w:val="21"/>
+          <w:szCs w:val="21"/>
+          <w14:ligatures w14:val="none"/>
+        </w:rPr>
+        <w:t>)</w:t>
+      </w:r>
+    </w:p>
+    <w:p>
+      <w:pPr>
+        <w:shd w:val="clear" w:color="auto" w:fill="FFFFFF"/>
+        <w:spacing w:after="0" w:line="285" w:lineRule="atLeast"/>
+        <w:rPr>
+          <w:rFonts w:ascii="Consolas" w:eastAsia="Times New Roman" w:hAnsi="Consolas" w:cs="Times New Roman"/>
+          <w:color w:val="3B3B3B"/>
+          <w:kern w:val="0"/>
+          <w:sz w:val="21"/>
+          <w:szCs w:val="21"/>
+          <w14:ligatures w14:val="none"/>
+        </w:rPr>
+      </w:pPr>
+      <w:r>
+        <w:rPr>
+          <w:rFonts w:ascii="Consolas" w:eastAsia="Times New Roman" w:hAnsi="Consolas" w:cs="Times New Roman"/>
+          <w:color w:val="3B3B3B"/>
+          <w:kern w:val="0"/>
+          <w:sz w:val="21"/>
+          <w:szCs w:val="21"/>
+          <w14:ligatures w14:val="none"/>
+        </w:rPr>
+        <w:t xml:space="preserve">    </w:t>
+      </w:r>
+      <w:proofErr w:type="gramStart"/>
+      <w:r>
+        <w:rPr>
+          <w:rFonts w:ascii="Consolas" w:eastAsia="Times New Roman" w:hAnsi="Consolas" w:cs="Times New Roman"/>
+          <w:color w:val="3B3B3B"/>
+          <w:kern w:val="0"/>
+          <w:sz w:val="21"/>
+          <w:szCs w:val="21"/>
+          <w14:ligatures w14:val="none"/>
+        </w:rPr>
+        <w:t>.</w:t>
+      </w:r>
+      <w:r>
+        <w:rPr>
+          <w:rFonts w:ascii="Consolas" w:eastAsia="Times New Roman" w:hAnsi="Consolas" w:cs="Times New Roman"/>
+          <w:color w:val="795E26"/>
+          <w:kern w:val="0"/>
+          <w:sz w:val="21"/>
+          <w:szCs w:val="21"/>
+          <w14:ligatures w14:val="none"/>
+        </w:rPr>
+        <w:t>optional</w:t>
+      </w:r>
+      <w:proofErr w:type="gramEnd"/>
+      <w:r>
+        <w:rPr>
+          <w:rFonts w:ascii="Consolas" w:eastAsia="Times New Roman" w:hAnsi="Consolas" w:cs="Times New Roman"/>
+          <w:color w:val="3B3B3B"/>
+          <w:kern w:val="0"/>
+          <w:sz w:val="21"/>
+          <w:szCs w:val="21"/>
+          <w14:ligatures w14:val="none"/>
+        </w:rPr>
+        <w:t>()</w:t>
+      </w:r>
+    </w:p>
+    <w:p>
+      <w:pPr>
+        <w:shd w:val="clear" w:color="auto" w:fill="FFFFFF"/>
+        <w:spacing w:after="0" w:line="285" w:lineRule="atLeast"/>
+        <w:rPr>
+          <w:rFonts w:ascii="Consolas" w:eastAsia="Times New Roman" w:hAnsi="Consolas" w:cs="Times New Roman"/>
+          <w:color w:val="3B3B3B"/>
+          <w:kern w:val="0"/>
+          <w:sz w:val="21"/>
+          <w:szCs w:val="21"/>
+          <w14:ligatures w14:val="none"/>
+        </w:rPr>
+      </w:pPr>
+      <w:r>
+        <w:rPr>
+          <w:rFonts w:ascii="Consolas" w:eastAsia="Times New Roman" w:hAnsi="Consolas" w:cs="Times New Roman"/>
+          <w:color w:val="3B3B3B"/>
+          <w:kern w:val="0"/>
+          <w:sz w:val="21"/>
+          <w:szCs w:val="21"/>
+          <w14:ligatures w14:val="none"/>
+        </w:rPr>
+        <w:t xml:space="preserve">    </w:t>
+      </w:r>
+      <w:proofErr w:type="gramStart"/>
+      <w:r>
+        <w:rPr>
+          <w:rFonts w:ascii="Consolas" w:eastAsia="Times New Roman" w:hAnsi="Consolas" w:cs="Times New Roman"/>
+          <w:color w:val="3B3B3B"/>
+          <w:kern w:val="0"/>
+          <w:sz w:val="21"/>
+          <w:szCs w:val="21"/>
+          <w14:ligatures w14:val="none"/>
+        </w:rPr>
+        <w:t>.</w:t>
+      </w:r>
+      <w:r>
+        <w:rPr>
+          <w:rFonts w:ascii="Consolas" w:eastAsia="Times New Roman" w:hAnsi="Consolas" w:cs="Times New Roman"/>
+          <w:color w:val="795E26"/>
+          <w:kern w:val="0"/>
+          <w:sz w:val="21"/>
+          <w:szCs w:val="21"/>
+          <w14:ligatures w14:val="none"/>
+        </w:rPr>
+        <w:t>isInt</w:t>
+      </w:r>
+      <w:r>
+        <w:rPr>
+          <w:rFonts w:ascii="Consolas" w:eastAsia="Times New Roman" w:hAnsi="Consolas" w:cs="Times New Roman"/>
+          <w:color w:val="3B3B3B"/>
+          <w:kern w:val="0"/>
+          <w:sz w:val="21"/>
+          <w:szCs w:val="21"/>
+          <w14:ligatures w14:val="none"/>
+        </w:rPr>
+        <w:t xml:space="preserve">({ </w:t>
+      </w:r>
+      <w:r>
+        <w:rPr>
+          <w:rFonts w:ascii="Consolas" w:eastAsia="Times New Roman" w:hAnsi="Consolas" w:cs="Times New Roman"/>
+          <w:color w:val="001080"/>
+          <w:kern w:val="0"/>
+          <w:sz w:val="21"/>
+          <w:szCs w:val="21"/>
+          <w14:ligatures w14:val="none"/>
+        </w:rPr>
+        <w:t>min</w:t>
+      </w:r>
+      <w:proofErr w:type="gramEnd"/>
+      <w:r>
+        <w:rPr>
+          <w:rFonts w:ascii="Consolas" w:eastAsia="Times New Roman" w:hAnsi="Consolas" w:cs="Times New Roman"/>
+          <w:color w:val="001080"/>
+          <w:kern w:val="0"/>
+          <w:sz w:val="21"/>
+          <w:szCs w:val="21"/>
+          <w14:ligatures w14:val="none"/>
+        </w:rPr>
+        <w:t>:</w:t>
+      </w:r>
+      <w:r>
+        <w:rPr>
+          <w:rFonts w:ascii="Consolas" w:eastAsia="Times New Roman" w:hAnsi="Consolas" w:cs="Times New Roman"/>
+          <w:color w:val="3B3B3B"/>
+          <w:kern w:val="0"/>
+          <w:sz w:val="21"/>
+          <w:szCs w:val="21"/>
+          <w14:ligatures w14:val="none"/>
+        </w:rPr>
+        <w:t xml:space="preserve"> </w:t>
+      </w:r>
+      <w:r>
+        <w:rPr>
+          <w:rFonts w:ascii="Consolas" w:eastAsia="Times New Roman" w:hAnsi="Consolas" w:cs="Times New Roman"/>
+          <w:color w:val="098658"/>
+          <w:kern w:val="0"/>
+          <w:sz w:val="21"/>
+          <w:szCs w:val="21"/>
+          <w14:ligatures w14:val="none"/>
+        </w:rPr>
+        <w:t>13</w:t>
+      </w:r>
+      <w:r>
+        <w:rPr>
+          <w:rFonts w:ascii="Consolas" w:eastAsia="Times New Roman" w:hAnsi="Consolas" w:cs="Times New Roman"/>
+          <w:color w:val="3B3B3B"/>
+          <w:kern w:val="0"/>
+          <w:sz w:val="21"/>
+          <w:szCs w:val="21"/>
+          <w14:ligatures w14:val="none"/>
+        </w:rPr>
+        <w:t xml:space="preserve">, </w:t>
+      </w:r>
+      <w:r>
+        <w:rPr>
+          <w:rFonts w:ascii="Consolas" w:eastAsia="Times New Roman" w:hAnsi="Consolas" w:cs="Times New Roman"/>
+          <w:color w:val="001080"/>
+          <w:kern w:val="0"/>
+          <w:sz w:val="21"/>
+          <w:szCs w:val="21"/>
+          <w14:ligatures w14:val="none"/>
+        </w:rPr>
+        <w:t>max:</w:t>
+      </w:r>
+      <w:r>
+        <w:rPr>
+          <w:rFonts w:ascii="Consolas" w:eastAsia="Times New Roman" w:hAnsi="Consolas" w:cs="Times New Roman"/>
+          <w:color w:val="3B3B3B"/>
+          <w:kern w:val="0"/>
+          <w:sz w:val="21"/>
+          <w:szCs w:val="21"/>
+          <w14:ligatures w14:val="none"/>
+        </w:rPr>
+        <w:t xml:space="preserve"> </w:t>
+      </w:r>
+      <w:proofErr w:type="gramStart"/>
+      <w:r>
+        <w:rPr>
+          <w:rFonts w:ascii="Consolas" w:eastAsia="Times New Roman" w:hAnsi="Consolas" w:cs="Times New Roman"/>
+          <w:color w:val="098658"/>
+          <w:kern w:val="0"/>
+          <w:sz w:val="21"/>
+          <w:szCs w:val="21"/>
+          <w14:ligatures w14:val="none"/>
+        </w:rPr>
+        <w:t>120</w:t>
+      </w:r>
+      <w:r>
+        <w:rPr>
+          <w:rFonts w:ascii="Consolas" w:eastAsia="Times New Roman" w:hAnsi="Consolas" w:cs="Times New Roman"/>
+          <w:color w:val="3B3B3B"/>
+          <w:kern w:val="0"/>
+          <w:sz w:val="21"/>
+          <w:szCs w:val="21"/>
+          <w14:ligatures w14:val="none"/>
+        </w:rPr>
+        <w:t xml:space="preserve"> }</w:t>
+      </w:r>
+      <w:proofErr w:type="gramEnd"/>
+      <w:r>
+        <w:rPr>
+          <w:rFonts w:ascii="Consolas" w:eastAsia="Times New Roman" w:hAnsi="Consolas" w:cs="Times New Roman"/>
+          <w:color w:val="3B3B3B"/>
+          <w:kern w:val="0"/>
+          <w:sz w:val="21"/>
+          <w:szCs w:val="21"/>
+          <w14:ligatures w14:val="none"/>
+        </w:rPr>
+        <w:t>)</w:t>
+      </w:r>
+    </w:p>
+    <w:p>
+      <w:pPr>
+        <w:shd w:val="clear" w:color="auto" w:fill="FFFFFF"/>
+        <w:spacing w:after="0" w:line="285" w:lineRule="atLeast"/>
+        <w:rPr>
+          <w:rFonts w:ascii="Consolas" w:eastAsia="Times New Roman" w:hAnsi="Consolas" w:cs="Times New Roman"/>
+          <w:color w:val="3B3B3B"/>
+          <w:kern w:val="0"/>
+          <w:sz w:val="21"/>
+          <w:szCs w:val="21"/>
+          <w14:ligatures w14:val="none"/>
+        </w:rPr>
+      </w:pPr>
+      <w:r>
+        <w:rPr>
+          <w:rFonts w:ascii="Consolas" w:eastAsia="Times New Roman" w:hAnsi="Consolas" w:cs="Times New Roman"/>
+          <w:color w:val="3B3B3B"/>
+          <w:kern w:val="0"/>
+          <w:sz w:val="21"/>
+          <w:szCs w:val="21"/>
+          <w14:ligatures w14:val="none"/>
+        </w:rPr>
+        <w:t xml:space="preserve">    </w:t>
+      </w:r>
+      <w:proofErr w:type="gramStart"/>
+      <w:r>
+        <w:rPr>
+          <w:rFonts w:ascii="Consolas" w:eastAsia="Times New Roman" w:hAnsi="Consolas" w:cs="Times New Roman"/>
+          <w:color w:val="3B3B3B"/>
+          <w:kern w:val="0"/>
+          <w:sz w:val="21"/>
+          <w:szCs w:val="21"/>
+          <w14:ligatures w14:val="none"/>
+        </w:rPr>
+        <w:t>.</w:t>
+      </w:r>
+      <w:r>
+        <w:rPr>
+          <w:rFonts w:ascii="Consolas" w:eastAsia="Times New Roman" w:hAnsi="Consolas" w:cs="Times New Roman"/>
+          <w:color w:val="795E26"/>
+          <w:kern w:val="0"/>
+          <w:sz w:val="21"/>
+          <w:szCs w:val="21"/>
+          <w14:ligatures w14:val="none"/>
+        </w:rPr>
+        <w:t>withMessage</w:t>
+      </w:r>
+      <w:proofErr w:type="gramEnd"/>
+      <w:r>
+        <w:rPr>
+          <w:rFonts w:ascii="Consolas" w:eastAsia="Times New Roman" w:hAnsi="Consolas" w:cs="Times New Roman"/>
+          <w:color w:val="3B3B3B"/>
+          <w:kern w:val="0"/>
+          <w:sz w:val="21"/>
+          <w:szCs w:val="21"/>
+          <w14:ligatures w14:val="none"/>
+        </w:rPr>
+        <w:t>(</w:t>
+      </w:r>
+      <w:r>
+        <w:rPr>
+          <w:rFonts w:ascii="Consolas" w:eastAsia="Times New Roman" w:hAnsi="Consolas" w:cs="Times New Roman"/>
+          <w:color w:val="A31515"/>
+          <w:kern w:val="0"/>
+          <w:sz w:val="21"/>
+          <w:szCs w:val="21"/>
+          <w14:ligatures w14:val="none"/>
+        </w:rPr>
+        <w:t>'Age must be between 13 and 120'</w:t>
+      </w:r>
+      <w:r>
+        <w:rPr>
+          <w:rFonts w:ascii="Consolas" w:eastAsia="Times New Roman" w:hAnsi="Consolas" w:cs="Times New Roman"/>
+          <w:color w:val="3B3B3B"/>
+          <w:kern w:val="0"/>
+          <w:sz w:val="21"/>
+          <w:szCs w:val="21"/>
+          <w14:ligatures w14:val="none"/>
+        </w:rPr>
+        <w:t>),</w:t>
+      </w:r>
+    </w:p>
+    <w:p>
+      <w:pPr>
+        <w:shd w:val="clear" w:color="auto" w:fill="FFFFFF"/>
+        <w:spacing w:after="0" w:line="285" w:lineRule="atLeast"/>
+        <w:rPr>
+          <w:rFonts w:ascii="Consolas" w:eastAsia="Times New Roman" w:hAnsi="Consolas" w:cs="Times New Roman"/>
+          <w:color w:val="3B3B3B"/>
+          <w:kern w:val="0"/>
+          <w:sz w:val="21"/>
+          <w:szCs w:val="21"/>
+          <w14:ligatures w14:val="none"/>
+        </w:rPr>
+      </w:pPr>
+      <w:r>
+        <w:rPr>
+          <w:rFonts w:ascii="Consolas" w:eastAsia="Times New Roman" w:hAnsi="Consolas" w:cs="Times New Roman"/>
+          <w:color w:val="3B3B3B"/>
+          <w:kern w:val="0"/>
+          <w:sz w:val="21"/>
+          <w:szCs w:val="21"/>
+          <w14:ligatures w14:val="none"/>
+        </w:rPr>
+        <w:t xml:space="preserve">  </w:t>
+      </w:r>
+    </w:p>
+    <w:p>
+      <w:pPr>
+        <w:shd w:val="clear" w:color="auto" w:fill="FFFFFF"/>
+        <w:spacing w:after="0" w:line="285" w:lineRule="atLeast"/>
+        <w:rPr>
+          <w:rFonts w:ascii="Consolas" w:eastAsia="Times New Roman" w:hAnsi="Consolas" w:cs="Times New Roman"/>
+          <w:color w:val="3B3B3B"/>
+          <w:kern w:val="0"/>
+          <w:sz w:val="21"/>
+          <w:szCs w:val="21"/>
+          <w14:ligatures w14:val="none"/>
+        </w:rPr>
+      </w:pPr>
+      <w:r>
+        <w:rPr>
+          <w:rFonts w:ascii="Consolas" w:eastAsia="Times New Roman" w:hAnsi="Consolas" w:cs="Times New Roman"/>
+          <w:color w:val="3B3B3B"/>
+          <w:kern w:val="0"/>
+          <w:sz w:val="21"/>
+          <w:szCs w:val="21"/>
+          <w14:ligatures w14:val="none"/>
+        </w:rPr>
+        <w:t xml:space="preserve">  </w:t>
+      </w:r>
+      <w:r>
+        <w:rPr>
+          <w:rFonts w:ascii="Consolas" w:eastAsia="Times New Roman" w:hAnsi="Consolas" w:cs="Times New Roman"/>
+          <w:color w:val="795E26"/>
+          <w:kern w:val="0"/>
+          <w:sz w:val="21"/>
+          <w:szCs w:val="21"/>
+          <w14:ligatures w14:val="none"/>
+        </w:rPr>
+        <w:t>body</w:t>
+      </w:r>
+      <w:r>
+        <w:rPr>
+          <w:rFonts w:ascii="Consolas" w:eastAsia="Times New Roman" w:hAnsi="Consolas" w:cs="Times New Roman"/>
+          <w:color w:val="3B3B3B"/>
+          <w:kern w:val="0"/>
+          <w:sz w:val="21"/>
+          <w:szCs w:val="21"/>
+          <w14:ligatures w14:val="none"/>
+        </w:rPr>
+        <w:t>(</w:t>
+      </w:r>
+      <w:r>
+        <w:rPr>
+          <w:rFonts w:ascii="Consolas" w:eastAsia="Times New Roman" w:hAnsi="Consolas" w:cs="Times New Roman"/>
+          <w:color w:val="A31515"/>
+          <w:kern w:val="0"/>
+          <w:sz w:val="21"/>
+          <w:szCs w:val="21"/>
+          <w14:ligatures w14:val="none"/>
+        </w:rPr>
+        <w:t>'newsletter'</w:t>
+      </w:r>
+      <w:r>
+        <w:rPr>
+          <w:rFonts w:ascii="Consolas" w:eastAsia="Times New Roman" w:hAnsi="Consolas" w:cs="Times New Roman"/>
+          <w:color w:val="3B3B3B"/>
+          <w:kern w:val="0"/>
+          <w:sz w:val="21"/>
+          <w:szCs w:val="21"/>
+          <w14:ligatures w14:val="none"/>
+        </w:rPr>
+        <w:t>)</w:t>
+      </w:r>
+    </w:p>
+    <w:p>
+      <w:pPr>
+        <w:shd w:val="clear" w:color="auto" w:fill="FFFFFF"/>
+        <w:spacing w:after="0" w:line="285" w:lineRule="atLeast"/>
+        <w:rPr>
+          <w:rFonts w:ascii="Consolas" w:eastAsia="Times New Roman" w:hAnsi="Consolas" w:cs="Times New Roman"/>
+          <w:color w:val="3B3B3B"/>
+          <w:kern w:val="0"/>
+          <w:sz w:val="21"/>
+          <w:szCs w:val="21"/>
+          <w14:ligatures w14:val="none"/>
+        </w:rPr>
+      </w:pPr>
+      <w:r>
+        <w:rPr>
+          <w:rFonts w:ascii="Consolas" w:eastAsia="Times New Roman" w:hAnsi="Consolas" w:cs="Times New Roman"/>
+          <w:color w:val="3B3B3B"/>
+          <w:kern w:val="0"/>
+          <w:sz w:val="21"/>
+          <w:szCs w:val="21"/>
+          <w14:ligatures w14:val="none"/>
+        </w:rPr>
+        <w:t xml:space="preserve">    </w:t>
+      </w:r>
+      <w:proofErr w:type="gramStart"/>
+      <w:r>
+        <w:rPr>
+          <w:rFonts w:ascii="Consolas" w:eastAsia="Times New Roman" w:hAnsi="Consolas" w:cs="Times New Roman"/>
+          <w:color w:val="3B3B3B"/>
+          <w:kern w:val="0"/>
+          <w:sz w:val="21"/>
+          <w:szCs w:val="21"/>
+          <w14:ligatures w14:val="none"/>
+        </w:rPr>
+        <w:t>.</w:t>
+      </w:r>
+      <w:r>
+        <w:rPr>
+          <w:rFonts w:ascii="Consolas" w:eastAsia="Times New Roman" w:hAnsi="Consolas" w:cs="Times New Roman"/>
+          <w:color w:val="795E26"/>
+          <w:kern w:val="0"/>
+          <w:sz w:val="21"/>
+          <w:szCs w:val="21"/>
+          <w14:ligatures w14:val="none"/>
+        </w:rPr>
+        <w:t>optional</w:t>
+      </w:r>
+      <w:proofErr w:type="gramEnd"/>
+      <w:r>
+        <w:rPr>
+          <w:rFonts w:ascii="Consolas" w:eastAsia="Times New Roman" w:hAnsi="Consolas" w:cs="Times New Roman"/>
+          <w:color w:val="3B3B3B"/>
+          <w:kern w:val="0"/>
+          <w:sz w:val="21"/>
+          <w:szCs w:val="21"/>
+          <w14:ligatures w14:val="none"/>
+        </w:rPr>
+        <w:t>()</w:t>
+      </w:r>
+    </w:p>
+    <w:p>
+      <w:pPr>
+        <w:shd w:val="clear" w:color="auto" w:fill="FFFFFF"/>
+        <w:spacing w:after="0" w:line="285" w:lineRule="atLeast"/>
+        <w:rPr>
+          <w:rFonts w:ascii="Consolas" w:eastAsia="Times New Roman" w:hAnsi="Consolas" w:cs="Times New Roman"/>
+          <w:color w:val="3B3B3B"/>
+          <w:kern w:val="0"/>
+          <w:sz w:val="21"/>
+          <w:szCs w:val="21"/>
+          <w14:ligatures w14:val="none"/>
+        </w:rPr>
+      </w:pPr>
+      <w:r>
+        <w:rPr>
+          <w:rFonts w:ascii="Consolas" w:eastAsia="Times New Roman" w:hAnsi="Consolas" w:cs="Times New Roman"/>
+          <w:color w:val="3B3B3B"/>
+          <w:kern w:val="0"/>
+          <w:sz w:val="21"/>
+          <w:szCs w:val="21"/>
+          <w14:ligatures w14:val="none"/>
+        </w:rPr>
+        <w:t xml:space="preserve">    </w:t>
+      </w:r>
+      <w:proofErr w:type="gramStart"/>
+      <w:r>
+        <w:rPr>
+          <w:rFonts w:ascii="Consolas" w:eastAsia="Times New Roman" w:hAnsi="Consolas" w:cs="Times New Roman"/>
+          <w:color w:val="3B3B3B"/>
+          <w:kern w:val="0"/>
+          <w:sz w:val="21"/>
+          <w:szCs w:val="21"/>
+          <w14:ligatures w14:val="none"/>
+        </w:rPr>
+        <w:t>.</w:t>
+      </w:r>
+      <w:r>
+        <w:rPr>
+          <w:rFonts w:ascii="Consolas" w:eastAsia="Times New Roman" w:hAnsi="Consolas" w:cs="Times New Roman"/>
+          <w:color w:val="795E26"/>
+          <w:kern w:val="0"/>
+          <w:sz w:val="21"/>
+          <w:szCs w:val="21"/>
+          <w14:ligatures w14:val="none"/>
+        </w:rPr>
+        <w:t>isBoolean</w:t>
+      </w:r>
+      <w:proofErr w:type="gramEnd"/>
+      <w:r>
+        <w:rPr>
+          <w:rFonts w:ascii="Consolas" w:eastAsia="Times New Roman" w:hAnsi="Consolas" w:cs="Times New Roman"/>
+          <w:color w:val="3B3B3B"/>
+          <w:kern w:val="0"/>
+          <w:sz w:val="21"/>
+          <w:szCs w:val="21"/>
+          <w14:ligatures w14:val="none"/>
+        </w:rPr>
+        <w:t>()</w:t>
+      </w:r>
+    </w:p>
+    <w:p>
+      <w:pPr>
+        <w:shd w:val="clear" w:color="auto" w:fill="FFFFFF"/>
+        <w:spacing w:after="0" w:line="285" w:lineRule="atLeast"/>
+        <w:rPr>
+          <w:rFonts w:ascii="Consolas" w:eastAsia="Times New Roman" w:hAnsi="Consolas" w:cs="Times New Roman"/>
+          <w:color w:val="3B3B3B"/>
+          <w:kern w:val="0"/>
+          <w:sz w:val="21"/>
+          <w:szCs w:val="21"/>
+          <w14:ligatures w14:val="none"/>
+        </w:rPr>
+      </w:pPr>
+      <w:r>
+        <w:rPr>
+          <w:rFonts w:ascii="Consolas" w:eastAsia="Times New Roman" w:hAnsi="Consolas" w:cs="Times New Roman"/>
+          <w:color w:val="3B3B3B"/>
+          <w:kern w:val="0"/>
+          <w:sz w:val="21"/>
+          <w:szCs w:val="21"/>
+          <w14:ligatures w14:val="none"/>
+        </w:rPr>
+        <w:t xml:space="preserve">    </w:t>
+      </w:r>
+      <w:proofErr w:type="gramStart"/>
+      <w:r>
+        <w:rPr>
+          <w:rFonts w:ascii="Consolas" w:eastAsia="Times New Roman" w:hAnsi="Consolas" w:cs="Times New Roman"/>
+          <w:color w:val="3B3B3B"/>
+          <w:kern w:val="0"/>
+          <w:sz w:val="21"/>
+          <w:szCs w:val="21"/>
+          <w14:ligatures w14:val="none"/>
+        </w:rPr>
+        <w:t>.</w:t>
+      </w:r>
+      <w:r>
+        <w:rPr>
+          <w:rFonts w:ascii="Consolas" w:eastAsia="Times New Roman" w:hAnsi="Consolas" w:cs="Times New Roman"/>
+          <w:color w:val="795E26"/>
+          <w:kern w:val="0"/>
+          <w:sz w:val="21"/>
+          <w:szCs w:val="21"/>
+          <w14:ligatures w14:val="none"/>
+        </w:rPr>
+        <w:t>withMessage</w:t>
+      </w:r>
+      <w:proofErr w:type="gramEnd"/>
+      <w:r>
+        <w:rPr>
+          <w:rFonts w:ascii="Consolas" w:eastAsia="Times New Roman" w:hAnsi="Consolas" w:cs="Times New Roman"/>
+          <w:color w:val="3B3B3B"/>
+          <w:kern w:val="0"/>
+          <w:sz w:val="21"/>
+          <w:szCs w:val="21"/>
+          <w14:ligatures w14:val="none"/>
+        </w:rPr>
+        <w:t>(</w:t>
+      </w:r>
+      <w:r>
+        <w:rPr>
+          <w:rFonts w:ascii="Consolas" w:eastAsia="Times New Roman" w:hAnsi="Consolas" w:cs="Times New Roman"/>
+          <w:color w:val="A31515"/>
+          <w:kern w:val="0"/>
+          <w:sz w:val="21"/>
+          <w:szCs w:val="21"/>
+          <w14:ligatures w14:val="none"/>
+        </w:rPr>
+        <w:t>'Newsletter must be a boolean value'</w:t>
+      </w:r>
+      <w:r>
+        <w:rPr>
+          <w:rFonts w:ascii="Consolas" w:eastAsia="Times New Roman" w:hAnsi="Consolas" w:cs="Times New Roman"/>
+          <w:color w:val="3B3B3B"/>
+          <w:kern w:val="0"/>
+          <w:sz w:val="21"/>
+          <w:szCs w:val="21"/>
+          <w14:ligatures w14:val="none"/>
+        </w:rPr>
+        <w:t>)</w:t>
+      </w:r>
+    </w:p>
+    <w:p>
+      <w:pPr>
+        <w:shd w:val="clear" w:color="auto" w:fill="FFFFFF"/>
+        <w:spacing w:after="0" w:line="285" w:lineRule="atLeast"/>
+        <w:rPr>
+          <w:rFonts w:ascii="Consolas" w:eastAsia="Times New Roman" w:hAnsi="Consolas" w:cs="Times New Roman"/>
+          <w:color w:val="3B3B3B"/>
+          <w:kern w:val="0"/>
+          <w:sz w:val="21"/>
+          <w:szCs w:val="21"/>
+          <w14:ligatures w14:val="none"/>
+        </w:rPr>
+      </w:pPr>
+      <w:r>
+        <w:rPr>
+          <w:rFonts w:ascii="Consolas" w:eastAsia="Times New Roman" w:hAnsi="Consolas" w:cs="Times New Roman"/>
+          <w:color w:val="3B3B3B"/>
+          <w:kern w:val="0"/>
+          <w:sz w:val="21"/>
+          <w:szCs w:val="21"/>
+          <w14:ligatures w14:val="none"/>
+        </w:rPr>
+        <w:t>];</w:t>
+      </w:r>
+    </w:p>
+    <w:p>
+      <w:pPr>
+        <w:shd w:val="clear" w:color="auto" w:fill="FFFFFF"/>
+        <w:spacing w:after="0" w:line="285" w:lineRule="atLeast"/>
+        <w:rPr>
+          <w:rFonts w:ascii="Consolas" w:eastAsia="Times New Roman" w:hAnsi="Consolas" w:cs="Times New Roman"/>
+          <w:color w:val="3B3B3B"/>
+          <w:kern w:val="0"/>
+          <w:sz w:val="21"/>
+          <w:szCs w:val="21"/>
+          <w14:ligatures w14:val="none"/>
+        </w:rPr>
+      </w:pPr>
+    </w:p>
+    <w:p>
+      <w:pPr>
+        <w:shd w:val="clear" w:color="auto" w:fill="FFFFFF"/>
+        <w:spacing w:after="0" w:line="285" w:lineRule="atLeast"/>
+        <w:rPr>
+          <w:rFonts w:ascii="Consolas" w:eastAsia="Times New Roman" w:hAnsi="Consolas" w:cs="Times New Roman"/>
+          <w:color w:val="3B3B3B"/>
+          <w:kern w:val="0"/>
+          <w:sz w:val="21"/>
+          <w:szCs w:val="21"/>
+          <w14:ligatures w14:val="none"/>
+        </w:rPr>
+      </w:pPr>
+      <w:proofErr w:type="gramStart"/>
+      <w:r>
+        <w:rPr>
+          <w:rFonts w:ascii="Consolas" w:eastAsia="Times New Roman" w:hAnsi="Consolas" w:cs="Times New Roman"/>
+          <w:color w:val="267F99"/>
+          <w:kern w:val="0"/>
+          <w:sz w:val="21"/>
+          <w:szCs w:val="21"/>
+          <w14:ligatures w14:val="none"/>
+        </w:rPr>
+        <w:t>module</w:t>
+      </w:r>
+      <w:r>
+        <w:rPr>
+          <w:rFonts w:ascii="Consolas" w:eastAsia="Times New Roman" w:hAnsi="Consolas" w:cs="Times New Roman"/>
+          <w:color w:val="3B3B3B"/>
+          <w:kern w:val="0"/>
+          <w:sz w:val="21"/>
+          <w:szCs w:val="21"/>
+          <w14:ligatures w14:val="none"/>
+        </w:rPr>
+        <w:t>.</w:t>
+      </w:r>
+      <w:r>
+        <w:rPr>
+          <w:rFonts w:ascii="Consolas" w:eastAsia="Times New Roman" w:hAnsi="Consolas" w:cs="Times New Roman"/>
+          <w:color w:val="267F99"/>
+          <w:kern w:val="0"/>
+          <w:sz w:val="21"/>
+          <w:szCs w:val="21"/>
+          <w14:ligatures w14:val="none"/>
+        </w:rPr>
+        <w:t>exports</w:t>
+      </w:r>
+      <w:proofErr w:type="gramEnd"/>
+      <w:r>
+        <w:rPr>
+          <w:rFonts w:ascii="Consolas" w:eastAsia="Times New Roman" w:hAnsi="Consolas" w:cs="Times New Roman"/>
+          <w:color w:val="3B3B3B"/>
+          <w:kern w:val="0"/>
+          <w:sz w:val="21"/>
+          <w:szCs w:val="21"/>
+          <w14:ligatures w14:val="none"/>
+        </w:rPr>
+        <w:t xml:space="preserve"> </w:t>
+      </w:r>
+      <w:r>
+        <w:rPr>
+          <w:rFonts w:ascii="Consolas" w:eastAsia="Times New Roman" w:hAnsi="Consolas" w:cs="Times New Roman"/>
+          <w:color w:val="000000"/>
+          <w:kern w:val="0"/>
+          <w:sz w:val="21"/>
+          <w:szCs w:val="21"/>
+          <w14:ligatures w14:val="none"/>
+        </w:rPr>
+        <w:t>=</w:t>
+      </w:r>
+      <w:r>
+        <w:rPr>
+          <w:rFonts w:ascii="Consolas" w:eastAsia="Times New Roman" w:hAnsi="Consolas" w:cs="Times New Roman"/>
+          <w:color w:val="3B3B3B"/>
+          <w:kern w:val="0"/>
+          <w:sz w:val="21"/>
+          <w:szCs w:val="21"/>
+          <w14:ligatures w14:val="none"/>
+        </w:rPr>
+        <w:t xml:space="preserve"> </w:t>
+      </w:r>
+      <w:proofErr w:type="gramStart"/>
+      <w:r>
+        <w:rPr>
+          <w:rFonts w:ascii="Consolas" w:eastAsia="Times New Roman" w:hAnsi="Consolas" w:cs="Times New Roman"/>
+          <w:color w:val="3B3B3B"/>
+          <w:kern w:val="0"/>
+          <w:sz w:val="21"/>
+          <w:szCs w:val="21"/>
+          <w14:ligatures w14:val="none"/>
+        </w:rPr>
+        <w:t xml:space="preserve">{ </w:t>
+      </w:r>
+      <w:r>
+        <w:rPr>
+          <w:rFonts w:ascii="Consolas" w:eastAsia="Times New Roman" w:hAnsi="Consolas" w:cs="Times New Roman"/>
+          <w:color w:val="001080"/>
+          <w:kern w:val="0"/>
+          <w:sz w:val="21"/>
+          <w:szCs w:val="21"/>
+          <w14:ligatures w14:val="none"/>
+        </w:rPr>
+        <w:t>userRegistrationValidation</w:t>
+      </w:r>
+      <w:proofErr w:type="gramEnd"/>
+      <w:r>
+        <w:rPr>
+          <w:rFonts w:ascii="Consolas" w:eastAsia="Times New Roman" w:hAnsi="Consolas" w:cs="Times New Roman"/>
+          <w:color w:val="3B3B3B"/>
+          <w:kern w:val="0"/>
+          <w:sz w:val="21"/>
+          <w:szCs w:val="21"/>
+          <w14:ligatures w14:val="none"/>
+        </w:rPr>
+        <w:t xml:space="preserve"> }</w:t>
+      </w:r>
+    </w:p>
+    <w:p>
+      <w:pPr>
+        <w:ind w:left="720" w:firstLine="720"/>
+        <w:rPr>
+          <w:rFonts w:ascii="Sakkal Majalla" w:eastAsia="Times New Roman" w:hAnsi="Sakkal Majalla" w:cs="Sakkal Majalla"/>
+          <w:color w:val="3B3B3B"/>
+          <w:kern w:val="0"/>
+          <w:sz w:val="28"/>
+          <w:szCs w:val="28"/>
+          <w14:ligatures w14:val="none"/>
+        </w:rPr>
+      </w:pPr>
+      <w:r>
+        <w:rPr>
+          <w:rFonts w:ascii="Sakkal Majalla" w:eastAsia="Times New Roman" w:hAnsi="Sakkal Majalla" w:cs="Sakkal Majalla"/>
+          <w:color w:val="3B3B3B"/>
+          <w:kern w:val="0"/>
+          <w:sz w:val="28"/>
+          <w:szCs w:val="28"/>
+          <w14:ligatures w14:val="none"/>
+        </w:rPr>
+        <w:t>----------------------------------------------------------------------------------------</w:t>
+      </w:r>
+    </w:p>
+    <w:p>
+      <w:pPr>
+        <w:rPr>
+          <w:rFonts w:ascii="Sakkal Majalla" w:hAnsi="Sakkal Majalla" w:cs="Sakkal Majalla"/>
+          <w:sz w:val="28"/>
+          <w:szCs w:val="28"/>
+        </w:rPr>
+      </w:pPr>
+      <w:r>
+        <w:rPr>
+          <w:rFonts w:ascii="Sakkal Majalla" w:hAnsi="Sakkal Majalla" w:cs="Sakkal Majalla"/>
+          <w:sz w:val="28"/>
+          <w:szCs w:val="28"/>
+        </w:rPr>
+        <w:t xml:space="preserve">To </w:t>
+      </w:r>
+      <w:r>
+        <w:rPr>
+          <w:rFonts w:ascii="Sakkal Majalla" w:hAnsi="Sakkal Majalla" w:cs="Sakkal Majalla"/>
+          <w:color w:val="0070C0"/>
+          <w:sz w:val="28"/>
+          <w:szCs w:val="28"/>
+        </w:rPr>
+        <w:t>create sanitize request body</w:t>
+      </w:r>
+      <w:r>
+        <w:rPr>
+          <w:rFonts w:ascii="Sakkal Majalla" w:hAnsi="Sakkal Majalla" w:cs="Sakkal Majalla"/>
+          <w:color w:val="0070C0"/>
+          <w:sz w:val="28"/>
+          <w:szCs w:val="28"/>
+        </w:rPr>
+        <w:t xml:space="preserve"> </w:t>
+      </w:r>
+      <w:r>
+        <w:rPr>
+          <w:rFonts w:ascii="Sakkal Majalla" w:hAnsi="Sakkal Majalla" w:cs="Sakkal Majalla"/>
+          <w:sz w:val="28"/>
+          <w:szCs w:val="28"/>
+        </w:rPr>
+        <w:t xml:space="preserve">with </w:t>
+      </w:r>
+      <w:r>
+        <w:rPr>
+          <w:rFonts w:ascii="Sakkal Majalla" w:hAnsi="Sakkal Majalla" w:cs="Sakkal Majalla"/>
+          <w:color w:val="0070C0"/>
+          <w:sz w:val="28"/>
+          <w:szCs w:val="28"/>
+        </w:rPr>
+        <w:t>customSanitizer</w:t>
+      </w:r>
+      <w:r>
+        <w:rPr>
+          <w:rFonts w:ascii="Sakkal Majalla" w:hAnsi="Sakkal Majalla" w:cs="Sakkal Majalla"/>
+          <w:sz w:val="28"/>
+          <w:szCs w:val="28"/>
+        </w:rPr>
+        <w:t>:</w:t>
+      </w:r>
+    </w:p>
+    <w:p>
+      <w:pPr>
+        <w:shd w:val="clear" w:color="auto" w:fill="FFFFFF"/>
+        <w:spacing w:after="0" w:line="285" w:lineRule="atLeast"/>
+        <w:rPr>
+          <w:rFonts w:ascii="Consolas" w:eastAsia="Times New Roman" w:hAnsi="Consolas" w:cs="Times New Roman"/>
+          <w:color w:val="3B3B3B"/>
+          <w:kern w:val="0"/>
+          <w:sz w:val="21"/>
+          <w:szCs w:val="21"/>
+          <w14:ligatures w14:val="none"/>
+        </w:rPr>
+      </w:pPr>
+      <w:r>
+        <w:rPr>
+          <w:rFonts w:ascii="Consolas" w:eastAsia="Times New Roman" w:hAnsi="Consolas" w:cs="Times New Roman"/>
+          <w:color w:val="0000FF"/>
+          <w:kern w:val="0"/>
+          <w:sz w:val="21"/>
+          <w:szCs w:val="21"/>
+          <w14:ligatures w14:val="none"/>
+        </w:rPr>
+        <w:t>const</w:t>
+      </w:r>
+      <w:r>
+        <w:rPr>
+          <w:rFonts w:ascii="Consolas" w:eastAsia="Times New Roman" w:hAnsi="Consolas" w:cs="Times New Roman"/>
+          <w:color w:val="3B3B3B"/>
+          <w:kern w:val="0"/>
+          <w:sz w:val="21"/>
+          <w:szCs w:val="21"/>
+          <w14:ligatures w14:val="none"/>
+        </w:rPr>
+        <w:t xml:space="preserve"> </w:t>
+      </w:r>
+      <w:proofErr w:type="gramStart"/>
+      <w:r>
+        <w:rPr>
+          <w:rFonts w:ascii="Consolas" w:eastAsia="Times New Roman" w:hAnsi="Consolas" w:cs="Times New Roman"/>
+          <w:color w:val="3B3B3B"/>
+          <w:kern w:val="0"/>
+          <w:sz w:val="21"/>
+          <w:szCs w:val="21"/>
+          <w14:ligatures w14:val="none"/>
+        </w:rPr>
+        <w:t xml:space="preserve">{ </w:t>
+      </w:r>
+      <w:r>
+        <w:rPr>
+          <w:rFonts w:ascii="Consolas" w:eastAsia="Times New Roman" w:hAnsi="Consolas" w:cs="Times New Roman"/>
+          <w:color w:val="795E26"/>
+          <w:kern w:val="0"/>
+          <w:sz w:val="21"/>
+          <w:szCs w:val="21"/>
+          <w14:ligatures w14:val="none"/>
+        </w:rPr>
+        <w:t>body</w:t>
+      </w:r>
+      <w:proofErr w:type="gramEnd"/>
+      <w:r>
+        <w:rPr>
+          <w:rFonts w:ascii="Consolas" w:eastAsia="Times New Roman" w:hAnsi="Consolas" w:cs="Times New Roman"/>
+          <w:color w:val="3B3B3B"/>
+          <w:kern w:val="0"/>
+          <w:sz w:val="21"/>
+          <w:szCs w:val="21"/>
+          <w14:ligatures w14:val="none"/>
+        </w:rPr>
+        <w:t xml:space="preserve"> } </w:t>
+      </w:r>
+      <w:r>
+        <w:rPr>
+          <w:rFonts w:ascii="Consolas" w:eastAsia="Times New Roman" w:hAnsi="Consolas" w:cs="Times New Roman"/>
+          <w:color w:val="000000"/>
+          <w:kern w:val="0"/>
+          <w:sz w:val="21"/>
+          <w:szCs w:val="21"/>
+          <w14:ligatures w14:val="none"/>
+        </w:rPr>
+        <w:t>=</w:t>
+      </w:r>
+      <w:r>
+        <w:rPr>
+          <w:rFonts w:ascii="Consolas" w:eastAsia="Times New Roman" w:hAnsi="Consolas" w:cs="Times New Roman"/>
+          <w:color w:val="3B3B3B"/>
+          <w:kern w:val="0"/>
+          <w:sz w:val="21"/>
+          <w:szCs w:val="21"/>
+          <w14:ligatures w14:val="none"/>
+        </w:rPr>
+        <w:t xml:space="preserve"> </w:t>
+      </w:r>
+      <w:r>
+        <w:rPr>
+          <w:rFonts w:ascii="Consolas" w:eastAsia="Times New Roman" w:hAnsi="Consolas" w:cs="Times New Roman"/>
+          <w:color w:val="795E26"/>
+          <w:kern w:val="0"/>
+          <w:sz w:val="21"/>
+          <w:szCs w:val="21"/>
+          <w14:ligatures w14:val="none"/>
+        </w:rPr>
+        <w:t>require</w:t>
+      </w:r>
+      <w:r>
+        <w:rPr>
+          <w:rFonts w:ascii="Consolas" w:eastAsia="Times New Roman" w:hAnsi="Consolas" w:cs="Times New Roman"/>
+          <w:color w:val="3B3B3B"/>
+          <w:kern w:val="0"/>
+          <w:sz w:val="21"/>
+          <w:szCs w:val="21"/>
+          <w14:ligatures w14:val="none"/>
+        </w:rPr>
+        <w:t>(</w:t>
+      </w:r>
+      <w:r>
+        <w:rPr>
+          <w:rFonts w:ascii="Consolas" w:eastAsia="Times New Roman" w:hAnsi="Consolas" w:cs="Times New Roman"/>
+          <w:color w:val="A31515"/>
+          <w:kern w:val="0"/>
+          <w:sz w:val="21"/>
+          <w:szCs w:val="21"/>
+          <w14:ligatures w14:val="none"/>
+        </w:rPr>
+        <w:t>'express-validator'</w:t>
+      </w:r>
+      <w:r>
+        <w:rPr>
+          <w:rFonts w:ascii="Consolas" w:eastAsia="Times New Roman" w:hAnsi="Consolas" w:cs="Times New Roman"/>
+          <w:color w:val="3B3B3B"/>
+          <w:kern w:val="0"/>
+          <w:sz w:val="21"/>
+          <w:szCs w:val="21"/>
+          <w14:ligatures w14:val="none"/>
+        </w:rPr>
+        <w:t>)</w:t>
+      </w:r>
+    </w:p>
+    <w:p>
+      <w:pPr>
+        <w:shd w:val="clear" w:color="auto" w:fill="FFFFFF"/>
+        <w:spacing w:after="0" w:line="285" w:lineRule="atLeast"/>
+        <w:rPr>
+          <w:rFonts w:ascii="Consolas" w:eastAsia="Times New Roman" w:hAnsi="Consolas" w:cs="Times New Roman"/>
+          <w:color w:val="3B3B3B"/>
+          <w:kern w:val="0"/>
+          <w:sz w:val="21"/>
+          <w:szCs w:val="21"/>
+          <w14:ligatures w14:val="none"/>
+        </w:rPr>
+      </w:pPr>
+    </w:p>
+    <w:p>
+      <w:pPr>
+        <w:shd w:val="clear" w:color="auto" w:fill="FFFFFF"/>
+        <w:spacing w:after="0" w:line="285" w:lineRule="atLeast"/>
+        <w:rPr>
+          <w:rFonts w:ascii="Consolas" w:eastAsia="Times New Roman" w:hAnsi="Consolas" w:cs="Times New Roman"/>
+          <w:color w:val="3B3B3B"/>
+          <w:kern w:val="0"/>
+          <w:sz w:val="21"/>
+          <w:szCs w:val="21"/>
+          <w14:ligatures w14:val="none"/>
+        </w:rPr>
+      </w:pPr>
+      <w:r>
+        <w:rPr>
+          <w:rFonts w:ascii="Consolas" w:eastAsia="Times New Roman" w:hAnsi="Consolas" w:cs="Times New Roman"/>
+          <w:color w:val="0000FF"/>
+          <w:kern w:val="0"/>
+          <w:sz w:val="21"/>
+          <w:szCs w:val="21"/>
+          <w14:ligatures w14:val="none"/>
+        </w:rPr>
+        <w:t>const</w:t>
+      </w:r>
+      <w:r>
+        <w:rPr>
+          <w:rFonts w:ascii="Consolas" w:eastAsia="Times New Roman" w:hAnsi="Consolas" w:cs="Times New Roman"/>
+          <w:color w:val="3B3B3B"/>
+          <w:kern w:val="0"/>
+          <w:sz w:val="21"/>
+          <w:szCs w:val="21"/>
+          <w14:ligatures w14:val="none"/>
+        </w:rPr>
+        <w:t xml:space="preserve"> </w:t>
+      </w:r>
+      <w:r>
+        <w:rPr>
+          <w:rFonts w:ascii="Consolas" w:eastAsia="Times New Roman" w:hAnsi="Consolas" w:cs="Times New Roman"/>
+          <w:color w:val="0070C1"/>
+          <w:kern w:val="0"/>
+          <w:sz w:val="21"/>
+          <w:szCs w:val="21"/>
+          <w14:ligatures w14:val="none"/>
+        </w:rPr>
+        <w:t>sanitizeExample</w:t>
+      </w:r>
+      <w:r>
+        <w:rPr>
+          <w:rFonts w:ascii="Consolas" w:eastAsia="Times New Roman" w:hAnsi="Consolas" w:cs="Times New Roman"/>
+          <w:color w:val="3B3B3B"/>
+          <w:kern w:val="0"/>
+          <w:sz w:val="21"/>
+          <w:szCs w:val="21"/>
+          <w14:ligatures w14:val="none"/>
+        </w:rPr>
+        <w:t xml:space="preserve"> </w:t>
+      </w:r>
+      <w:r>
+        <w:rPr>
+          <w:rFonts w:ascii="Consolas" w:eastAsia="Times New Roman" w:hAnsi="Consolas" w:cs="Times New Roman"/>
+          <w:color w:val="000000"/>
+          <w:kern w:val="0"/>
+          <w:sz w:val="21"/>
+          <w:szCs w:val="21"/>
+          <w14:ligatures w14:val="none"/>
+        </w:rPr>
+        <w:t>=</w:t>
+      </w:r>
+      <w:r>
+        <w:rPr>
+          <w:rFonts w:ascii="Consolas" w:eastAsia="Times New Roman" w:hAnsi="Consolas" w:cs="Times New Roman"/>
+          <w:color w:val="3B3B3B"/>
+          <w:kern w:val="0"/>
+          <w:sz w:val="21"/>
+          <w:szCs w:val="21"/>
+          <w14:ligatures w14:val="none"/>
+        </w:rPr>
+        <w:t xml:space="preserve"> [</w:t>
+      </w:r>
+    </w:p>
+    <w:p>
+      <w:pPr>
+        <w:shd w:val="clear" w:color="auto" w:fill="FFFFFF"/>
+        <w:spacing w:after="0" w:line="285" w:lineRule="atLeast"/>
+        <w:rPr>
+          <w:rFonts w:ascii="Consolas" w:eastAsia="Times New Roman" w:hAnsi="Consolas" w:cs="Times New Roman"/>
+          <w:color w:val="3B3B3B"/>
+          <w:kern w:val="0"/>
+          <w:sz w:val="21"/>
+          <w:szCs w:val="21"/>
+          <w14:ligatures w14:val="none"/>
+        </w:rPr>
+      </w:pPr>
+      <w:r>
+        <w:rPr>
+          <w:rFonts w:ascii="Consolas" w:eastAsia="Times New Roman" w:hAnsi="Consolas" w:cs="Times New Roman"/>
+          <w:color w:val="3B3B3B"/>
+          <w:kern w:val="0"/>
+          <w:sz w:val="21"/>
+          <w:szCs w:val="21"/>
+          <w14:ligatures w14:val="none"/>
+        </w:rPr>
+        <w:t xml:space="preserve">  </w:t>
+      </w:r>
+      <w:r>
+        <w:rPr>
+          <w:rFonts w:ascii="Consolas" w:eastAsia="Times New Roman" w:hAnsi="Consolas" w:cs="Times New Roman"/>
+          <w:color w:val="795E26"/>
+          <w:kern w:val="0"/>
+          <w:sz w:val="21"/>
+          <w:szCs w:val="21"/>
+          <w14:ligatures w14:val="none"/>
+        </w:rPr>
+        <w:t>body</w:t>
+      </w:r>
+      <w:r>
+        <w:rPr>
+          <w:rFonts w:ascii="Consolas" w:eastAsia="Times New Roman" w:hAnsi="Consolas" w:cs="Times New Roman"/>
+          <w:color w:val="3B3B3B"/>
+          <w:kern w:val="0"/>
+          <w:sz w:val="21"/>
+          <w:szCs w:val="21"/>
+          <w14:ligatures w14:val="none"/>
+        </w:rPr>
+        <w:t>(</w:t>
+      </w:r>
+      <w:r>
+        <w:rPr>
+          <w:rFonts w:ascii="Consolas" w:eastAsia="Times New Roman" w:hAnsi="Consolas" w:cs="Times New Roman"/>
+          <w:color w:val="A31515"/>
+          <w:kern w:val="0"/>
+          <w:sz w:val="21"/>
+          <w:szCs w:val="21"/>
+          <w14:ligatures w14:val="none"/>
+        </w:rPr>
+        <w:t>'username'</w:t>
+      </w:r>
+      <w:proofErr w:type="gramStart"/>
+      <w:r>
+        <w:rPr>
+          <w:rFonts w:ascii="Consolas" w:eastAsia="Times New Roman" w:hAnsi="Consolas" w:cs="Times New Roman"/>
+          <w:color w:val="3B3B3B"/>
+          <w:kern w:val="0"/>
+          <w:sz w:val="21"/>
+          <w:szCs w:val="21"/>
+          <w14:ligatures w14:val="none"/>
+        </w:rPr>
+        <w:t>).</w:t>
+      </w:r>
+      <w:r>
+        <w:rPr>
+          <w:rFonts w:ascii="Consolas" w:eastAsia="Times New Roman" w:hAnsi="Consolas" w:cs="Times New Roman"/>
+          <w:color w:val="795E26"/>
+          <w:kern w:val="0"/>
+          <w:sz w:val="21"/>
+          <w:szCs w:val="21"/>
+          <w14:ligatures w14:val="none"/>
+        </w:rPr>
+        <w:t>trim</w:t>
+      </w:r>
+      <w:proofErr w:type="gramEnd"/>
+      <w:r>
+        <w:rPr>
+          <w:rFonts w:ascii="Consolas" w:eastAsia="Times New Roman" w:hAnsi="Consolas" w:cs="Times New Roman"/>
+          <w:color w:val="3B3B3B"/>
+          <w:kern w:val="0"/>
+          <w:sz w:val="21"/>
+          <w:szCs w:val="21"/>
+          <w14:ligatures w14:val="none"/>
+        </w:rPr>
+        <w:t>(</w:t>
+      </w:r>
+      <w:proofErr w:type="gramStart"/>
+      <w:r>
+        <w:rPr>
+          <w:rFonts w:ascii="Consolas" w:eastAsia="Times New Roman" w:hAnsi="Consolas" w:cs="Times New Roman"/>
+          <w:color w:val="3B3B3B"/>
+          <w:kern w:val="0"/>
+          <w:sz w:val="21"/>
+          <w:szCs w:val="21"/>
+          <w14:ligatures w14:val="none"/>
+        </w:rPr>
+        <w:t>).</w:t>
+      </w:r>
+      <w:r>
+        <w:rPr>
+          <w:rFonts w:ascii="Consolas" w:eastAsia="Times New Roman" w:hAnsi="Consolas" w:cs="Times New Roman"/>
+          <w:color w:val="795E26"/>
+          <w:kern w:val="0"/>
+          <w:sz w:val="21"/>
+          <w:szCs w:val="21"/>
+          <w14:ligatures w14:val="none"/>
+        </w:rPr>
+        <w:t>escape</w:t>
+      </w:r>
+      <w:proofErr w:type="gramEnd"/>
+      <w:r>
+        <w:rPr>
+          <w:rFonts w:ascii="Consolas" w:eastAsia="Times New Roman" w:hAnsi="Consolas" w:cs="Times New Roman"/>
+          <w:color w:val="3B3B3B"/>
+          <w:kern w:val="0"/>
+          <w:sz w:val="21"/>
+          <w:szCs w:val="21"/>
+          <w14:ligatures w14:val="none"/>
+        </w:rPr>
+        <w:t xml:space="preserve">(), </w:t>
+      </w:r>
+      <w:r>
+        <w:rPr>
+          <w:rFonts w:ascii="Consolas" w:eastAsia="Times New Roman" w:hAnsi="Consolas" w:cs="Times New Roman"/>
+          <w:color w:val="008000"/>
+          <w:kern w:val="0"/>
+          <w:sz w:val="21"/>
+          <w:szCs w:val="21"/>
+          <w14:ligatures w14:val="none"/>
+        </w:rPr>
+        <w:t>// Remove whitespace and escape HTML</w:t>
+      </w:r>
+    </w:p>
+    <w:p>
+      <w:pPr>
+        <w:shd w:val="clear" w:color="auto" w:fill="FFFFFF"/>
+        <w:spacing w:after="0" w:line="285" w:lineRule="atLeast"/>
+        <w:rPr>
+          <w:rFonts w:ascii="Consolas" w:eastAsia="Times New Roman" w:hAnsi="Consolas" w:cs="Times New Roman"/>
+          <w:color w:val="3B3B3B"/>
+          <w:kern w:val="0"/>
+          <w:sz w:val="21"/>
+          <w:szCs w:val="21"/>
+          <w14:ligatures w14:val="none"/>
+        </w:rPr>
+      </w:pPr>
+      <w:r>
+        <w:rPr>
+          <w:rFonts w:ascii="Consolas" w:eastAsia="Times New Roman" w:hAnsi="Consolas" w:cs="Times New Roman"/>
+          <w:color w:val="3B3B3B"/>
+          <w:kern w:val="0"/>
+          <w:sz w:val="21"/>
+          <w:szCs w:val="21"/>
+          <w14:ligatures w14:val="none"/>
+        </w:rPr>
+        <w:t xml:space="preserve">  </w:t>
+      </w:r>
+      <w:r>
+        <w:rPr>
+          <w:rFonts w:ascii="Consolas" w:eastAsia="Times New Roman" w:hAnsi="Consolas" w:cs="Times New Roman"/>
+          <w:color w:val="795E26"/>
+          <w:kern w:val="0"/>
+          <w:sz w:val="21"/>
+          <w:szCs w:val="21"/>
+          <w14:ligatures w14:val="none"/>
+        </w:rPr>
+        <w:t>body</w:t>
+      </w:r>
+      <w:r>
+        <w:rPr>
+          <w:rFonts w:ascii="Consolas" w:eastAsia="Times New Roman" w:hAnsi="Consolas" w:cs="Times New Roman"/>
+          <w:color w:val="3B3B3B"/>
+          <w:kern w:val="0"/>
+          <w:sz w:val="21"/>
+          <w:szCs w:val="21"/>
+          <w14:ligatures w14:val="none"/>
+        </w:rPr>
+        <w:t>(</w:t>
+      </w:r>
+      <w:r>
+        <w:rPr>
+          <w:rFonts w:ascii="Consolas" w:eastAsia="Times New Roman" w:hAnsi="Consolas" w:cs="Times New Roman"/>
+          <w:color w:val="A31515"/>
+          <w:kern w:val="0"/>
+          <w:sz w:val="21"/>
+          <w:szCs w:val="21"/>
+          <w14:ligatures w14:val="none"/>
+        </w:rPr>
+        <w:t>'bio'</w:t>
+      </w:r>
+      <w:proofErr w:type="gramStart"/>
+      <w:r>
+        <w:rPr>
+          <w:rFonts w:ascii="Consolas" w:eastAsia="Times New Roman" w:hAnsi="Consolas" w:cs="Times New Roman"/>
+          <w:color w:val="3B3B3B"/>
+          <w:kern w:val="0"/>
+          <w:sz w:val="21"/>
+          <w:szCs w:val="21"/>
+          <w14:ligatures w14:val="none"/>
+        </w:rPr>
+        <w:t>).</w:t>
+      </w:r>
+      <w:r>
+        <w:rPr>
+          <w:rFonts w:ascii="Consolas" w:eastAsia="Times New Roman" w:hAnsi="Consolas" w:cs="Times New Roman"/>
+          <w:color w:val="795E26"/>
+          <w:kern w:val="0"/>
+          <w:sz w:val="21"/>
+          <w:szCs w:val="21"/>
+          <w14:ligatures w14:val="none"/>
+        </w:rPr>
+        <w:t>trim</w:t>
+      </w:r>
+      <w:proofErr w:type="gramEnd"/>
+      <w:r>
+        <w:rPr>
+          <w:rFonts w:ascii="Consolas" w:eastAsia="Times New Roman" w:hAnsi="Consolas" w:cs="Times New Roman"/>
+          <w:color w:val="3B3B3B"/>
+          <w:kern w:val="0"/>
+          <w:sz w:val="21"/>
+          <w:szCs w:val="21"/>
+          <w14:ligatures w14:val="none"/>
+        </w:rPr>
+        <w:t>(</w:t>
+      </w:r>
+      <w:proofErr w:type="gramStart"/>
+      <w:r>
+        <w:rPr>
+          <w:rFonts w:ascii="Consolas" w:eastAsia="Times New Roman" w:hAnsi="Consolas" w:cs="Times New Roman"/>
+          <w:color w:val="3B3B3B"/>
+          <w:kern w:val="0"/>
+          <w:sz w:val="21"/>
+          <w:szCs w:val="21"/>
+          <w14:ligatures w14:val="none"/>
+        </w:rPr>
+        <w:t>).</w:t>
+      </w:r>
+      <w:r>
+        <w:rPr>
+          <w:rFonts w:ascii="Consolas" w:eastAsia="Times New Roman" w:hAnsi="Consolas" w:cs="Times New Roman"/>
+          <w:color w:val="795E26"/>
+          <w:kern w:val="0"/>
+          <w:sz w:val="21"/>
+          <w:szCs w:val="21"/>
+          <w14:ligatures w14:val="none"/>
+        </w:rPr>
+        <w:t>escape</w:t>
+      </w:r>
+      <w:proofErr w:type="gramEnd"/>
+      <w:r>
+        <w:rPr>
+          <w:rFonts w:ascii="Consolas" w:eastAsia="Times New Roman" w:hAnsi="Consolas" w:cs="Times New Roman"/>
+          <w:color w:val="3B3B3B"/>
+          <w:kern w:val="0"/>
+          <w:sz w:val="21"/>
+          <w:szCs w:val="21"/>
+          <w14:ligatures w14:val="none"/>
+        </w:rPr>
+        <w:t>(),</w:t>
+      </w:r>
+    </w:p>
+    <w:p>
+      <w:pPr>
+        <w:shd w:val="clear" w:color="auto" w:fill="FFFFFF"/>
+        <w:spacing w:after="0" w:line="285" w:lineRule="atLeast"/>
+        <w:rPr>
+          <w:rFonts w:ascii="Consolas" w:eastAsia="Times New Roman" w:hAnsi="Consolas" w:cs="Times New Roman"/>
+          <w:color w:val="3B3B3B"/>
+          <w:kern w:val="0"/>
+          <w:sz w:val="21"/>
+          <w:szCs w:val="21"/>
+          <w14:ligatures w14:val="none"/>
+        </w:rPr>
+      </w:pPr>
+      <w:r>
+        <w:rPr>
+          <w:rFonts w:ascii="Consolas" w:eastAsia="Times New Roman" w:hAnsi="Consolas" w:cs="Times New Roman"/>
+          <w:color w:val="3B3B3B"/>
+          <w:kern w:val="0"/>
+          <w:sz w:val="21"/>
+          <w:szCs w:val="21"/>
+          <w14:ligatures w14:val="none"/>
+        </w:rPr>
+        <w:t xml:space="preserve">  </w:t>
+      </w:r>
+      <w:r>
+        <w:rPr>
+          <w:rFonts w:ascii="Consolas" w:eastAsia="Times New Roman" w:hAnsi="Consolas" w:cs="Times New Roman"/>
+          <w:color w:val="795E26"/>
+          <w:kern w:val="0"/>
+          <w:sz w:val="21"/>
+          <w:szCs w:val="21"/>
+          <w14:ligatures w14:val="none"/>
+        </w:rPr>
+        <w:t>body</w:t>
+      </w:r>
+      <w:r>
+        <w:rPr>
+          <w:rFonts w:ascii="Consolas" w:eastAsia="Times New Roman" w:hAnsi="Consolas" w:cs="Times New Roman"/>
+          <w:color w:val="3B3B3B"/>
+          <w:kern w:val="0"/>
+          <w:sz w:val="21"/>
+          <w:szCs w:val="21"/>
+          <w14:ligatures w14:val="none"/>
+        </w:rPr>
+        <w:t>(</w:t>
+      </w:r>
+      <w:r>
+        <w:rPr>
+          <w:rFonts w:ascii="Consolas" w:eastAsia="Times New Roman" w:hAnsi="Consolas" w:cs="Times New Roman"/>
+          <w:color w:val="A31515"/>
+          <w:kern w:val="0"/>
+          <w:sz w:val="21"/>
+          <w:szCs w:val="21"/>
+          <w14:ligatures w14:val="none"/>
+        </w:rPr>
+        <w:t>'tags'</w:t>
+      </w:r>
+      <w:r>
+        <w:rPr>
+          <w:rFonts w:ascii="Consolas" w:eastAsia="Times New Roman" w:hAnsi="Consolas" w:cs="Times New Roman"/>
+          <w:color w:val="3B3B3B"/>
+          <w:kern w:val="0"/>
+          <w:sz w:val="21"/>
+          <w:szCs w:val="21"/>
+          <w14:ligatures w14:val="none"/>
+        </w:rPr>
+        <w:t>)</w:t>
+      </w:r>
+    </w:p>
+    <w:p>
+      <w:pPr>
+        <w:shd w:val="clear" w:color="auto" w:fill="FFFFFF"/>
+        <w:spacing w:after="0" w:line="285" w:lineRule="atLeast"/>
+        <w:rPr>
+          <w:rFonts w:ascii="Consolas" w:eastAsia="Times New Roman" w:hAnsi="Consolas" w:cs="Times New Roman"/>
+          <w:color w:val="3B3B3B"/>
+          <w:kern w:val="0"/>
+          <w:sz w:val="21"/>
+          <w:szCs w:val="21"/>
+          <w14:ligatures w14:val="none"/>
+        </w:rPr>
+      </w:pPr>
+      <w:r>
+        <w:rPr>
+          <w:rFonts w:ascii="Consolas" w:eastAsia="Times New Roman" w:hAnsi="Consolas" w:cs="Times New Roman"/>
+          <w:color w:val="3B3B3B"/>
+          <w:kern w:val="0"/>
+          <w:sz w:val="21"/>
+          <w:szCs w:val="21"/>
+          <w14:ligatures w14:val="none"/>
+        </w:rPr>
+        <w:t xml:space="preserve">    </w:t>
+      </w:r>
+      <w:proofErr w:type="gramStart"/>
+      <w:r>
+        <w:rPr>
+          <w:rFonts w:ascii="Consolas" w:eastAsia="Times New Roman" w:hAnsi="Consolas" w:cs="Times New Roman"/>
+          <w:color w:val="3B3B3B"/>
+          <w:kern w:val="0"/>
+          <w:sz w:val="21"/>
+          <w:szCs w:val="21"/>
+          <w14:ligatures w14:val="none"/>
+        </w:rPr>
+        <w:t>.</w:t>
+      </w:r>
+      <w:r>
+        <w:rPr>
+          <w:rFonts w:ascii="Consolas" w:eastAsia="Times New Roman" w:hAnsi="Consolas" w:cs="Times New Roman"/>
+          <w:color w:val="795E26"/>
+          <w:kern w:val="0"/>
+          <w:sz w:val="21"/>
+          <w:szCs w:val="21"/>
+          <w14:ligatures w14:val="none"/>
+        </w:rPr>
+        <w:t>optional</w:t>
+      </w:r>
+      <w:proofErr w:type="gramEnd"/>
+      <w:r>
+        <w:rPr>
+          <w:rFonts w:ascii="Consolas" w:eastAsia="Times New Roman" w:hAnsi="Consolas" w:cs="Times New Roman"/>
+          <w:color w:val="3B3B3B"/>
+          <w:kern w:val="0"/>
+          <w:sz w:val="21"/>
+          <w:szCs w:val="21"/>
+          <w14:ligatures w14:val="none"/>
+        </w:rPr>
+        <w:t>()</w:t>
+      </w:r>
+    </w:p>
+    <w:p>
+      <w:pPr>
+        <w:shd w:val="clear" w:color="auto" w:fill="FFFFFF"/>
+        <w:spacing w:after="0" w:line="285" w:lineRule="atLeast"/>
+        <w:rPr>
+          <w:rFonts w:ascii="Consolas" w:eastAsia="Times New Roman" w:hAnsi="Consolas" w:cs="Times New Roman"/>
+          <w:color w:val="3B3B3B"/>
+          <w:kern w:val="0"/>
+          <w:sz w:val="21"/>
+          <w:szCs w:val="21"/>
+          <w14:ligatures w14:val="none"/>
+        </w:rPr>
+      </w:pPr>
+      <w:r>
+        <w:rPr>
+          <w:rFonts w:ascii="Consolas" w:eastAsia="Times New Roman" w:hAnsi="Consolas" w:cs="Times New Roman"/>
+          <w:color w:val="3B3B3B"/>
+          <w:kern w:val="0"/>
+          <w:sz w:val="21"/>
+          <w:szCs w:val="21"/>
+          <w14:ligatures w14:val="none"/>
+        </w:rPr>
+        <w:t xml:space="preserve">    </w:t>
+      </w:r>
+      <w:proofErr w:type="gramStart"/>
+      <w:r>
+        <w:rPr>
+          <w:rFonts w:ascii="Consolas" w:eastAsia="Times New Roman" w:hAnsi="Consolas" w:cs="Times New Roman"/>
+          <w:color w:val="3B3B3B"/>
+          <w:kern w:val="0"/>
+          <w:sz w:val="21"/>
+          <w:szCs w:val="21"/>
+          <w14:ligatures w14:val="none"/>
+        </w:rPr>
+        <w:t>.</w:t>
+      </w:r>
+      <w:r>
+        <w:rPr>
+          <w:rFonts w:ascii="Consolas" w:eastAsia="Times New Roman" w:hAnsi="Consolas" w:cs="Times New Roman"/>
+          <w:color w:val="795E26"/>
+          <w:kern w:val="0"/>
+          <w:sz w:val="21"/>
+          <w:szCs w:val="21"/>
+          <w14:ligatures w14:val="none"/>
+        </w:rPr>
+        <w:t>isArray</w:t>
+      </w:r>
+      <w:proofErr w:type="gramEnd"/>
+      <w:r>
+        <w:rPr>
+          <w:rFonts w:ascii="Consolas" w:eastAsia="Times New Roman" w:hAnsi="Consolas" w:cs="Times New Roman"/>
+          <w:color w:val="3B3B3B"/>
+          <w:kern w:val="0"/>
+          <w:sz w:val="21"/>
+          <w:szCs w:val="21"/>
+          <w14:ligatures w14:val="none"/>
+        </w:rPr>
+        <w:t>()</w:t>
+      </w:r>
+    </w:p>
+    <w:p>
+      <w:pPr>
+        <w:shd w:val="clear" w:color="auto" w:fill="FFFFFF"/>
+        <w:spacing w:after="0" w:line="285" w:lineRule="atLeast"/>
+        <w:rPr>
+          <w:rFonts w:ascii="Consolas" w:eastAsia="Times New Roman" w:hAnsi="Consolas" w:cs="Times New Roman"/>
+          <w:color w:val="3B3B3B"/>
+          <w:kern w:val="0"/>
+          <w:sz w:val="21"/>
+          <w:szCs w:val="21"/>
+          <w14:ligatures w14:val="none"/>
+        </w:rPr>
+      </w:pPr>
+      <w:r>
+        <w:rPr>
+          <w:rFonts w:ascii="Consolas" w:eastAsia="Times New Roman" w:hAnsi="Consolas" w:cs="Times New Roman"/>
+          <w:color w:val="3B3B3B"/>
+          <w:kern w:val="0"/>
+          <w:sz w:val="21"/>
+          <w:szCs w:val="21"/>
+          <w14:ligatures w14:val="none"/>
+        </w:rPr>
+        <w:t xml:space="preserve">    </w:t>
+      </w:r>
+      <w:proofErr w:type="gramStart"/>
+      <w:r>
+        <w:rPr>
+          <w:rFonts w:ascii="Consolas" w:eastAsia="Times New Roman" w:hAnsi="Consolas" w:cs="Times New Roman"/>
+          <w:color w:val="3B3B3B"/>
+          <w:kern w:val="0"/>
+          <w:sz w:val="21"/>
+          <w:szCs w:val="21"/>
+          <w14:ligatures w14:val="none"/>
+        </w:rPr>
+        <w:t>.</w:t>
+      </w:r>
+      <w:r>
+        <w:rPr>
+          <w:rFonts w:ascii="Consolas" w:eastAsia="Times New Roman" w:hAnsi="Consolas" w:cs="Times New Roman"/>
+          <w:color w:val="795E26"/>
+          <w:kern w:val="0"/>
+          <w:sz w:val="21"/>
+          <w:szCs w:val="21"/>
+          <w14:ligatures w14:val="none"/>
+        </w:rPr>
+        <w:t>withMessage</w:t>
+      </w:r>
+      <w:proofErr w:type="gramEnd"/>
+      <w:r>
+        <w:rPr>
+          <w:rFonts w:ascii="Consolas" w:eastAsia="Times New Roman" w:hAnsi="Consolas" w:cs="Times New Roman"/>
+          <w:color w:val="3B3B3B"/>
+          <w:kern w:val="0"/>
+          <w:sz w:val="21"/>
+          <w:szCs w:val="21"/>
+          <w14:ligatures w14:val="none"/>
+        </w:rPr>
+        <w:t>(</w:t>
+      </w:r>
+      <w:r>
+        <w:rPr>
+          <w:rFonts w:ascii="Consolas" w:eastAsia="Times New Roman" w:hAnsi="Consolas" w:cs="Times New Roman"/>
+          <w:color w:val="A31515"/>
+          <w:kern w:val="0"/>
+          <w:sz w:val="21"/>
+          <w:szCs w:val="21"/>
+          <w14:ligatures w14:val="none"/>
+        </w:rPr>
+        <w:t>"Tags must be array"</w:t>
+      </w:r>
+      <w:r>
+        <w:rPr>
+          <w:rFonts w:ascii="Consolas" w:eastAsia="Times New Roman" w:hAnsi="Consolas" w:cs="Times New Roman"/>
+          <w:color w:val="3B3B3B"/>
+          <w:kern w:val="0"/>
+          <w:sz w:val="21"/>
+          <w:szCs w:val="21"/>
+          <w14:ligatures w14:val="none"/>
+        </w:rPr>
+        <w:t>)</w:t>
+      </w:r>
+    </w:p>
+    <w:p>
+      <w:pPr>
+        <w:shd w:val="clear" w:color="auto" w:fill="FFFFFF"/>
+        <w:spacing w:after="0" w:line="285" w:lineRule="atLeast"/>
+        <w:rPr>
+          <w:rFonts w:ascii="Consolas" w:eastAsia="Times New Roman" w:hAnsi="Consolas" w:cs="Times New Roman"/>
+          <w:color w:val="3B3B3B"/>
+          <w:kern w:val="0"/>
+          <w:sz w:val="21"/>
+          <w:szCs w:val="21"/>
+          <w14:ligatures w14:val="none"/>
+        </w:rPr>
+      </w:pPr>
+      <w:r>
+        <w:rPr>
+          <w:rFonts w:ascii="Consolas" w:eastAsia="Times New Roman" w:hAnsi="Consolas" w:cs="Times New Roman"/>
+          <w:color w:val="3B3B3B"/>
+          <w:kern w:val="0"/>
+          <w:sz w:val="21"/>
+          <w:szCs w:val="21"/>
+          <w14:ligatures w14:val="none"/>
+        </w:rPr>
+        <w:t xml:space="preserve">    </w:t>
+      </w:r>
+      <w:proofErr w:type="gramStart"/>
+      <w:r>
+        <w:rPr>
+          <w:rFonts w:ascii="Consolas" w:eastAsia="Times New Roman" w:hAnsi="Consolas" w:cs="Times New Roman"/>
+          <w:color w:val="3B3B3B"/>
+          <w:kern w:val="0"/>
+          <w:sz w:val="21"/>
+          <w:szCs w:val="21"/>
+          <w14:ligatures w14:val="none"/>
+        </w:rPr>
+        <w:t>.</w:t>
+      </w:r>
+      <w:r>
+        <w:rPr>
+          <w:rFonts w:ascii="Consolas" w:eastAsia="Times New Roman" w:hAnsi="Consolas" w:cs="Times New Roman"/>
+          <w:color w:val="795E26"/>
+          <w:kern w:val="0"/>
+          <w:sz w:val="21"/>
+          <w:szCs w:val="21"/>
+          <w14:ligatures w14:val="none"/>
+        </w:rPr>
+        <w:t>customSanitizer</w:t>
+      </w:r>
+      <w:proofErr w:type="gramEnd"/>
+      <w:r>
+        <w:rPr>
+          <w:rFonts w:ascii="Consolas" w:eastAsia="Times New Roman" w:hAnsi="Consolas" w:cs="Times New Roman"/>
+          <w:color w:val="3B3B3B"/>
+          <w:kern w:val="0"/>
+          <w:sz w:val="21"/>
+          <w:szCs w:val="21"/>
+          <w14:ligatures w14:val="none"/>
+        </w:rPr>
+        <w:t>(</w:t>
+      </w:r>
+      <w:r>
+        <w:rPr>
+          <w:rFonts w:ascii="Consolas" w:eastAsia="Times New Roman" w:hAnsi="Consolas" w:cs="Times New Roman"/>
+          <w:color w:val="001080"/>
+          <w:kern w:val="0"/>
+          <w:sz w:val="21"/>
+          <w:szCs w:val="21"/>
+          <w14:ligatures w14:val="none"/>
+        </w:rPr>
+        <w:t>value</w:t>
+      </w:r>
+      <w:r>
+        <w:rPr>
+          <w:rFonts w:ascii="Consolas" w:eastAsia="Times New Roman" w:hAnsi="Consolas" w:cs="Times New Roman"/>
+          <w:color w:val="3B3B3B"/>
+          <w:kern w:val="0"/>
+          <w:sz w:val="21"/>
+          <w:szCs w:val="21"/>
+          <w14:ligatures w14:val="none"/>
+        </w:rPr>
+        <w:t xml:space="preserve"> </w:t>
+      </w:r>
+      <w:r>
+        <w:rPr>
+          <w:rFonts w:ascii="Consolas" w:eastAsia="Times New Roman" w:hAnsi="Consolas" w:cs="Times New Roman"/>
+          <w:color w:val="0000FF"/>
+          <w:kern w:val="0"/>
+          <w:sz w:val="21"/>
+          <w:szCs w:val="21"/>
+          <w14:ligatures w14:val="none"/>
+        </w:rPr>
+        <w:t>=&gt;</w:t>
+      </w:r>
+      <w:r>
+        <w:rPr>
+          <w:rFonts w:ascii="Consolas" w:eastAsia="Times New Roman" w:hAnsi="Consolas" w:cs="Times New Roman"/>
+          <w:color w:val="3B3B3B"/>
+          <w:kern w:val="0"/>
+          <w:sz w:val="21"/>
+          <w:szCs w:val="21"/>
+          <w14:ligatures w14:val="none"/>
+        </w:rPr>
+        <w:t xml:space="preserve"> {</w:t>
+      </w:r>
+    </w:p>
+    <w:p>
+      <w:pPr>
+        <w:shd w:val="clear" w:color="auto" w:fill="FFFFFF"/>
+        <w:spacing w:after="0" w:line="285" w:lineRule="atLeast"/>
+        <w:rPr>
+          <w:rFonts w:ascii="Consolas" w:eastAsia="Times New Roman" w:hAnsi="Consolas" w:cs="Times New Roman"/>
+          <w:color w:val="3B3B3B"/>
+          <w:kern w:val="0"/>
+          <w:sz w:val="21"/>
+          <w:szCs w:val="21"/>
+          <w14:ligatures w14:val="none"/>
+        </w:rPr>
+      </w:pPr>
+      <w:r>
+        <w:rPr>
+          <w:rFonts w:ascii="Consolas" w:eastAsia="Times New Roman" w:hAnsi="Consolas" w:cs="Times New Roman"/>
+          <w:color w:val="3B3B3B"/>
+          <w:kern w:val="0"/>
+          <w:sz w:val="21"/>
+          <w:szCs w:val="21"/>
+          <w14:ligatures w14:val="none"/>
+        </w:rPr>
+        <w:t xml:space="preserve">      </w:t>
+      </w:r>
+      <w:r>
+        <w:rPr>
+          <w:rFonts w:ascii="Consolas" w:eastAsia="Times New Roman" w:hAnsi="Consolas" w:cs="Times New Roman"/>
+          <w:color w:val="008000"/>
+          <w:kern w:val="0"/>
+          <w:sz w:val="21"/>
+          <w:szCs w:val="21"/>
+          <w14:ligatures w14:val="none"/>
+        </w:rPr>
+        <w:t>// Ensure tags is always an array</w:t>
+      </w:r>
+    </w:p>
+    <w:p>
+      <w:pPr>
+        <w:shd w:val="clear" w:color="auto" w:fill="FFFFFF"/>
+        <w:spacing w:after="0" w:line="285" w:lineRule="atLeast"/>
+        <w:rPr>
+          <w:rFonts w:ascii="Consolas" w:eastAsia="Times New Roman" w:hAnsi="Consolas" w:cs="Times New Roman"/>
+          <w:color w:val="3B3B3B"/>
+          <w:kern w:val="0"/>
+          <w:sz w:val="21"/>
+          <w:szCs w:val="21"/>
+          <w14:ligatures w14:val="none"/>
+        </w:rPr>
+      </w:pPr>
+      <w:r>
+        <w:rPr>
+          <w:rFonts w:ascii="Consolas" w:eastAsia="Times New Roman" w:hAnsi="Consolas" w:cs="Times New Roman"/>
+          <w:color w:val="3B3B3B"/>
+          <w:kern w:val="0"/>
+          <w:sz w:val="21"/>
+          <w:szCs w:val="21"/>
+          <w14:ligatures w14:val="none"/>
+        </w:rPr>
+        <w:t xml:space="preserve">      </w:t>
+      </w:r>
+      <w:r>
+        <w:rPr>
+          <w:rFonts w:ascii="Consolas" w:eastAsia="Times New Roman" w:hAnsi="Consolas" w:cs="Times New Roman"/>
+          <w:color w:val="AF00DB"/>
+          <w:kern w:val="0"/>
+          <w:sz w:val="21"/>
+          <w:szCs w:val="21"/>
+          <w14:ligatures w14:val="none"/>
+        </w:rPr>
+        <w:t>return</w:t>
+      </w:r>
+      <w:r>
+        <w:rPr>
+          <w:rFonts w:ascii="Consolas" w:eastAsia="Times New Roman" w:hAnsi="Consolas" w:cs="Times New Roman"/>
+          <w:color w:val="3B3B3B"/>
+          <w:kern w:val="0"/>
+          <w:sz w:val="21"/>
+          <w:szCs w:val="21"/>
+          <w14:ligatures w14:val="none"/>
+        </w:rPr>
+        <w:t xml:space="preserve"> </w:t>
+      </w:r>
+      <w:r>
+        <w:rPr>
+          <w:rFonts w:ascii="Consolas" w:eastAsia="Times New Roman" w:hAnsi="Consolas" w:cs="Times New Roman"/>
+          <w:color w:val="267F99"/>
+          <w:kern w:val="0"/>
+          <w:sz w:val="21"/>
+          <w:szCs w:val="21"/>
+          <w14:ligatures w14:val="none"/>
+        </w:rPr>
+        <w:t>Array</w:t>
+      </w:r>
+      <w:r>
+        <w:rPr>
+          <w:rFonts w:ascii="Consolas" w:eastAsia="Times New Roman" w:hAnsi="Consolas" w:cs="Times New Roman"/>
+          <w:color w:val="3B3B3B"/>
+          <w:kern w:val="0"/>
+          <w:sz w:val="21"/>
+          <w:szCs w:val="21"/>
+          <w14:ligatures w14:val="none"/>
+        </w:rPr>
+        <w:t>.</w:t>
+      </w:r>
+      <w:r>
+        <w:rPr>
+          <w:rFonts w:ascii="Consolas" w:eastAsia="Times New Roman" w:hAnsi="Consolas" w:cs="Times New Roman"/>
+          <w:color w:val="795E26"/>
+          <w:kern w:val="0"/>
+          <w:sz w:val="21"/>
+          <w:szCs w:val="21"/>
+          <w14:ligatures w14:val="none"/>
+        </w:rPr>
+        <w:t>isArray</w:t>
+      </w:r>
+      <w:r>
+        <w:rPr>
+          <w:rFonts w:ascii="Consolas" w:eastAsia="Times New Roman" w:hAnsi="Consolas" w:cs="Times New Roman"/>
+          <w:color w:val="3B3B3B"/>
+          <w:kern w:val="0"/>
+          <w:sz w:val="21"/>
+          <w:szCs w:val="21"/>
+          <w14:ligatures w14:val="none"/>
+        </w:rPr>
+        <w:t>(</w:t>
+      </w:r>
+      <w:r>
+        <w:rPr>
+          <w:rFonts w:ascii="Consolas" w:eastAsia="Times New Roman" w:hAnsi="Consolas" w:cs="Times New Roman"/>
+          <w:color w:val="001080"/>
+          <w:kern w:val="0"/>
+          <w:sz w:val="21"/>
+          <w:szCs w:val="21"/>
+          <w14:ligatures w14:val="none"/>
+        </w:rPr>
+        <w:t>value</w:t>
+      </w:r>
+      <w:proofErr w:type="gramStart"/>
+      <w:r>
+        <w:rPr>
+          <w:rFonts w:ascii="Consolas" w:eastAsia="Times New Roman" w:hAnsi="Consolas" w:cs="Times New Roman"/>
+          <w:color w:val="3B3B3B"/>
+          <w:kern w:val="0"/>
+          <w:sz w:val="21"/>
+          <w:szCs w:val="21"/>
+          <w14:ligatures w14:val="none"/>
+        </w:rPr>
+        <w:t xml:space="preserve">) </w:t>
+      </w:r>
+      <w:r>
+        <w:rPr>
+          <w:rFonts w:ascii="Consolas" w:eastAsia="Times New Roman" w:hAnsi="Consolas" w:cs="Times New Roman"/>
+          <w:color w:val="000000"/>
+          <w:kern w:val="0"/>
+          <w:sz w:val="21"/>
+          <w:szCs w:val="21"/>
+          <w14:ligatures w14:val="none"/>
+        </w:rPr>
+        <w:t>?</w:t>
+      </w:r>
+      <w:proofErr w:type="gramEnd"/>
+      <w:r>
+        <w:rPr>
+          <w:rFonts w:ascii="Consolas" w:eastAsia="Times New Roman" w:hAnsi="Consolas" w:cs="Times New Roman"/>
+          <w:color w:val="3B3B3B"/>
+          <w:kern w:val="0"/>
+          <w:sz w:val="21"/>
+          <w:szCs w:val="21"/>
+          <w14:ligatures w14:val="none"/>
+        </w:rPr>
+        <w:t xml:space="preserve"> </w:t>
+      </w:r>
+      <w:proofErr w:type="gramStart"/>
+      <w:r>
+        <w:rPr>
+          <w:rFonts w:ascii="Consolas" w:eastAsia="Times New Roman" w:hAnsi="Consolas" w:cs="Times New Roman"/>
+          <w:color w:val="001080"/>
+          <w:kern w:val="0"/>
+          <w:sz w:val="21"/>
+          <w:szCs w:val="21"/>
+          <w14:ligatures w14:val="none"/>
+        </w:rPr>
+        <w:t>value</w:t>
+      </w:r>
+      <w:r>
+        <w:rPr>
+          <w:rFonts w:ascii="Consolas" w:eastAsia="Times New Roman" w:hAnsi="Consolas" w:cs="Times New Roman"/>
+          <w:color w:val="3B3B3B"/>
+          <w:kern w:val="0"/>
+          <w:sz w:val="21"/>
+          <w:szCs w:val="21"/>
+          <w14:ligatures w14:val="none"/>
+        </w:rPr>
+        <w:t xml:space="preserve"> </w:t>
+      </w:r>
+      <w:r>
+        <w:rPr>
+          <w:rFonts w:ascii="Consolas" w:eastAsia="Times New Roman" w:hAnsi="Consolas" w:cs="Times New Roman"/>
+          <w:color w:val="000000"/>
+          <w:kern w:val="0"/>
+          <w:sz w:val="21"/>
+          <w:szCs w:val="21"/>
+          <w14:ligatures w14:val="none"/>
+        </w:rPr>
+        <w:t>:</w:t>
+      </w:r>
+      <w:proofErr w:type="gramEnd"/>
+      <w:r>
+        <w:rPr>
+          <w:rFonts w:ascii="Consolas" w:eastAsia="Times New Roman" w:hAnsi="Consolas" w:cs="Times New Roman"/>
+          <w:color w:val="3B3B3B"/>
+          <w:kern w:val="0"/>
+          <w:sz w:val="21"/>
+          <w:szCs w:val="21"/>
+          <w14:ligatures w14:val="none"/>
+        </w:rPr>
+        <w:t xml:space="preserve"> [</w:t>
+      </w:r>
+      <w:r>
+        <w:rPr>
+          <w:rFonts w:ascii="Consolas" w:eastAsia="Times New Roman" w:hAnsi="Consolas" w:cs="Times New Roman"/>
+          <w:color w:val="001080"/>
+          <w:kern w:val="0"/>
+          <w:sz w:val="21"/>
+          <w:szCs w:val="21"/>
+          <w14:ligatures w14:val="none"/>
+        </w:rPr>
+        <w:t>value</w:t>
+      </w:r>
+      <w:r>
+        <w:rPr>
+          <w:rFonts w:ascii="Consolas" w:eastAsia="Times New Roman" w:hAnsi="Consolas" w:cs="Times New Roman"/>
+          <w:color w:val="3B3B3B"/>
+          <w:kern w:val="0"/>
+          <w:sz w:val="21"/>
+          <w:szCs w:val="21"/>
+          <w14:ligatures w14:val="none"/>
+        </w:rPr>
+        <w:t>];</w:t>
+      </w:r>
+    </w:p>
+    <w:p>
+      <w:pPr>
+        <w:shd w:val="clear" w:color="auto" w:fill="FFFFFF"/>
+        <w:spacing w:after="0" w:line="285" w:lineRule="atLeast"/>
+        <w:rPr>
+          <w:rFonts w:ascii="Consolas" w:eastAsia="Times New Roman" w:hAnsi="Consolas" w:cs="Times New Roman"/>
+          <w:color w:val="3B3B3B"/>
+          <w:kern w:val="0"/>
+          <w:sz w:val="21"/>
+          <w:szCs w:val="21"/>
+          <w14:ligatures w14:val="none"/>
+        </w:rPr>
+      </w:pPr>
+      <w:r>
+        <w:rPr>
+          <w:rFonts w:ascii="Consolas" w:eastAsia="Times New Roman" w:hAnsi="Consolas" w:cs="Times New Roman"/>
+          <w:color w:val="3B3B3B"/>
+          <w:kern w:val="0"/>
+          <w:sz w:val="21"/>
+          <w:szCs w:val="21"/>
+          <w14:ligatures w14:val="none"/>
+        </w:rPr>
+        <w:t>    }),</w:t>
+      </w:r>
+    </w:p>
+    <w:p>
+      <w:pPr>
+        <w:shd w:val="clear" w:color="auto" w:fill="FFFFFF"/>
+        <w:spacing w:after="0" w:line="285" w:lineRule="atLeast"/>
+        <w:rPr>
+          <w:rFonts w:ascii="Consolas" w:eastAsia="Times New Roman" w:hAnsi="Consolas" w:cs="Times New Roman"/>
+          <w:color w:val="3B3B3B"/>
+          <w:kern w:val="0"/>
+          <w:sz w:val="21"/>
+          <w:szCs w:val="21"/>
+          <w14:ligatures w14:val="none"/>
+        </w:rPr>
+      </w:pPr>
+      <w:r>
+        <w:rPr>
+          <w:rFonts w:ascii="Consolas" w:eastAsia="Times New Roman" w:hAnsi="Consolas" w:cs="Times New Roman"/>
+          <w:color w:val="3B3B3B"/>
+          <w:kern w:val="0"/>
+          <w:sz w:val="21"/>
+          <w:szCs w:val="21"/>
+          <w14:ligatures w14:val="none"/>
+        </w:rPr>
+        <w:t xml:space="preserve">    </w:t>
+      </w:r>
+      <w:r>
+        <w:rPr>
+          <w:rFonts w:ascii="Consolas" w:eastAsia="Times New Roman" w:hAnsi="Consolas" w:cs="Times New Roman"/>
+          <w:color w:val="795E26"/>
+          <w:kern w:val="0"/>
+          <w:sz w:val="21"/>
+          <w:szCs w:val="21"/>
+          <w14:ligatures w14:val="none"/>
+        </w:rPr>
+        <w:t>body</w:t>
+      </w:r>
+      <w:r>
+        <w:rPr>
+          <w:rFonts w:ascii="Consolas" w:eastAsia="Times New Roman" w:hAnsi="Consolas" w:cs="Times New Roman"/>
+          <w:color w:val="3B3B3B"/>
+          <w:kern w:val="0"/>
+          <w:sz w:val="21"/>
+          <w:szCs w:val="21"/>
+          <w14:ligatures w14:val="none"/>
+        </w:rPr>
+        <w:t>(</w:t>
+      </w:r>
+      <w:r>
+        <w:rPr>
+          <w:rFonts w:ascii="Consolas" w:eastAsia="Times New Roman" w:hAnsi="Consolas" w:cs="Times New Roman"/>
+          <w:color w:val="A31515"/>
+          <w:kern w:val="0"/>
+          <w:sz w:val="21"/>
+          <w:szCs w:val="21"/>
+          <w14:ligatures w14:val="none"/>
+        </w:rPr>
+        <w:t>'</w:t>
+      </w:r>
+      <w:proofErr w:type="gramStart"/>
+      <w:r>
+        <w:rPr>
+          <w:rFonts w:ascii="Consolas" w:eastAsia="Times New Roman" w:hAnsi="Consolas" w:cs="Times New Roman"/>
+          <w:color w:val="A31515"/>
+          <w:kern w:val="0"/>
+          <w:sz w:val="21"/>
+          <w:szCs w:val="21"/>
+          <w14:ligatures w14:val="none"/>
+        </w:rPr>
+        <w:t>tags.*</w:t>
+      </w:r>
+      <w:proofErr w:type="gramEnd"/>
+      <w:r>
+        <w:rPr>
+          <w:rFonts w:ascii="Consolas" w:eastAsia="Times New Roman" w:hAnsi="Consolas" w:cs="Times New Roman"/>
+          <w:color w:val="A31515"/>
+          <w:kern w:val="0"/>
+          <w:sz w:val="21"/>
+          <w:szCs w:val="21"/>
+          <w14:ligatures w14:val="none"/>
+        </w:rPr>
+        <w:t>'</w:t>
+      </w:r>
+      <w:proofErr w:type="gramStart"/>
+      <w:r>
+        <w:rPr>
+          <w:rFonts w:ascii="Consolas" w:eastAsia="Times New Roman" w:hAnsi="Consolas" w:cs="Times New Roman"/>
+          <w:color w:val="3B3B3B"/>
+          <w:kern w:val="0"/>
+          <w:sz w:val="21"/>
+          <w:szCs w:val="21"/>
+          <w14:ligatures w14:val="none"/>
+        </w:rPr>
+        <w:t>).</w:t>
+      </w:r>
+      <w:r>
+        <w:rPr>
+          <w:rFonts w:ascii="Consolas" w:eastAsia="Times New Roman" w:hAnsi="Consolas" w:cs="Times New Roman"/>
+          <w:color w:val="795E26"/>
+          <w:kern w:val="0"/>
+          <w:sz w:val="21"/>
+          <w:szCs w:val="21"/>
+          <w14:ligatures w14:val="none"/>
+        </w:rPr>
+        <w:t>isString</w:t>
+      </w:r>
+      <w:proofErr w:type="gramEnd"/>
+      <w:r>
+        <w:rPr>
+          <w:rFonts w:ascii="Consolas" w:eastAsia="Times New Roman" w:hAnsi="Consolas" w:cs="Times New Roman"/>
+          <w:color w:val="3B3B3B"/>
+          <w:kern w:val="0"/>
+          <w:sz w:val="21"/>
+          <w:szCs w:val="21"/>
+          <w14:ligatures w14:val="none"/>
+        </w:rPr>
+        <w:t>(</w:t>
+      </w:r>
+      <w:proofErr w:type="gramStart"/>
+      <w:r>
+        <w:rPr>
+          <w:rFonts w:ascii="Consolas" w:eastAsia="Times New Roman" w:hAnsi="Consolas" w:cs="Times New Roman"/>
+          <w:color w:val="3B3B3B"/>
+          <w:kern w:val="0"/>
+          <w:sz w:val="21"/>
+          <w:szCs w:val="21"/>
+          <w14:ligatures w14:val="none"/>
+        </w:rPr>
+        <w:t>).</w:t>
+      </w:r>
+      <w:r>
+        <w:rPr>
+          <w:rFonts w:ascii="Consolas" w:eastAsia="Times New Roman" w:hAnsi="Consolas" w:cs="Times New Roman"/>
+          <w:color w:val="795E26"/>
+          <w:kern w:val="0"/>
+          <w:sz w:val="21"/>
+          <w:szCs w:val="21"/>
+          <w14:ligatures w14:val="none"/>
+        </w:rPr>
+        <w:t>withMessage</w:t>
+      </w:r>
+      <w:proofErr w:type="gramEnd"/>
+      <w:r>
+        <w:rPr>
+          <w:rFonts w:ascii="Consolas" w:eastAsia="Times New Roman" w:hAnsi="Consolas" w:cs="Times New Roman"/>
+          <w:color w:val="3B3B3B"/>
+          <w:kern w:val="0"/>
+          <w:sz w:val="21"/>
+          <w:szCs w:val="21"/>
+          <w14:ligatures w14:val="none"/>
+        </w:rPr>
+        <w:t>(</w:t>
+      </w:r>
+      <w:r>
+        <w:rPr>
+          <w:rFonts w:ascii="Consolas" w:eastAsia="Times New Roman" w:hAnsi="Consolas" w:cs="Times New Roman"/>
+          <w:color w:val="A31515"/>
+          <w:kern w:val="0"/>
+          <w:sz w:val="21"/>
+          <w:szCs w:val="21"/>
+          <w14:ligatures w14:val="none"/>
+        </w:rPr>
+        <w:t>"Tag must be string"</w:t>
+      </w:r>
+      <w:r>
+        <w:rPr>
+          <w:rFonts w:ascii="Consolas" w:eastAsia="Times New Roman" w:hAnsi="Consolas" w:cs="Times New Roman"/>
+          <w:color w:val="3B3B3B"/>
+          <w:kern w:val="0"/>
+          <w:sz w:val="21"/>
+          <w:szCs w:val="21"/>
+          <w14:ligatures w14:val="none"/>
+        </w:rPr>
+        <w:t>),</w:t>
+      </w:r>
+    </w:p>
+    <w:p>
+      <w:pPr>
+        <w:shd w:val="clear" w:color="auto" w:fill="FFFFFF"/>
+        <w:spacing w:after="0" w:line="285" w:lineRule="atLeast"/>
+        <w:rPr>
+          <w:rFonts w:ascii="Consolas" w:eastAsia="Times New Roman" w:hAnsi="Consolas" w:cs="Times New Roman"/>
+          <w:color w:val="3B3B3B"/>
+          <w:kern w:val="0"/>
+          <w:sz w:val="21"/>
+          <w:szCs w:val="21"/>
+          <w14:ligatures w14:val="none"/>
+        </w:rPr>
+      </w:pPr>
+      <w:r>
+        <w:rPr>
+          <w:rFonts w:ascii="Consolas" w:eastAsia="Times New Roman" w:hAnsi="Consolas" w:cs="Times New Roman"/>
+          <w:color w:val="3B3B3B"/>
+          <w:kern w:val="0"/>
+          <w:sz w:val="21"/>
+          <w:szCs w:val="21"/>
+          <w14:ligatures w14:val="none"/>
+        </w:rPr>
+        <w:t>];</w:t>
+      </w:r>
+    </w:p>
+    <w:p>
+      <w:pPr>
+        <w:shd w:val="clear" w:color="auto" w:fill="FFFFFF"/>
+        <w:spacing w:after="0" w:line="285" w:lineRule="atLeast"/>
+        <w:rPr>
+          <w:rFonts w:ascii="Consolas" w:eastAsia="Times New Roman" w:hAnsi="Consolas" w:cs="Times New Roman"/>
+          <w:color w:val="3B3B3B"/>
+          <w:kern w:val="0"/>
+          <w:sz w:val="21"/>
+          <w:szCs w:val="21"/>
+          <w14:ligatures w14:val="none"/>
+        </w:rPr>
+      </w:pPr>
+    </w:p>
+    <w:p>
+      <w:pPr>
+        <w:shd w:val="clear" w:color="auto" w:fill="FFFFFF"/>
+        <w:spacing w:after="0" w:line="285" w:lineRule="atLeast"/>
+        <w:rPr>
+          <w:rFonts w:ascii="Consolas" w:eastAsia="Times New Roman" w:hAnsi="Consolas" w:cs="Times New Roman"/>
+          <w:color w:val="3B3B3B"/>
+          <w:kern w:val="0"/>
+          <w:sz w:val="21"/>
+          <w:szCs w:val="21"/>
+          <w14:ligatures w14:val="none"/>
+        </w:rPr>
+      </w:pPr>
+      <w:proofErr w:type="gramStart"/>
+      <w:r>
+        <w:rPr>
+          <w:rFonts w:ascii="Consolas" w:eastAsia="Times New Roman" w:hAnsi="Consolas" w:cs="Times New Roman"/>
+          <w:color w:val="267F99"/>
+          <w:kern w:val="0"/>
+          <w:sz w:val="21"/>
+          <w:szCs w:val="21"/>
+          <w14:ligatures w14:val="none"/>
+        </w:rPr>
+        <w:t>module</w:t>
+      </w:r>
+      <w:r>
+        <w:rPr>
+          <w:rFonts w:ascii="Consolas" w:eastAsia="Times New Roman" w:hAnsi="Consolas" w:cs="Times New Roman"/>
+          <w:color w:val="3B3B3B"/>
+          <w:kern w:val="0"/>
+          <w:sz w:val="21"/>
+          <w:szCs w:val="21"/>
+          <w14:ligatures w14:val="none"/>
+        </w:rPr>
+        <w:t>.</w:t>
+      </w:r>
+      <w:r>
+        <w:rPr>
+          <w:rFonts w:ascii="Consolas" w:eastAsia="Times New Roman" w:hAnsi="Consolas" w:cs="Times New Roman"/>
+          <w:color w:val="267F99"/>
+          <w:kern w:val="0"/>
+          <w:sz w:val="21"/>
+          <w:szCs w:val="21"/>
+          <w14:ligatures w14:val="none"/>
+        </w:rPr>
+        <w:t>exports</w:t>
+      </w:r>
+      <w:proofErr w:type="gramEnd"/>
+      <w:r>
+        <w:rPr>
+          <w:rFonts w:ascii="Consolas" w:eastAsia="Times New Roman" w:hAnsi="Consolas" w:cs="Times New Roman"/>
+          <w:color w:val="3B3B3B"/>
+          <w:kern w:val="0"/>
+          <w:sz w:val="21"/>
+          <w:szCs w:val="21"/>
+          <w14:ligatures w14:val="none"/>
+        </w:rPr>
+        <w:t xml:space="preserve"> </w:t>
+      </w:r>
+      <w:r>
+        <w:rPr>
+          <w:rFonts w:ascii="Consolas" w:eastAsia="Times New Roman" w:hAnsi="Consolas" w:cs="Times New Roman"/>
+          <w:color w:val="000000"/>
+          <w:kern w:val="0"/>
+          <w:sz w:val="21"/>
+          <w:szCs w:val="21"/>
+          <w14:ligatures w14:val="none"/>
+        </w:rPr>
+        <w:t>=</w:t>
+      </w:r>
+      <w:r>
+        <w:rPr>
+          <w:rFonts w:ascii="Consolas" w:eastAsia="Times New Roman" w:hAnsi="Consolas" w:cs="Times New Roman"/>
+          <w:color w:val="3B3B3B"/>
+          <w:kern w:val="0"/>
+          <w:sz w:val="21"/>
+          <w:szCs w:val="21"/>
+          <w14:ligatures w14:val="none"/>
+        </w:rPr>
+        <w:t xml:space="preserve"> </w:t>
+      </w:r>
+      <w:proofErr w:type="gramStart"/>
+      <w:r>
+        <w:rPr>
+          <w:rFonts w:ascii="Consolas" w:eastAsia="Times New Roman" w:hAnsi="Consolas" w:cs="Times New Roman"/>
+          <w:color w:val="3B3B3B"/>
+          <w:kern w:val="0"/>
+          <w:sz w:val="21"/>
+          <w:szCs w:val="21"/>
+          <w14:ligatures w14:val="none"/>
+        </w:rPr>
+        <w:t xml:space="preserve">{ </w:t>
+      </w:r>
+      <w:r>
+        <w:rPr>
+          <w:rFonts w:ascii="Consolas" w:eastAsia="Times New Roman" w:hAnsi="Consolas" w:cs="Times New Roman"/>
+          <w:color w:val="001080"/>
+          <w:kern w:val="0"/>
+          <w:sz w:val="21"/>
+          <w:szCs w:val="21"/>
+          <w14:ligatures w14:val="none"/>
+        </w:rPr>
+        <w:t>sanitizeExample</w:t>
+      </w:r>
+      <w:proofErr w:type="gramEnd"/>
+      <w:r>
+        <w:rPr>
+          <w:rFonts w:ascii="Consolas" w:eastAsia="Times New Roman" w:hAnsi="Consolas" w:cs="Times New Roman"/>
+          <w:color w:val="3B3B3B"/>
+          <w:kern w:val="0"/>
+          <w:sz w:val="21"/>
+          <w:szCs w:val="21"/>
+          <w14:ligatures w14:val="none"/>
+        </w:rPr>
+        <w:t xml:space="preserve"> }</w:t>
+      </w:r>
+    </w:p>
+    <w:p>
+      <w:pPr>
+        <w:ind w:left="720" w:firstLine="720"/>
+        <w:rPr>
+          <w:rFonts w:ascii="Sakkal Majalla" w:eastAsia="Times New Roman" w:hAnsi="Sakkal Majalla" w:cs="Sakkal Majalla"/>
+          <w:color w:val="3B3B3B"/>
+          <w:kern w:val="0"/>
+          <w:sz w:val="28"/>
+          <w:szCs w:val="28"/>
+          <w14:ligatures w14:val="none"/>
+        </w:rPr>
+      </w:pPr>
+      <w:r>
+        <w:rPr>
+          <w:rFonts w:ascii="Sakkal Majalla" w:eastAsia="Times New Roman" w:hAnsi="Sakkal Majalla" w:cs="Sakkal Majalla"/>
+          <w:color w:val="3B3B3B"/>
+          <w:kern w:val="0"/>
+          <w:sz w:val="28"/>
+          <w:szCs w:val="28"/>
+          <w14:ligatures w14:val="none"/>
+        </w:rPr>
+        <w:t>----------------------------------------------------------------------------------------</w:t>
       </w:r>
     </w:p>
     <w:p>

--- a/Nodejs/NodeJS-Notes/nodejs-notes-02.docx
+++ b/Nodejs/NodeJS-Notes/nodejs-notes-02.docx
@@ -15080,6 +15080,7791 @@
           <w14:ligatures w14:val="none"/>
         </w:rPr>
         <w:t>----------------------------------------------------------------------------------------</w:t>
+      </w:r>
+    </w:p>
+    <w:p>
+      <w:pPr>
+        <w:rPr>
+          <w:rFonts w:ascii="Sakkal Majalla" w:hAnsi="Sakkal Majalla" w:cs="Sakkal Majalla"/>
+          <w:sz w:val="28"/>
+          <w:szCs w:val="28"/>
+        </w:rPr>
+      </w:pPr>
+    </w:p>
+    <w:p>
+      <w:pPr>
+        <w:rPr>
+          <w:rFonts w:ascii="Sakkal Majalla" w:hAnsi="Sakkal Majalla" w:cs="Sakkal Majalla"/>
+          <w:sz w:val="28"/>
+          <w:szCs w:val="28"/>
+        </w:rPr>
+      </w:pPr>
+    </w:p>
+    <w:p>
+      <w:pPr>
+        <w:rPr>
+          <w:rFonts w:ascii="Sakkal Majalla" w:hAnsi="Sakkal Majalla" w:cs="Sakkal Majalla"/>
+          <w:sz w:val="28"/>
+          <w:szCs w:val="28"/>
+        </w:rPr>
+      </w:pPr>
+    </w:p>
+    <w:p>
+      <w:pPr>
+        <w:rPr>
+          <w:rFonts w:ascii="Sakkal Majalla" w:hAnsi="Sakkal Majalla" w:cs="Sakkal Majalla"/>
+          <w:sz w:val="28"/>
+          <w:szCs w:val="28"/>
+        </w:rPr>
+      </w:pPr>
+    </w:p>
+    <w:p>
+      <w:pPr>
+        <w:rPr>
+          <w:rFonts w:ascii="Sakkal Majalla" w:hAnsi="Sakkal Majalla" w:cs="Sakkal Majalla"/>
+          <w:sz w:val="28"/>
+          <w:szCs w:val="28"/>
+        </w:rPr>
+      </w:pPr>
+    </w:p>
+    <w:p>
+      <w:pPr>
+        <w:rPr>
+          <w:rFonts w:ascii="Sakkal Majalla" w:hAnsi="Sakkal Majalla" w:cs="Sakkal Majalla"/>
+          <w:sz w:val="28"/>
+          <w:szCs w:val="28"/>
+        </w:rPr>
+      </w:pPr>
+    </w:p>
+    <w:p>
+      <w:pPr>
+        <w:rPr>
+          <w:rFonts w:ascii="Sakkal Majalla" w:hAnsi="Sakkal Majalla" w:cs="Sakkal Majalla"/>
+          <w:sz w:val="28"/>
+          <w:szCs w:val="28"/>
+        </w:rPr>
+      </w:pPr>
+    </w:p>
+    <w:p>
+      <w:pPr>
+        <w:rPr>
+          <w:rFonts w:ascii="Sakkal Majalla" w:hAnsi="Sakkal Majalla" w:cs="Sakkal Majalla"/>
+          <w:sz w:val="28"/>
+          <w:szCs w:val="28"/>
+        </w:rPr>
+      </w:pPr>
+    </w:p>
+    <w:p>
+      <w:pPr>
+        <w:rPr>
+          <w:rFonts w:ascii="Sakkal Majalla" w:hAnsi="Sakkal Majalla" w:cs="Sakkal Majalla"/>
+          <w:sz w:val="28"/>
+          <w:szCs w:val="28"/>
+        </w:rPr>
+      </w:pPr>
+    </w:p>
+    <w:p>
+      <w:pPr>
+        <w:rPr>
+          <w:rFonts w:ascii="Sakkal Majalla" w:hAnsi="Sakkal Majalla" w:cs="Sakkal Majalla"/>
+          <w:sz w:val="28"/>
+          <w:szCs w:val="28"/>
+        </w:rPr>
+      </w:pPr>
+      <w:r>
+        <w:rPr>
+          <w:rFonts w:ascii="Sakkal Majalla" w:hAnsi="Sakkal Majalla" w:cs="Sakkal Majalla"/>
+          <w:sz w:val="28"/>
+          <w:szCs w:val="28"/>
+        </w:rPr>
+        <w:lastRenderedPageBreak/>
+        <w:t xml:space="preserve">To </w:t>
+      </w:r>
+      <w:r>
+        <w:rPr>
+          <w:rFonts w:ascii="Sakkal Majalla" w:hAnsi="Sakkal Majalla" w:cs="Sakkal Majalla"/>
+          <w:color w:val="C00000"/>
+          <w:sz w:val="28"/>
+          <w:szCs w:val="28"/>
+        </w:rPr>
+        <w:t xml:space="preserve">create async validation </w:t>
+      </w:r>
+      <w:r>
+        <w:rPr>
+          <w:rFonts w:ascii="Sakkal Majalla" w:hAnsi="Sakkal Majalla" w:cs="Sakkal Majalla"/>
+          <w:sz w:val="28"/>
+          <w:szCs w:val="28"/>
+        </w:rPr>
+        <w:t xml:space="preserve">using </w:t>
+      </w:r>
+      <w:r>
+        <w:rPr>
+          <w:rFonts w:ascii="Sakkal Majalla" w:hAnsi="Sakkal Majalla" w:cs="Sakkal Majalla"/>
+          <w:color w:val="C00000"/>
+          <w:sz w:val="28"/>
+          <w:szCs w:val="28"/>
+        </w:rPr>
+        <w:t>custom</w:t>
+      </w:r>
+      <w:r>
+        <w:rPr>
+          <w:rFonts w:ascii="Sakkal Majalla" w:hAnsi="Sakkal Majalla" w:cs="Sakkal Majalla"/>
+          <w:sz w:val="28"/>
+          <w:szCs w:val="28"/>
+        </w:rPr>
+        <w:t>:</w:t>
+      </w:r>
+    </w:p>
+    <w:p>
+      <w:pPr>
+        <w:shd w:val="clear" w:color="auto" w:fill="FFFFFF"/>
+        <w:spacing w:after="0" w:line="285" w:lineRule="atLeast"/>
+        <w:rPr>
+          <w:rFonts w:ascii="Consolas" w:eastAsia="Times New Roman" w:hAnsi="Consolas" w:cs="Times New Roman"/>
+          <w:color w:val="3B3B3B"/>
+          <w:kern w:val="0"/>
+          <w:sz w:val="21"/>
+          <w:szCs w:val="21"/>
+          <w14:ligatures w14:val="none"/>
+        </w:rPr>
+      </w:pPr>
+      <w:r>
+        <w:rPr>
+          <w:rFonts w:ascii="Consolas" w:eastAsia="Times New Roman" w:hAnsi="Consolas" w:cs="Times New Roman"/>
+          <w:color w:val="0000FF"/>
+          <w:kern w:val="0"/>
+          <w:sz w:val="21"/>
+          <w:szCs w:val="21"/>
+          <w14:ligatures w14:val="none"/>
+        </w:rPr>
+        <w:t>const</w:t>
+      </w:r>
+      <w:r>
+        <w:rPr>
+          <w:rFonts w:ascii="Consolas" w:eastAsia="Times New Roman" w:hAnsi="Consolas" w:cs="Times New Roman"/>
+          <w:color w:val="3B3B3B"/>
+          <w:kern w:val="0"/>
+          <w:sz w:val="21"/>
+          <w:szCs w:val="21"/>
+          <w14:ligatures w14:val="none"/>
+        </w:rPr>
+        <w:t xml:space="preserve"> </w:t>
+      </w:r>
+      <w:proofErr w:type="gramStart"/>
+      <w:r>
+        <w:rPr>
+          <w:rFonts w:ascii="Consolas" w:eastAsia="Times New Roman" w:hAnsi="Consolas" w:cs="Times New Roman"/>
+          <w:color w:val="3B3B3B"/>
+          <w:kern w:val="0"/>
+          <w:sz w:val="21"/>
+          <w:szCs w:val="21"/>
+          <w14:ligatures w14:val="none"/>
+        </w:rPr>
+        <w:t xml:space="preserve">{ </w:t>
+      </w:r>
+      <w:r>
+        <w:rPr>
+          <w:rFonts w:ascii="Consolas" w:eastAsia="Times New Roman" w:hAnsi="Consolas" w:cs="Times New Roman"/>
+          <w:color w:val="795E26"/>
+          <w:kern w:val="0"/>
+          <w:sz w:val="21"/>
+          <w:szCs w:val="21"/>
+          <w14:ligatures w14:val="none"/>
+        </w:rPr>
+        <w:t>body</w:t>
+      </w:r>
+      <w:proofErr w:type="gramEnd"/>
+      <w:r>
+        <w:rPr>
+          <w:rFonts w:ascii="Consolas" w:eastAsia="Times New Roman" w:hAnsi="Consolas" w:cs="Times New Roman"/>
+          <w:color w:val="3B3B3B"/>
+          <w:kern w:val="0"/>
+          <w:sz w:val="21"/>
+          <w:szCs w:val="21"/>
+          <w14:ligatures w14:val="none"/>
+        </w:rPr>
+        <w:t xml:space="preserve"> } </w:t>
+      </w:r>
+      <w:r>
+        <w:rPr>
+          <w:rFonts w:ascii="Consolas" w:eastAsia="Times New Roman" w:hAnsi="Consolas" w:cs="Times New Roman"/>
+          <w:color w:val="000000"/>
+          <w:kern w:val="0"/>
+          <w:sz w:val="21"/>
+          <w:szCs w:val="21"/>
+          <w14:ligatures w14:val="none"/>
+        </w:rPr>
+        <w:t>=</w:t>
+      </w:r>
+      <w:r>
+        <w:rPr>
+          <w:rFonts w:ascii="Consolas" w:eastAsia="Times New Roman" w:hAnsi="Consolas" w:cs="Times New Roman"/>
+          <w:color w:val="3B3B3B"/>
+          <w:kern w:val="0"/>
+          <w:sz w:val="21"/>
+          <w:szCs w:val="21"/>
+          <w14:ligatures w14:val="none"/>
+        </w:rPr>
+        <w:t xml:space="preserve"> </w:t>
+      </w:r>
+      <w:r>
+        <w:rPr>
+          <w:rFonts w:ascii="Consolas" w:eastAsia="Times New Roman" w:hAnsi="Consolas" w:cs="Times New Roman"/>
+          <w:color w:val="795E26"/>
+          <w:kern w:val="0"/>
+          <w:sz w:val="21"/>
+          <w:szCs w:val="21"/>
+          <w14:ligatures w14:val="none"/>
+        </w:rPr>
+        <w:t>require</w:t>
+      </w:r>
+      <w:r>
+        <w:rPr>
+          <w:rFonts w:ascii="Consolas" w:eastAsia="Times New Roman" w:hAnsi="Consolas" w:cs="Times New Roman"/>
+          <w:color w:val="3B3B3B"/>
+          <w:kern w:val="0"/>
+          <w:sz w:val="21"/>
+          <w:szCs w:val="21"/>
+          <w14:ligatures w14:val="none"/>
+        </w:rPr>
+        <w:t>(</w:t>
+      </w:r>
+      <w:r>
+        <w:rPr>
+          <w:rFonts w:ascii="Consolas" w:eastAsia="Times New Roman" w:hAnsi="Consolas" w:cs="Times New Roman"/>
+          <w:color w:val="A31515"/>
+          <w:kern w:val="0"/>
+          <w:sz w:val="21"/>
+          <w:szCs w:val="21"/>
+          <w14:ligatures w14:val="none"/>
+        </w:rPr>
+        <w:t>'express-validator'</w:t>
+      </w:r>
+      <w:r>
+        <w:rPr>
+          <w:rFonts w:ascii="Consolas" w:eastAsia="Times New Roman" w:hAnsi="Consolas" w:cs="Times New Roman"/>
+          <w:color w:val="3B3B3B"/>
+          <w:kern w:val="0"/>
+          <w:sz w:val="21"/>
+          <w:szCs w:val="21"/>
+          <w14:ligatures w14:val="none"/>
+        </w:rPr>
+        <w:t>)</w:t>
+      </w:r>
+    </w:p>
+    <w:p>
+      <w:pPr>
+        <w:shd w:val="clear" w:color="auto" w:fill="FFFFFF"/>
+        <w:spacing w:after="0" w:line="285" w:lineRule="atLeast"/>
+        <w:rPr>
+          <w:rFonts w:ascii="Consolas" w:eastAsia="Times New Roman" w:hAnsi="Consolas" w:cs="Times New Roman"/>
+          <w:color w:val="3B3B3B"/>
+          <w:kern w:val="0"/>
+          <w:sz w:val="21"/>
+          <w:szCs w:val="21"/>
+          <w14:ligatures w14:val="none"/>
+        </w:rPr>
+      </w:pPr>
+      <w:r>
+        <w:rPr>
+          <w:rFonts w:ascii="Consolas" w:eastAsia="Times New Roman" w:hAnsi="Consolas" w:cs="Times New Roman"/>
+          <w:color w:val="0000FF"/>
+          <w:kern w:val="0"/>
+          <w:sz w:val="21"/>
+          <w:szCs w:val="21"/>
+          <w14:ligatures w14:val="none"/>
+        </w:rPr>
+        <w:t>const</w:t>
+      </w:r>
+      <w:r>
+        <w:rPr>
+          <w:rFonts w:ascii="Consolas" w:eastAsia="Times New Roman" w:hAnsi="Consolas" w:cs="Times New Roman"/>
+          <w:color w:val="3B3B3B"/>
+          <w:kern w:val="0"/>
+          <w:sz w:val="21"/>
+          <w:szCs w:val="21"/>
+          <w14:ligatures w14:val="none"/>
+        </w:rPr>
+        <w:t xml:space="preserve"> </w:t>
+      </w:r>
+      <w:r>
+        <w:rPr>
+          <w:rFonts w:ascii="Consolas" w:eastAsia="Times New Roman" w:hAnsi="Consolas" w:cs="Times New Roman"/>
+          <w:color w:val="0070C1"/>
+          <w:kern w:val="0"/>
+          <w:sz w:val="21"/>
+          <w:szCs w:val="21"/>
+          <w14:ligatures w14:val="none"/>
+        </w:rPr>
+        <w:t>asyncValidation</w:t>
+      </w:r>
+      <w:r>
+        <w:rPr>
+          <w:rFonts w:ascii="Consolas" w:eastAsia="Times New Roman" w:hAnsi="Consolas" w:cs="Times New Roman"/>
+          <w:color w:val="3B3B3B"/>
+          <w:kern w:val="0"/>
+          <w:sz w:val="21"/>
+          <w:szCs w:val="21"/>
+          <w14:ligatures w14:val="none"/>
+        </w:rPr>
+        <w:t xml:space="preserve"> </w:t>
+      </w:r>
+      <w:r>
+        <w:rPr>
+          <w:rFonts w:ascii="Consolas" w:eastAsia="Times New Roman" w:hAnsi="Consolas" w:cs="Times New Roman"/>
+          <w:color w:val="000000"/>
+          <w:kern w:val="0"/>
+          <w:sz w:val="21"/>
+          <w:szCs w:val="21"/>
+          <w14:ligatures w14:val="none"/>
+        </w:rPr>
+        <w:t>=</w:t>
+      </w:r>
+      <w:r>
+        <w:rPr>
+          <w:rFonts w:ascii="Consolas" w:eastAsia="Times New Roman" w:hAnsi="Consolas" w:cs="Times New Roman"/>
+          <w:color w:val="3B3B3B"/>
+          <w:kern w:val="0"/>
+          <w:sz w:val="21"/>
+          <w:szCs w:val="21"/>
+          <w14:ligatures w14:val="none"/>
+        </w:rPr>
+        <w:t xml:space="preserve"> [</w:t>
+      </w:r>
+    </w:p>
+    <w:p>
+      <w:pPr>
+        <w:shd w:val="clear" w:color="auto" w:fill="FFFFFF"/>
+        <w:spacing w:after="0" w:line="285" w:lineRule="atLeast"/>
+        <w:rPr>
+          <w:rFonts w:ascii="Consolas" w:eastAsia="Times New Roman" w:hAnsi="Consolas" w:cs="Times New Roman"/>
+          <w:color w:val="3B3B3B"/>
+          <w:kern w:val="0"/>
+          <w:sz w:val="21"/>
+          <w:szCs w:val="21"/>
+          <w14:ligatures w14:val="none"/>
+        </w:rPr>
+      </w:pPr>
+      <w:r>
+        <w:rPr>
+          <w:rFonts w:ascii="Consolas" w:eastAsia="Times New Roman" w:hAnsi="Consolas" w:cs="Times New Roman"/>
+          <w:color w:val="3B3B3B"/>
+          <w:kern w:val="0"/>
+          <w:sz w:val="21"/>
+          <w:szCs w:val="21"/>
+          <w14:ligatures w14:val="none"/>
+        </w:rPr>
+        <w:t xml:space="preserve">  </w:t>
+      </w:r>
+      <w:r>
+        <w:rPr>
+          <w:rFonts w:ascii="Consolas" w:eastAsia="Times New Roman" w:hAnsi="Consolas" w:cs="Times New Roman"/>
+          <w:color w:val="795E26"/>
+          <w:kern w:val="0"/>
+          <w:sz w:val="21"/>
+          <w:szCs w:val="21"/>
+          <w14:ligatures w14:val="none"/>
+        </w:rPr>
+        <w:t>body</w:t>
+      </w:r>
+      <w:r>
+        <w:rPr>
+          <w:rFonts w:ascii="Consolas" w:eastAsia="Times New Roman" w:hAnsi="Consolas" w:cs="Times New Roman"/>
+          <w:color w:val="3B3B3B"/>
+          <w:kern w:val="0"/>
+          <w:sz w:val="21"/>
+          <w:szCs w:val="21"/>
+          <w14:ligatures w14:val="none"/>
+        </w:rPr>
+        <w:t>(</w:t>
+      </w:r>
+      <w:r>
+        <w:rPr>
+          <w:rFonts w:ascii="Consolas" w:eastAsia="Times New Roman" w:hAnsi="Consolas" w:cs="Times New Roman"/>
+          <w:color w:val="A31515"/>
+          <w:kern w:val="0"/>
+          <w:sz w:val="21"/>
+          <w:szCs w:val="21"/>
+          <w14:ligatures w14:val="none"/>
+        </w:rPr>
+        <w:t>'email'</w:t>
+      </w:r>
+      <w:r>
+        <w:rPr>
+          <w:rFonts w:ascii="Consolas" w:eastAsia="Times New Roman" w:hAnsi="Consolas" w:cs="Times New Roman"/>
+          <w:color w:val="3B3B3B"/>
+          <w:kern w:val="0"/>
+          <w:sz w:val="21"/>
+          <w:szCs w:val="21"/>
+          <w14:ligatures w14:val="none"/>
+        </w:rPr>
+        <w:t>)</w:t>
+      </w:r>
+    </w:p>
+    <w:p>
+      <w:pPr>
+        <w:shd w:val="clear" w:color="auto" w:fill="FFFFFF"/>
+        <w:spacing w:after="0" w:line="285" w:lineRule="atLeast"/>
+        <w:rPr>
+          <w:rFonts w:ascii="Consolas" w:eastAsia="Times New Roman" w:hAnsi="Consolas" w:cs="Times New Roman"/>
+          <w:color w:val="3B3B3B"/>
+          <w:kern w:val="0"/>
+          <w:sz w:val="21"/>
+          <w:szCs w:val="21"/>
+          <w14:ligatures w14:val="none"/>
+        </w:rPr>
+      </w:pPr>
+      <w:r>
+        <w:rPr>
+          <w:rFonts w:ascii="Consolas" w:eastAsia="Times New Roman" w:hAnsi="Consolas" w:cs="Times New Roman"/>
+          <w:color w:val="3B3B3B"/>
+          <w:kern w:val="0"/>
+          <w:sz w:val="21"/>
+          <w:szCs w:val="21"/>
+          <w14:ligatures w14:val="none"/>
+        </w:rPr>
+        <w:t xml:space="preserve">    </w:t>
+      </w:r>
+      <w:proofErr w:type="gramStart"/>
+      <w:r>
+        <w:rPr>
+          <w:rFonts w:ascii="Consolas" w:eastAsia="Times New Roman" w:hAnsi="Consolas" w:cs="Times New Roman"/>
+          <w:color w:val="3B3B3B"/>
+          <w:kern w:val="0"/>
+          <w:sz w:val="21"/>
+          <w:szCs w:val="21"/>
+          <w14:ligatures w14:val="none"/>
+        </w:rPr>
+        <w:t>.</w:t>
+      </w:r>
+      <w:r>
+        <w:rPr>
+          <w:rFonts w:ascii="Consolas" w:eastAsia="Times New Roman" w:hAnsi="Consolas" w:cs="Times New Roman"/>
+          <w:color w:val="795E26"/>
+          <w:kern w:val="0"/>
+          <w:sz w:val="21"/>
+          <w:szCs w:val="21"/>
+          <w14:ligatures w14:val="none"/>
+        </w:rPr>
+        <w:t>isEmail</w:t>
+      </w:r>
+      <w:proofErr w:type="gramEnd"/>
+      <w:r>
+        <w:rPr>
+          <w:rFonts w:ascii="Consolas" w:eastAsia="Times New Roman" w:hAnsi="Consolas" w:cs="Times New Roman"/>
+          <w:color w:val="3B3B3B"/>
+          <w:kern w:val="0"/>
+          <w:sz w:val="21"/>
+          <w:szCs w:val="21"/>
+          <w14:ligatures w14:val="none"/>
+        </w:rPr>
+        <w:t>()</w:t>
+      </w:r>
+    </w:p>
+    <w:p>
+      <w:pPr>
+        <w:shd w:val="clear" w:color="auto" w:fill="FFFFFF"/>
+        <w:spacing w:after="0" w:line="285" w:lineRule="atLeast"/>
+        <w:rPr>
+          <w:rFonts w:ascii="Consolas" w:eastAsia="Times New Roman" w:hAnsi="Consolas" w:cs="Times New Roman"/>
+          <w:color w:val="3B3B3B"/>
+          <w:kern w:val="0"/>
+          <w:sz w:val="21"/>
+          <w:szCs w:val="21"/>
+          <w14:ligatures w14:val="none"/>
+        </w:rPr>
+      </w:pPr>
+      <w:r>
+        <w:rPr>
+          <w:rFonts w:ascii="Consolas" w:eastAsia="Times New Roman" w:hAnsi="Consolas" w:cs="Times New Roman"/>
+          <w:color w:val="3B3B3B"/>
+          <w:kern w:val="0"/>
+          <w:sz w:val="21"/>
+          <w:szCs w:val="21"/>
+          <w14:ligatures w14:val="none"/>
+        </w:rPr>
+        <w:t xml:space="preserve">    </w:t>
+      </w:r>
+      <w:proofErr w:type="gramStart"/>
+      <w:r>
+        <w:rPr>
+          <w:rFonts w:ascii="Consolas" w:eastAsia="Times New Roman" w:hAnsi="Consolas" w:cs="Times New Roman"/>
+          <w:color w:val="3B3B3B"/>
+          <w:kern w:val="0"/>
+          <w:sz w:val="21"/>
+          <w:szCs w:val="21"/>
+          <w14:ligatures w14:val="none"/>
+        </w:rPr>
+        <w:t>.</w:t>
+      </w:r>
+      <w:r>
+        <w:rPr>
+          <w:rFonts w:ascii="Consolas" w:eastAsia="Times New Roman" w:hAnsi="Consolas" w:cs="Times New Roman"/>
+          <w:color w:val="795E26"/>
+          <w:kern w:val="0"/>
+          <w:sz w:val="21"/>
+          <w:szCs w:val="21"/>
+          <w14:ligatures w14:val="none"/>
+        </w:rPr>
+        <w:t>custom</w:t>
+      </w:r>
+      <w:proofErr w:type="gramEnd"/>
+      <w:r>
+        <w:rPr>
+          <w:rFonts w:ascii="Consolas" w:eastAsia="Times New Roman" w:hAnsi="Consolas" w:cs="Times New Roman"/>
+          <w:color w:val="3B3B3B"/>
+          <w:kern w:val="0"/>
+          <w:sz w:val="21"/>
+          <w:szCs w:val="21"/>
+          <w14:ligatures w14:val="none"/>
+        </w:rPr>
+        <w:t>(</w:t>
+      </w:r>
+      <w:r>
+        <w:rPr>
+          <w:rFonts w:ascii="Consolas" w:eastAsia="Times New Roman" w:hAnsi="Consolas" w:cs="Times New Roman"/>
+          <w:color w:val="0000FF"/>
+          <w:kern w:val="0"/>
+          <w:sz w:val="21"/>
+          <w:szCs w:val="21"/>
+          <w14:ligatures w14:val="none"/>
+        </w:rPr>
+        <w:t>async</w:t>
+      </w:r>
+      <w:r>
+        <w:rPr>
+          <w:rFonts w:ascii="Consolas" w:eastAsia="Times New Roman" w:hAnsi="Consolas" w:cs="Times New Roman"/>
+          <w:color w:val="3B3B3B"/>
+          <w:kern w:val="0"/>
+          <w:sz w:val="21"/>
+          <w:szCs w:val="21"/>
+          <w14:ligatures w14:val="none"/>
+        </w:rPr>
+        <w:t xml:space="preserve"> (</w:t>
+      </w:r>
+      <w:r>
+        <w:rPr>
+          <w:rFonts w:ascii="Consolas" w:eastAsia="Times New Roman" w:hAnsi="Consolas" w:cs="Times New Roman"/>
+          <w:color w:val="001080"/>
+          <w:kern w:val="0"/>
+          <w:sz w:val="21"/>
+          <w:szCs w:val="21"/>
+          <w14:ligatures w14:val="none"/>
+        </w:rPr>
+        <w:t>value</w:t>
+      </w:r>
+      <w:r>
+        <w:rPr>
+          <w:rFonts w:ascii="Consolas" w:eastAsia="Times New Roman" w:hAnsi="Consolas" w:cs="Times New Roman"/>
+          <w:color w:val="3B3B3B"/>
+          <w:kern w:val="0"/>
+          <w:sz w:val="21"/>
+          <w:szCs w:val="21"/>
+          <w14:ligatures w14:val="none"/>
+        </w:rPr>
+        <w:t xml:space="preserve">) </w:t>
+      </w:r>
+      <w:r>
+        <w:rPr>
+          <w:rFonts w:ascii="Consolas" w:eastAsia="Times New Roman" w:hAnsi="Consolas" w:cs="Times New Roman"/>
+          <w:color w:val="0000FF"/>
+          <w:kern w:val="0"/>
+          <w:sz w:val="21"/>
+          <w:szCs w:val="21"/>
+          <w14:ligatures w14:val="none"/>
+        </w:rPr>
+        <w:t>=&gt;</w:t>
+      </w:r>
+      <w:r>
+        <w:rPr>
+          <w:rFonts w:ascii="Consolas" w:eastAsia="Times New Roman" w:hAnsi="Consolas" w:cs="Times New Roman"/>
+          <w:color w:val="3B3B3B"/>
+          <w:kern w:val="0"/>
+          <w:sz w:val="21"/>
+          <w:szCs w:val="21"/>
+          <w14:ligatures w14:val="none"/>
+        </w:rPr>
+        <w:t xml:space="preserve"> {</w:t>
+      </w:r>
+    </w:p>
+    <w:p>
+      <w:pPr>
+        <w:shd w:val="clear" w:color="auto" w:fill="FFFFFF"/>
+        <w:spacing w:after="0" w:line="285" w:lineRule="atLeast"/>
+        <w:rPr>
+          <w:rFonts w:ascii="Consolas" w:eastAsia="Times New Roman" w:hAnsi="Consolas" w:cs="Times New Roman"/>
+          <w:color w:val="3B3B3B"/>
+          <w:kern w:val="0"/>
+          <w:sz w:val="21"/>
+          <w:szCs w:val="21"/>
+          <w14:ligatures w14:val="none"/>
+        </w:rPr>
+      </w:pPr>
+      <w:r>
+        <w:rPr>
+          <w:rFonts w:ascii="Consolas" w:eastAsia="Times New Roman" w:hAnsi="Consolas" w:cs="Times New Roman"/>
+          <w:color w:val="3B3B3B"/>
+          <w:kern w:val="0"/>
+          <w:sz w:val="21"/>
+          <w:szCs w:val="21"/>
+          <w14:ligatures w14:val="none"/>
+        </w:rPr>
+        <w:t xml:space="preserve">      </w:t>
+      </w:r>
+      <w:r>
+        <w:rPr>
+          <w:rFonts w:ascii="Consolas" w:eastAsia="Times New Roman" w:hAnsi="Consolas" w:cs="Times New Roman"/>
+          <w:color w:val="008000"/>
+          <w:kern w:val="0"/>
+          <w:sz w:val="21"/>
+          <w:szCs w:val="21"/>
+          <w14:ligatures w14:val="none"/>
+        </w:rPr>
+        <w:t>// Simulate database check</w:t>
+      </w:r>
+    </w:p>
+    <w:p>
+      <w:pPr>
+        <w:shd w:val="clear" w:color="auto" w:fill="FFFFFF"/>
+        <w:spacing w:after="0" w:line="285" w:lineRule="atLeast"/>
+        <w:rPr>
+          <w:rFonts w:ascii="Consolas" w:eastAsia="Times New Roman" w:hAnsi="Consolas" w:cs="Times New Roman"/>
+          <w:color w:val="3B3B3B"/>
+          <w:kern w:val="0"/>
+          <w:sz w:val="21"/>
+          <w:szCs w:val="21"/>
+          <w14:ligatures w14:val="none"/>
+        </w:rPr>
+      </w:pPr>
+      <w:r>
+        <w:rPr>
+          <w:rFonts w:ascii="Consolas" w:eastAsia="Times New Roman" w:hAnsi="Consolas" w:cs="Times New Roman"/>
+          <w:color w:val="3B3B3B"/>
+          <w:kern w:val="0"/>
+          <w:sz w:val="21"/>
+          <w:szCs w:val="21"/>
+          <w14:ligatures w14:val="none"/>
+        </w:rPr>
+        <w:t xml:space="preserve">      </w:t>
+      </w:r>
+      <w:r>
+        <w:rPr>
+          <w:rFonts w:ascii="Consolas" w:eastAsia="Times New Roman" w:hAnsi="Consolas" w:cs="Times New Roman"/>
+          <w:color w:val="0000FF"/>
+          <w:kern w:val="0"/>
+          <w:sz w:val="21"/>
+          <w:szCs w:val="21"/>
+          <w14:ligatures w14:val="none"/>
+        </w:rPr>
+        <w:t>const</w:t>
+      </w:r>
+      <w:r>
+        <w:rPr>
+          <w:rFonts w:ascii="Consolas" w:eastAsia="Times New Roman" w:hAnsi="Consolas" w:cs="Times New Roman"/>
+          <w:color w:val="3B3B3B"/>
+          <w:kern w:val="0"/>
+          <w:sz w:val="21"/>
+          <w:szCs w:val="21"/>
+          <w14:ligatures w14:val="none"/>
+        </w:rPr>
+        <w:t xml:space="preserve"> </w:t>
+      </w:r>
+      <w:r>
+        <w:rPr>
+          <w:rFonts w:ascii="Consolas" w:eastAsia="Times New Roman" w:hAnsi="Consolas" w:cs="Times New Roman"/>
+          <w:color w:val="0070C1"/>
+          <w:kern w:val="0"/>
+          <w:sz w:val="21"/>
+          <w:szCs w:val="21"/>
+          <w14:ligatures w14:val="none"/>
+        </w:rPr>
+        <w:t>userExists</w:t>
+      </w:r>
+      <w:r>
+        <w:rPr>
+          <w:rFonts w:ascii="Consolas" w:eastAsia="Times New Roman" w:hAnsi="Consolas" w:cs="Times New Roman"/>
+          <w:color w:val="3B3B3B"/>
+          <w:kern w:val="0"/>
+          <w:sz w:val="21"/>
+          <w:szCs w:val="21"/>
+          <w14:ligatures w14:val="none"/>
+        </w:rPr>
+        <w:t xml:space="preserve"> </w:t>
+      </w:r>
+      <w:r>
+        <w:rPr>
+          <w:rFonts w:ascii="Consolas" w:eastAsia="Times New Roman" w:hAnsi="Consolas" w:cs="Times New Roman"/>
+          <w:color w:val="000000"/>
+          <w:kern w:val="0"/>
+          <w:sz w:val="21"/>
+          <w:szCs w:val="21"/>
+          <w14:ligatures w14:val="none"/>
+        </w:rPr>
+        <w:t>=</w:t>
+      </w:r>
+      <w:r>
+        <w:rPr>
+          <w:rFonts w:ascii="Consolas" w:eastAsia="Times New Roman" w:hAnsi="Consolas" w:cs="Times New Roman"/>
+          <w:color w:val="3B3B3B"/>
+          <w:kern w:val="0"/>
+          <w:sz w:val="21"/>
+          <w:szCs w:val="21"/>
+          <w14:ligatures w14:val="none"/>
+        </w:rPr>
+        <w:t xml:space="preserve"> </w:t>
+      </w:r>
+      <w:r>
+        <w:rPr>
+          <w:rFonts w:ascii="Consolas" w:eastAsia="Times New Roman" w:hAnsi="Consolas" w:cs="Times New Roman"/>
+          <w:color w:val="AF00DB"/>
+          <w:kern w:val="0"/>
+          <w:sz w:val="21"/>
+          <w:szCs w:val="21"/>
+          <w14:ligatures w14:val="none"/>
+        </w:rPr>
+        <w:t>await</w:t>
+      </w:r>
+      <w:r>
+        <w:rPr>
+          <w:rFonts w:ascii="Consolas" w:eastAsia="Times New Roman" w:hAnsi="Consolas" w:cs="Times New Roman"/>
+          <w:color w:val="3B3B3B"/>
+          <w:kern w:val="0"/>
+          <w:sz w:val="21"/>
+          <w:szCs w:val="21"/>
+          <w14:ligatures w14:val="none"/>
+        </w:rPr>
+        <w:t xml:space="preserve"> </w:t>
+      </w:r>
+      <w:r>
+        <w:rPr>
+          <w:rFonts w:ascii="Consolas" w:eastAsia="Times New Roman" w:hAnsi="Consolas" w:cs="Times New Roman"/>
+          <w:color w:val="795E26"/>
+          <w:kern w:val="0"/>
+          <w:sz w:val="21"/>
+          <w:szCs w:val="21"/>
+          <w14:ligatures w14:val="none"/>
+        </w:rPr>
+        <w:t>checkEmailExists</w:t>
+      </w:r>
+      <w:r>
+        <w:rPr>
+          <w:rFonts w:ascii="Consolas" w:eastAsia="Times New Roman" w:hAnsi="Consolas" w:cs="Times New Roman"/>
+          <w:color w:val="3B3B3B"/>
+          <w:kern w:val="0"/>
+          <w:sz w:val="21"/>
+          <w:szCs w:val="21"/>
+          <w14:ligatures w14:val="none"/>
+        </w:rPr>
+        <w:t>(</w:t>
+      </w:r>
+      <w:r>
+        <w:rPr>
+          <w:rFonts w:ascii="Consolas" w:eastAsia="Times New Roman" w:hAnsi="Consolas" w:cs="Times New Roman"/>
+          <w:color w:val="001080"/>
+          <w:kern w:val="0"/>
+          <w:sz w:val="21"/>
+          <w:szCs w:val="21"/>
+          <w14:ligatures w14:val="none"/>
+        </w:rPr>
+        <w:t>value</w:t>
+      </w:r>
+      <w:r>
+        <w:rPr>
+          <w:rFonts w:ascii="Consolas" w:eastAsia="Times New Roman" w:hAnsi="Consolas" w:cs="Times New Roman"/>
+          <w:color w:val="3B3B3B"/>
+          <w:kern w:val="0"/>
+          <w:sz w:val="21"/>
+          <w:szCs w:val="21"/>
+          <w14:ligatures w14:val="none"/>
+        </w:rPr>
+        <w:t>);</w:t>
+      </w:r>
+    </w:p>
+    <w:p>
+      <w:pPr>
+        <w:shd w:val="clear" w:color="auto" w:fill="FFFFFF"/>
+        <w:spacing w:after="0" w:line="285" w:lineRule="atLeast"/>
+        <w:rPr>
+          <w:rFonts w:ascii="Consolas" w:eastAsia="Times New Roman" w:hAnsi="Consolas" w:cs="Times New Roman"/>
+          <w:color w:val="3B3B3B"/>
+          <w:kern w:val="0"/>
+          <w:sz w:val="21"/>
+          <w:szCs w:val="21"/>
+          <w14:ligatures w14:val="none"/>
+        </w:rPr>
+      </w:pPr>
+      <w:r>
+        <w:rPr>
+          <w:rFonts w:ascii="Consolas" w:eastAsia="Times New Roman" w:hAnsi="Consolas" w:cs="Times New Roman"/>
+          <w:color w:val="3B3B3B"/>
+          <w:kern w:val="0"/>
+          <w:sz w:val="21"/>
+          <w:szCs w:val="21"/>
+          <w14:ligatures w14:val="none"/>
+        </w:rPr>
+        <w:t xml:space="preserve">      </w:t>
+      </w:r>
+      <w:r>
+        <w:rPr>
+          <w:rFonts w:ascii="Consolas" w:eastAsia="Times New Roman" w:hAnsi="Consolas" w:cs="Times New Roman"/>
+          <w:color w:val="AF00DB"/>
+          <w:kern w:val="0"/>
+          <w:sz w:val="21"/>
+          <w:szCs w:val="21"/>
+          <w14:ligatures w14:val="none"/>
+        </w:rPr>
+        <w:t>if</w:t>
+      </w:r>
+      <w:r>
+        <w:rPr>
+          <w:rFonts w:ascii="Consolas" w:eastAsia="Times New Roman" w:hAnsi="Consolas" w:cs="Times New Roman"/>
+          <w:color w:val="3B3B3B"/>
+          <w:kern w:val="0"/>
+          <w:sz w:val="21"/>
+          <w:szCs w:val="21"/>
+          <w14:ligatures w14:val="none"/>
+        </w:rPr>
+        <w:t xml:space="preserve"> (</w:t>
+      </w:r>
+      <w:r>
+        <w:rPr>
+          <w:rFonts w:ascii="Consolas" w:eastAsia="Times New Roman" w:hAnsi="Consolas" w:cs="Times New Roman"/>
+          <w:color w:val="0070C1"/>
+          <w:kern w:val="0"/>
+          <w:sz w:val="21"/>
+          <w:szCs w:val="21"/>
+          <w14:ligatures w14:val="none"/>
+        </w:rPr>
+        <w:t>userExists</w:t>
+      </w:r>
+      <w:r>
+        <w:rPr>
+          <w:rFonts w:ascii="Consolas" w:eastAsia="Times New Roman" w:hAnsi="Consolas" w:cs="Times New Roman"/>
+          <w:color w:val="3B3B3B"/>
+          <w:kern w:val="0"/>
+          <w:sz w:val="21"/>
+          <w:szCs w:val="21"/>
+          <w14:ligatures w14:val="none"/>
+        </w:rPr>
+        <w:t>) {</w:t>
+      </w:r>
+    </w:p>
+    <w:p>
+      <w:pPr>
+        <w:shd w:val="clear" w:color="auto" w:fill="FFFFFF"/>
+        <w:spacing w:after="0" w:line="285" w:lineRule="atLeast"/>
+        <w:rPr>
+          <w:rFonts w:ascii="Consolas" w:eastAsia="Times New Roman" w:hAnsi="Consolas" w:cs="Times New Roman"/>
+          <w:color w:val="3B3B3B"/>
+          <w:kern w:val="0"/>
+          <w:sz w:val="21"/>
+          <w:szCs w:val="21"/>
+          <w14:ligatures w14:val="none"/>
+        </w:rPr>
+      </w:pPr>
+      <w:r>
+        <w:rPr>
+          <w:rFonts w:ascii="Consolas" w:eastAsia="Times New Roman" w:hAnsi="Consolas" w:cs="Times New Roman"/>
+          <w:color w:val="3B3B3B"/>
+          <w:kern w:val="0"/>
+          <w:sz w:val="21"/>
+          <w:szCs w:val="21"/>
+          <w14:ligatures w14:val="none"/>
+        </w:rPr>
+        <w:t xml:space="preserve">        </w:t>
+      </w:r>
+      <w:r>
+        <w:rPr>
+          <w:rFonts w:ascii="Consolas" w:eastAsia="Times New Roman" w:hAnsi="Consolas" w:cs="Times New Roman"/>
+          <w:color w:val="AF00DB"/>
+          <w:kern w:val="0"/>
+          <w:sz w:val="21"/>
+          <w:szCs w:val="21"/>
+          <w14:ligatures w14:val="none"/>
+        </w:rPr>
+        <w:t>throw</w:t>
+      </w:r>
+      <w:r>
+        <w:rPr>
+          <w:rFonts w:ascii="Consolas" w:eastAsia="Times New Roman" w:hAnsi="Consolas" w:cs="Times New Roman"/>
+          <w:color w:val="3B3B3B"/>
+          <w:kern w:val="0"/>
+          <w:sz w:val="21"/>
+          <w:szCs w:val="21"/>
+          <w14:ligatures w14:val="none"/>
+        </w:rPr>
+        <w:t xml:space="preserve"> </w:t>
+      </w:r>
+      <w:r>
+        <w:rPr>
+          <w:rFonts w:ascii="Consolas" w:eastAsia="Times New Roman" w:hAnsi="Consolas" w:cs="Times New Roman"/>
+          <w:color w:val="0000FF"/>
+          <w:kern w:val="0"/>
+          <w:sz w:val="21"/>
+          <w:szCs w:val="21"/>
+          <w14:ligatures w14:val="none"/>
+        </w:rPr>
+        <w:t>new</w:t>
+      </w:r>
+      <w:r>
+        <w:rPr>
+          <w:rFonts w:ascii="Consolas" w:eastAsia="Times New Roman" w:hAnsi="Consolas" w:cs="Times New Roman"/>
+          <w:color w:val="3B3B3B"/>
+          <w:kern w:val="0"/>
+          <w:sz w:val="21"/>
+          <w:szCs w:val="21"/>
+          <w14:ligatures w14:val="none"/>
+        </w:rPr>
+        <w:t xml:space="preserve"> </w:t>
+      </w:r>
+      <w:proofErr w:type="gramStart"/>
+      <w:r>
+        <w:rPr>
+          <w:rFonts w:ascii="Consolas" w:eastAsia="Times New Roman" w:hAnsi="Consolas" w:cs="Times New Roman"/>
+          <w:color w:val="267F99"/>
+          <w:kern w:val="0"/>
+          <w:sz w:val="21"/>
+          <w:szCs w:val="21"/>
+          <w14:ligatures w14:val="none"/>
+        </w:rPr>
+        <w:t>Error</w:t>
+      </w:r>
+      <w:r>
+        <w:rPr>
+          <w:rFonts w:ascii="Consolas" w:eastAsia="Times New Roman" w:hAnsi="Consolas" w:cs="Times New Roman"/>
+          <w:color w:val="3B3B3B"/>
+          <w:kern w:val="0"/>
+          <w:sz w:val="21"/>
+          <w:szCs w:val="21"/>
+          <w14:ligatures w14:val="none"/>
+        </w:rPr>
+        <w:t>(</w:t>
+      </w:r>
+      <w:proofErr w:type="gramEnd"/>
+      <w:r>
+        <w:rPr>
+          <w:rFonts w:ascii="Consolas" w:eastAsia="Times New Roman" w:hAnsi="Consolas" w:cs="Times New Roman"/>
+          <w:color w:val="A31515"/>
+          <w:kern w:val="0"/>
+          <w:sz w:val="21"/>
+          <w:szCs w:val="21"/>
+          <w14:ligatures w14:val="none"/>
+        </w:rPr>
+        <w:t>'Email already registered'</w:t>
+      </w:r>
+      <w:r>
+        <w:rPr>
+          <w:rFonts w:ascii="Consolas" w:eastAsia="Times New Roman" w:hAnsi="Consolas" w:cs="Times New Roman"/>
+          <w:color w:val="3B3B3B"/>
+          <w:kern w:val="0"/>
+          <w:sz w:val="21"/>
+          <w:szCs w:val="21"/>
+          <w14:ligatures w14:val="none"/>
+        </w:rPr>
+        <w:t>);</w:t>
+      </w:r>
+    </w:p>
+    <w:p>
+      <w:pPr>
+        <w:shd w:val="clear" w:color="auto" w:fill="FFFFFF"/>
+        <w:spacing w:after="0" w:line="285" w:lineRule="atLeast"/>
+        <w:rPr>
+          <w:rFonts w:ascii="Consolas" w:eastAsia="Times New Roman" w:hAnsi="Consolas" w:cs="Times New Roman"/>
+          <w:color w:val="3B3B3B"/>
+          <w:kern w:val="0"/>
+          <w:sz w:val="21"/>
+          <w:szCs w:val="21"/>
+          <w14:ligatures w14:val="none"/>
+        </w:rPr>
+      </w:pPr>
+      <w:r>
+        <w:rPr>
+          <w:rFonts w:ascii="Consolas" w:eastAsia="Times New Roman" w:hAnsi="Consolas" w:cs="Times New Roman"/>
+          <w:color w:val="3B3B3B"/>
+          <w:kern w:val="0"/>
+          <w:sz w:val="21"/>
+          <w:szCs w:val="21"/>
+          <w14:ligatures w14:val="none"/>
+        </w:rPr>
+        <w:t>      }</w:t>
+      </w:r>
+    </w:p>
+    <w:p>
+      <w:pPr>
+        <w:shd w:val="clear" w:color="auto" w:fill="FFFFFF"/>
+        <w:spacing w:after="0" w:line="285" w:lineRule="atLeast"/>
+        <w:rPr>
+          <w:rFonts w:ascii="Consolas" w:eastAsia="Times New Roman" w:hAnsi="Consolas" w:cs="Times New Roman"/>
+          <w:color w:val="3B3B3B"/>
+          <w:kern w:val="0"/>
+          <w:sz w:val="21"/>
+          <w:szCs w:val="21"/>
+          <w14:ligatures w14:val="none"/>
+        </w:rPr>
+      </w:pPr>
+      <w:r>
+        <w:rPr>
+          <w:rFonts w:ascii="Consolas" w:eastAsia="Times New Roman" w:hAnsi="Consolas" w:cs="Times New Roman"/>
+          <w:color w:val="3B3B3B"/>
+          <w:kern w:val="0"/>
+          <w:sz w:val="21"/>
+          <w:szCs w:val="21"/>
+          <w14:ligatures w14:val="none"/>
+        </w:rPr>
+        <w:t xml:space="preserve">      </w:t>
+      </w:r>
+      <w:r>
+        <w:rPr>
+          <w:rFonts w:ascii="Consolas" w:eastAsia="Times New Roman" w:hAnsi="Consolas" w:cs="Times New Roman"/>
+          <w:color w:val="AF00DB"/>
+          <w:kern w:val="0"/>
+          <w:sz w:val="21"/>
+          <w:szCs w:val="21"/>
+          <w14:ligatures w14:val="none"/>
+        </w:rPr>
+        <w:t>return</w:t>
+      </w:r>
+      <w:r>
+        <w:rPr>
+          <w:rFonts w:ascii="Consolas" w:eastAsia="Times New Roman" w:hAnsi="Consolas" w:cs="Times New Roman"/>
+          <w:color w:val="3B3B3B"/>
+          <w:kern w:val="0"/>
+          <w:sz w:val="21"/>
+          <w:szCs w:val="21"/>
+          <w14:ligatures w14:val="none"/>
+        </w:rPr>
+        <w:t xml:space="preserve"> </w:t>
+      </w:r>
+      <w:r>
+        <w:rPr>
+          <w:rFonts w:ascii="Consolas" w:eastAsia="Times New Roman" w:hAnsi="Consolas" w:cs="Times New Roman"/>
+          <w:color w:val="0000FF"/>
+          <w:kern w:val="0"/>
+          <w:sz w:val="21"/>
+          <w:szCs w:val="21"/>
+          <w14:ligatures w14:val="none"/>
+        </w:rPr>
+        <w:t>true</w:t>
+      </w:r>
+      <w:r>
+        <w:rPr>
+          <w:rFonts w:ascii="Consolas" w:eastAsia="Times New Roman" w:hAnsi="Consolas" w:cs="Times New Roman"/>
+          <w:color w:val="3B3B3B"/>
+          <w:kern w:val="0"/>
+          <w:sz w:val="21"/>
+          <w:szCs w:val="21"/>
+          <w14:ligatures w14:val="none"/>
+        </w:rPr>
+        <w:t>;</w:t>
+      </w:r>
+    </w:p>
+    <w:p>
+      <w:pPr>
+        <w:shd w:val="clear" w:color="auto" w:fill="FFFFFF"/>
+        <w:spacing w:after="0" w:line="285" w:lineRule="atLeast"/>
+        <w:rPr>
+          <w:rFonts w:ascii="Consolas" w:eastAsia="Times New Roman" w:hAnsi="Consolas" w:cs="Times New Roman"/>
+          <w:color w:val="3B3B3B"/>
+          <w:kern w:val="0"/>
+          <w:sz w:val="21"/>
+          <w:szCs w:val="21"/>
+          <w14:ligatures w14:val="none"/>
+        </w:rPr>
+      </w:pPr>
+      <w:r>
+        <w:rPr>
+          <w:rFonts w:ascii="Consolas" w:eastAsia="Times New Roman" w:hAnsi="Consolas" w:cs="Times New Roman"/>
+          <w:color w:val="3B3B3B"/>
+          <w:kern w:val="0"/>
+          <w:sz w:val="21"/>
+          <w:szCs w:val="21"/>
+          <w14:ligatures w14:val="none"/>
+        </w:rPr>
+        <w:t>    }),</w:t>
+      </w:r>
+    </w:p>
+    <w:p>
+      <w:pPr>
+        <w:shd w:val="clear" w:color="auto" w:fill="FFFFFF"/>
+        <w:spacing w:after="0" w:line="285" w:lineRule="atLeast"/>
+        <w:rPr>
+          <w:rFonts w:ascii="Consolas" w:eastAsia="Times New Roman" w:hAnsi="Consolas" w:cs="Times New Roman"/>
+          <w:color w:val="3B3B3B"/>
+          <w:kern w:val="0"/>
+          <w:sz w:val="21"/>
+          <w:szCs w:val="21"/>
+          <w14:ligatures w14:val="none"/>
+        </w:rPr>
+      </w:pPr>
+      <w:r>
+        <w:rPr>
+          <w:rFonts w:ascii="Consolas" w:eastAsia="Times New Roman" w:hAnsi="Consolas" w:cs="Times New Roman"/>
+          <w:color w:val="3B3B3B"/>
+          <w:kern w:val="0"/>
+          <w:sz w:val="21"/>
+          <w:szCs w:val="21"/>
+          <w14:ligatures w14:val="none"/>
+        </w:rPr>
+        <w:t xml:space="preserve">  </w:t>
+      </w:r>
+    </w:p>
+    <w:p>
+      <w:pPr>
+        <w:shd w:val="clear" w:color="auto" w:fill="FFFFFF"/>
+        <w:spacing w:after="0" w:line="285" w:lineRule="atLeast"/>
+        <w:rPr>
+          <w:rFonts w:ascii="Consolas" w:eastAsia="Times New Roman" w:hAnsi="Consolas" w:cs="Times New Roman"/>
+          <w:color w:val="3B3B3B"/>
+          <w:kern w:val="0"/>
+          <w:sz w:val="21"/>
+          <w:szCs w:val="21"/>
+          <w14:ligatures w14:val="none"/>
+        </w:rPr>
+      </w:pPr>
+      <w:r>
+        <w:rPr>
+          <w:rFonts w:ascii="Consolas" w:eastAsia="Times New Roman" w:hAnsi="Consolas" w:cs="Times New Roman"/>
+          <w:color w:val="3B3B3B"/>
+          <w:kern w:val="0"/>
+          <w:sz w:val="21"/>
+          <w:szCs w:val="21"/>
+          <w14:ligatures w14:val="none"/>
+        </w:rPr>
+        <w:t xml:space="preserve">  </w:t>
+      </w:r>
+      <w:r>
+        <w:rPr>
+          <w:rFonts w:ascii="Consolas" w:eastAsia="Times New Roman" w:hAnsi="Consolas" w:cs="Times New Roman"/>
+          <w:color w:val="795E26"/>
+          <w:kern w:val="0"/>
+          <w:sz w:val="21"/>
+          <w:szCs w:val="21"/>
+          <w14:ligatures w14:val="none"/>
+        </w:rPr>
+        <w:t>body</w:t>
+      </w:r>
+      <w:r>
+        <w:rPr>
+          <w:rFonts w:ascii="Consolas" w:eastAsia="Times New Roman" w:hAnsi="Consolas" w:cs="Times New Roman"/>
+          <w:color w:val="3B3B3B"/>
+          <w:kern w:val="0"/>
+          <w:sz w:val="21"/>
+          <w:szCs w:val="21"/>
+          <w14:ligatures w14:val="none"/>
+        </w:rPr>
+        <w:t>(</w:t>
+      </w:r>
+      <w:r>
+        <w:rPr>
+          <w:rFonts w:ascii="Consolas" w:eastAsia="Times New Roman" w:hAnsi="Consolas" w:cs="Times New Roman"/>
+          <w:color w:val="A31515"/>
+          <w:kern w:val="0"/>
+          <w:sz w:val="21"/>
+          <w:szCs w:val="21"/>
+          <w14:ligatures w14:val="none"/>
+        </w:rPr>
+        <w:t>'referralCode'</w:t>
+      </w:r>
+      <w:r>
+        <w:rPr>
+          <w:rFonts w:ascii="Consolas" w:eastAsia="Times New Roman" w:hAnsi="Consolas" w:cs="Times New Roman"/>
+          <w:color w:val="3B3B3B"/>
+          <w:kern w:val="0"/>
+          <w:sz w:val="21"/>
+          <w:szCs w:val="21"/>
+          <w14:ligatures w14:val="none"/>
+        </w:rPr>
+        <w:t>)</w:t>
+      </w:r>
+    </w:p>
+    <w:p>
+      <w:pPr>
+        <w:shd w:val="clear" w:color="auto" w:fill="FFFFFF"/>
+        <w:spacing w:after="0" w:line="285" w:lineRule="atLeast"/>
+        <w:rPr>
+          <w:rFonts w:ascii="Consolas" w:eastAsia="Times New Roman" w:hAnsi="Consolas" w:cs="Times New Roman"/>
+          <w:color w:val="3B3B3B"/>
+          <w:kern w:val="0"/>
+          <w:sz w:val="21"/>
+          <w:szCs w:val="21"/>
+          <w14:ligatures w14:val="none"/>
+        </w:rPr>
+      </w:pPr>
+      <w:r>
+        <w:rPr>
+          <w:rFonts w:ascii="Consolas" w:eastAsia="Times New Roman" w:hAnsi="Consolas" w:cs="Times New Roman"/>
+          <w:color w:val="3B3B3B"/>
+          <w:kern w:val="0"/>
+          <w:sz w:val="21"/>
+          <w:szCs w:val="21"/>
+          <w14:ligatures w14:val="none"/>
+        </w:rPr>
+        <w:t xml:space="preserve">    </w:t>
+      </w:r>
+      <w:proofErr w:type="gramStart"/>
+      <w:r>
+        <w:rPr>
+          <w:rFonts w:ascii="Consolas" w:eastAsia="Times New Roman" w:hAnsi="Consolas" w:cs="Times New Roman"/>
+          <w:color w:val="3B3B3B"/>
+          <w:kern w:val="0"/>
+          <w:sz w:val="21"/>
+          <w:szCs w:val="21"/>
+          <w14:ligatures w14:val="none"/>
+        </w:rPr>
+        <w:t>.</w:t>
+      </w:r>
+      <w:r>
+        <w:rPr>
+          <w:rFonts w:ascii="Consolas" w:eastAsia="Times New Roman" w:hAnsi="Consolas" w:cs="Times New Roman"/>
+          <w:color w:val="795E26"/>
+          <w:kern w:val="0"/>
+          <w:sz w:val="21"/>
+          <w:szCs w:val="21"/>
+          <w14:ligatures w14:val="none"/>
+        </w:rPr>
+        <w:t>optional</w:t>
+      </w:r>
+      <w:proofErr w:type="gramEnd"/>
+      <w:r>
+        <w:rPr>
+          <w:rFonts w:ascii="Consolas" w:eastAsia="Times New Roman" w:hAnsi="Consolas" w:cs="Times New Roman"/>
+          <w:color w:val="3B3B3B"/>
+          <w:kern w:val="0"/>
+          <w:sz w:val="21"/>
+          <w:szCs w:val="21"/>
+          <w14:ligatures w14:val="none"/>
+        </w:rPr>
+        <w:t>()</w:t>
+      </w:r>
+    </w:p>
+    <w:p>
+      <w:pPr>
+        <w:shd w:val="clear" w:color="auto" w:fill="FFFFFF"/>
+        <w:spacing w:after="0" w:line="285" w:lineRule="atLeast"/>
+        <w:rPr>
+          <w:rFonts w:ascii="Consolas" w:eastAsia="Times New Roman" w:hAnsi="Consolas" w:cs="Times New Roman"/>
+          <w:color w:val="3B3B3B"/>
+          <w:kern w:val="0"/>
+          <w:sz w:val="21"/>
+          <w:szCs w:val="21"/>
+          <w14:ligatures w14:val="none"/>
+        </w:rPr>
+      </w:pPr>
+      <w:r>
+        <w:rPr>
+          <w:rFonts w:ascii="Consolas" w:eastAsia="Times New Roman" w:hAnsi="Consolas" w:cs="Times New Roman"/>
+          <w:color w:val="3B3B3B"/>
+          <w:kern w:val="0"/>
+          <w:sz w:val="21"/>
+          <w:szCs w:val="21"/>
+          <w14:ligatures w14:val="none"/>
+        </w:rPr>
+        <w:t xml:space="preserve">    </w:t>
+      </w:r>
+      <w:proofErr w:type="gramStart"/>
+      <w:r>
+        <w:rPr>
+          <w:rFonts w:ascii="Consolas" w:eastAsia="Times New Roman" w:hAnsi="Consolas" w:cs="Times New Roman"/>
+          <w:color w:val="3B3B3B"/>
+          <w:kern w:val="0"/>
+          <w:sz w:val="21"/>
+          <w:szCs w:val="21"/>
+          <w14:ligatures w14:val="none"/>
+        </w:rPr>
+        <w:t>.</w:t>
+      </w:r>
+      <w:r>
+        <w:rPr>
+          <w:rFonts w:ascii="Consolas" w:eastAsia="Times New Roman" w:hAnsi="Consolas" w:cs="Times New Roman"/>
+          <w:color w:val="795E26"/>
+          <w:kern w:val="0"/>
+          <w:sz w:val="21"/>
+          <w:szCs w:val="21"/>
+          <w14:ligatures w14:val="none"/>
+        </w:rPr>
+        <w:t>custom</w:t>
+      </w:r>
+      <w:proofErr w:type="gramEnd"/>
+      <w:r>
+        <w:rPr>
+          <w:rFonts w:ascii="Consolas" w:eastAsia="Times New Roman" w:hAnsi="Consolas" w:cs="Times New Roman"/>
+          <w:color w:val="3B3B3B"/>
+          <w:kern w:val="0"/>
+          <w:sz w:val="21"/>
+          <w:szCs w:val="21"/>
+          <w14:ligatures w14:val="none"/>
+        </w:rPr>
+        <w:t>(</w:t>
+      </w:r>
+      <w:r>
+        <w:rPr>
+          <w:rFonts w:ascii="Consolas" w:eastAsia="Times New Roman" w:hAnsi="Consolas" w:cs="Times New Roman"/>
+          <w:color w:val="0000FF"/>
+          <w:kern w:val="0"/>
+          <w:sz w:val="21"/>
+          <w:szCs w:val="21"/>
+          <w14:ligatures w14:val="none"/>
+        </w:rPr>
+        <w:t>async</w:t>
+      </w:r>
+      <w:r>
+        <w:rPr>
+          <w:rFonts w:ascii="Consolas" w:eastAsia="Times New Roman" w:hAnsi="Consolas" w:cs="Times New Roman"/>
+          <w:color w:val="3B3B3B"/>
+          <w:kern w:val="0"/>
+          <w:sz w:val="21"/>
+          <w:szCs w:val="21"/>
+          <w14:ligatures w14:val="none"/>
+        </w:rPr>
+        <w:t xml:space="preserve"> (</w:t>
+      </w:r>
+      <w:r>
+        <w:rPr>
+          <w:rFonts w:ascii="Consolas" w:eastAsia="Times New Roman" w:hAnsi="Consolas" w:cs="Times New Roman"/>
+          <w:color w:val="001080"/>
+          <w:kern w:val="0"/>
+          <w:sz w:val="21"/>
+          <w:szCs w:val="21"/>
+          <w14:ligatures w14:val="none"/>
+        </w:rPr>
+        <w:t>value</w:t>
+      </w:r>
+      <w:r>
+        <w:rPr>
+          <w:rFonts w:ascii="Consolas" w:eastAsia="Times New Roman" w:hAnsi="Consolas" w:cs="Times New Roman"/>
+          <w:color w:val="3B3B3B"/>
+          <w:kern w:val="0"/>
+          <w:sz w:val="21"/>
+          <w:szCs w:val="21"/>
+          <w14:ligatures w14:val="none"/>
+        </w:rPr>
+        <w:t xml:space="preserve">) </w:t>
+      </w:r>
+      <w:r>
+        <w:rPr>
+          <w:rFonts w:ascii="Consolas" w:eastAsia="Times New Roman" w:hAnsi="Consolas" w:cs="Times New Roman"/>
+          <w:color w:val="0000FF"/>
+          <w:kern w:val="0"/>
+          <w:sz w:val="21"/>
+          <w:szCs w:val="21"/>
+          <w14:ligatures w14:val="none"/>
+        </w:rPr>
+        <w:t>=&gt;</w:t>
+      </w:r>
+      <w:r>
+        <w:rPr>
+          <w:rFonts w:ascii="Consolas" w:eastAsia="Times New Roman" w:hAnsi="Consolas" w:cs="Times New Roman"/>
+          <w:color w:val="3B3B3B"/>
+          <w:kern w:val="0"/>
+          <w:sz w:val="21"/>
+          <w:szCs w:val="21"/>
+          <w14:ligatures w14:val="none"/>
+        </w:rPr>
+        <w:t xml:space="preserve"> {</w:t>
+      </w:r>
+    </w:p>
+    <w:p>
+      <w:pPr>
+        <w:shd w:val="clear" w:color="auto" w:fill="FFFFFF"/>
+        <w:spacing w:after="0" w:line="285" w:lineRule="atLeast"/>
+        <w:rPr>
+          <w:rFonts w:ascii="Consolas" w:eastAsia="Times New Roman" w:hAnsi="Consolas" w:cs="Times New Roman"/>
+          <w:color w:val="3B3B3B"/>
+          <w:kern w:val="0"/>
+          <w:sz w:val="21"/>
+          <w:szCs w:val="21"/>
+          <w14:ligatures w14:val="none"/>
+        </w:rPr>
+      </w:pPr>
+      <w:r>
+        <w:rPr>
+          <w:rFonts w:ascii="Consolas" w:eastAsia="Times New Roman" w:hAnsi="Consolas" w:cs="Times New Roman"/>
+          <w:color w:val="3B3B3B"/>
+          <w:kern w:val="0"/>
+          <w:sz w:val="21"/>
+          <w:szCs w:val="21"/>
+          <w14:ligatures w14:val="none"/>
+        </w:rPr>
+        <w:t xml:space="preserve">      </w:t>
+      </w:r>
+      <w:r>
+        <w:rPr>
+          <w:rFonts w:ascii="Consolas" w:eastAsia="Times New Roman" w:hAnsi="Consolas" w:cs="Times New Roman"/>
+          <w:color w:val="0000FF"/>
+          <w:kern w:val="0"/>
+          <w:sz w:val="21"/>
+          <w:szCs w:val="21"/>
+          <w14:ligatures w14:val="none"/>
+        </w:rPr>
+        <w:t>const</w:t>
+      </w:r>
+      <w:r>
+        <w:rPr>
+          <w:rFonts w:ascii="Consolas" w:eastAsia="Times New Roman" w:hAnsi="Consolas" w:cs="Times New Roman"/>
+          <w:color w:val="3B3B3B"/>
+          <w:kern w:val="0"/>
+          <w:sz w:val="21"/>
+          <w:szCs w:val="21"/>
+          <w14:ligatures w14:val="none"/>
+        </w:rPr>
+        <w:t xml:space="preserve"> </w:t>
+      </w:r>
+      <w:r>
+        <w:rPr>
+          <w:rFonts w:ascii="Consolas" w:eastAsia="Times New Roman" w:hAnsi="Consolas" w:cs="Times New Roman"/>
+          <w:color w:val="0070C1"/>
+          <w:kern w:val="0"/>
+          <w:sz w:val="21"/>
+          <w:szCs w:val="21"/>
+          <w14:ligatures w14:val="none"/>
+        </w:rPr>
+        <w:t>isValid</w:t>
+      </w:r>
+      <w:r>
+        <w:rPr>
+          <w:rFonts w:ascii="Consolas" w:eastAsia="Times New Roman" w:hAnsi="Consolas" w:cs="Times New Roman"/>
+          <w:color w:val="3B3B3B"/>
+          <w:kern w:val="0"/>
+          <w:sz w:val="21"/>
+          <w:szCs w:val="21"/>
+          <w14:ligatures w14:val="none"/>
+        </w:rPr>
+        <w:t xml:space="preserve"> </w:t>
+      </w:r>
+      <w:r>
+        <w:rPr>
+          <w:rFonts w:ascii="Consolas" w:eastAsia="Times New Roman" w:hAnsi="Consolas" w:cs="Times New Roman"/>
+          <w:color w:val="000000"/>
+          <w:kern w:val="0"/>
+          <w:sz w:val="21"/>
+          <w:szCs w:val="21"/>
+          <w14:ligatures w14:val="none"/>
+        </w:rPr>
+        <w:t>=</w:t>
+      </w:r>
+      <w:r>
+        <w:rPr>
+          <w:rFonts w:ascii="Consolas" w:eastAsia="Times New Roman" w:hAnsi="Consolas" w:cs="Times New Roman"/>
+          <w:color w:val="3B3B3B"/>
+          <w:kern w:val="0"/>
+          <w:sz w:val="21"/>
+          <w:szCs w:val="21"/>
+          <w14:ligatures w14:val="none"/>
+        </w:rPr>
+        <w:t xml:space="preserve"> </w:t>
+      </w:r>
+      <w:r>
+        <w:rPr>
+          <w:rFonts w:ascii="Consolas" w:eastAsia="Times New Roman" w:hAnsi="Consolas" w:cs="Times New Roman"/>
+          <w:color w:val="AF00DB"/>
+          <w:kern w:val="0"/>
+          <w:sz w:val="21"/>
+          <w:szCs w:val="21"/>
+          <w14:ligatures w14:val="none"/>
+        </w:rPr>
+        <w:t>await</w:t>
+      </w:r>
+      <w:r>
+        <w:rPr>
+          <w:rFonts w:ascii="Consolas" w:eastAsia="Times New Roman" w:hAnsi="Consolas" w:cs="Times New Roman"/>
+          <w:color w:val="3B3B3B"/>
+          <w:kern w:val="0"/>
+          <w:sz w:val="21"/>
+          <w:szCs w:val="21"/>
+          <w14:ligatures w14:val="none"/>
+        </w:rPr>
+        <w:t xml:space="preserve"> </w:t>
+      </w:r>
+      <w:r>
+        <w:rPr>
+          <w:rFonts w:ascii="Consolas" w:eastAsia="Times New Roman" w:hAnsi="Consolas" w:cs="Times New Roman"/>
+          <w:color w:val="795E26"/>
+          <w:kern w:val="0"/>
+          <w:sz w:val="21"/>
+          <w:szCs w:val="21"/>
+          <w14:ligatures w14:val="none"/>
+        </w:rPr>
+        <w:t>validateReferralCode</w:t>
+      </w:r>
+      <w:r>
+        <w:rPr>
+          <w:rFonts w:ascii="Consolas" w:eastAsia="Times New Roman" w:hAnsi="Consolas" w:cs="Times New Roman"/>
+          <w:color w:val="3B3B3B"/>
+          <w:kern w:val="0"/>
+          <w:sz w:val="21"/>
+          <w:szCs w:val="21"/>
+          <w14:ligatures w14:val="none"/>
+        </w:rPr>
+        <w:t>(</w:t>
+      </w:r>
+      <w:r>
+        <w:rPr>
+          <w:rFonts w:ascii="Consolas" w:eastAsia="Times New Roman" w:hAnsi="Consolas" w:cs="Times New Roman"/>
+          <w:color w:val="001080"/>
+          <w:kern w:val="0"/>
+          <w:sz w:val="21"/>
+          <w:szCs w:val="21"/>
+          <w14:ligatures w14:val="none"/>
+        </w:rPr>
+        <w:t>value</w:t>
+      </w:r>
+      <w:r>
+        <w:rPr>
+          <w:rFonts w:ascii="Consolas" w:eastAsia="Times New Roman" w:hAnsi="Consolas" w:cs="Times New Roman"/>
+          <w:color w:val="3B3B3B"/>
+          <w:kern w:val="0"/>
+          <w:sz w:val="21"/>
+          <w:szCs w:val="21"/>
+          <w14:ligatures w14:val="none"/>
+        </w:rPr>
+        <w:t>);</w:t>
+      </w:r>
+    </w:p>
+    <w:p>
+      <w:pPr>
+        <w:shd w:val="clear" w:color="auto" w:fill="FFFFFF"/>
+        <w:spacing w:after="0" w:line="285" w:lineRule="atLeast"/>
+        <w:rPr>
+          <w:rFonts w:ascii="Consolas" w:eastAsia="Times New Roman" w:hAnsi="Consolas" w:cs="Times New Roman"/>
+          <w:color w:val="3B3B3B"/>
+          <w:kern w:val="0"/>
+          <w:sz w:val="21"/>
+          <w:szCs w:val="21"/>
+          <w14:ligatures w14:val="none"/>
+        </w:rPr>
+      </w:pPr>
+      <w:r>
+        <w:rPr>
+          <w:rFonts w:ascii="Consolas" w:eastAsia="Times New Roman" w:hAnsi="Consolas" w:cs="Times New Roman"/>
+          <w:color w:val="3B3B3B"/>
+          <w:kern w:val="0"/>
+          <w:sz w:val="21"/>
+          <w:szCs w:val="21"/>
+          <w14:ligatures w14:val="none"/>
+        </w:rPr>
+        <w:t xml:space="preserve">      </w:t>
+      </w:r>
+      <w:r>
+        <w:rPr>
+          <w:rFonts w:ascii="Consolas" w:eastAsia="Times New Roman" w:hAnsi="Consolas" w:cs="Times New Roman"/>
+          <w:color w:val="AF00DB"/>
+          <w:kern w:val="0"/>
+          <w:sz w:val="21"/>
+          <w:szCs w:val="21"/>
+          <w14:ligatures w14:val="none"/>
+        </w:rPr>
+        <w:t>if</w:t>
+      </w:r>
+      <w:r>
+        <w:rPr>
+          <w:rFonts w:ascii="Consolas" w:eastAsia="Times New Roman" w:hAnsi="Consolas" w:cs="Times New Roman"/>
+          <w:color w:val="3B3B3B"/>
+          <w:kern w:val="0"/>
+          <w:sz w:val="21"/>
+          <w:szCs w:val="21"/>
+          <w14:ligatures w14:val="none"/>
+        </w:rPr>
+        <w:t xml:space="preserve"> </w:t>
+      </w:r>
+      <w:proofErr w:type="gramStart"/>
+      <w:r>
+        <w:rPr>
+          <w:rFonts w:ascii="Consolas" w:eastAsia="Times New Roman" w:hAnsi="Consolas" w:cs="Times New Roman"/>
+          <w:color w:val="3B3B3B"/>
+          <w:kern w:val="0"/>
+          <w:sz w:val="21"/>
+          <w:szCs w:val="21"/>
+          <w14:ligatures w14:val="none"/>
+        </w:rPr>
+        <w:t>(</w:t>
+      </w:r>
+      <w:r>
+        <w:rPr>
+          <w:rFonts w:ascii="Consolas" w:eastAsia="Times New Roman" w:hAnsi="Consolas" w:cs="Times New Roman"/>
+          <w:color w:val="000000"/>
+          <w:kern w:val="0"/>
+          <w:sz w:val="21"/>
+          <w:szCs w:val="21"/>
+          <w14:ligatures w14:val="none"/>
+        </w:rPr>
+        <w:t>!</w:t>
+      </w:r>
+      <w:r>
+        <w:rPr>
+          <w:rFonts w:ascii="Consolas" w:eastAsia="Times New Roman" w:hAnsi="Consolas" w:cs="Times New Roman"/>
+          <w:color w:val="0070C1"/>
+          <w:kern w:val="0"/>
+          <w:sz w:val="21"/>
+          <w:szCs w:val="21"/>
+          <w14:ligatures w14:val="none"/>
+        </w:rPr>
+        <w:t>isValid</w:t>
+      </w:r>
+      <w:proofErr w:type="gramEnd"/>
+      <w:r>
+        <w:rPr>
+          <w:rFonts w:ascii="Consolas" w:eastAsia="Times New Roman" w:hAnsi="Consolas" w:cs="Times New Roman"/>
+          <w:color w:val="3B3B3B"/>
+          <w:kern w:val="0"/>
+          <w:sz w:val="21"/>
+          <w:szCs w:val="21"/>
+          <w14:ligatures w14:val="none"/>
+        </w:rPr>
+        <w:t>) {</w:t>
+      </w:r>
+    </w:p>
+    <w:p>
+      <w:pPr>
+        <w:shd w:val="clear" w:color="auto" w:fill="FFFFFF"/>
+        <w:spacing w:after="0" w:line="285" w:lineRule="atLeast"/>
+        <w:rPr>
+          <w:rFonts w:ascii="Consolas" w:eastAsia="Times New Roman" w:hAnsi="Consolas" w:cs="Times New Roman"/>
+          <w:color w:val="3B3B3B"/>
+          <w:kern w:val="0"/>
+          <w:sz w:val="21"/>
+          <w:szCs w:val="21"/>
+          <w14:ligatures w14:val="none"/>
+        </w:rPr>
+      </w:pPr>
+      <w:r>
+        <w:rPr>
+          <w:rFonts w:ascii="Consolas" w:eastAsia="Times New Roman" w:hAnsi="Consolas" w:cs="Times New Roman"/>
+          <w:color w:val="3B3B3B"/>
+          <w:kern w:val="0"/>
+          <w:sz w:val="21"/>
+          <w:szCs w:val="21"/>
+          <w14:ligatures w14:val="none"/>
+        </w:rPr>
+        <w:t xml:space="preserve">        </w:t>
+      </w:r>
+      <w:r>
+        <w:rPr>
+          <w:rFonts w:ascii="Consolas" w:eastAsia="Times New Roman" w:hAnsi="Consolas" w:cs="Times New Roman"/>
+          <w:color w:val="AF00DB"/>
+          <w:kern w:val="0"/>
+          <w:sz w:val="21"/>
+          <w:szCs w:val="21"/>
+          <w14:ligatures w14:val="none"/>
+        </w:rPr>
+        <w:t>throw</w:t>
+      </w:r>
+      <w:r>
+        <w:rPr>
+          <w:rFonts w:ascii="Consolas" w:eastAsia="Times New Roman" w:hAnsi="Consolas" w:cs="Times New Roman"/>
+          <w:color w:val="3B3B3B"/>
+          <w:kern w:val="0"/>
+          <w:sz w:val="21"/>
+          <w:szCs w:val="21"/>
+          <w14:ligatures w14:val="none"/>
+        </w:rPr>
+        <w:t xml:space="preserve"> </w:t>
+      </w:r>
+      <w:r>
+        <w:rPr>
+          <w:rFonts w:ascii="Consolas" w:eastAsia="Times New Roman" w:hAnsi="Consolas" w:cs="Times New Roman"/>
+          <w:color w:val="0000FF"/>
+          <w:kern w:val="0"/>
+          <w:sz w:val="21"/>
+          <w:szCs w:val="21"/>
+          <w14:ligatures w14:val="none"/>
+        </w:rPr>
+        <w:t>new</w:t>
+      </w:r>
+      <w:r>
+        <w:rPr>
+          <w:rFonts w:ascii="Consolas" w:eastAsia="Times New Roman" w:hAnsi="Consolas" w:cs="Times New Roman"/>
+          <w:color w:val="3B3B3B"/>
+          <w:kern w:val="0"/>
+          <w:sz w:val="21"/>
+          <w:szCs w:val="21"/>
+          <w14:ligatures w14:val="none"/>
+        </w:rPr>
+        <w:t xml:space="preserve"> </w:t>
+      </w:r>
+      <w:proofErr w:type="gramStart"/>
+      <w:r>
+        <w:rPr>
+          <w:rFonts w:ascii="Consolas" w:eastAsia="Times New Roman" w:hAnsi="Consolas" w:cs="Times New Roman"/>
+          <w:color w:val="267F99"/>
+          <w:kern w:val="0"/>
+          <w:sz w:val="21"/>
+          <w:szCs w:val="21"/>
+          <w14:ligatures w14:val="none"/>
+        </w:rPr>
+        <w:t>Error</w:t>
+      </w:r>
+      <w:r>
+        <w:rPr>
+          <w:rFonts w:ascii="Consolas" w:eastAsia="Times New Roman" w:hAnsi="Consolas" w:cs="Times New Roman"/>
+          <w:color w:val="3B3B3B"/>
+          <w:kern w:val="0"/>
+          <w:sz w:val="21"/>
+          <w:szCs w:val="21"/>
+          <w14:ligatures w14:val="none"/>
+        </w:rPr>
+        <w:t>(</w:t>
+      </w:r>
+      <w:proofErr w:type="gramEnd"/>
+      <w:r>
+        <w:rPr>
+          <w:rFonts w:ascii="Consolas" w:eastAsia="Times New Roman" w:hAnsi="Consolas" w:cs="Times New Roman"/>
+          <w:color w:val="A31515"/>
+          <w:kern w:val="0"/>
+          <w:sz w:val="21"/>
+          <w:szCs w:val="21"/>
+          <w14:ligatures w14:val="none"/>
+        </w:rPr>
+        <w:t>'Invalid referral code'</w:t>
+      </w:r>
+      <w:r>
+        <w:rPr>
+          <w:rFonts w:ascii="Consolas" w:eastAsia="Times New Roman" w:hAnsi="Consolas" w:cs="Times New Roman"/>
+          <w:color w:val="3B3B3B"/>
+          <w:kern w:val="0"/>
+          <w:sz w:val="21"/>
+          <w:szCs w:val="21"/>
+          <w14:ligatures w14:val="none"/>
+        </w:rPr>
+        <w:t>);</w:t>
+      </w:r>
+    </w:p>
+    <w:p>
+      <w:pPr>
+        <w:shd w:val="clear" w:color="auto" w:fill="FFFFFF"/>
+        <w:spacing w:after="0" w:line="285" w:lineRule="atLeast"/>
+        <w:rPr>
+          <w:rFonts w:ascii="Consolas" w:eastAsia="Times New Roman" w:hAnsi="Consolas" w:cs="Times New Roman"/>
+          <w:color w:val="3B3B3B"/>
+          <w:kern w:val="0"/>
+          <w:sz w:val="21"/>
+          <w:szCs w:val="21"/>
+          <w14:ligatures w14:val="none"/>
+        </w:rPr>
+      </w:pPr>
+      <w:r>
+        <w:rPr>
+          <w:rFonts w:ascii="Consolas" w:eastAsia="Times New Roman" w:hAnsi="Consolas" w:cs="Times New Roman"/>
+          <w:color w:val="3B3B3B"/>
+          <w:kern w:val="0"/>
+          <w:sz w:val="21"/>
+          <w:szCs w:val="21"/>
+          <w14:ligatures w14:val="none"/>
+        </w:rPr>
+        <w:t>      }</w:t>
+      </w:r>
+    </w:p>
+    <w:p>
+      <w:pPr>
+        <w:shd w:val="clear" w:color="auto" w:fill="FFFFFF"/>
+        <w:spacing w:after="0" w:line="285" w:lineRule="atLeast"/>
+        <w:rPr>
+          <w:rFonts w:ascii="Consolas" w:eastAsia="Times New Roman" w:hAnsi="Consolas" w:cs="Times New Roman"/>
+          <w:color w:val="3B3B3B"/>
+          <w:kern w:val="0"/>
+          <w:sz w:val="21"/>
+          <w:szCs w:val="21"/>
+          <w14:ligatures w14:val="none"/>
+        </w:rPr>
+      </w:pPr>
+      <w:r>
+        <w:rPr>
+          <w:rFonts w:ascii="Consolas" w:eastAsia="Times New Roman" w:hAnsi="Consolas" w:cs="Times New Roman"/>
+          <w:color w:val="3B3B3B"/>
+          <w:kern w:val="0"/>
+          <w:sz w:val="21"/>
+          <w:szCs w:val="21"/>
+          <w14:ligatures w14:val="none"/>
+        </w:rPr>
+        <w:t xml:space="preserve">      </w:t>
+      </w:r>
+      <w:r>
+        <w:rPr>
+          <w:rFonts w:ascii="Consolas" w:eastAsia="Times New Roman" w:hAnsi="Consolas" w:cs="Times New Roman"/>
+          <w:color w:val="AF00DB"/>
+          <w:kern w:val="0"/>
+          <w:sz w:val="21"/>
+          <w:szCs w:val="21"/>
+          <w14:ligatures w14:val="none"/>
+        </w:rPr>
+        <w:t>return</w:t>
+      </w:r>
+      <w:r>
+        <w:rPr>
+          <w:rFonts w:ascii="Consolas" w:eastAsia="Times New Roman" w:hAnsi="Consolas" w:cs="Times New Roman"/>
+          <w:color w:val="3B3B3B"/>
+          <w:kern w:val="0"/>
+          <w:sz w:val="21"/>
+          <w:szCs w:val="21"/>
+          <w14:ligatures w14:val="none"/>
+        </w:rPr>
+        <w:t xml:space="preserve"> </w:t>
+      </w:r>
+      <w:r>
+        <w:rPr>
+          <w:rFonts w:ascii="Consolas" w:eastAsia="Times New Roman" w:hAnsi="Consolas" w:cs="Times New Roman"/>
+          <w:color w:val="0000FF"/>
+          <w:kern w:val="0"/>
+          <w:sz w:val="21"/>
+          <w:szCs w:val="21"/>
+          <w14:ligatures w14:val="none"/>
+        </w:rPr>
+        <w:t>true</w:t>
+      </w:r>
+      <w:r>
+        <w:rPr>
+          <w:rFonts w:ascii="Consolas" w:eastAsia="Times New Roman" w:hAnsi="Consolas" w:cs="Times New Roman"/>
+          <w:color w:val="3B3B3B"/>
+          <w:kern w:val="0"/>
+          <w:sz w:val="21"/>
+          <w:szCs w:val="21"/>
+          <w14:ligatures w14:val="none"/>
+        </w:rPr>
+        <w:t>;</w:t>
+      </w:r>
+    </w:p>
+    <w:p>
+      <w:pPr>
+        <w:shd w:val="clear" w:color="auto" w:fill="FFFFFF"/>
+        <w:spacing w:after="0" w:line="285" w:lineRule="atLeast"/>
+        <w:rPr>
+          <w:rFonts w:ascii="Consolas" w:eastAsia="Times New Roman" w:hAnsi="Consolas" w:cs="Times New Roman"/>
+          <w:color w:val="3B3B3B"/>
+          <w:kern w:val="0"/>
+          <w:sz w:val="21"/>
+          <w:szCs w:val="21"/>
+          <w14:ligatures w14:val="none"/>
+        </w:rPr>
+      </w:pPr>
+      <w:r>
+        <w:rPr>
+          <w:rFonts w:ascii="Consolas" w:eastAsia="Times New Roman" w:hAnsi="Consolas" w:cs="Times New Roman"/>
+          <w:color w:val="3B3B3B"/>
+          <w:kern w:val="0"/>
+          <w:sz w:val="21"/>
+          <w:szCs w:val="21"/>
+          <w14:ligatures w14:val="none"/>
+        </w:rPr>
+        <w:t>    })</w:t>
+      </w:r>
+    </w:p>
+    <w:p>
+      <w:pPr>
+        <w:shd w:val="clear" w:color="auto" w:fill="FFFFFF"/>
+        <w:spacing w:after="0" w:line="285" w:lineRule="atLeast"/>
+        <w:rPr>
+          <w:rFonts w:ascii="Consolas" w:eastAsia="Times New Roman" w:hAnsi="Consolas" w:cs="Times New Roman"/>
+          <w:color w:val="3B3B3B"/>
+          <w:kern w:val="0"/>
+          <w:sz w:val="21"/>
+          <w:szCs w:val="21"/>
+          <w14:ligatures w14:val="none"/>
+        </w:rPr>
+      </w:pPr>
+      <w:r>
+        <w:rPr>
+          <w:rFonts w:ascii="Consolas" w:eastAsia="Times New Roman" w:hAnsi="Consolas" w:cs="Times New Roman"/>
+          <w:color w:val="3B3B3B"/>
+          <w:kern w:val="0"/>
+          <w:sz w:val="21"/>
+          <w:szCs w:val="21"/>
+          <w14:ligatures w14:val="none"/>
+        </w:rPr>
+        <w:t>];</w:t>
+      </w:r>
+    </w:p>
+    <w:p>
+      <w:pPr>
+        <w:ind w:left="720" w:firstLine="720"/>
+        <w:rPr>
+          <w:rFonts w:ascii="Sakkal Majalla" w:eastAsia="Times New Roman" w:hAnsi="Sakkal Majalla" w:cs="Sakkal Majalla"/>
+          <w:color w:val="3B3B3B"/>
+          <w:kern w:val="0"/>
+          <w:sz w:val="28"/>
+          <w:szCs w:val="28"/>
+          <w14:ligatures w14:val="none"/>
+        </w:rPr>
+      </w:pPr>
+      <w:r>
+        <w:rPr>
+          <w:rFonts w:ascii="Sakkal Majalla" w:eastAsia="Times New Roman" w:hAnsi="Sakkal Majalla" w:cs="Sakkal Majalla"/>
+          <w:color w:val="3B3B3B"/>
+          <w:kern w:val="0"/>
+          <w:sz w:val="28"/>
+          <w:szCs w:val="28"/>
+          <w14:ligatures w14:val="none"/>
+        </w:rPr>
+        <w:t>----------------------------------------------------------------------------------------</w:t>
+      </w:r>
+    </w:p>
+    <w:p>
+      <w:pPr>
+        <w:shd w:val="clear" w:color="auto" w:fill="FFFFFF"/>
+        <w:spacing w:after="0" w:line="285" w:lineRule="atLeast"/>
+        <w:rPr>
+          <w:rFonts w:ascii="Sakkal Majalla" w:eastAsia="Times New Roman" w:hAnsi="Sakkal Majalla" w:cs="Sakkal Majalla"/>
+          <w:color w:val="3B3B3B"/>
+          <w:kern w:val="0"/>
+          <w:sz w:val="28"/>
+          <w:szCs w:val="28"/>
+          <w14:ligatures w14:val="none"/>
+        </w:rPr>
+      </w:pPr>
+      <w:r>
+        <w:rPr>
+          <w:rFonts w:ascii="Sakkal Majalla" w:eastAsia="Times New Roman" w:hAnsi="Sakkal Majalla" w:cs="Sakkal Majalla"/>
+          <w:color w:val="3B3B3B"/>
+          <w:kern w:val="0"/>
+          <w:sz w:val="28"/>
+          <w:szCs w:val="28"/>
+          <w14:ligatures w14:val="none"/>
+        </w:rPr>
+        <w:t>To create query, and param validation:</w:t>
+      </w:r>
+    </w:p>
+    <w:p>
+      <w:pPr>
+        <w:shd w:val="clear" w:color="auto" w:fill="FFFFFF"/>
+        <w:spacing w:after="0" w:line="285" w:lineRule="atLeast"/>
+        <w:rPr>
+          <w:rFonts w:ascii="Consolas" w:eastAsia="Times New Roman" w:hAnsi="Consolas" w:cs="Times New Roman"/>
+          <w:color w:val="3B3B3B"/>
+          <w:kern w:val="0"/>
+          <w:sz w:val="21"/>
+          <w:szCs w:val="21"/>
+          <w14:ligatures w14:val="none"/>
+        </w:rPr>
+      </w:pPr>
+      <w:r>
+        <w:rPr>
+          <w:rFonts w:ascii="Consolas" w:eastAsia="Times New Roman" w:hAnsi="Consolas" w:cs="Times New Roman"/>
+          <w:color w:val="0000FF"/>
+          <w:kern w:val="0"/>
+          <w:sz w:val="21"/>
+          <w:szCs w:val="21"/>
+          <w14:ligatures w14:val="none"/>
+        </w:rPr>
+        <w:t>const</w:t>
+      </w:r>
+      <w:r>
+        <w:rPr>
+          <w:rFonts w:ascii="Consolas" w:eastAsia="Times New Roman" w:hAnsi="Consolas" w:cs="Times New Roman"/>
+          <w:color w:val="3B3B3B"/>
+          <w:kern w:val="0"/>
+          <w:sz w:val="21"/>
+          <w:szCs w:val="21"/>
+          <w14:ligatures w14:val="none"/>
+        </w:rPr>
+        <w:t xml:space="preserve"> </w:t>
+      </w:r>
+      <w:r>
+        <w:rPr>
+          <w:rFonts w:ascii="Consolas" w:eastAsia="Times New Roman" w:hAnsi="Consolas" w:cs="Times New Roman"/>
+          <w:color w:val="0070C1"/>
+          <w:kern w:val="0"/>
+          <w:sz w:val="21"/>
+          <w:szCs w:val="21"/>
+          <w14:ligatures w14:val="none"/>
+        </w:rPr>
+        <w:t>orderUserValidation</w:t>
+      </w:r>
+      <w:r>
+        <w:rPr>
+          <w:rFonts w:ascii="Consolas" w:eastAsia="Times New Roman" w:hAnsi="Consolas" w:cs="Times New Roman"/>
+          <w:color w:val="3B3B3B"/>
+          <w:kern w:val="0"/>
+          <w:sz w:val="21"/>
+          <w:szCs w:val="21"/>
+          <w14:ligatures w14:val="none"/>
+        </w:rPr>
+        <w:t xml:space="preserve"> </w:t>
+      </w:r>
+      <w:r>
+        <w:rPr>
+          <w:rFonts w:ascii="Consolas" w:eastAsia="Times New Roman" w:hAnsi="Consolas" w:cs="Times New Roman"/>
+          <w:color w:val="000000"/>
+          <w:kern w:val="0"/>
+          <w:sz w:val="21"/>
+          <w:szCs w:val="21"/>
+          <w14:ligatures w14:val="none"/>
+        </w:rPr>
+        <w:t>=</w:t>
+      </w:r>
+      <w:r>
+        <w:rPr>
+          <w:rFonts w:ascii="Consolas" w:eastAsia="Times New Roman" w:hAnsi="Consolas" w:cs="Times New Roman"/>
+          <w:color w:val="3B3B3B"/>
+          <w:kern w:val="0"/>
+          <w:sz w:val="21"/>
+          <w:szCs w:val="21"/>
+          <w14:ligatures w14:val="none"/>
+        </w:rPr>
+        <w:t xml:space="preserve"> [</w:t>
+      </w:r>
+    </w:p>
+    <w:p>
+      <w:pPr>
+        <w:shd w:val="clear" w:color="auto" w:fill="FFFFFF"/>
+        <w:spacing w:after="0" w:line="285" w:lineRule="atLeast"/>
+        <w:rPr>
+          <w:rFonts w:ascii="Consolas" w:eastAsia="Times New Roman" w:hAnsi="Consolas" w:cs="Times New Roman"/>
+          <w:color w:val="3B3B3B"/>
+          <w:kern w:val="0"/>
+          <w:sz w:val="21"/>
+          <w:szCs w:val="21"/>
+          <w14:ligatures w14:val="none"/>
+        </w:rPr>
+      </w:pPr>
+      <w:r>
+        <w:rPr>
+          <w:rFonts w:ascii="Consolas" w:eastAsia="Times New Roman" w:hAnsi="Consolas" w:cs="Times New Roman"/>
+          <w:color w:val="3B3B3B"/>
+          <w:kern w:val="0"/>
+          <w:sz w:val="21"/>
+          <w:szCs w:val="21"/>
+          <w14:ligatures w14:val="none"/>
+        </w:rPr>
+        <w:t xml:space="preserve">    </w:t>
+      </w:r>
+      <w:r>
+        <w:rPr>
+          <w:rFonts w:ascii="Consolas" w:eastAsia="Times New Roman" w:hAnsi="Consolas" w:cs="Times New Roman"/>
+          <w:color w:val="795E26"/>
+          <w:kern w:val="0"/>
+          <w:sz w:val="21"/>
+          <w:szCs w:val="21"/>
+          <w14:ligatures w14:val="none"/>
+        </w:rPr>
+        <w:t>param</w:t>
+      </w:r>
+      <w:r>
+        <w:rPr>
+          <w:rFonts w:ascii="Consolas" w:eastAsia="Times New Roman" w:hAnsi="Consolas" w:cs="Times New Roman"/>
+          <w:color w:val="3B3B3B"/>
+          <w:kern w:val="0"/>
+          <w:sz w:val="21"/>
+          <w:szCs w:val="21"/>
+          <w14:ligatures w14:val="none"/>
+        </w:rPr>
+        <w:t>(</w:t>
+      </w:r>
+      <w:r>
+        <w:rPr>
+          <w:rFonts w:ascii="Consolas" w:eastAsia="Times New Roman" w:hAnsi="Consolas" w:cs="Times New Roman"/>
+          <w:color w:val="A31515"/>
+          <w:kern w:val="0"/>
+          <w:sz w:val="21"/>
+          <w:szCs w:val="21"/>
+          <w14:ligatures w14:val="none"/>
+        </w:rPr>
+        <w:t>'userId'</w:t>
+      </w:r>
+      <w:proofErr w:type="gramStart"/>
+      <w:r>
+        <w:rPr>
+          <w:rFonts w:ascii="Consolas" w:eastAsia="Times New Roman" w:hAnsi="Consolas" w:cs="Times New Roman"/>
+          <w:color w:val="3B3B3B"/>
+          <w:kern w:val="0"/>
+          <w:sz w:val="21"/>
+          <w:szCs w:val="21"/>
+          <w14:ligatures w14:val="none"/>
+        </w:rPr>
+        <w:t>).</w:t>
+      </w:r>
+      <w:r>
+        <w:rPr>
+          <w:rFonts w:ascii="Consolas" w:eastAsia="Times New Roman" w:hAnsi="Consolas" w:cs="Times New Roman"/>
+          <w:color w:val="795E26"/>
+          <w:kern w:val="0"/>
+          <w:sz w:val="21"/>
+          <w:szCs w:val="21"/>
+          <w14:ligatures w14:val="none"/>
+        </w:rPr>
+        <w:t>isUUID</w:t>
+      </w:r>
+      <w:proofErr w:type="gramEnd"/>
+      <w:r>
+        <w:rPr>
+          <w:rFonts w:ascii="Consolas" w:eastAsia="Times New Roman" w:hAnsi="Consolas" w:cs="Times New Roman"/>
+          <w:color w:val="3B3B3B"/>
+          <w:kern w:val="0"/>
+          <w:sz w:val="21"/>
+          <w:szCs w:val="21"/>
+          <w14:ligatures w14:val="none"/>
+        </w:rPr>
+        <w:t>(</w:t>
+      </w:r>
+      <w:proofErr w:type="gramStart"/>
+      <w:r>
+        <w:rPr>
+          <w:rFonts w:ascii="Consolas" w:eastAsia="Times New Roman" w:hAnsi="Consolas" w:cs="Times New Roman"/>
+          <w:color w:val="3B3B3B"/>
+          <w:kern w:val="0"/>
+          <w:sz w:val="21"/>
+          <w:szCs w:val="21"/>
+          <w14:ligatures w14:val="none"/>
+        </w:rPr>
+        <w:t>).</w:t>
+      </w:r>
+      <w:r>
+        <w:rPr>
+          <w:rFonts w:ascii="Consolas" w:eastAsia="Times New Roman" w:hAnsi="Consolas" w:cs="Times New Roman"/>
+          <w:color w:val="795E26"/>
+          <w:kern w:val="0"/>
+          <w:sz w:val="21"/>
+          <w:szCs w:val="21"/>
+          <w14:ligatures w14:val="none"/>
+        </w:rPr>
+        <w:t>withMessage</w:t>
+      </w:r>
+      <w:proofErr w:type="gramEnd"/>
+      <w:r>
+        <w:rPr>
+          <w:rFonts w:ascii="Consolas" w:eastAsia="Times New Roman" w:hAnsi="Consolas" w:cs="Times New Roman"/>
+          <w:color w:val="3B3B3B"/>
+          <w:kern w:val="0"/>
+          <w:sz w:val="21"/>
+          <w:szCs w:val="21"/>
+          <w14:ligatures w14:val="none"/>
+        </w:rPr>
+        <w:t>(</w:t>
+      </w:r>
+      <w:r>
+        <w:rPr>
+          <w:rFonts w:ascii="Consolas" w:eastAsia="Times New Roman" w:hAnsi="Consolas" w:cs="Times New Roman"/>
+          <w:color w:val="A31515"/>
+          <w:kern w:val="0"/>
+          <w:sz w:val="21"/>
+          <w:szCs w:val="21"/>
+          <w14:ligatures w14:val="none"/>
+        </w:rPr>
+        <w:t>'Invalid user ID'</w:t>
+      </w:r>
+      <w:r>
+        <w:rPr>
+          <w:rFonts w:ascii="Consolas" w:eastAsia="Times New Roman" w:hAnsi="Consolas" w:cs="Times New Roman"/>
+          <w:color w:val="3B3B3B"/>
+          <w:kern w:val="0"/>
+          <w:sz w:val="21"/>
+          <w:szCs w:val="21"/>
+          <w14:ligatures w14:val="none"/>
+        </w:rPr>
+        <w:t>),</w:t>
+      </w:r>
+    </w:p>
+    <w:p>
+      <w:pPr>
+        <w:shd w:val="clear" w:color="auto" w:fill="FFFFFF"/>
+        <w:spacing w:after="0" w:line="285" w:lineRule="atLeast"/>
+        <w:rPr>
+          <w:rFonts w:ascii="Consolas" w:eastAsia="Times New Roman" w:hAnsi="Consolas" w:cs="Times New Roman"/>
+          <w:color w:val="3B3B3B"/>
+          <w:kern w:val="0"/>
+          <w:sz w:val="21"/>
+          <w:szCs w:val="21"/>
+          <w14:ligatures w14:val="none"/>
+        </w:rPr>
+      </w:pPr>
+      <w:r>
+        <w:rPr>
+          <w:rFonts w:ascii="Consolas" w:eastAsia="Times New Roman" w:hAnsi="Consolas" w:cs="Times New Roman"/>
+          <w:color w:val="3B3B3B"/>
+          <w:kern w:val="0"/>
+          <w:sz w:val="21"/>
+          <w:szCs w:val="21"/>
+          <w14:ligatures w14:val="none"/>
+        </w:rPr>
+        <w:t xml:space="preserve">    </w:t>
+      </w:r>
+      <w:r>
+        <w:rPr>
+          <w:rFonts w:ascii="Consolas" w:eastAsia="Times New Roman" w:hAnsi="Consolas" w:cs="Times New Roman"/>
+          <w:color w:val="795E26"/>
+          <w:kern w:val="0"/>
+          <w:sz w:val="21"/>
+          <w:szCs w:val="21"/>
+          <w14:ligatures w14:val="none"/>
+        </w:rPr>
+        <w:t>query</w:t>
+      </w:r>
+      <w:r>
+        <w:rPr>
+          <w:rFonts w:ascii="Consolas" w:eastAsia="Times New Roman" w:hAnsi="Consolas" w:cs="Times New Roman"/>
+          <w:color w:val="3B3B3B"/>
+          <w:kern w:val="0"/>
+          <w:sz w:val="21"/>
+          <w:szCs w:val="21"/>
+          <w14:ligatures w14:val="none"/>
+        </w:rPr>
+        <w:t>(</w:t>
+      </w:r>
+      <w:r>
+        <w:rPr>
+          <w:rFonts w:ascii="Consolas" w:eastAsia="Times New Roman" w:hAnsi="Consolas" w:cs="Times New Roman"/>
+          <w:color w:val="A31515"/>
+          <w:kern w:val="0"/>
+          <w:sz w:val="21"/>
+          <w:szCs w:val="21"/>
+          <w14:ligatures w14:val="none"/>
+        </w:rPr>
+        <w:t>'limit'</w:t>
+      </w:r>
+      <w:r>
+        <w:rPr>
+          <w:rFonts w:ascii="Consolas" w:eastAsia="Times New Roman" w:hAnsi="Consolas" w:cs="Times New Roman"/>
+          <w:color w:val="3B3B3B"/>
+          <w:kern w:val="0"/>
+          <w:sz w:val="21"/>
+          <w:szCs w:val="21"/>
+          <w14:ligatures w14:val="none"/>
+        </w:rPr>
+        <w:t>)</w:t>
+      </w:r>
+    </w:p>
+    <w:p>
+      <w:pPr>
+        <w:shd w:val="clear" w:color="auto" w:fill="FFFFFF"/>
+        <w:spacing w:after="0" w:line="285" w:lineRule="atLeast"/>
+        <w:rPr>
+          <w:rFonts w:ascii="Consolas" w:eastAsia="Times New Roman" w:hAnsi="Consolas" w:cs="Times New Roman"/>
+          <w:color w:val="3B3B3B"/>
+          <w:kern w:val="0"/>
+          <w:sz w:val="21"/>
+          <w:szCs w:val="21"/>
+          <w14:ligatures w14:val="none"/>
+        </w:rPr>
+      </w:pPr>
+      <w:r>
+        <w:rPr>
+          <w:rFonts w:ascii="Consolas" w:eastAsia="Times New Roman" w:hAnsi="Consolas" w:cs="Times New Roman"/>
+          <w:color w:val="3B3B3B"/>
+          <w:kern w:val="0"/>
+          <w:sz w:val="21"/>
+          <w:szCs w:val="21"/>
+          <w14:ligatures w14:val="none"/>
+        </w:rPr>
+        <w:t xml:space="preserve">      </w:t>
+      </w:r>
+      <w:proofErr w:type="gramStart"/>
+      <w:r>
+        <w:rPr>
+          <w:rFonts w:ascii="Consolas" w:eastAsia="Times New Roman" w:hAnsi="Consolas" w:cs="Times New Roman"/>
+          <w:color w:val="3B3B3B"/>
+          <w:kern w:val="0"/>
+          <w:sz w:val="21"/>
+          <w:szCs w:val="21"/>
+          <w14:ligatures w14:val="none"/>
+        </w:rPr>
+        <w:t>.</w:t>
+      </w:r>
+      <w:r>
+        <w:rPr>
+          <w:rFonts w:ascii="Consolas" w:eastAsia="Times New Roman" w:hAnsi="Consolas" w:cs="Times New Roman"/>
+          <w:color w:val="795E26"/>
+          <w:kern w:val="0"/>
+          <w:sz w:val="21"/>
+          <w:szCs w:val="21"/>
+          <w14:ligatures w14:val="none"/>
+        </w:rPr>
+        <w:t>optional</w:t>
+      </w:r>
+      <w:proofErr w:type="gramEnd"/>
+      <w:r>
+        <w:rPr>
+          <w:rFonts w:ascii="Consolas" w:eastAsia="Times New Roman" w:hAnsi="Consolas" w:cs="Times New Roman"/>
+          <w:color w:val="3B3B3B"/>
+          <w:kern w:val="0"/>
+          <w:sz w:val="21"/>
+          <w:szCs w:val="21"/>
+          <w14:ligatures w14:val="none"/>
+        </w:rPr>
+        <w:t>()</w:t>
+      </w:r>
+    </w:p>
+    <w:p>
+      <w:pPr>
+        <w:shd w:val="clear" w:color="auto" w:fill="FFFFFF"/>
+        <w:spacing w:after="0" w:line="285" w:lineRule="atLeast"/>
+        <w:rPr>
+          <w:rFonts w:ascii="Consolas" w:eastAsia="Times New Roman" w:hAnsi="Consolas" w:cs="Times New Roman"/>
+          <w:color w:val="3B3B3B"/>
+          <w:kern w:val="0"/>
+          <w:sz w:val="21"/>
+          <w:szCs w:val="21"/>
+          <w14:ligatures w14:val="none"/>
+        </w:rPr>
+      </w:pPr>
+      <w:r>
+        <w:rPr>
+          <w:rFonts w:ascii="Consolas" w:eastAsia="Times New Roman" w:hAnsi="Consolas" w:cs="Times New Roman"/>
+          <w:color w:val="3B3B3B"/>
+          <w:kern w:val="0"/>
+          <w:sz w:val="21"/>
+          <w:szCs w:val="21"/>
+          <w14:ligatures w14:val="none"/>
+        </w:rPr>
+        <w:t xml:space="preserve">      </w:t>
+      </w:r>
+      <w:proofErr w:type="gramStart"/>
+      <w:r>
+        <w:rPr>
+          <w:rFonts w:ascii="Consolas" w:eastAsia="Times New Roman" w:hAnsi="Consolas" w:cs="Times New Roman"/>
+          <w:color w:val="3B3B3B"/>
+          <w:kern w:val="0"/>
+          <w:sz w:val="21"/>
+          <w:szCs w:val="21"/>
+          <w14:ligatures w14:val="none"/>
+        </w:rPr>
+        <w:t>.</w:t>
+      </w:r>
+      <w:r>
+        <w:rPr>
+          <w:rFonts w:ascii="Consolas" w:eastAsia="Times New Roman" w:hAnsi="Consolas" w:cs="Times New Roman"/>
+          <w:color w:val="795E26"/>
+          <w:kern w:val="0"/>
+          <w:sz w:val="21"/>
+          <w:szCs w:val="21"/>
+          <w14:ligatures w14:val="none"/>
+        </w:rPr>
+        <w:t>isInt</w:t>
+      </w:r>
+      <w:r>
+        <w:rPr>
+          <w:rFonts w:ascii="Consolas" w:eastAsia="Times New Roman" w:hAnsi="Consolas" w:cs="Times New Roman"/>
+          <w:color w:val="3B3B3B"/>
+          <w:kern w:val="0"/>
+          <w:sz w:val="21"/>
+          <w:szCs w:val="21"/>
+          <w14:ligatures w14:val="none"/>
+        </w:rPr>
+        <w:t xml:space="preserve">({ </w:t>
+      </w:r>
+      <w:r>
+        <w:rPr>
+          <w:rFonts w:ascii="Consolas" w:eastAsia="Times New Roman" w:hAnsi="Consolas" w:cs="Times New Roman"/>
+          <w:color w:val="001080"/>
+          <w:kern w:val="0"/>
+          <w:sz w:val="21"/>
+          <w:szCs w:val="21"/>
+          <w14:ligatures w14:val="none"/>
+        </w:rPr>
+        <w:t>min</w:t>
+      </w:r>
+      <w:proofErr w:type="gramEnd"/>
+      <w:r>
+        <w:rPr>
+          <w:rFonts w:ascii="Consolas" w:eastAsia="Times New Roman" w:hAnsi="Consolas" w:cs="Times New Roman"/>
+          <w:color w:val="001080"/>
+          <w:kern w:val="0"/>
+          <w:sz w:val="21"/>
+          <w:szCs w:val="21"/>
+          <w14:ligatures w14:val="none"/>
+        </w:rPr>
+        <w:t>:</w:t>
+      </w:r>
+      <w:r>
+        <w:rPr>
+          <w:rFonts w:ascii="Consolas" w:eastAsia="Times New Roman" w:hAnsi="Consolas" w:cs="Times New Roman"/>
+          <w:color w:val="3B3B3B"/>
+          <w:kern w:val="0"/>
+          <w:sz w:val="21"/>
+          <w:szCs w:val="21"/>
+          <w14:ligatures w14:val="none"/>
+        </w:rPr>
+        <w:t xml:space="preserve"> </w:t>
+      </w:r>
+      <w:r>
+        <w:rPr>
+          <w:rFonts w:ascii="Consolas" w:eastAsia="Times New Roman" w:hAnsi="Consolas" w:cs="Times New Roman"/>
+          <w:color w:val="098658"/>
+          <w:kern w:val="0"/>
+          <w:sz w:val="21"/>
+          <w:szCs w:val="21"/>
+          <w14:ligatures w14:val="none"/>
+        </w:rPr>
+        <w:t>1</w:t>
+      </w:r>
+      <w:r>
+        <w:rPr>
+          <w:rFonts w:ascii="Consolas" w:eastAsia="Times New Roman" w:hAnsi="Consolas" w:cs="Times New Roman"/>
+          <w:color w:val="3B3B3B"/>
+          <w:kern w:val="0"/>
+          <w:sz w:val="21"/>
+          <w:szCs w:val="21"/>
+          <w14:ligatures w14:val="none"/>
+        </w:rPr>
+        <w:t xml:space="preserve">, </w:t>
+      </w:r>
+      <w:r>
+        <w:rPr>
+          <w:rFonts w:ascii="Consolas" w:eastAsia="Times New Roman" w:hAnsi="Consolas" w:cs="Times New Roman"/>
+          <w:color w:val="001080"/>
+          <w:kern w:val="0"/>
+          <w:sz w:val="21"/>
+          <w:szCs w:val="21"/>
+          <w14:ligatures w14:val="none"/>
+        </w:rPr>
+        <w:t>max:</w:t>
+      </w:r>
+      <w:r>
+        <w:rPr>
+          <w:rFonts w:ascii="Consolas" w:eastAsia="Times New Roman" w:hAnsi="Consolas" w:cs="Times New Roman"/>
+          <w:color w:val="3B3B3B"/>
+          <w:kern w:val="0"/>
+          <w:sz w:val="21"/>
+          <w:szCs w:val="21"/>
+          <w14:ligatures w14:val="none"/>
+        </w:rPr>
+        <w:t xml:space="preserve"> </w:t>
+      </w:r>
+      <w:proofErr w:type="gramStart"/>
+      <w:r>
+        <w:rPr>
+          <w:rFonts w:ascii="Consolas" w:eastAsia="Times New Roman" w:hAnsi="Consolas" w:cs="Times New Roman"/>
+          <w:color w:val="098658"/>
+          <w:kern w:val="0"/>
+          <w:sz w:val="21"/>
+          <w:szCs w:val="21"/>
+          <w14:ligatures w14:val="none"/>
+        </w:rPr>
+        <w:t>100</w:t>
+      </w:r>
+      <w:r>
+        <w:rPr>
+          <w:rFonts w:ascii="Consolas" w:eastAsia="Times New Roman" w:hAnsi="Consolas" w:cs="Times New Roman"/>
+          <w:color w:val="3B3B3B"/>
+          <w:kern w:val="0"/>
+          <w:sz w:val="21"/>
+          <w:szCs w:val="21"/>
+          <w14:ligatures w14:val="none"/>
+        </w:rPr>
+        <w:t xml:space="preserve"> }</w:t>
+      </w:r>
+      <w:proofErr w:type="gramEnd"/>
+      <w:r>
+        <w:rPr>
+          <w:rFonts w:ascii="Consolas" w:eastAsia="Times New Roman" w:hAnsi="Consolas" w:cs="Times New Roman"/>
+          <w:color w:val="3B3B3B"/>
+          <w:kern w:val="0"/>
+          <w:sz w:val="21"/>
+          <w:szCs w:val="21"/>
+          <w14:ligatures w14:val="none"/>
+        </w:rPr>
+        <w:t>)</w:t>
+      </w:r>
+    </w:p>
+    <w:p>
+      <w:pPr>
+        <w:shd w:val="clear" w:color="auto" w:fill="FFFFFF"/>
+        <w:spacing w:after="0" w:line="285" w:lineRule="atLeast"/>
+        <w:rPr>
+          <w:rFonts w:ascii="Consolas" w:eastAsia="Times New Roman" w:hAnsi="Consolas" w:cs="Times New Roman"/>
+          <w:color w:val="3B3B3B"/>
+          <w:kern w:val="0"/>
+          <w:sz w:val="21"/>
+          <w:szCs w:val="21"/>
+          <w14:ligatures w14:val="none"/>
+        </w:rPr>
+      </w:pPr>
+      <w:r>
+        <w:rPr>
+          <w:rFonts w:ascii="Consolas" w:eastAsia="Times New Roman" w:hAnsi="Consolas" w:cs="Times New Roman"/>
+          <w:color w:val="3B3B3B"/>
+          <w:kern w:val="0"/>
+          <w:sz w:val="21"/>
+          <w:szCs w:val="21"/>
+          <w14:ligatures w14:val="none"/>
+        </w:rPr>
+        <w:t xml:space="preserve">      </w:t>
+      </w:r>
+      <w:proofErr w:type="gramStart"/>
+      <w:r>
+        <w:rPr>
+          <w:rFonts w:ascii="Consolas" w:eastAsia="Times New Roman" w:hAnsi="Consolas" w:cs="Times New Roman"/>
+          <w:color w:val="3B3B3B"/>
+          <w:kern w:val="0"/>
+          <w:sz w:val="21"/>
+          <w:szCs w:val="21"/>
+          <w14:ligatures w14:val="none"/>
+        </w:rPr>
+        <w:t>.</w:t>
+      </w:r>
+      <w:r>
+        <w:rPr>
+          <w:rFonts w:ascii="Consolas" w:eastAsia="Times New Roman" w:hAnsi="Consolas" w:cs="Times New Roman"/>
+          <w:color w:val="795E26"/>
+          <w:kern w:val="0"/>
+          <w:sz w:val="21"/>
+          <w:szCs w:val="21"/>
+          <w14:ligatures w14:val="none"/>
+        </w:rPr>
+        <w:t>withMessage</w:t>
+      </w:r>
+      <w:proofErr w:type="gramEnd"/>
+      <w:r>
+        <w:rPr>
+          <w:rFonts w:ascii="Consolas" w:eastAsia="Times New Roman" w:hAnsi="Consolas" w:cs="Times New Roman"/>
+          <w:color w:val="3B3B3B"/>
+          <w:kern w:val="0"/>
+          <w:sz w:val="21"/>
+          <w:szCs w:val="21"/>
+          <w14:ligatures w14:val="none"/>
+        </w:rPr>
+        <w:t>(</w:t>
+      </w:r>
+      <w:r>
+        <w:rPr>
+          <w:rFonts w:ascii="Consolas" w:eastAsia="Times New Roman" w:hAnsi="Consolas" w:cs="Times New Roman"/>
+          <w:color w:val="A31515"/>
+          <w:kern w:val="0"/>
+          <w:sz w:val="21"/>
+          <w:szCs w:val="21"/>
+          <w14:ligatures w14:val="none"/>
+        </w:rPr>
+        <w:t>'Limit must be between 1 and 100'</w:t>
+      </w:r>
+      <w:r>
+        <w:rPr>
+          <w:rFonts w:ascii="Consolas" w:eastAsia="Times New Roman" w:hAnsi="Consolas" w:cs="Times New Roman"/>
+          <w:color w:val="3B3B3B"/>
+          <w:kern w:val="0"/>
+          <w:sz w:val="21"/>
+          <w:szCs w:val="21"/>
+          <w14:ligatures w14:val="none"/>
+        </w:rPr>
+        <w:t>),</w:t>
+      </w:r>
+    </w:p>
+    <w:p>
+      <w:pPr>
+        <w:shd w:val="clear" w:color="auto" w:fill="FFFFFF"/>
+        <w:spacing w:after="0" w:line="285" w:lineRule="atLeast"/>
+        <w:rPr>
+          <w:rFonts w:ascii="Consolas" w:eastAsia="Times New Roman" w:hAnsi="Consolas" w:cs="Times New Roman"/>
+          <w:color w:val="3B3B3B"/>
+          <w:kern w:val="0"/>
+          <w:sz w:val="21"/>
+          <w:szCs w:val="21"/>
+          <w14:ligatures w14:val="none"/>
+        </w:rPr>
+      </w:pPr>
+      <w:r>
+        <w:rPr>
+          <w:rFonts w:ascii="Consolas" w:eastAsia="Times New Roman" w:hAnsi="Consolas" w:cs="Times New Roman"/>
+          <w:color w:val="3B3B3B"/>
+          <w:kern w:val="0"/>
+          <w:sz w:val="21"/>
+          <w:szCs w:val="21"/>
+          <w14:ligatures w14:val="none"/>
+        </w:rPr>
+        <w:t xml:space="preserve">    </w:t>
+      </w:r>
+      <w:r>
+        <w:rPr>
+          <w:rFonts w:ascii="Consolas" w:eastAsia="Times New Roman" w:hAnsi="Consolas" w:cs="Times New Roman"/>
+          <w:color w:val="795E26"/>
+          <w:kern w:val="0"/>
+          <w:sz w:val="21"/>
+          <w:szCs w:val="21"/>
+          <w14:ligatures w14:val="none"/>
+        </w:rPr>
+        <w:t>query</w:t>
+      </w:r>
+      <w:r>
+        <w:rPr>
+          <w:rFonts w:ascii="Consolas" w:eastAsia="Times New Roman" w:hAnsi="Consolas" w:cs="Times New Roman"/>
+          <w:color w:val="3B3B3B"/>
+          <w:kern w:val="0"/>
+          <w:sz w:val="21"/>
+          <w:szCs w:val="21"/>
+          <w14:ligatures w14:val="none"/>
+        </w:rPr>
+        <w:t>(</w:t>
+      </w:r>
+      <w:r>
+        <w:rPr>
+          <w:rFonts w:ascii="Consolas" w:eastAsia="Times New Roman" w:hAnsi="Consolas" w:cs="Times New Roman"/>
+          <w:color w:val="A31515"/>
+          <w:kern w:val="0"/>
+          <w:sz w:val="21"/>
+          <w:szCs w:val="21"/>
+          <w14:ligatures w14:val="none"/>
+        </w:rPr>
+        <w:t>'sort'</w:t>
+      </w:r>
+      <w:r>
+        <w:rPr>
+          <w:rFonts w:ascii="Consolas" w:eastAsia="Times New Roman" w:hAnsi="Consolas" w:cs="Times New Roman"/>
+          <w:color w:val="3B3B3B"/>
+          <w:kern w:val="0"/>
+          <w:sz w:val="21"/>
+          <w:szCs w:val="21"/>
+          <w14:ligatures w14:val="none"/>
+        </w:rPr>
+        <w:t>)</w:t>
+      </w:r>
+    </w:p>
+    <w:p>
+      <w:pPr>
+        <w:shd w:val="clear" w:color="auto" w:fill="FFFFFF"/>
+        <w:spacing w:after="0" w:line="285" w:lineRule="atLeast"/>
+        <w:rPr>
+          <w:rFonts w:ascii="Consolas" w:eastAsia="Times New Roman" w:hAnsi="Consolas" w:cs="Times New Roman"/>
+          <w:color w:val="3B3B3B"/>
+          <w:kern w:val="0"/>
+          <w:sz w:val="21"/>
+          <w:szCs w:val="21"/>
+          <w14:ligatures w14:val="none"/>
+        </w:rPr>
+      </w:pPr>
+      <w:r>
+        <w:rPr>
+          <w:rFonts w:ascii="Consolas" w:eastAsia="Times New Roman" w:hAnsi="Consolas" w:cs="Times New Roman"/>
+          <w:color w:val="3B3B3B"/>
+          <w:kern w:val="0"/>
+          <w:sz w:val="21"/>
+          <w:szCs w:val="21"/>
+          <w14:ligatures w14:val="none"/>
+        </w:rPr>
+        <w:t xml:space="preserve">      </w:t>
+      </w:r>
+      <w:proofErr w:type="gramStart"/>
+      <w:r>
+        <w:rPr>
+          <w:rFonts w:ascii="Consolas" w:eastAsia="Times New Roman" w:hAnsi="Consolas" w:cs="Times New Roman"/>
+          <w:color w:val="3B3B3B"/>
+          <w:kern w:val="0"/>
+          <w:sz w:val="21"/>
+          <w:szCs w:val="21"/>
+          <w14:ligatures w14:val="none"/>
+        </w:rPr>
+        <w:t>.</w:t>
+      </w:r>
+      <w:r>
+        <w:rPr>
+          <w:rFonts w:ascii="Consolas" w:eastAsia="Times New Roman" w:hAnsi="Consolas" w:cs="Times New Roman"/>
+          <w:color w:val="795E26"/>
+          <w:kern w:val="0"/>
+          <w:sz w:val="21"/>
+          <w:szCs w:val="21"/>
+          <w14:ligatures w14:val="none"/>
+        </w:rPr>
+        <w:t>optional</w:t>
+      </w:r>
+      <w:proofErr w:type="gramEnd"/>
+      <w:r>
+        <w:rPr>
+          <w:rFonts w:ascii="Consolas" w:eastAsia="Times New Roman" w:hAnsi="Consolas" w:cs="Times New Roman"/>
+          <w:color w:val="3B3B3B"/>
+          <w:kern w:val="0"/>
+          <w:sz w:val="21"/>
+          <w:szCs w:val="21"/>
+          <w14:ligatures w14:val="none"/>
+        </w:rPr>
+        <w:t>()</w:t>
+      </w:r>
+    </w:p>
+    <w:p>
+      <w:pPr>
+        <w:shd w:val="clear" w:color="auto" w:fill="FFFFFF"/>
+        <w:spacing w:after="0" w:line="285" w:lineRule="atLeast"/>
+        <w:rPr>
+          <w:rFonts w:ascii="Consolas" w:eastAsia="Times New Roman" w:hAnsi="Consolas" w:cs="Times New Roman"/>
+          <w:color w:val="3B3B3B"/>
+          <w:kern w:val="0"/>
+          <w:sz w:val="21"/>
+          <w:szCs w:val="21"/>
+          <w14:ligatures w14:val="none"/>
+        </w:rPr>
+      </w:pPr>
+      <w:r>
+        <w:rPr>
+          <w:rFonts w:ascii="Consolas" w:eastAsia="Times New Roman" w:hAnsi="Consolas" w:cs="Times New Roman"/>
+          <w:color w:val="3B3B3B"/>
+          <w:kern w:val="0"/>
+          <w:sz w:val="21"/>
+          <w:szCs w:val="21"/>
+          <w14:ligatures w14:val="none"/>
+        </w:rPr>
+        <w:t xml:space="preserve">      </w:t>
+      </w:r>
+      <w:proofErr w:type="gramStart"/>
+      <w:r>
+        <w:rPr>
+          <w:rFonts w:ascii="Consolas" w:eastAsia="Times New Roman" w:hAnsi="Consolas" w:cs="Times New Roman"/>
+          <w:color w:val="3B3B3B"/>
+          <w:kern w:val="0"/>
+          <w:sz w:val="21"/>
+          <w:szCs w:val="21"/>
+          <w14:ligatures w14:val="none"/>
+        </w:rPr>
+        <w:t>.</w:t>
+      </w:r>
+      <w:r>
+        <w:rPr>
+          <w:rFonts w:ascii="Consolas" w:eastAsia="Times New Roman" w:hAnsi="Consolas" w:cs="Times New Roman"/>
+          <w:color w:val="795E26"/>
+          <w:kern w:val="0"/>
+          <w:sz w:val="21"/>
+          <w:szCs w:val="21"/>
+          <w14:ligatures w14:val="none"/>
+        </w:rPr>
+        <w:t>isIn</w:t>
+      </w:r>
+      <w:proofErr w:type="gramEnd"/>
+      <w:r>
+        <w:rPr>
+          <w:rFonts w:ascii="Consolas" w:eastAsia="Times New Roman" w:hAnsi="Consolas" w:cs="Times New Roman"/>
+          <w:color w:val="3B3B3B"/>
+          <w:kern w:val="0"/>
+          <w:sz w:val="21"/>
+          <w:szCs w:val="21"/>
+          <w14:ligatures w14:val="none"/>
+        </w:rPr>
+        <w:t>([</w:t>
+      </w:r>
+      <w:r>
+        <w:rPr>
+          <w:rFonts w:ascii="Consolas" w:eastAsia="Times New Roman" w:hAnsi="Consolas" w:cs="Times New Roman"/>
+          <w:color w:val="A31515"/>
+          <w:kern w:val="0"/>
+          <w:sz w:val="21"/>
+          <w:szCs w:val="21"/>
+          <w14:ligatures w14:val="none"/>
+        </w:rPr>
+        <w:t>'asc'</w:t>
+      </w:r>
+      <w:r>
+        <w:rPr>
+          <w:rFonts w:ascii="Consolas" w:eastAsia="Times New Roman" w:hAnsi="Consolas" w:cs="Times New Roman"/>
+          <w:color w:val="3B3B3B"/>
+          <w:kern w:val="0"/>
+          <w:sz w:val="21"/>
+          <w:szCs w:val="21"/>
+          <w14:ligatures w14:val="none"/>
+        </w:rPr>
+        <w:t xml:space="preserve">, </w:t>
+      </w:r>
+      <w:r>
+        <w:rPr>
+          <w:rFonts w:ascii="Consolas" w:eastAsia="Times New Roman" w:hAnsi="Consolas" w:cs="Times New Roman"/>
+          <w:color w:val="A31515"/>
+          <w:kern w:val="0"/>
+          <w:sz w:val="21"/>
+          <w:szCs w:val="21"/>
+          <w14:ligatures w14:val="none"/>
+        </w:rPr>
+        <w:t>'desc'</w:t>
+      </w:r>
+      <w:r>
+        <w:rPr>
+          <w:rFonts w:ascii="Consolas" w:eastAsia="Times New Roman" w:hAnsi="Consolas" w:cs="Times New Roman"/>
+          <w:color w:val="3B3B3B"/>
+          <w:kern w:val="0"/>
+          <w:sz w:val="21"/>
+          <w:szCs w:val="21"/>
+          <w14:ligatures w14:val="none"/>
+        </w:rPr>
+        <w:t>])</w:t>
+      </w:r>
+    </w:p>
+    <w:p>
+      <w:pPr>
+        <w:shd w:val="clear" w:color="auto" w:fill="FFFFFF"/>
+        <w:spacing w:after="0" w:line="285" w:lineRule="atLeast"/>
+        <w:rPr>
+          <w:rFonts w:ascii="Consolas" w:eastAsia="Times New Roman" w:hAnsi="Consolas" w:cs="Times New Roman"/>
+          <w:color w:val="3B3B3B"/>
+          <w:kern w:val="0"/>
+          <w:sz w:val="21"/>
+          <w:szCs w:val="21"/>
+          <w14:ligatures w14:val="none"/>
+        </w:rPr>
+      </w:pPr>
+      <w:r>
+        <w:rPr>
+          <w:rFonts w:ascii="Consolas" w:eastAsia="Times New Roman" w:hAnsi="Consolas" w:cs="Times New Roman"/>
+          <w:color w:val="3B3B3B"/>
+          <w:kern w:val="0"/>
+          <w:sz w:val="21"/>
+          <w:szCs w:val="21"/>
+          <w14:ligatures w14:val="none"/>
+        </w:rPr>
+        <w:t xml:space="preserve">      </w:t>
+      </w:r>
+      <w:proofErr w:type="gramStart"/>
+      <w:r>
+        <w:rPr>
+          <w:rFonts w:ascii="Consolas" w:eastAsia="Times New Roman" w:hAnsi="Consolas" w:cs="Times New Roman"/>
+          <w:color w:val="3B3B3B"/>
+          <w:kern w:val="0"/>
+          <w:sz w:val="21"/>
+          <w:szCs w:val="21"/>
+          <w14:ligatures w14:val="none"/>
+        </w:rPr>
+        <w:t>.</w:t>
+      </w:r>
+      <w:r>
+        <w:rPr>
+          <w:rFonts w:ascii="Consolas" w:eastAsia="Times New Roman" w:hAnsi="Consolas" w:cs="Times New Roman"/>
+          <w:color w:val="795E26"/>
+          <w:kern w:val="0"/>
+          <w:sz w:val="21"/>
+          <w:szCs w:val="21"/>
+          <w14:ligatures w14:val="none"/>
+        </w:rPr>
+        <w:t>withMessage</w:t>
+      </w:r>
+      <w:proofErr w:type="gramEnd"/>
+      <w:r>
+        <w:rPr>
+          <w:rFonts w:ascii="Consolas" w:eastAsia="Times New Roman" w:hAnsi="Consolas" w:cs="Times New Roman"/>
+          <w:color w:val="3B3B3B"/>
+          <w:kern w:val="0"/>
+          <w:sz w:val="21"/>
+          <w:szCs w:val="21"/>
+          <w14:ligatures w14:val="none"/>
+        </w:rPr>
+        <w:t>(</w:t>
+      </w:r>
+      <w:r>
+        <w:rPr>
+          <w:rFonts w:ascii="Consolas" w:eastAsia="Times New Roman" w:hAnsi="Consolas" w:cs="Times New Roman"/>
+          <w:color w:val="A31515"/>
+          <w:kern w:val="0"/>
+          <w:sz w:val="21"/>
+          <w:szCs w:val="21"/>
+          <w14:ligatures w14:val="none"/>
+        </w:rPr>
+        <w:t>'Sort must be asc or desc'</w:t>
+      </w:r>
+      <w:r>
+        <w:rPr>
+          <w:rFonts w:ascii="Consolas" w:eastAsia="Times New Roman" w:hAnsi="Consolas" w:cs="Times New Roman"/>
+          <w:color w:val="3B3B3B"/>
+          <w:kern w:val="0"/>
+          <w:sz w:val="21"/>
+          <w:szCs w:val="21"/>
+          <w14:ligatures w14:val="none"/>
+        </w:rPr>
+        <w:t>)</w:t>
+      </w:r>
+    </w:p>
+    <w:p>
+      <w:pPr>
+        <w:shd w:val="clear" w:color="auto" w:fill="FFFFFF"/>
+        <w:spacing w:after="0" w:line="285" w:lineRule="atLeast"/>
+        <w:rPr>
+          <w:rFonts w:ascii="Consolas" w:eastAsia="Times New Roman" w:hAnsi="Consolas" w:cs="Times New Roman"/>
+          <w:color w:val="3B3B3B"/>
+          <w:kern w:val="0"/>
+          <w:sz w:val="21"/>
+          <w:szCs w:val="21"/>
+          <w14:ligatures w14:val="none"/>
+        </w:rPr>
+      </w:pPr>
+      <w:r>
+        <w:rPr>
+          <w:rFonts w:ascii="Consolas" w:eastAsia="Times New Roman" w:hAnsi="Consolas" w:cs="Times New Roman"/>
+          <w:color w:val="3B3B3B"/>
+          <w:kern w:val="0"/>
+          <w:sz w:val="21"/>
+          <w:szCs w:val="21"/>
+          <w14:ligatures w14:val="none"/>
+        </w:rPr>
+        <w:t>]</w:t>
+      </w:r>
+    </w:p>
+    <w:p>
+      <w:pPr>
+        <w:shd w:val="clear" w:color="auto" w:fill="FFFFFF"/>
+        <w:spacing w:after="0" w:line="285" w:lineRule="atLeast"/>
+        <w:rPr>
+          <w:rFonts w:ascii="Consolas" w:eastAsia="Times New Roman" w:hAnsi="Consolas" w:cs="Times New Roman"/>
+          <w:color w:val="3B3B3B"/>
+          <w:kern w:val="0"/>
+          <w:sz w:val="21"/>
+          <w:szCs w:val="21"/>
+          <w14:ligatures w14:val="none"/>
+        </w:rPr>
+      </w:pPr>
+    </w:p>
+    <w:p>
+      <w:pPr>
+        <w:shd w:val="clear" w:color="auto" w:fill="FFFFFF"/>
+        <w:spacing w:after="0" w:line="285" w:lineRule="atLeast"/>
+        <w:rPr>
+          <w:rFonts w:ascii="Consolas" w:eastAsia="Times New Roman" w:hAnsi="Consolas" w:cs="Times New Roman"/>
+          <w:color w:val="3B3B3B"/>
+          <w:kern w:val="0"/>
+          <w:sz w:val="21"/>
+          <w:szCs w:val="21"/>
+          <w14:ligatures w14:val="none"/>
+        </w:rPr>
+      </w:pPr>
+      <w:proofErr w:type="gramStart"/>
+      <w:r>
+        <w:rPr>
+          <w:rFonts w:ascii="Consolas" w:eastAsia="Times New Roman" w:hAnsi="Consolas" w:cs="Times New Roman"/>
+          <w:color w:val="267F99"/>
+          <w:kern w:val="0"/>
+          <w:sz w:val="21"/>
+          <w:szCs w:val="21"/>
+          <w14:ligatures w14:val="none"/>
+        </w:rPr>
+        <w:t>module</w:t>
+      </w:r>
+      <w:r>
+        <w:rPr>
+          <w:rFonts w:ascii="Consolas" w:eastAsia="Times New Roman" w:hAnsi="Consolas" w:cs="Times New Roman"/>
+          <w:color w:val="3B3B3B"/>
+          <w:kern w:val="0"/>
+          <w:sz w:val="21"/>
+          <w:szCs w:val="21"/>
+          <w14:ligatures w14:val="none"/>
+        </w:rPr>
+        <w:t>.</w:t>
+      </w:r>
+      <w:r>
+        <w:rPr>
+          <w:rFonts w:ascii="Consolas" w:eastAsia="Times New Roman" w:hAnsi="Consolas" w:cs="Times New Roman"/>
+          <w:color w:val="267F99"/>
+          <w:kern w:val="0"/>
+          <w:sz w:val="21"/>
+          <w:szCs w:val="21"/>
+          <w14:ligatures w14:val="none"/>
+        </w:rPr>
+        <w:t>exports</w:t>
+      </w:r>
+      <w:proofErr w:type="gramEnd"/>
+      <w:r>
+        <w:rPr>
+          <w:rFonts w:ascii="Consolas" w:eastAsia="Times New Roman" w:hAnsi="Consolas" w:cs="Times New Roman"/>
+          <w:color w:val="3B3B3B"/>
+          <w:kern w:val="0"/>
+          <w:sz w:val="21"/>
+          <w:szCs w:val="21"/>
+          <w14:ligatures w14:val="none"/>
+        </w:rPr>
+        <w:t xml:space="preserve"> </w:t>
+      </w:r>
+      <w:r>
+        <w:rPr>
+          <w:rFonts w:ascii="Consolas" w:eastAsia="Times New Roman" w:hAnsi="Consolas" w:cs="Times New Roman"/>
+          <w:color w:val="000000"/>
+          <w:kern w:val="0"/>
+          <w:sz w:val="21"/>
+          <w:szCs w:val="21"/>
+          <w14:ligatures w14:val="none"/>
+        </w:rPr>
+        <w:t>=</w:t>
+      </w:r>
+      <w:r>
+        <w:rPr>
+          <w:rFonts w:ascii="Consolas" w:eastAsia="Times New Roman" w:hAnsi="Consolas" w:cs="Times New Roman"/>
+          <w:color w:val="3B3B3B"/>
+          <w:kern w:val="0"/>
+          <w:sz w:val="21"/>
+          <w:szCs w:val="21"/>
+          <w14:ligatures w14:val="none"/>
+        </w:rPr>
+        <w:t xml:space="preserve"> </w:t>
+      </w:r>
+      <w:proofErr w:type="gramStart"/>
+      <w:r>
+        <w:rPr>
+          <w:rFonts w:ascii="Consolas" w:eastAsia="Times New Roman" w:hAnsi="Consolas" w:cs="Times New Roman"/>
+          <w:color w:val="3B3B3B"/>
+          <w:kern w:val="0"/>
+          <w:sz w:val="21"/>
+          <w:szCs w:val="21"/>
+          <w14:ligatures w14:val="none"/>
+        </w:rPr>
+        <w:t xml:space="preserve">{ </w:t>
+      </w:r>
+      <w:r>
+        <w:rPr>
+          <w:rFonts w:ascii="Consolas" w:eastAsia="Times New Roman" w:hAnsi="Consolas" w:cs="Times New Roman"/>
+          <w:color w:val="001080"/>
+          <w:kern w:val="0"/>
+          <w:sz w:val="21"/>
+          <w:szCs w:val="21"/>
+          <w14:ligatures w14:val="none"/>
+        </w:rPr>
+        <w:t>orderValidation</w:t>
+      </w:r>
+      <w:proofErr w:type="gramEnd"/>
+      <w:r>
+        <w:rPr>
+          <w:rFonts w:ascii="Consolas" w:eastAsia="Times New Roman" w:hAnsi="Consolas" w:cs="Times New Roman"/>
+          <w:color w:val="3B3B3B"/>
+          <w:kern w:val="0"/>
+          <w:sz w:val="21"/>
+          <w:szCs w:val="21"/>
+          <w14:ligatures w14:val="none"/>
+        </w:rPr>
+        <w:t xml:space="preserve">, </w:t>
+      </w:r>
+      <w:proofErr w:type="gramStart"/>
+      <w:r>
+        <w:rPr>
+          <w:rFonts w:ascii="Consolas" w:eastAsia="Times New Roman" w:hAnsi="Consolas" w:cs="Times New Roman"/>
+          <w:color w:val="001080"/>
+          <w:kern w:val="0"/>
+          <w:sz w:val="21"/>
+          <w:szCs w:val="21"/>
+          <w14:ligatures w14:val="none"/>
+        </w:rPr>
+        <w:t>orderUserValidation</w:t>
+      </w:r>
+      <w:r>
+        <w:rPr>
+          <w:rFonts w:ascii="Consolas" w:eastAsia="Times New Roman" w:hAnsi="Consolas" w:cs="Times New Roman"/>
+          <w:color w:val="3B3B3B"/>
+          <w:kern w:val="0"/>
+          <w:sz w:val="21"/>
+          <w:szCs w:val="21"/>
+          <w14:ligatures w14:val="none"/>
+        </w:rPr>
+        <w:t xml:space="preserve"> }</w:t>
+      </w:r>
+      <w:proofErr w:type="gramEnd"/>
+    </w:p>
+    <w:p>
+      <w:pPr>
+        <w:ind w:left="720" w:firstLine="720"/>
+        <w:rPr>
+          <w:rFonts w:ascii="Sakkal Majalla" w:eastAsia="Times New Roman" w:hAnsi="Sakkal Majalla" w:cs="Sakkal Majalla"/>
+          <w:color w:val="3B3B3B"/>
+          <w:kern w:val="0"/>
+          <w:sz w:val="28"/>
+          <w:szCs w:val="28"/>
+          <w14:ligatures w14:val="none"/>
+        </w:rPr>
+      </w:pPr>
+      <w:r>
+        <w:rPr>
+          <w:rFonts w:ascii="Sakkal Majalla" w:eastAsia="Times New Roman" w:hAnsi="Sakkal Majalla" w:cs="Sakkal Majalla"/>
+          <w:color w:val="3B3B3B"/>
+          <w:kern w:val="0"/>
+          <w:sz w:val="28"/>
+          <w:szCs w:val="28"/>
+          <w14:ligatures w14:val="none"/>
+        </w:rPr>
+        <w:t>----------------------------------------------------------------------------------------</w:t>
+      </w:r>
+    </w:p>
+    <w:p>
+      <w:pPr>
+        <w:shd w:val="clear" w:color="auto" w:fill="FFFFFF"/>
+        <w:spacing w:after="0" w:line="285" w:lineRule="atLeast"/>
+        <w:rPr>
+          <w:rFonts w:ascii="Sakkal Majalla" w:eastAsia="Times New Roman" w:hAnsi="Sakkal Majalla" w:cs="Sakkal Majalla"/>
+          <w:color w:val="3B3B3B"/>
+          <w:kern w:val="0"/>
+          <w:sz w:val="28"/>
+          <w:szCs w:val="28"/>
+          <w14:ligatures w14:val="none"/>
+        </w:rPr>
+      </w:pPr>
+    </w:p>
+    <w:p>
+      <w:pPr>
+        <w:shd w:val="clear" w:color="auto" w:fill="FFFFFF"/>
+        <w:spacing w:after="0" w:line="285" w:lineRule="atLeast"/>
+        <w:rPr>
+          <w:rFonts w:ascii="Sakkal Majalla" w:eastAsia="Times New Roman" w:hAnsi="Sakkal Majalla" w:cs="Sakkal Majalla"/>
+          <w:color w:val="3B3B3B"/>
+          <w:kern w:val="0"/>
+          <w:sz w:val="28"/>
+          <w:szCs w:val="28"/>
+          <w14:ligatures w14:val="none"/>
+        </w:rPr>
+      </w:pPr>
+      <w:r>
+        <w:rPr>
+          <w:rFonts w:ascii="Sakkal Majalla" w:eastAsia="Times New Roman" w:hAnsi="Sakkal Majalla" w:cs="Sakkal Majalla"/>
+          <w:color w:val="3B3B3B"/>
+          <w:kern w:val="0"/>
+          <w:sz w:val="28"/>
+          <w:szCs w:val="28"/>
+          <w14:ligatures w14:val="none"/>
+        </w:rPr>
+        <w:lastRenderedPageBreak/>
+        <w:t>To add validation with request value:</w:t>
+      </w:r>
+    </w:p>
+    <w:p>
+      <w:pPr>
+        <w:shd w:val="clear" w:color="auto" w:fill="FFFFFF"/>
+        <w:spacing w:after="0" w:line="285" w:lineRule="atLeast"/>
+        <w:rPr>
+          <w:rFonts w:ascii="Consolas" w:eastAsia="Times New Roman" w:hAnsi="Consolas" w:cs="Times New Roman"/>
+          <w:color w:val="3B3B3B"/>
+          <w:kern w:val="0"/>
+          <w:sz w:val="21"/>
+          <w:szCs w:val="21"/>
+          <w14:ligatures w14:val="none"/>
+        </w:rPr>
+      </w:pPr>
+      <w:r>
+        <w:rPr>
+          <w:rFonts w:ascii="Consolas" w:eastAsia="Times New Roman" w:hAnsi="Consolas" w:cs="Times New Roman"/>
+          <w:color w:val="0000FF"/>
+          <w:kern w:val="0"/>
+          <w:sz w:val="21"/>
+          <w:szCs w:val="21"/>
+          <w14:ligatures w14:val="none"/>
+        </w:rPr>
+        <w:t>const</w:t>
+      </w:r>
+      <w:r>
+        <w:rPr>
+          <w:rFonts w:ascii="Consolas" w:eastAsia="Times New Roman" w:hAnsi="Consolas" w:cs="Times New Roman"/>
+          <w:color w:val="3B3B3B"/>
+          <w:kern w:val="0"/>
+          <w:sz w:val="21"/>
+          <w:szCs w:val="21"/>
+          <w14:ligatures w14:val="none"/>
+        </w:rPr>
+        <w:t xml:space="preserve"> </w:t>
+      </w:r>
+      <w:proofErr w:type="gramStart"/>
+      <w:r>
+        <w:rPr>
+          <w:rFonts w:ascii="Consolas" w:eastAsia="Times New Roman" w:hAnsi="Consolas" w:cs="Times New Roman"/>
+          <w:color w:val="3B3B3B"/>
+          <w:kern w:val="0"/>
+          <w:sz w:val="21"/>
+          <w:szCs w:val="21"/>
+          <w14:ligatures w14:val="none"/>
+        </w:rPr>
+        <w:t xml:space="preserve">{ </w:t>
+      </w:r>
+      <w:r>
+        <w:rPr>
+          <w:rFonts w:ascii="Consolas" w:eastAsia="Times New Roman" w:hAnsi="Consolas" w:cs="Times New Roman"/>
+          <w:color w:val="795E26"/>
+          <w:kern w:val="0"/>
+          <w:sz w:val="21"/>
+          <w:szCs w:val="21"/>
+          <w14:ligatures w14:val="none"/>
+        </w:rPr>
+        <w:t>body</w:t>
+      </w:r>
+      <w:proofErr w:type="gramEnd"/>
+      <w:r>
+        <w:rPr>
+          <w:rFonts w:ascii="Consolas" w:eastAsia="Times New Roman" w:hAnsi="Consolas" w:cs="Times New Roman"/>
+          <w:color w:val="3B3B3B"/>
+          <w:kern w:val="0"/>
+          <w:sz w:val="21"/>
+          <w:szCs w:val="21"/>
+          <w14:ligatures w14:val="none"/>
+        </w:rPr>
+        <w:t xml:space="preserve"> } </w:t>
+      </w:r>
+      <w:r>
+        <w:rPr>
+          <w:rFonts w:ascii="Consolas" w:eastAsia="Times New Roman" w:hAnsi="Consolas" w:cs="Times New Roman"/>
+          <w:color w:val="000000"/>
+          <w:kern w:val="0"/>
+          <w:sz w:val="21"/>
+          <w:szCs w:val="21"/>
+          <w14:ligatures w14:val="none"/>
+        </w:rPr>
+        <w:t>=</w:t>
+      </w:r>
+      <w:r>
+        <w:rPr>
+          <w:rFonts w:ascii="Consolas" w:eastAsia="Times New Roman" w:hAnsi="Consolas" w:cs="Times New Roman"/>
+          <w:color w:val="3B3B3B"/>
+          <w:kern w:val="0"/>
+          <w:sz w:val="21"/>
+          <w:szCs w:val="21"/>
+          <w14:ligatures w14:val="none"/>
+        </w:rPr>
+        <w:t xml:space="preserve"> </w:t>
+      </w:r>
+      <w:r>
+        <w:rPr>
+          <w:rFonts w:ascii="Consolas" w:eastAsia="Times New Roman" w:hAnsi="Consolas" w:cs="Times New Roman"/>
+          <w:color w:val="795E26"/>
+          <w:kern w:val="0"/>
+          <w:sz w:val="21"/>
+          <w:szCs w:val="21"/>
+          <w14:ligatures w14:val="none"/>
+        </w:rPr>
+        <w:t>require</w:t>
+      </w:r>
+      <w:r>
+        <w:rPr>
+          <w:rFonts w:ascii="Consolas" w:eastAsia="Times New Roman" w:hAnsi="Consolas" w:cs="Times New Roman"/>
+          <w:color w:val="3B3B3B"/>
+          <w:kern w:val="0"/>
+          <w:sz w:val="21"/>
+          <w:szCs w:val="21"/>
+          <w14:ligatures w14:val="none"/>
+        </w:rPr>
+        <w:t>(</w:t>
+      </w:r>
+      <w:r>
+        <w:rPr>
+          <w:rFonts w:ascii="Consolas" w:eastAsia="Times New Roman" w:hAnsi="Consolas" w:cs="Times New Roman"/>
+          <w:color w:val="A31515"/>
+          <w:kern w:val="0"/>
+          <w:sz w:val="21"/>
+          <w:szCs w:val="21"/>
+          <w14:ligatures w14:val="none"/>
+        </w:rPr>
+        <w:t>'express-validator'</w:t>
+      </w:r>
+      <w:r>
+        <w:rPr>
+          <w:rFonts w:ascii="Consolas" w:eastAsia="Times New Roman" w:hAnsi="Consolas" w:cs="Times New Roman"/>
+          <w:color w:val="3B3B3B"/>
+          <w:kern w:val="0"/>
+          <w:sz w:val="21"/>
+          <w:szCs w:val="21"/>
+          <w14:ligatures w14:val="none"/>
+        </w:rPr>
+        <w:t>)</w:t>
+      </w:r>
+    </w:p>
+    <w:p>
+      <w:pPr>
+        <w:shd w:val="clear" w:color="auto" w:fill="FFFFFF"/>
+        <w:spacing w:after="0" w:line="285" w:lineRule="atLeast"/>
+        <w:rPr>
+          <w:rFonts w:ascii="Consolas" w:eastAsia="Times New Roman" w:hAnsi="Consolas" w:cs="Times New Roman"/>
+          <w:color w:val="3B3B3B"/>
+          <w:kern w:val="0"/>
+          <w:sz w:val="21"/>
+          <w:szCs w:val="21"/>
+          <w14:ligatures w14:val="none"/>
+        </w:rPr>
+      </w:pPr>
+    </w:p>
+    <w:p>
+      <w:pPr>
+        <w:shd w:val="clear" w:color="auto" w:fill="FFFFFF"/>
+        <w:spacing w:after="0" w:line="285" w:lineRule="atLeast"/>
+        <w:rPr>
+          <w:rFonts w:ascii="Consolas" w:eastAsia="Times New Roman" w:hAnsi="Consolas" w:cs="Times New Roman"/>
+          <w:color w:val="3B3B3B"/>
+          <w:kern w:val="0"/>
+          <w:sz w:val="21"/>
+          <w:szCs w:val="21"/>
+          <w14:ligatures w14:val="none"/>
+        </w:rPr>
+      </w:pPr>
+      <w:r>
+        <w:rPr>
+          <w:rFonts w:ascii="Consolas" w:eastAsia="Times New Roman" w:hAnsi="Consolas" w:cs="Times New Roman"/>
+          <w:color w:val="0000FF"/>
+          <w:kern w:val="0"/>
+          <w:sz w:val="21"/>
+          <w:szCs w:val="21"/>
+          <w14:ligatures w14:val="none"/>
+        </w:rPr>
+        <w:t>const</w:t>
+      </w:r>
+      <w:r>
+        <w:rPr>
+          <w:rFonts w:ascii="Consolas" w:eastAsia="Times New Roman" w:hAnsi="Consolas" w:cs="Times New Roman"/>
+          <w:color w:val="3B3B3B"/>
+          <w:kern w:val="0"/>
+          <w:sz w:val="21"/>
+          <w:szCs w:val="21"/>
+          <w14:ligatures w14:val="none"/>
+        </w:rPr>
+        <w:t xml:space="preserve"> </w:t>
+      </w:r>
+      <w:r>
+        <w:rPr>
+          <w:rFonts w:ascii="Consolas" w:eastAsia="Times New Roman" w:hAnsi="Consolas" w:cs="Times New Roman"/>
+          <w:color w:val="0070C1"/>
+          <w:kern w:val="0"/>
+          <w:sz w:val="21"/>
+          <w:szCs w:val="21"/>
+          <w14:ligatures w14:val="none"/>
+        </w:rPr>
+        <w:t>customValidation</w:t>
+      </w:r>
+      <w:r>
+        <w:rPr>
+          <w:rFonts w:ascii="Consolas" w:eastAsia="Times New Roman" w:hAnsi="Consolas" w:cs="Times New Roman"/>
+          <w:color w:val="3B3B3B"/>
+          <w:kern w:val="0"/>
+          <w:sz w:val="21"/>
+          <w:szCs w:val="21"/>
+          <w14:ligatures w14:val="none"/>
+        </w:rPr>
+        <w:t xml:space="preserve"> </w:t>
+      </w:r>
+      <w:r>
+        <w:rPr>
+          <w:rFonts w:ascii="Consolas" w:eastAsia="Times New Roman" w:hAnsi="Consolas" w:cs="Times New Roman"/>
+          <w:color w:val="000000"/>
+          <w:kern w:val="0"/>
+          <w:sz w:val="21"/>
+          <w:szCs w:val="21"/>
+          <w14:ligatures w14:val="none"/>
+        </w:rPr>
+        <w:t>=</w:t>
+      </w:r>
+      <w:r>
+        <w:rPr>
+          <w:rFonts w:ascii="Consolas" w:eastAsia="Times New Roman" w:hAnsi="Consolas" w:cs="Times New Roman"/>
+          <w:color w:val="3B3B3B"/>
+          <w:kern w:val="0"/>
+          <w:sz w:val="21"/>
+          <w:szCs w:val="21"/>
+          <w14:ligatures w14:val="none"/>
+        </w:rPr>
+        <w:t xml:space="preserve"> [</w:t>
+      </w:r>
+    </w:p>
+    <w:p>
+      <w:pPr>
+        <w:shd w:val="clear" w:color="auto" w:fill="FFFFFF"/>
+        <w:spacing w:after="0" w:line="285" w:lineRule="atLeast"/>
+        <w:rPr>
+          <w:rFonts w:ascii="Consolas" w:eastAsia="Times New Roman" w:hAnsi="Consolas" w:cs="Times New Roman"/>
+          <w:color w:val="3B3B3B"/>
+          <w:kern w:val="0"/>
+          <w:sz w:val="21"/>
+          <w:szCs w:val="21"/>
+          <w14:ligatures w14:val="none"/>
+        </w:rPr>
+      </w:pPr>
+      <w:r>
+        <w:rPr>
+          <w:rFonts w:ascii="Consolas" w:eastAsia="Times New Roman" w:hAnsi="Consolas" w:cs="Times New Roman"/>
+          <w:color w:val="3B3B3B"/>
+          <w:kern w:val="0"/>
+          <w:sz w:val="21"/>
+          <w:szCs w:val="21"/>
+          <w14:ligatures w14:val="none"/>
+        </w:rPr>
+        <w:t xml:space="preserve">  </w:t>
+      </w:r>
+      <w:r>
+        <w:rPr>
+          <w:rFonts w:ascii="Consolas" w:eastAsia="Times New Roman" w:hAnsi="Consolas" w:cs="Times New Roman"/>
+          <w:color w:val="795E26"/>
+          <w:kern w:val="0"/>
+          <w:sz w:val="21"/>
+          <w:szCs w:val="21"/>
+          <w14:ligatures w14:val="none"/>
+        </w:rPr>
+        <w:t>body</w:t>
+      </w:r>
+      <w:r>
+        <w:rPr>
+          <w:rFonts w:ascii="Consolas" w:eastAsia="Times New Roman" w:hAnsi="Consolas" w:cs="Times New Roman"/>
+          <w:color w:val="3B3B3B"/>
+          <w:kern w:val="0"/>
+          <w:sz w:val="21"/>
+          <w:szCs w:val="21"/>
+          <w14:ligatures w14:val="none"/>
+        </w:rPr>
+        <w:t>(</w:t>
+      </w:r>
+      <w:r>
+        <w:rPr>
+          <w:rFonts w:ascii="Consolas" w:eastAsia="Times New Roman" w:hAnsi="Consolas" w:cs="Times New Roman"/>
+          <w:color w:val="A31515"/>
+          <w:kern w:val="0"/>
+          <w:sz w:val="21"/>
+          <w:szCs w:val="21"/>
+          <w14:ligatures w14:val="none"/>
+        </w:rPr>
+        <w:t>'website'</w:t>
+      </w:r>
+      <w:r>
+        <w:rPr>
+          <w:rFonts w:ascii="Consolas" w:eastAsia="Times New Roman" w:hAnsi="Consolas" w:cs="Times New Roman"/>
+          <w:color w:val="3B3B3B"/>
+          <w:kern w:val="0"/>
+          <w:sz w:val="21"/>
+          <w:szCs w:val="21"/>
+          <w14:ligatures w14:val="none"/>
+        </w:rPr>
+        <w:t>)</w:t>
+      </w:r>
+    </w:p>
+    <w:p>
+      <w:pPr>
+        <w:shd w:val="clear" w:color="auto" w:fill="FFFFFF"/>
+        <w:spacing w:after="0" w:line="285" w:lineRule="atLeast"/>
+        <w:rPr>
+          <w:rFonts w:ascii="Consolas" w:eastAsia="Times New Roman" w:hAnsi="Consolas" w:cs="Times New Roman"/>
+          <w:color w:val="3B3B3B"/>
+          <w:kern w:val="0"/>
+          <w:sz w:val="21"/>
+          <w:szCs w:val="21"/>
+          <w14:ligatures w14:val="none"/>
+        </w:rPr>
+      </w:pPr>
+      <w:r>
+        <w:rPr>
+          <w:rFonts w:ascii="Consolas" w:eastAsia="Times New Roman" w:hAnsi="Consolas" w:cs="Times New Roman"/>
+          <w:color w:val="3B3B3B"/>
+          <w:kern w:val="0"/>
+          <w:sz w:val="21"/>
+          <w:szCs w:val="21"/>
+          <w14:ligatures w14:val="none"/>
+        </w:rPr>
+        <w:t xml:space="preserve">    </w:t>
+      </w:r>
+      <w:proofErr w:type="gramStart"/>
+      <w:r>
+        <w:rPr>
+          <w:rFonts w:ascii="Consolas" w:eastAsia="Times New Roman" w:hAnsi="Consolas" w:cs="Times New Roman"/>
+          <w:color w:val="3B3B3B"/>
+          <w:kern w:val="0"/>
+          <w:sz w:val="21"/>
+          <w:szCs w:val="21"/>
+          <w14:ligatures w14:val="none"/>
+        </w:rPr>
+        <w:t>.</w:t>
+      </w:r>
+      <w:r>
+        <w:rPr>
+          <w:rFonts w:ascii="Consolas" w:eastAsia="Times New Roman" w:hAnsi="Consolas" w:cs="Times New Roman"/>
+          <w:color w:val="795E26"/>
+          <w:kern w:val="0"/>
+          <w:sz w:val="21"/>
+          <w:szCs w:val="21"/>
+          <w14:ligatures w14:val="none"/>
+        </w:rPr>
+        <w:t>optional</w:t>
+      </w:r>
+      <w:proofErr w:type="gramEnd"/>
+      <w:r>
+        <w:rPr>
+          <w:rFonts w:ascii="Consolas" w:eastAsia="Times New Roman" w:hAnsi="Consolas" w:cs="Times New Roman"/>
+          <w:color w:val="3B3B3B"/>
+          <w:kern w:val="0"/>
+          <w:sz w:val="21"/>
+          <w:szCs w:val="21"/>
+          <w14:ligatures w14:val="none"/>
+        </w:rPr>
+        <w:t>()</w:t>
+      </w:r>
+    </w:p>
+    <w:p>
+      <w:pPr>
+        <w:shd w:val="clear" w:color="auto" w:fill="FFFFFF"/>
+        <w:spacing w:after="0" w:line="285" w:lineRule="atLeast"/>
+        <w:rPr>
+          <w:rFonts w:ascii="Consolas" w:eastAsia="Times New Roman" w:hAnsi="Consolas" w:cs="Times New Roman"/>
+          <w:color w:val="3B3B3B"/>
+          <w:kern w:val="0"/>
+          <w:sz w:val="21"/>
+          <w:szCs w:val="21"/>
+          <w14:ligatures w14:val="none"/>
+        </w:rPr>
+      </w:pPr>
+      <w:r>
+        <w:rPr>
+          <w:rFonts w:ascii="Consolas" w:eastAsia="Times New Roman" w:hAnsi="Consolas" w:cs="Times New Roman"/>
+          <w:color w:val="3B3B3B"/>
+          <w:kern w:val="0"/>
+          <w:sz w:val="21"/>
+          <w:szCs w:val="21"/>
+          <w14:ligatures w14:val="none"/>
+        </w:rPr>
+        <w:t xml:space="preserve">    </w:t>
+      </w:r>
+      <w:proofErr w:type="gramStart"/>
+      <w:r>
+        <w:rPr>
+          <w:rFonts w:ascii="Consolas" w:eastAsia="Times New Roman" w:hAnsi="Consolas" w:cs="Times New Roman"/>
+          <w:color w:val="3B3B3B"/>
+          <w:kern w:val="0"/>
+          <w:sz w:val="21"/>
+          <w:szCs w:val="21"/>
+          <w14:ligatures w14:val="none"/>
+        </w:rPr>
+        <w:t>.</w:t>
+      </w:r>
+      <w:r>
+        <w:rPr>
+          <w:rFonts w:ascii="Consolas" w:eastAsia="Times New Roman" w:hAnsi="Consolas" w:cs="Times New Roman"/>
+          <w:color w:val="795E26"/>
+          <w:kern w:val="0"/>
+          <w:sz w:val="21"/>
+          <w:szCs w:val="21"/>
+          <w14:ligatures w14:val="none"/>
+        </w:rPr>
+        <w:t>custom</w:t>
+      </w:r>
+      <w:proofErr w:type="gramEnd"/>
+      <w:r>
+        <w:rPr>
+          <w:rFonts w:ascii="Consolas" w:eastAsia="Times New Roman" w:hAnsi="Consolas" w:cs="Times New Roman"/>
+          <w:color w:val="3B3B3B"/>
+          <w:kern w:val="0"/>
+          <w:sz w:val="21"/>
+          <w:szCs w:val="21"/>
+          <w14:ligatures w14:val="none"/>
+        </w:rPr>
+        <w:t>((</w:t>
+      </w:r>
+      <w:r>
+        <w:rPr>
+          <w:rFonts w:ascii="Consolas" w:eastAsia="Times New Roman" w:hAnsi="Consolas" w:cs="Times New Roman"/>
+          <w:color w:val="001080"/>
+          <w:kern w:val="0"/>
+          <w:sz w:val="21"/>
+          <w:szCs w:val="21"/>
+          <w14:ligatures w14:val="none"/>
+        </w:rPr>
+        <w:t>value</w:t>
+      </w:r>
+      <w:r>
+        <w:rPr>
+          <w:rFonts w:ascii="Consolas" w:eastAsia="Times New Roman" w:hAnsi="Consolas" w:cs="Times New Roman"/>
+          <w:color w:val="3B3B3B"/>
+          <w:kern w:val="0"/>
+          <w:sz w:val="21"/>
+          <w:szCs w:val="21"/>
+          <w14:ligatures w14:val="none"/>
+        </w:rPr>
+        <w:t xml:space="preserve">) </w:t>
+      </w:r>
+      <w:r>
+        <w:rPr>
+          <w:rFonts w:ascii="Consolas" w:eastAsia="Times New Roman" w:hAnsi="Consolas" w:cs="Times New Roman"/>
+          <w:color w:val="0000FF"/>
+          <w:kern w:val="0"/>
+          <w:sz w:val="21"/>
+          <w:szCs w:val="21"/>
+          <w14:ligatures w14:val="none"/>
+        </w:rPr>
+        <w:t>=&gt;</w:t>
+      </w:r>
+      <w:r>
+        <w:rPr>
+          <w:rFonts w:ascii="Consolas" w:eastAsia="Times New Roman" w:hAnsi="Consolas" w:cs="Times New Roman"/>
+          <w:color w:val="3B3B3B"/>
+          <w:kern w:val="0"/>
+          <w:sz w:val="21"/>
+          <w:szCs w:val="21"/>
+          <w14:ligatures w14:val="none"/>
+        </w:rPr>
+        <w:t xml:space="preserve"> {</w:t>
+      </w:r>
+    </w:p>
+    <w:p>
+      <w:pPr>
+        <w:shd w:val="clear" w:color="auto" w:fill="FFFFFF"/>
+        <w:spacing w:after="0" w:line="285" w:lineRule="atLeast"/>
+        <w:rPr>
+          <w:rFonts w:ascii="Consolas" w:eastAsia="Times New Roman" w:hAnsi="Consolas" w:cs="Times New Roman"/>
+          <w:color w:val="3B3B3B"/>
+          <w:kern w:val="0"/>
+          <w:sz w:val="21"/>
+          <w:szCs w:val="21"/>
+          <w14:ligatures w14:val="none"/>
+        </w:rPr>
+      </w:pPr>
+      <w:r>
+        <w:rPr>
+          <w:rFonts w:ascii="Consolas" w:eastAsia="Times New Roman" w:hAnsi="Consolas" w:cs="Times New Roman"/>
+          <w:color w:val="3B3B3B"/>
+          <w:kern w:val="0"/>
+          <w:sz w:val="21"/>
+          <w:szCs w:val="21"/>
+          <w14:ligatures w14:val="none"/>
+        </w:rPr>
+        <w:t xml:space="preserve">      </w:t>
+      </w:r>
+      <w:r>
+        <w:rPr>
+          <w:rFonts w:ascii="Consolas" w:eastAsia="Times New Roman" w:hAnsi="Consolas" w:cs="Times New Roman"/>
+          <w:color w:val="AF00DB"/>
+          <w:kern w:val="0"/>
+          <w:sz w:val="21"/>
+          <w:szCs w:val="21"/>
+          <w14:ligatures w14:val="none"/>
+        </w:rPr>
+        <w:t>try</w:t>
+      </w:r>
+      <w:r>
+        <w:rPr>
+          <w:rFonts w:ascii="Consolas" w:eastAsia="Times New Roman" w:hAnsi="Consolas" w:cs="Times New Roman"/>
+          <w:color w:val="3B3B3B"/>
+          <w:kern w:val="0"/>
+          <w:sz w:val="21"/>
+          <w:szCs w:val="21"/>
+          <w14:ligatures w14:val="none"/>
+        </w:rPr>
+        <w:t xml:space="preserve"> {</w:t>
+      </w:r>
+    </w:p>
+    <w:p>
+      <w:pPr>
+        <w:shd w:val="clear" w:color="auto" w:fill="FFFFFF"/>
+        <w:spacing w:after="0" w:line="285" w:lineRule="atLeast"/>
+        <w:rPr>
+          <w:rFonts w:ascii="Consolas" w:eastAsia="Times New Roman" w:hAnsi="Consolas" w:cs="Times New Roman"/>
+          <w:color w:val="3B3B3B"/>
+          <w:kern w:val="0"/>
+          <w:sz w:val="21"/>
+          <w:szCs w:val="21"/>
+          <w14:ligatures w14:val="none"/>
+        </w:rPr>
+      </w:pPr>
+      <w:r>
+        <w:rPr>
+          <w:rFonts w:ascii="Consolas" w:eastAsia="Times New Roman" w:hAnsi="Consolas" w:cs="Times New Roman"/>
+          <w:color w:val="3B3B3B"/>
+          <w:kern w:val="0"/>
+          <w:sz w:val="21"/>
+          <w:szCs w:val="21"/>
+          <w14:ligatures w14:val="none"/>
+        </w:rPr>
+        <w:t xml:space="preserve">        </w:t>
+      </w:r>
+      <w:r>
+        <w:rPr>
+          <w:rFonts w:ascii="Consolas" w:eastAsia="Times New Roman" w:hAnsi="Consolas" w:cs="Times New Roman"/>
+          <w:color w:val="0000FF"/>
+          <w:kern w:val="0"/>
+          <w:sz w:val="21"/>
+          <w:szCs w:val="21"/>
+          <w14:ligatures w14:val="none"/>
+        </w:rPr>
+        <w:t>const</w:t>
+      </w:r>
+      <w:r>
+        <w:rPr>
+          <w:rFonts w:ascii="Consolas" w:eastAsia="Times New Roman" w:hAnsi="Consolas" w:cs="Times New Roman"/>
+          <w:color w:val="3B3B3B"/>
+          <w:kern w:val="0"/>
+          <w:sz w:val="21"/>
+          <w:szCs w:val="21"/>
+          <w14:ligatures w14:val="none"/>
+        </w:rPr>
+        <w:t xml:space="preserve"> </w:t>
+      </w:r>
+      <w:r>
+        <w:rPr>
+          <w:rFonts w:ascii="Consolas" w:eastAsia="Times New Roman" w:hAnsi="Consolas" w:cs="Times New Roman"/>
+          <w:color w:val="0070C1"/>
+          <w:kern w:val="0"/>
+          <w:sz w:val="21"/>
+          <w:szCs w:val="21"/>
+          <w14:ligatures w14:val="none"/>
+        </w:rPr>
+        <w:t>url</w:t>
+      </w:r>
+      <w:r>
+        <w:rPr>
+          <w:rFonts w:ascii="Consolas" w:eastAsia="Times New Roman" w:hAnsi="Consolas" w:cs="Times New Roman"/>
+          <w:color w:val="3B3B3B"/>
+          <w:kern w:val="0"/>
+          <w:sz w:val="21"/>
+          <w:szCs w:val="21"/>
+          <w14:ligatures w14:val="none"/>
+        </w:rPr>
+        <w:t xml:space="preserve"> </w:t>
+      </w:r>
+      <w:r>
+        <w:rPr>
+          <w:rFonts w:ascii="Consolas" w:eastAsia="Times New Roman" w:hAnsi="Consolas" w:cs="Times New Roman"/>
+          <w:color w:val="000000"/>
+          <w:kern w:val="0"/>
+          <w:sz w:val="21"/>
+          <w:szCs w:val="21"/>
+          <w14:ligatures w14:val="none"/>
+        </w:rPr>
+        <w:t>=</w:t>
+      </w:r>
+      <w:r>
+        <w:rPr>
+          <w:rFonts w:ascii="Consolas" w:eastAsia="Times New Roman" w:hAnsi="Consolas" w:cs="Times New Roman"/>
+          <w:color w:val="3B3B3B"/>
+          <w:kern w:val="0"/>
+          <w:sz w:val="21"/>
+          <w:szCs w:val="21"/>
+          <w14:ligatures w14:val="none"/>
+        </w:rPr>
+        <w:t xml:space="preserve"> </w:t>
+      </w:r>
+      <w:r>
+        <w:rPr>
+          <w:rFonts w:ascii="Consolas" w:eastAsia="Times New Roman" w:hAnsi="Consolas" w:cs="Times New Roman"/>
+          <w:color w:val="0000FF"/>
+          <w:kern w:val="0"/>
+          <w:sz w:val="21"/>
+          <w:szCs w:val="21"/>
+          <w14:ligatures w14:val="none"/>
+        </w:rPr>
+        <w:t>new</w:t>
+      </w:r>
+      <w:r>
+        <w:rPr>
+          <w:rFonts w:ascii="Consolas" w:eastAsia="Times New Roman" w:hAnsi="Consolas" w:cs="Times New Roman"/>
+          <w:color w:val="3B3B3B"/>
+          <w:kern w:val="0"/>
+          <w:sz w:val="21"/>
+          <w:szCs w:val="21"/>
+          <w14:ligatures w14:val="none"/>
+        </w:rPr>
+        <w:t xml:space="preserve"> </w:t>
+      </w:r>
+      <w:proofErr w:type="gramStart"/>
+      <w:r>
+        <w:rPr>
+          <w:rFonts w:ascii="Consolas" w:eastAsia="Times New Roman" w:hAnsi="Consolas" w:cs="Times New Roman"/>
+          <w:color w:val="267F99"/>
+          <w:kern w:val="0"/>
+          <w:sz w:val="21"/>
+          <w:szCs w:val="21"/>
+          <w14:ligatures w14:val="none"/>
+        </w:rPr>
+        <w:t>URL</w:t>
+      </w:r>
+      <w:r>
+        <w:rPr>
+          <w:rFonts w:ascii="Consolas" w:eastAsia="Times New Roman" w:hAnsi="Consolas" w:cs="Times New Roman"/>
+          <w:color w:val="3B3B3B"/>
+          <w:kern w:val="0"/>
+          <w:sz w:val="21"/>
+          <w:szCs w:val="21"/>
+          <w14:ligatures w14:val="none"/>
+        </w:rPr>
+        <w:t>(</w:t>
+      </w:r>
+      <w:proofErr w:type="gramEnd"/>
+      <w:r>
+        <w:rPr>
+          <w:rFonts w:ascii="Consolas" w:eastAsia="Times New Roman" w:hAnsi="Consolas" w:cs="Times New Roman"/>
+          <w:color w:val="001080"/>
+          <w:kern w:val="0"/>
+          <w:sz w:val="21"/>
+          <w:szCs w:val="21"/>
+          <w14:ligatures w14:val="none"/>
+        </w:rPr>
+        <w:t>value</w:t>
+      </w:r>
+      <w:r>
+        <w:rPr>
+          <w:rFonts w:ascii="Consolas" w:eastAsia="Times New Roman" w:hAnsi="Consolas" w:cs="Times New Roman"/>
+          <w:color w:val="3B3B3B"/>
+          <w:kern w:val="0"/>
+          <w:sz w:val="21"/>
+          <w:szCs w:val="21"/>
+          <w14:ligatures w14:val="none"/>
+        </w:rPr>
+        <w:t>);</w:t>
+      </w:r>
+    </w:p>
+    <w:p>
+      <w:pPr>
+        <w:shd w:val="clear" w:color="auto" w:fill="FFFFFF"/>
+        <w:spacing w:after="0" w:line="285" w:lineRule="atLeast"/>
+        <w:rPr>
+          <w:rFonts w:ascii="Consolas" w:eastAsia="Times New Roman" w:hAnsi="Consolas" w:cs="Times New Roman"/>
+          <w:color w:val="3B3B3B"/>
+          <w:kern w:val="0"/>
+          <w:sz w:val="21"/>
+          <w:szCs w:val="21"/>
+          <w14:ligatures w14:val="none"/>
+        </w:rPr>
+      </w:pPr>
+      <w:r>
+        <w:rPr>
+          <w:rFonts w:ascii="Consolas" w:eastAsia="Times New Roman" w:hAnsi="Consolas" w:cs="Times New Roman"/>
+          <w:color w:val="3B3B3B"/>
+          <w:kern w:val="0"/>
+          <w:sz w:val="21"/>
+          <w:szCs w:val="21"/>
+          <w14:ligatures w14:val="none"/>
+        </w:rPr>
+        <w:t xml:space="preserve">        </w:t>
+      </w:r>
+      <w:r>
+        <w:rPr>
+          <w:rFonts w:ascii="Consolas" w:eastAsia="Times New Roman" w:hAnsi="Consolas" w:cs="Times New Roman"/>
+          <w:color w:val="AF00DB"/>
+          <w:kern w:val="0"/>
+          <w:sz w:val="21"/>
+          <w:szCs w:val="21"/>
+          <w14:ligatures w14:val="none"/>
+        </w:rPr>
+        <w:t>return</w:t>
+      </w:r>
+      <w:r>
+        <w:rPr>
+          <w:rFonts w:ascii="Consolas" w:eastAsia="Times New Roman" w:hAnsi="Consolas" w:cs="Times New Roman"/>
+          <w:color w:val="3B3B3B"/>
+          <w:kern w:val="0"/>
+          <w:sz w:val="21"/>
+          <w:szCs w:val="21"/>
+          <w14:ligatures w14:val="none"/>
+        </w:rPr>
+        <w:t xml:space="preserve"> [</w:t>
+      </w:r>
+      <w:r>
+        <w:rPr>
+          <w:rFonts w:ascii="Consolas" w:eastAsia="Times New Roman" w:hAnsi="Consolas" w:cs="Times New Roman"/>
+          <w:color w:val="A31515"/>
+          <w:kern w:val="0"/>
+          <w:sz w:val="21"/>
+          <w:szCs w:val="21"/>
+          <w14:ligatures w14:val="none"/>
+        </w:rPr>
+        <w:t>'http:'</w:t>
+      </w:r>
+      <w:r>
+        <w:rPr>
+          <w:rFonts w:ascii="Consolas" w:eastAsia="Times New Roman" w:hAnsi="Consolas" w:cs="Times New Roman"/>
+          <w:color w:val="3B3B3B"/>
+          <w:kern w:val="0"/>
+          <w:sz w:val="21"/>
+          <w:szCs w:val="21"/>
+          <w14:ligatures w14:val="none"/>
+        </w:rPr>
+        <w:t xml:space="preserve">, </w:t>
+      </w:r>
+      <w:r>
+        <w:rPr>
+          <w:rFonts w:ascii="Consolas" w:eastAsia="Times New Roman" w:hAnsi="Consolas" w:cs="Times New Roman"/>
+          <w:color w:val="A31515"/>
+          <w:kern w:val="0"/>
+          <w:sz w:val="21"/>
+          <w:szCs w:val="21"/>
+          <w14:ligatures w14:val="none"/>
+        </w:rPr>
+        <w:t>'https:'</w:t>
+      </w:r>
+      <w:proofErr w:type="gramStart"/>
+      <w:r>
+        <w:rPr>
+          <w:rFonts w:ascii="Consolas" w:eastAsia="Times New Roman" w:hAnsi="Consolas" w:cs="Times New Roman"/>
+          <w:color w:val="3B3B3B"/>
+          <w:kern w:val="0"/>
+          <w:sz w:val="21"/>
+          <w:szCs w:val="21"/>
+          <w14:ligatures w14:val="none"/>
+        </w:rPr>
+        <w:t>].</w:t>
+      </w:r>
+      <w:r>
+        <w:rPr>
+          <w:rFonts w:ascii="Consolas" w:eastAsia="Times New Roman" w:hAnsi="Consolas" w:cs="Times New Roman"/>
+          <w:color w:val="795E26"/>
+          <w:kern w:val="0"/>
+          <w:sz w:val="21"/>
+          <w:szCs w:val="21"/>
+          <w14:ligatures w14:val="none"/>
+        </w:rPr>
+        <w:t>includes</w:t>
+      </w:r>
+      <w:proofErr w:type="gramEnd"/>
+      <w:r>
+        <w:rPr>
+          <w:rFonts w:ascii="Consolas" w:eastAsia="Times New Roman" w:hAnsi="Consolas" w:cs="Times New Roman"/>
+          <w:color w:val="3B3B3B"/>
+          <w:kern w:val="0"/>
+          <w:sz w:val="21"/>
+          <w:szCs w:val="21"/>
+          <w14:ligatures w14:val="none"/>
+        </w:rPr>
+        <w:t>(</w:t>
+      </w:r>
+      <w:proofErr w:type="gramStart"/>
+      <w:r>
+        <w:rPr>
+          <w:rFonts w:ascii="Consolas" w:eastAsia="Times New Roman" w:hAnsi="Consolas" w:cs="Times New Roman"/>
+          <w:color w:val="0070C1"/>
+          <w:kern w:val="0"/>
+          <w:sz w:val="21"/>
+          <w:szCs w:val="21"/>
+          <w14:ligatures w14:val="none"/>
+        </w:rPr>
+        <w:t>url</w:t>
+      </w:r>
+      <w:r>
+        <w:rPr>
+          <w:rFonts w:ascii="Consolas" w:eastAsia="Times New Roman" w:hAnsi="Consolas" w:cs="Times New Roman"/>
+          <w:color w:val="3B3B3B"/>
+          <w:kern w:val="0"/>
+          <w:sz w:val="21"/>
+          <w:szCs w:val="21"/>
+          <w14:ligatures w14:val="none"/>
+        </w:rPr>
+        <w:t>.</w:t>
+      </w:r>
+      <w:r>
+        <w:rPr>
+          <w:rFonts w:ascii="Consolas" w:eastAsia="Times New Roman" w:hAnsi="Consolas" w:cs="Times New Roman"/>
+          <w:color w:val="001080"/>
+          <w:kern w:val="0"/>
+          <w:sz w:val="21"/>
+          <w:szCs w:val="21"/>
+          <w14:ligatures w14:val="none"/>
+        </w:rPr>
+        <w:t>protocol</w:t>
+      </w:r>
+      <w:proofErr w:type="gramEnd"/>
+      <w:r>
+        <w:rPr>
+          <w:rFonts w:ascii="Consolas" w:eastAsia="Times New Roman" w:hAnsi="Consolas" w:cs="Times New Roman"/>
+          <w:color w:val="3B3B3B"/>
+          <w:kern w:val="0"/>
+          <w:sz w:val="21"/>
+          <w:szCs w:val="21"/>
+          <w14:ligatures w14:val="none"/>
+        </w:rPr>
+        <w:t>);</w:t>
+      </w:r>
+    </w:p>
+    <w:p>
+      <w:pPr>
+        <w:shd w:val="clear" w:color="auto" w:fill="FFFFFF"/>
+        <w:spacing w:after="0" w:line="285" w:lineRule="atLeast"/>
+        <w:rPr>
+          <w:rFonts w:ascii="Consolas" w:eastAsia="Times New Roman" w:hAnsi="Consolas" w:cs="Times New Roman"/>
+          <w:color w:val="3B3B3B"/>
+          <w:kern w:val="0"/>
+          <w:sz w:val="21"/>
+          <w:szCs w:val="21"/>
+          <w14:ligatures w14:val="none"/>
+        </w:rPr>
+      </w:pPr>
+      <w:r>
+        <w:rPr>
+          <w:rFonts w:ascii="Consolas" w:eastAsia="Times New Roman" w:hAnsi="Consolas" w:cs="Times New Roman"/>
+          <w:color w:val="3B3B3B"/>
+          <w:kern w:val="0"/>
+          <w:sz w:val="21"/>
+          <w:szCs w:val="21"/>
+          <w14:ligatures w14:val="none"/>
+        </w:rPr>
+        <w:t xml:space="preserve">      } </w:t>
+      </w:r>
+      <w:r>
+        <w:rPr>
+          <w:rFonts w:ascii="Consolas" w:eastAsia="Times New Roman" w:hAnsi="Consolas" w:cs="Times New Roman"/>
+          <w:color w:val="AF00DB"/>
+          <w:kern w:val="0"/>
+          <w:sz w:val="21"/>
+          <w:szCs w:val="21"/>
+          <w14:ligatures w14:val="none"/>
+        </w:rPr>
+        <w:t>catch</w:t>
+      </w:r>
+      <w:r>
+        <w:rPr>
+          <w:rFonts w:ascii="Consolas" w:eastAsia="Times New Roman" w:hAnsi="Consolas" w:cs="Times New Roman"/>
+          <w:color w:val="3B3B3B"/>
+          <w:kern w:val="0"/>
+          <w:sz w:val="21"/>
+          <w:szCs w:val="21"/>
+          <w14:ligatures w14:val="none"/>
+        </w:rPr>
+        <w:t xml:space="preserve"> {</w:t>
+      </w:r>
+    </w:p>
+    <w:p>
+      <w:pPr>
+        <w:shd w:val="clear" w:color="auto" w:fill="FFFFFF"/>
+        <w:spacing w:after="0" w:line="285" w:lineRule="atLeast"/>
+        <w:rPr>
+          <w:rFonts w:ascii="Consolas" w:eastAsia="Times New Roman" w:hAnsi="Consolas" w:cs="Times New Roman"/>
+          <w:color w:val="3B3B3B"/>
+          <w:kern w:val="0"/>
+          <w:sz w:val="21"/>
+          <w:szCs w:val="21"/>
+          <w14:ligatures w14:val="none"/>
+        </w:rPr>
+      </w:pPr>
+      <w:r>
+        <w:rPr>
+          <w:rFonts w:ascii="Consolas" w:eastAsia="Times New Roman" w:hAnsi="Consolas" w:cs="Times New Roman"/>
+          <w:color w:val="3B3B3B"/>
+          <w:kern w:val="0"/>
+          <w:sz w:val="21"/>
+          <w:szCs w:val="21"/>
+          <w14:ligatures w14:val="none"/>
+        </w:rPr>
+        <w:t xml:space="preserve">        </w:t>
+      </w:r>
+      <w:r>
+        <w:rPr>
+          <w:rFonts w:ascii="Consolas" w:eastAsia="Times New Roman" w:hAnsi="Consolas" w:cs="Times New Roman"/>
+          <w:color w:val="AF00DB"/>
+          <w:kern w:val="0"/>
+          <w:sz w:val="21"/>
+          <w:szCs w:val="21"/>
+          <w14:ligatures w14:val="none"/>
+        </w:rPr>
+        <w:t>throw</w:t>
+      </w:r>
+      <w:r>
+        <w:rPr>
+          <w:rFonts w:ascii="Consolas" w:eastAsia="Times New Roman" w:hAnsi="Consolas" w:cs="Times New Roman"/>
+          <w:color w:val="3B3B3B"/>
+          <w:kern w:val="0"/>
+          <w:sz w:val="21"/>
+          <w:szCs w:val="21"/>
+          <w14:ligatures w14:val="none"/>
+        </w:rPr>
+        <w:t xml:space="preserve"> </w:t>
+      </w:r>
+      <w:r>
+        <w:rPr>
+          <w:rFonts w:ascii="Consolas" w:eastAsia="Times New Roman" w:hAnsi="Consolas" w:cs="Times New Roman"/>
+          <w:color w:val="0000FF"/>
+          <w:kern w:val="0"/>
+          <w:sz w:val="21"/>
+          <w:szCs w:val="21"/>
+          <w14:ligatures w14:val="none"/>
+        </w:rPr>
+        <w:t>new</w:t>
+      </w:r>
+      <w:r>
+        <w:rPr>
+          <w:rFonts w:ascii="Consolas" w:eastAsia="Times New Roman" w:hAnsi="Consolas" w:cs="Times New Roman"/>
+          <w:color w:val="3B3B3B"/>
+          <w:kern w:val="0"/>
+          <w:sz w:val="21"/>
+          <w:szCs w:val="21"/>
+          <w14:ligatures w14:val="none"/>
+        </w:rPr>
+        <w:t xml:space="preserve"> </w:t>
+      </w:r>
+      <w:proofErr w:type="gramStart"/>
+      <w:r>
+        <w:rPr>
+          <w:rFonts w:ascii="Consolas" w:eastAsia="Times New Roman" w:hAnsi="Consolas" w:cs="Times New Roman"/>
+          <w:color w:val="267F99"/>
+          <w:kern w:val="0"/>
+          <w:sz w:val="21"/>
+          <w:szCs w:val="21"/>
+          <w14:ligatures w14:val="none"/>
+        </w:rPr>
+        <w:t>Error</w:t>
+      </w:r>
+      <w:r>
+        <w:rPr>
+          <w:rFonts w:ascii="Consolas" w:eastAsia="Times New Roman" w:hAnsi="Consolas" w:cs="Times New Roman"/>
+          <w:color w:val="3B3B3B"/>
+          <w:kern w:val="0"/>
+          <w:sz w:val="21"/>
+          <w:szCs w:val="21"/>
+          <w14:ligatures w14:val="none"/>
+        </w:rPr>
+        <w:t>(</w:t>
+      </w:r>
+      <w:proofErr w:type="gramEnd"/>
+      <w:r>
+        <w:rPr>
+          <w:rFonts w:ascii="Consolas" w:eastAsia="Times New Roman" w:hAnsi="Consolas" w:cs="Times New Roman"/>
+          <w:color w:val="A31515"/>
+          <w:kern w:val="0"/>
+          <w:sz w:val="21"/>
+          <w:szCs w:val="21"/>
+          <w14:ligatures w14:val="none"/>
+        </w:rPr>
+        <w:t>'Must be a valid URL with http:// or https://'</w:t>
+      </w:r>
+      <w:r>
+        <w:rPr>
+          <w:rFonts w:ascii="Consolas" w:eastAsia="Times New Roman" w:hAnsi="Consolas" w:cs="Times New Roman"/>
+          <w:color w:val="3B3B3B"/>
+          <w:kern w:val="0"/>
+          <w:sz w:val="21"/>
+          <w:szCs w:val="21"/>
+          <w14:ligatures w14:val="none"/>
+        </w:rPr>
+        <w:t>);</w:t>
+      </w:r>
+    </w:p>
+    <w:p>
+      <w:pPr>
+        <w:shd w:val="clear" w:color="auto" w:fill="FFFFFF"/>
+        <w:spacing w:after="0" w:line="285" w:lineRule="atLeast"/>
+        <w:rPr>
+          <w:rFonts w:ascii="Consolas" w:eastAsia="Times New Roman" w:hAnsi="Consolas" w:cs="Times New Roman"/>
+          <w:color w:val="3B3B3B"/>
+          <w:kern w:val="0"/>
+          <w:sz w:val="21"/>
+          <w:szCs w:val="21"/>
+          <w14:ligatures w14:val="none"/>
+        </w:rPr>
+      </w:pPr>
+      <w:r>
+        <w:rPr>
+          <w:rFonts w:ascii="Consolas" w:eastAsia="Times New Roman" w:hAnsi="Consolas" w:cs="Times New Roman"/>
+          <w:color w:val="3B3B3B"/>
+          <w:kern w:val="0"/>
+          <w:sz w:val="21"/>
+          <w:szCs w:val="21"/>
+          <w14:ligatures w14:val="none"/>
+        </w:rPr>
+        <w:t>      }</w:t>
+      </w:r>
+    </w:p>
+    <w:p>
+      <w:pPr>
+        <w:shd w:val="clear" w:color="auto" w:fill="FFFFFF"/>
+        <w:spacing w:after="0" w:line="285" w:lineRule="atLeast"/>
+        <w:rPr>
+          <w:rFonts w:ascii="Consolas" w:eastAsia="Times New Roman" w:hAnsi="Consolas" w:cs="Times New Roman"/>
+          <w:color w:val="3B3B3B"/>
+          <w:kern w:val="0"/>
+          <w:sz w:val="21"/>
+          <w:szCs w:val="21"/>
+          <w14:ligatures w14:val="none"/>
+        </w:rPr>
+      </w:pPr>
+      <w:r>
+        <w:rPr>
+          <w:rFonts w:ascii="Consolas" w:eastAsia="Times New Roman" w:hAnsi="Consolas" w:cs="Times New Roman"/>
+          <w:color w:val="3B3B3B"/>
+          <w:kern w:val="0"/>
+          <w:sz w:val="21"/>
+          <w:szCs w:val="21"/>
+          <w14:ligatures w14:val="none"/>
+        </w:rPr>
+        <w:t>    }),</w:t>
+      </w:r>
+    </w:p>
+    <w:p>
+      <w:pPr>
+        <w:shd w:val="clear" w:color="auto" w:fill="FFFFFF"/>
+        <w:spacing w:after="0" w:line="285" w:lineRule="atLeast"/>
+        <w:rPr>
+          <w:rFonts w:ascii="Consolas" w:eastAsia="Times New Roman" w:hAnsi="Consolas" w:cs="Times New Roman"/>
+          <w:color w:val="3B3B3B"/>
+          <w:kern w:val="0"/>
+          <w:sz w:val="21"/>
+          <w:szCs w:val="21"/>
+          <w14:ligatures w14:val="none"/>
+        </w:rPr>
+      </w:pPr>
+      <w:r>
+        <w:rPr>
+          <w:rFonts w:ascii="Consolas" w:eastAsia="Times New Roman" w:hAnsi="Consolas" w:cs="Times New Roman"/>
+          <w:color w:val="3B3B3B"/>
+          <w:kern w:val="0"/>
+          <w:sz w:val="21"/>
+          <w:szCs w:val="21"/>
+          <w14:ligatures w14:val="none"/>
+        </w:rPr>
+        <w:t xml:space="preserve">  </w:t>
+      </w:r>
+    </w:p>
+    <w:p>
+      <w:pPr>
+        <w:shd w:val="clear" w:color="auto" w:fill="FFFFFF"/>
+        <w:spacing w:after="0" w:line="285" w:lineRule="atLeast"/>
+        <w:rPr>
+          <w:rFonts w:ascii="Consolas" w:eastAsia="Times New Roman" w:hAnsi="Consolas" w:cs="Times New Roman"/>
+          <w:color w:val="3B3B3B"/>
+          <w:kern w:val="0"/>
+          <w:sz w:val="21"/>
+          <w:szCs w:val="21"/>
+          <w14:ligatures w14:val="none"/>
+        </w:rPr>
+      </w:pPr>
+      <w:r>
+        <w:rPr>
+          <w:rFonts w:ascii="Consolas" w:eastAsia="Times New Roman" w:hAnsi="Consolas" w:cs="Times New Roman"/>
+          <w:color w:val="3B3B3B"/>
+          <w:kern w:val="0"/>
+          <w:sz w:val="21"/>
+          <w:szCs w:val="21"/>
+          <w14:ligatures w14:val="none"/>
+        </w:rPr>
+        <w:t xml:space="preserve">  </w:t>
+      </w:r>
+      <w:r>
+        <w:rPr>
+          <w:rFonts w:ascii="Consolas" w:eastAsia="Times New Roman" w:hAnsi="Consolas" w:cs="Times New Roman"/>
+          <w:color w:val="795E26"/>
+          <w:kern w:val="0"/>
+          <w:sz w:val="21"/>
+          <w:szCs w:val="21"/>
+          <w14:ligatures w14:val="none"/>
+        </w:rPr>
+        <w:t>body</w:t>
+      </w:r>
+      <w:r>
+        <w:rPr>
+          <w:rFonts w:ascii="Consolas" w:eastAsia="Times New Roman" w:hAnsi="Consolas" w:cs="Times New Roman"/>
+          <w:color w:val="3B3B3B"/>
+          <w:kern w:val="0"/>
+          <w:sz w:val="21"/>
+          <w:szCs w:val="21"/>
+          <w14:ligatures w14:val="none"/>
+        </w:rPr>
+        <w:t>(</w:t>
+      </w:r>
+      <w:r>
+        <w:rPr>
+          <w:rFonts w:ascii="Consolas" w:eastAsia="Times New Roman" w:hAnsi="Consolas" w:cs="Times New Roman"/>
+          <w:color w:val="A31515"/>
+          <w:kern w:val="0"/>
+          <w:sz w:val="21"/>
+          <w:szCs w:val="21"/>
+          <w14:ligatures w14:val="none"/>
+        </w:rPr>
+        <w:t>'birthdate'</w:t>
+      </w:r>
+      <w:r>
+        <w:rPr>
+          <w:rFonts w:ascii="Consolas" w:eastAsia="Times New Roman" w:hAnsi="Consolas" w:cs="Times New Roman"/>
+          <w:color w:val="3B3B3B"/>
+          <w:kern w:val="0"/>
+          <w:sz w:val="21"/>
+          <w:szCs w:val="21"/>
+          <w14:ligatures w14:val="none"/>
+        </w:rPr>
+        <w:t>)</w:t>
+      </w:r>
+    </w:p>
+    <w:p>
+      <w:pPr>
+        <w:shd w:val="clear" w:color="auto" w:fill="FFFFFF"/>
+        <w:spacing w:after="0" w:line="285" w:lineRule="atLeast"/>
+        <w:rPr>
+          <w:rFonts w:ascii="Consolas" w:eastAsia="Times New Roman" w:hAnsi="Consolas" w:cs="Times New Roman"/>
+          <w:color w:val="3B3B3B"/>
+          <w:kern w:val="0"/>
+          <w:sz w:val="21"/>
+          <w:szCs w:val="21"/>
+          <w14:ligatures w14:val="none"/>
+        </w:rPr>
+      </w:pPr>
+      <w:r>
+        <w:rPr>
+          <w:rFonts w:ascii="Consolas" w:eastAsia="Times New Roman" w:hAnsi="Consolas" w:cs="Times New Roman"/>
+          <w:color w:val="3B3B3B"/>
+          <w:kern w:val="0"/>
+          <w:sz w:val="21"/>
+          <w:szCs w:val="21"/>
+          <w14:ligatures w14:val="none"/>
+        </w:rPr>
+        <w:t xml:space="preserve">    </w:t>
+      </w:r>
+      <w:proofErr w:type="gramStart"/>
+      <w:r>
+        <w:rPr>
+          <w:rFonts w:ascii="Consolas" w:eastAsia="Times New Roman" w:hAnsi="Consolas" w:cs="Times New Roman"/>
+          <w:color w:val="3B3B3B"/>
+          <w:kern w:val="0"/>
+          <w:sz w:val="21"/>
+          <w:szCs w:val="21"/>
+          <w14:ligatures w14:val="none"/>
+        </w:rPr>
+        <w:t>.</w:t>
+      </w:r>
+      <w:r>
+        <w:rPr>
+          <w:rFonts w:ascii="Consolas" w:eastAsia="Times New Roman" w:hAnsi="Consolas" w:cs="Times New Roman"/>
+          <w:color w:val="795E26"/>
+          <w:kern w:val="0"/>
+          <w:sz w:val="21"/>
+          <w:szCs w:val="21"/>
+          <w14:ligatures w14:val="none"/>
+        </w:rPr>
+        <w:t>optional</w:t>
+      </w:r>
+      <w:proofErr w:type="gramEnd"/>
+      <w:r>
+        <w:rPr>
+          <w:rFonts w:ascii="Consolas" w:eastAsia="Times New Roman" w:hAnsi="Consolas" w:cs="Times New Roman"/>
+          <w:color w:val="3B3B3B"/>
+          <w:kern w:val="0"/>
+          <w:sz w:val="21"/>
+          <w:szCs w:val="21"/>
+          <w14:ligatures w14:val="none"/>
+        </w:rPr>
+        <w:t>()</w:t>
+      </w:r>
+    </w:p>
+    <w:p>
+      <w:pPr>
+        <w:shd w:val="clear" w:color="auto" w:fill="FFFFFF"/>
+        <w:spacing w:after="0" w:line="285" w:lineRule="atLeast"/>
+        <w:rPr>
+          <w:rFonts w:ascii="Consolas" w:eastAsia="Times New Roman" w:hAnsi="Consolas" w:cs="Times New Roman"/>
+          <w:color w:val="3B3B3B"/>
+          <w:kern w:val="0"/>
+          <w:sz w:val="21"/>
+          <w:szCs w:val="21"/>
+          <w14:ligatures w14:val="none"/>
+        </w:rPr>
+      </w:pPr>
+      <w:r>
+        <w:rPr>
+          <w:rFonts w:ascii="Consolas" w:eastAsia="Times New Roman" w:hAnsi="Consolas" w:cs="Times New Roman"/>
+          <w:color w:val="3B3B3B"/>
+          <w:kern w:val="0"/>
+          <w:sz w:val="21"/>
+          <w:szCs w:val="21"/>
+          <w14:ligatures w14:val="none"/>
+        </w:rPr>
+        <w:t xml:space="preserve">    </w:t>
+      </w:r>
+      <w:proofErr w:type="gramStart"/>
+      <w:r>
+        <w:rPr>
+          <w:rFonts w:ascii="Consolas" w:eastAsia="Times New Roman" w:hAnsi="Consolas" w:cs="Times New Roman"/>
+          <w:color w:val="3B3B3B"/>
+          <w:kern w:val="0"/>
+          <w:sz w:val="21"/>
+          <w:szCs w:val="21"/>
+          <w14:ligatures w14:val="none"/>
+        </w:rPr>
+        <w:t>.</w:t>
+      </w:r>
+      <w:r>
+        <w:rPr>
+          <w:rFonts w:ascii="Consolas" w:eastAsia="Times New Roman" w:hAnsi="Consolas" w:cs="Times New Roman"/>
+          <w:color w:val="795E26"/>
+          <w:kern w:val="0"/>
+          <w:sz w:val="21"/>
+          <w:szCs w:val="21"/>
+          <w14:ligatures w14:val="none"/>
+        </w:rPr>
+        <w:t>isDate</w:t>
+      </w:r>
+      <w:proofErr w:type="gramEnd"/>
+      <w:r>
+        <w:rPr>
+          <w:rFonts w:ascii="Consolas" w:eastAsia="Times New Roman" w:hAnsi="Consolas" w:cs="Times New Roman"/>
+          <w:color w:val="3B3B3B"/>
+          <w:kern w:val="0"/>
+          <w:sz w:val="21"/>
+          <w:szCs w:val="21"/>
+          <w14:ligatures w14:val="none"/>
+        </w:rPr>
+        <w:t>()</w:t>
+      </w:r>
+    </w:p>
+    <w:p>
+      <w:pPr>
+        <w:shd w:val="clear" w:color="auto" w:fill="FFFFFF"/>
+        <w:spacing w:after="0" w:line="285" w:lineRule="atLeast"/>
+        <w:rPr>
+          <w:rFonts w:ascii="Consolas" w:eastAsia="Times New Roman" w:hAnsi="Consolas" w:cs="Times New Roman"/>
+          <w:color w:val="3B3B3B"/>
+          <w:kern w:val="0"/>
+          <w:sz w:val="21"/>
+          <w:szCs w:val="21"/>
+          <w14:ligatures w14:val="none"/>
+        </w:rPr>
+      </w:pPr>
+      <w:r>
+        <w:rPr>
+          <w:rFonts w:ascii="Consolas" w:eastAsia="Times New Roman" w:hAnsi="Consolas" w:cs="Times New Roman"/>
+          <w:color w:val="3B3B3B"/>
+          <w:kern w:val="0"/>
+          <w:sz w:val="21"/>
+          <w:szCs w:val="21"/>
+          <w14:ligatures w14:val="none"/>
+        </w:rPr>
+        <w:t xml:space="preserve">    </w:t>
+      </w:r>
+      <w:proofErr w:type="gramStart"/>
+      <w:r>
+        <w:rPr>
+          <w:rFonts w:ascii="Consolas" w:eastAsia="Times New Roman" w:hAnsi="Consolas" w:cs="Times New Roman"/>
+          <w:color w:val="3B3B3B"/>
+          <w:kern w:val="0"/>
+          <w:sz w:val="21"/>
+          <w:szCs w:val="21"/>
+          <w14:ligatures w14:val="none"/>
+        </w:rPr>
+        <w:t>.</w:t>
+      </w:r>
+      <w:r>
+        <w:rPr>
+          <w:rFonts w:ascii="Consolas" w:eastAsia="Times New Roman" w:hAnsi="Consolas" w:cs="Times New Roman"/>
+          <w:color w:val="795E26"/>
+          <w:kern w:val="0"/>
+          <w:sz w:val="21"/>
+          <w:szCs w:val="21"/>
+          <w14:ligatures w14:val="none"/>
+        </w:rPr>
+        <w:t>custom</w:t>
+      </w:r>
+      <w:proofErr w:type="gramEnd"/>
+      <w:r>
+        <w:rPr>
+          <w:rFonts w:ascii="Consolas" w:eastAsia="Times New Roman" w:hAnsi="Consolas" w:cs="Times New Roman"/>
+          <w:color w:val="3B3B3B"/>
+          <w:kern w:val="0"/>
+          <w:sz w:val="21"/>
+          <w:szCs w:val="21"/>
+          <w14:ligatures w14:val="none"/>
+        </w:rPr>
+        <w:t>((</w:t>
+      </w:r>
+      <w:r>
+        <w:rPr>
+          <w:rFonts w:ascii="Consolas" w:eastAsia="Times New Roman" w:hAnsi="Consolas" w:cs="Times New Roman"/>
+          <w:color w:val="001080"/>
+          <w:kern w:val="0"/>
+          <w:sz w:val="21"/>
+          <w:szCs w:val="21"/>
+          <w14:ligatures w14:val="none"/>
+        </w:rPr>
+        <w:t>value</w:t>
+      </w:r>
+      <w:r>
+        <w:rPr>
+          <w:rFonts w:ascii="Consolas" w:eastAsia="Times New Roman" w:hAnsi="Consolas" w:cs="Times New Roman"/>
+          <w:color w:val="3B3B3B"/>
+          <w:kern w:val="0"/>
+          <w:sz w:val="21"/>
+          <w:szCs w:val="21"/>
+          <w14:ligatures w14:val="none"/>
+        </w:rPr>
+        <w:t xml:space="preserve">) </w:t>
+      </w:r>
+      <w:r>
+        <w:rPr>
+          <w:rFonts w:ascii="Consolas" w:eastAsia="Times New Roman" w:hAnsi="Consolas" w:cs="Times New Roman"/>
+          <w:color w:val="0000FF"/>
+          <w:kern w:val="0"/>
+          <w:sz w:val="21"/>
+          <w:szCs w:val="21"/>
+          <w14:ligatures w14:val="none"/>
+        </w:rPr>
+        <w:t>=&gt;</w:t>
+      </w:r>
+      <w:r>
+        <w:rPr>
+          <w:rFonts w:ascii="Consolas" w:eastAsia="Times New Roman" w:hAnsi="Consolas" w:cs="Times New Roman"/>
+          <w:color w:val="3B3B3B"/>
+          <w:kern w:val="0"/>
+          <w:sz w:val="21"/>
+          <w:szCs w:val="21"/>
+          <w14:ligatures w14:val="none"/>
+        </w:rPr>
+        <w:t xml:space="preserve"> {</w:t>
+      </w:r>
+    </w:p>
+    <w:p>
+      <w:pPr>
+        <w:shd w:val="clear" w:color="auto" w:fill="FFFFFF"/>
+        <w:spacing w:after="0" w:line="285" w:lineRule="atLeast"/>
+        <w:rPr>
+          <w:rFonts w:ascii="Consolas" w:eastAsia="Times New Roman" w:hAnsi="Consolas" w:cs="Times New Roman"/>
+          <w:color w:val="3B3B3B"/>
+          <w:kern w:val="0"/>
+          <w:sz w:val="21"/>
+          <w:szCs w:val="21"/>
+          <w14:ligatures w14:val="none"/>
+        </w:rPr>
+      </w:pPr>
+      <w:r>
+        <w:rPr>
+          <w:rFonts w:ascii="Consolas" w:eastAsia="Times New Roman" w:hAnsi="Consolas" w:cs="Times New Roman"/>
+          <w:color w:val="3B3B3B"/>
+          <w:kern w:val="0"/>
+          <w:sz w:val="21"/>
+          <w:szCs w:val="21"/>
+          <w14:ligatures w14:val="none"/>
+        </w:rPr>
+        <w:t xml:space="preserve">      </w:t>
+      </w:r>
+      <w:r>
+        <w:rPr>
+          <w:rFonts w:ascii="Consolas" w:eastAsia="Times New Roman" w:hAnsi="Consolas" w:cs="Times New Roman"/>
+          <w:color w:val="0000FF"/>
+          <w:kern w:val="0"/>
+          <w:sz w:val="21"/>
+          <w:szCs w:val="21"/>
+          <w14:ligatures w14:val="none"/>
+        </w:rPr>
+        <w:t>const</w:t>
+      </w:r>
+      <w:r>
+        <w:rPr>
+          <w:rFonts w:ascii="Consolas" w:eastAsia="Times New Roman" w:hAnsi="Consolas" w:cs="Times New Roman"/>
+          <w:color w:val="3B3B3B"/>
+          <w:kern w:val="0"/>
+          <w:sz w:val="21"/>
+          <w:szCs w:val="21"/>
+          <w14:ligatures w14:val="none"/>
+        </w:rPr>
+        <w:t xml:space="preserve"> </w:t>
+      </w:r>
+      <w:r>
+        <w:rPr>
+          <w:rFonts w:ascii="Consolas" w:eastAsia="Times New Roman" w:hAnsi="Consolas" w:cs="Times New Roman"/>
+          <w:color w:val="0070C1"/>
+          <w:kern w:val="0"/>
+          <w:sz w:val="21"/>
+          <w:szCs w:val="21"/>
+          <w14:ligatures w14:val="none"/>
+        </w:rPr>
+        <w:t>birthDate</w:t>
+      </w:r>
+      <w:r>
+        <w:rPr>
+          <w:rFonts w:ascii="Consolas" w:eastAsia="Times New Roman" w:hAnsi="Consolas" w:cs="Times New Roman"/>
+          <w:color w:val="3B3B3B"/>
+          <w:kern w:val="0"/>
+          <w:sz w:val="21"/>
+          <w:szCs w:val="21"/>
+          <w14:ligatures w14:val="none"/>
+        </w:rPr>
+        <w:t xml:space="preserve"> </w:t>
+      </w:r>
+      <w:r>
+        <w:rPr>
+          <w:rFonts w:ascii="Consolas" w:eastAsia="Times New Roman" w:hAnsi="Consolas" w:cs="Times New Roman"/>
+          <w:color w:val="000000"/>
+          <w:kern w:val="0"/>
+          <w:sz w:val="21"/>
+          <w:szCs w:val="21"/>
+          <w14:ligatures w14:val="none"/>
+        </w:rPr>
+        <w:t>=</w:t>
+      </w:r>
+      <w:r>
+        <w:rPr>
+          <w:rFonts w:ascii="Consolas" w:eastAsia="Times New Roman" w:hAnsi="Consolas" w:cs="Times New Roman"/>
+          <w:color w:val="3B3B3B"/>
+          <w:kern w:val="0"/>
+          <w:sz w:val="21"/>
+          <w:szCs w:val="21"/>
+          <w14:ligatures w14:val="none"/>
+        </w:rPr>
+        <w:t xml:space="preserve"> </w:t>
+      </w:r>
+      <w:r>
+        <w:rPr>
+          <w:rFonts w:ascii="Consolas" w:eastAsia="Times New Roman" w:hAnsi="Consolas" w:cs="Times New Roman"/>
+          <w:color w:val="0000FF"/>
+          <w:kern w:val="0"/>
+          <w:sz w:val="21"/>
+          <w:szCs w:val="21"/>
+          <w14:ligatures w14:val="none"/>
+        </w:rPr>
+        <w:t>new</w:t>
+      </w:r>
+      <w:r>
+        <w:rPr>
+          <w:rFonts w:ascii="Consolas" w:eastAsia="Times New Roman" w:hAnsi="Consolas" w:cs="Times New Roman"/>
+          <w:color w:val="3B3B3B"/>
+          <w:kern w:val="0"/>
+          <w:sz w:val="21"/>
+          <w:szCs w:val="21"/>
+          <w14:ligatures w14:val="none"/>
+        </w:rPr>
+        <w:t xml:space="preserve"> </w:t>
+      </w:r>
+      <w:r>
+        <w:rPr>
+          <w:rFonts w:ascii="Consolas" w:eastAsia="Times New Roman" w:hAnsi="Consolas" w:cs="Times New Roman"/>
+          <w:color w:val="267F99"/>
+          <w:kern w:val="0"/>
+          <w:sz w:val="21"/>
+          <w:szCs w:val="21"/>
+          <w14:ligatures w14:val="none"/>
+        </w:rPr>
+        <w:t>Date</w:t>
+      </w:r>
+      <w:r>
+        <w:rPr>
+          <w:rFonts w:ascii="Consolas" w:eastAsia="Times New Roman" w:hAnsi="Consolas" w:cs="Times New Roman"/>
+          <w:color w:val="3B3B3B"/>
+          <w:kern w:val="0"/>
+          <w:sz w:val="21"/>
+          <w:szCs w:val="21"/>
+          <w14:ligatures w14:val="none"/>
+        </w:rPr>
+        <w:t>(</w:t>
+      </w:r>
+      <w:r>
+        <w:rPr>
+          <w:rFonts w:ascii="Consolas" w:eastAsia="Times New Roman" w:hAnsi="Consolas" w:cs="Times New Roman"/>
+          <w:color w:val="001080"/>
+          <w:kern w:val="0"/>
+          <w:sz w:val="21"/>
+          <w:szCs w:val="21"/>
+          <w14:ligatures w14:val="none"/>
+        </w:rPr>
+        <w:t>value</w:t>
+      </w:r>
+      <w:r>
+        <w:rPr>
+          <w:rFonts w:ascii="Consolas" w:eastAsia="Times New Roman" w:hAnsi="Consolas" w:cs="Times New Roman"/>
+          <w:color w:val="3B3B3B"/>
+          <w:kern w:val="0"/>
+          <w:sz w:val="21"/>
+          <w:szCs w:val="21"/>
+          <w14:ligatures w14:val="none"/>
+        </w:rPr>
+        <w:t>);</w:t>
+      </w:r>
+    </w:p>
+    <w:p>
+      <w:pPr>
+        <w:shd w:val="clear" w:color="auto" w:fill="FFFFFF"/>
+        <w:spacing w:after="0" w:line="285" w:lineRule="atLeast"/>
+        <w:rPr>
+          <w:rFonts w:ascii="Consolas" w:eastAsia="Times New Roman" w:hAnsi="Consolas" w:cs="Times New Roman"/>
+          <w:color w:val="3B3B3B"/>
+          <w:kern w:val="0"/>
+          <w:sz w:val="21"/>
+          <w:szCs w:val="21"/>
+          <w14:ligatures w14:val="none"/>
+        </w:rPr>
+      </w:pPr>
+      <w:r>
+        <w:rPr>
+          <w:rFonts w:ascii="Consolas" w:eastAsia="Times New Roman" w:hAnsi="Consolas" w:cs="Times New Roman"/>
+          <w:color w:val="3B3B3B"/>
+          <w:kern w:val="0"/>
+          <w:sz w:val="21"/>
+          <w:szCs w:val="21"/>
+          <w14:ligatures w14:val="none"/>
+        </w:rPr>
+        <w:t xml:space="preserve">      </w:t>
+      </w:r>
+      <w:r>
+        <w:rPr>
+          <w:rFonts w:ascii="Consolas" w:eastAsia="Times New Roman" w:hAnsi="Consolas" w:cs="Times New Roman"/>
+          <w:color w:val="0000FF"/>
+          <w:kern w:val="0"/>
+          <w:sz w:val="21"/>
+          <w:szCs w:val="21"/>
+          <w14:ligatures w14:val="none"/>
+        </w:rPr>
+        <w:t>const</w:t>
+      </w:r>
+      <w:r>
+        <w:rPr>
+          <w:rFonts w:ascii="Consolas" w:eastAsia="Times New Roman" w:hAnsi="Consolas" w:cs="Times New Roman"/>
+          <w:color w:val="3B3B3B"/>
+          <w:kern w:val="0"/>
+          <w:sz w:val="21"/>
+          <w:szCs w:val="21"/>
+          <w14:ligatures w14:val="none"/>
+        </w:rPr>
+        <w:t xml:space="preserve"> </w:t>
+      </w:r>
+      <w:r>
+        <w:rPr>
+          <w:rFonts w:ascii="Consolas" w:eastAsia="Times New Roman" w:hAnsi="Consolas" w:cs="Times New Roman"/>
+          <w:color w:val="0070C1"/>
+          <w:kern w:val="0"/>
+          <w:sz w:val="21"/>
+          <w:szCs w:val="21"/>
+          <w14:ligatures w14:val="none"/>
+        </w:rPr>
+        <w:t>today</w:t>
+      </w:r>
+      <w:r>
+        <w:rPr>
+          <w:rFonts w:ascii="Consolas" w:eastAsia="Times New Roman" w:hAnsi="Consolas" w:cs="Times New Roman"/>
+          <w:color w:val="3B3B3B"/>
+          <w:kern w:val="0"/>
+          <w:sz w:val="21"/>
+          <w:szCs w:val="21"/>
+          <w14:ligatures w14:val="none"/>
+        </w:rPr>
+        <w:t xml:space="preserve"> </w:t>
+      </w:r>
+      <w:r>
+        <w:rPr>
+          <w:rFonts w:ascii="Consolas" w:eastAsia="Times New Roman" w:hAnsi="Consolas" w:cs="Times New Roman"/>
+          <w:color w:val="000000"/>
+          <w:kern w:val="0"/>
+          <w:sz w:val="21"/>
+          <w:szCs w:val="21"/>
+          <w14:ligatures w14:val="none"/>
+        </w:rPr>
+        <w:t>=</w:t>
+      </w:r>
+      <w:r>
+        <w:rPr>
+          <w:rFonts w:ascii="Consolas" w:eastAsia="Times New Roman" w:hAnsi="Consolas" w:cs="Times New Roman"/>
+          <w:color w:val="3B3B3B"/>
+          <w:kern w:val="0"/>
+          <w:sz w:val="21"/>
+          <w:szCs w:val="21"/>
+          <w14:ligatures w14:val="none"/>
+        </w:rPr>
+        <w:t xml:space="preserve"> </w:t>
+      </w:r>
+      <w:r>
+        <w:rPr>
+          <w:rFonts w:ascii="Consolas" w:eastAsia="Times New Roman" w:hAnsi="Consolas" w:cs="Times New Roman"/>
+          <w:color w:val="0000FF"/>
+          <w:kern w:val="0"/>
+          <w:sz w:val="21"/>
+          <w:szCs w:val="21"/>
+          <w14:ligatures w14:val="none"/>
+        </w:rPr>
+        <w:t>new</w:t>
+      </w:r>
+      <w:r>
+        <w:rPr>
+          <w:rFonts w:ascii="Consolas" w:eastAsia="Times New Roman" w:hAnsi="Consolas" w:cs="Times New Roman"/>
+          <w:color w:val="3B3B3B"/>
+          <w:kern w:val="0"/>
+          <w:sz w:val="21"/>
+          <w:szCs w:val="21"/>
+          <w14:ligatures w14:val="none"/>
+        </w:rPr>
+        <w:t xml:space="preserve"> </w:t>
+      </w:r>
+      <w:proofErr w:type="gramStart"/>
+      <w:r>
+        <w:rPr>
+          <w:rFonts w:ascii="Consolas" w:eastAsia="Times New Roman" w:hAnsi="Consolas" w:cs="Times New Roman"/>
+          <w:color w:val="267F99"/>
+          <w:kern w:val="0"/>
+          <w:sz w:val="21"/>
+          <w:szCs w:val="21"/>
+          <w14:ligatures w14:val="none"/>
+        </w:rPr>
+        <w:t>Date</w:t>
+      </w:r>
+      <w:r>
+        <w:rPr>
+          <w:rFonts w:ascii="Consolas" w:eastAsia="Times New Roman" w:hAnsi="Consolas" w:cs="Times New Roman"/>
+          <w:color w:val="3B3B3B"/>
+          <w:kern w:val="0"/>
+          <w:sz w:val="21"/>
+          <w:szCs w:val="21"/>
+          <w14:ligatures w14:val="none"/>
+        </w:rPr>
+        <w:t>(</w:t>
+      </w:r>
+      <w:proofErr w:type="gramEnd"/>
+      <w:r>
+        <w:rPr>
+          <w:rFonts w:ascii="Consolas" w:eastAsia="Times New Roman" w:hAnsi="Consolas" w:cs="Times New Roman"/>
+          <w:color w:val="3B3B3B"/>
+          <w:kern w:val="0"/>
+          <w:sz w:val="21"/>
+          <w:szCs w:val="21"/>
+          <w14:ligatures w14:val="none"/>
+        </w:rPr>
+        <w:t>);</w:t>
+      </w:r>
+    </w:p>
+    <w:p>
+      <w:pPr>
+        <w:shd w:val="clear" w:color="auto" w:fill="FFFFFF"/>
+        <w:spacing w:after="0" w:line="285" w:lineRule="atLeast"/>
+        <w:rPr>
+          <w:rFonts w:ascii="Consolas" w:eastAsia="Times New Roman" w:hAnsi="Consolas" w:cs="Times New Roman"/>
+          <w:color w:val="3B3B3B"/>
+          <w:kern w:val="0"/>
+          <w:sz w:val="21"/>
+          <w:szCs w:val="21"/>
+          <w14:ligatures w14:val="none"/>
+        </w:rPr>
+      </w:pPr>
+      <w:r>
+        <w:rPr>
+          <w:rFonts w:ascii="Consolas" w:eastAsia="Times New Roman" w:hAnsi="Consolas" w:cs="Times New Roman"/>
+          <w:color w:val="3B3B3B"/>
+          <w:kern w:val="0"/>
+          <w:sz w:val="21"/>
+          <w:szCs w:val="21"/>
+          <w14:ligatures w14:val="none"/>
+        </w:rPr>
+        <w:t xml:space="preserve">      </w:t>
+      </w:r>
+      <w:r>
+        <w:rPr>
+          <w:rFonts w:ascii="Consolas" w:eastAsia="Times New Roman" w:hAnsi="Consolas" w:cs="Times New Roman"/>
+          <w:color w:val="0000FF"/>
+          <w:kern w:val="0"/>
+          <w:sz w:val="21"/>
+          <w:szCs w:val="21"/>
+          <w14:ligatures w14:val="none"/>
+        </w:rPr>
+        <w:t>const</w:t>
+      </w:r>
+      <w:r>
+        <w:rPr>
+          <w:rFonts w:ascii="Consolas" w:eastAsia="Times New Roman" w:hAnsi="Consolas" w:cs="Times New Roman"/>
+          <w:color w:val="3B3B3B"/>
+          <w:kern w:val="0"/>
+          <w:sz w:val="21"/>
+          <w:szCs w:val="21"/>
+          <w14:ligatures w14:val="none"/>
+        </w:rPr>
+        <w:t xml:space="preserve"> </w:t>
+      </w:r>
+      <w:r>
+        <w:rPr>
+          <w:rFonts w:ascii="Consolas" w:eastAsia="Times New Roman" w:hAnsi="Consolas" w:cs="Times New Roman"/>
+          <w:color w:val="0070C1"/>
+          <w:kern w:val="0"/>
+          <w:sz w:val="21"/>
+          <w:szCs w:val="21"/>
+          <w14:ligatures w14:val="none"/>
+        </w:rPr>
+        <w:t>age</w:t>
+      </w:r>
+      <w:r>
+        <w:rPr>
+          <w:rFonts w:ascii="Consolas" w:eastAsia="Times New Roman" w:hAnsi="Consolas" w:cs="Times New Roman"/>
+          <w:color w:val="3B3B3B"/>
+          <w:kern w:val="0"/>
+          <w:sz w:val="21"/>
+          <w:szCs w:val="21"/>
+          <w14:ligatures w14:val="none"/>
+        </w:rPr>
+        <w:t xml:space="preserve"> </w:t>
+      </w:r>
+      <w:r>
+        <w:rPr>
+          <w:rFonts w:ascii="Consolas" w:eastAsia="Times New Roman" w:hAnsi="Consolas" w:cs="Times New Roman"/>
+          <w:color w:val="000000"/>
+          <w:kern w:val="0"/>
+          <w:sz w:val="21"/>
+          <w:szCs w:val="21"/>
+          <w14:ligatures w14:val="none"/>
+        </w:rPr>
+        <w:t>=</w:t>
+      </w:r>
+      <w:r>
+        <w:rPr>
+          <w:rFonts w:ascii="Consolas" w:eastAsia="Times New Roman" w:hAnsi="Consolas" w:cs="Times New Roman"/>
+          <w:color w:val="3B3B3B"/>
+          <w:kern w:val="0"/>
+          <w:sz w:val="21"/>
+          <w:szCs w:val="21"/>
+          <w14:ligatures w14:val="none"/>
+        </w:rPr>
+        <w:t xml:space="preserve"> </w:t>
+      </w:r>
+      <w:proofErr w:type="gramStart"/>
+      <w:r>
+        <w:rPr>
+          <w:rFonts w:ascii="Consolas" w:eastAsia="Times New Roman" w:hAnsi="Consolas" w:cs="Times New Roman"/>
+          <w:color w:val="0070C1"/>
+          <w:kern w:val="0"/>
+          <w:sz w:val="21"/>
+          <w:szCs w:val="21"/>
+          <w14:ligatures w14:val="none"/>
+        </w:rPr>
+        <w:t>today</w:t>
+      </w:r>
+      <w:r>
+        <w:rPr>
+          <w:rFonts w:ascii="Consolas" w:eastAsia="Times New Roman" w:hAnsi="Consolas" w:cs="Times New Roman"/>
+          <w:color w:val="3B3B3B"/>
+          <w:kern w:val="0"/>
+          <w:sz w:val="21"/>
+          <w:szCs w:val="21"/>
+          <w14:ligatures w14:val="none"/>
+        </w:rPr>
+        <w:t>.</w:t>
+      </w:r>
+      <w:r>
+        <w:rPr>
+          <w:rFonts w:ascii="Consolas" w:eastAsia="Times New Roman" w:hAnsi="Consolas" w:cs="Times New Roman"/>
+          <w:color w:val="795E26"/>
+          <w:kern w:val="0"/>
+          <w:sz w:val="21"/>
+          <w:szCs w:val="21"/>
+          <w14:ligatures w14:val="none"/>
+        </w:rPr>
+        <w:t>getFullYear</w:t>
+      </w:r>
+      <w:proofErr w:type="gramEnd"/>
+      <w:r>
+        <w:rPr>
+          <w:rFonts w:ascii="Consolas" w:eastAsia="Times New Roman" w:hAnsi="Consolas" w:cs="Times New Roman"/>
+          <w:color w:val="3B3B3B"/>
+          <w:kern w:val="0"/>
+          <w:sz w:val="21"/>
+          <w:szCs w:val="21"/>
+          <w14:ligatures w14:val="none"/>
+        </w:rPr>
+        <w:t xml:space="preserve">() </w:t>
+      </w:r>
+      <w:r>
+        <w:rPr>
+          <w:rFonts w:ascii="Consolas" w:eastAsia="Times New Roman" w:hAnsi="Consolas" w:cs="Times New Roman"/>
+          <w:color w:val="000000"/>
+          <w:kern w:val="0"/>
+          <w:sz w:val="21"/>
+          <w:szCs w:val="21"/>
+          <w14:ligatures w14:val="none"/>
+        </w:rPr>
+        <w:t>-</w:t>
+      </w:r>
+      <w:r>
+        <w:rPr>
+          <w:rFonts w:ascii="Consolas" w:eastAsia="Times New Roman" w:hAnsi="Consolas" w:cs="Times New Roman"/>
+          <w:color w:val="3B3B3B"/>
+          <w:kern w:val="0"/>
+          <w:sz w:val="21"/>
+          <w:szCs w:val="21"/>
+          <w14:ligatures w14:val="none"/>
+        </w:rPr>
+        <w:t xml:space="preserve"> </w:t>
+      </w:r>
+      <w:r>
+        <w:rPr>
+          <w:rFonts w:ascii="Consolas" w:eastAsia="Times New Roman" w:hAnsi="Consolas" w:cs="Times New Roman"/>
+          <w:color w:val="0070C1"/>
+          <w:kern w:val="0"/>
+          <w:sz w:val="21"/>
+          <w:szCs w:val="21"/>
+          <w14:ligatures w14:val="none"/>
+        </w:rPr>
+        <w:t>birthDate</w:t>
+      </w:r>
+      <w:r>
+        <w:rPr>
+          <w:rFonts w:ascii="Consolas" w:eastAsia="Times New Roman" w:hAnsi="Consolas" w:cs="Times New Roman"/>
+          <w:color w:val="3B3B3B"/>
+          <w:kern w:val="0"/>
+          <w:sz w:val="21"/>
+          <w:szCs w:val="21"/>
+          <w14:ligatures w14:val="none"/>
+        </w:rPr>
+        <w:t>.</w:t>
+      </w:r>
+      <w:r>
+        <w:rPr>
+          <w:rFonts w:ascii="Consolas" w:eastAsia="Times New Roman" w:hAnsi="Consolas" w:cs="Times New Roman"/>
+          <w:color w:val="795E26"/>
+          <w:kern w:val="0"/>
+          <w:sz w:val="21"/>
+          <w:szCs w:val="21"/>
+          <w14:ligatures w14:val="none"/>
+        </w:rPr>
+        <w:t>getFullYear</w:t>
+      </w:r>
+      <w:r>
+        <w:rPr>
+          <w:rFonts w:ascii="Consolas" w:eastAsia="Times New Roman" w:hAnsi="Consolas" w:cs="Times New Roman"/>
+          <w:color w:val="3B3B3B"/>
+          <w:kern w:val="0"/>
+          <w:sz w:val="21"/>
+          <w:szCs w:val="21"/>
+          <w14:ligatures w14:val="none"/>
+        </w:rPr>
+        <w:t>();</w:t>
+      </w:r>
+    </w:p>
+    <w:p>
+      <w:pPr>
+        <w:shd w:val="clear" w:color="auto" w:fill="FFFFFF"/>
+        <w:spacing w:after="0" w:line="285" w:lineRule="atLeast"/>
+        <w:rPr>
+          <w:rFonts w:ascii="Consolas" w:eastAsia="Times New Roman" w:hAnsi="Consolas" w:cs="Times New Roman"/>
+          <w:color w:val="3B3B3B"/>
+          <w:kern w:val="0"/>
+          <w:sz w:val="21"/>
+          <w:szCs w:val="21"/>
+          <w14:ligatures w14:val="none"/>
+        </w:rPr>
+      </w:pPr>
+      <w:r>
+        <w:rPr>
+          <w:rFonts w:ascii="Consolas" w:eastAsia="Times New Roman" w:hAnsi="Consolas" w:cs="Times New Roman"/>
+          <w:color w:val="3B3B3B"/>
+          <w:kern w:val="0"/>
+          <w:sz w:val="21"/>
+          <w:szCs w:val="21"/>
+          <w14:ligatures w14:val="none"/>
+        </w:rPr>
+        <w:t xml:space="preserve">      </w:t>
+      </w:r>
+      <w:r>
+        <w:rPr>
+          <w:rFonts w:ascii="Consolas" w:eastAsia="Times New Roman" w:hAnsi="Consolas" w:cs="Times New Roman"/>
+          <w:color w:val="AF00DB"/>
+          <w:kern w:val="0"/>
+          <w:sz w:val="21"/>
+          <w:szCs w:val="21"/>
+          <w14:ligatures w14:val="none"/>
+        </w:rPr>
+        <w:t>if</w:t>
+      </w:r>
+      <w:r>
+        <w:rPr>
+          <w:rFonts w:ascii="Consolas" w:eastAsia="Times New Roman" w:hAnsi="Consolas" w:cs="Times New Roman"/>
+          <w:color w:val="3B3B3B"/>
+          <w:kern w:val="0"/>
+          <w:sz w:val="21"/>
+          <w:szCs w:val="21"/>
+          <w14:ligatures w14:val="none"/>
+        </w:rPr>
+        <w:t xml:space="preserve"> (</w:t>
+      </w:r>
+      <w:r>
+        <w:rPr>
+          <w:rFonts w:ascii="Consolas" w:eastAsia="Times New Roman" w:hAnsi="Consolas" w:cs="Times New Roman"/>
+          <w:color w:val="0070C1"/>
+          <w:kern w:val="0"/>
+          <w:sz w:val="21"/>
+          <w:szCs w:val="21"/>
+          <w14:ligatures w14:val="none"/>
+        </w:rPr>
+        <w:t>age</w:t>
+      </w:r>
+      <w:r>
+        <w:rPr>
+          <w:rFonts w:ascii="Consolas" w:eastAsia="Times New Roman" w:hAnsi="Consolas" w:cs="Times New Roman"/>
+          <w:color w:val="3B3B3B"/>
+          <w:kern w:val="0"/>
+          <w:sz w:val="21"/>
+          <w:szCs w:val="21"/>
+          <w14:ligatures w14:val="none"/>
+        </w:rPr>
+        <w:t xml:space="preserve"> </w:t>
+      </w:r>
+      <w:r>
+        <w:rPr>
+          <w:rFonts w:ascii="Consolas" w:eastAsia="Times New Roman" w:hAnsi="Consolas" w:cs="Times New Roman"/>
+          <w:color w:val="000000"/>
+          <w:kern w:val="0"/>
+          <w:sz w:val="21"/>
+          <w:szCs w:val="21"/>
+          <w14:ligatures w14:val="none"/>
+        </w:rPr>
+        <w:t>&lt;</w:t>
+      </w:r>
+      <w:r>
+        <w:rPr>
+          <w:rFonts w:ascii="Consolas" w:eastAsia="Times New Roman" w:hAnsi="Consolas" w:cs="Times New Roman"/>
+          <w:color w:val="3B3B3B"/>
+          <w:kern w:val="0"/>
+          <w:sz w:val="21"/>
+          <w:szCs w:val="21"/>
+          <w14:ligatures w14:val="none"/>
+        </w:rPr>
+        <w:t xml:space="preserve"> </w:t>
+      </w:r>
+      <w:r>
+        <w:rPr>
+          <w:rFonts w:ascii="Consolas" w:eastAsia="Times New Roman" w:hAnsi="Consolas" w:cs="Times New Roman"/>
+          <w:color w:val="098658"/>
+          <w:kern w:val="0"/>
+          <w:sz w:val="21"/>
+          <w:szCs w:val="21"/>
+          <w14:ligatures w14:val="none"/>
+        </w:rPr>
+        <w:t>18</w:t>
+      </w:r>
+      <w:r>
+        <w:rPr>
+          <w:rFonts w:ascii="Consolas" w:eastAsia="Times New Roman" w:hAnsi="Consolas" w:cs="Times New Roman"/>
+          <w:color w:val="3B3B3B"/>
+          <w:kern w:val="0"/>
+          <w:sz w:val="21"/>
+          <w:szCs w:val="21"/>
+          <w14:ligatures w14:val="none"/>
+        </w:rPr>
+        <w:t>) {</w:t>
+      </w:r>
+    </w:p>
+    <w:p>
+      <w:pPr>
+        <w:shd w:val="clear" w:color="auto" w:fill="FFFFFF"/>
+        <w:spacing w:after="0" w:line="285" w:lineRule="atLeast"/>
+        <w:rPr>
+          <w:rFonts w:ascii="Consolas" w:eastAsia="Times New Roman" w:hAnsi="Consolas" w:cs="Times New Roman"/>
+          <w:color w:val="3B3B3B"/>
+          <w:kern w:val="0"/>
+          <w:sz w:val="21"/>
+          <w:szCs w:val="21"/>
+          <w14:ligatures w14:val="none"/>
+        </w:rPr>
+      </w:pPr>
+      <w:r>
+        <w:rPr>
+          <w:rFonts w:ascii="Consolas" w:eastAsia="Times New Roman" w:hAnsi="Consolas" w:cs="Times New Roman"/>
+          <w:color w:val="3B3B3B"/>
+          <w:kern w:val="0"/>
+          <w:sz w:val="21"/>
+          <w:szCs w:val="21"/>
+          <w14:ligatures w14:val="none"/>
+        </w:rPr>
+        <w:t xml:space="preserve">        </w:t>
+      </w:r>
+      <w:r>
+        <w:rPr>
+          <w:rFonts w:ascii="Consolas" w:eastAsia="Times New Roman" w:hAnsi="Consolas" w:cs="Times New Roman"/>
+          <w:color w:val="AF00DB"/>
+          <w:kern w:val="0"/>
+          <w:sz w:val="21"/>
+          <w:szCs w:val="21"/>
+          <w14:ligatures w14:val="none"/>
+        </w:rPr>
+        <w:t>throw</w:t>
+      </w:r>
+      <w:r>
+        <w:rPr>
+          <w:rFonts w:ascii="Consolas" w:eastAsia="Times New Roman" w:hAnsi="Consolas" w:cs="Times New Roman"/>
+          <w:color w:val="3B3B3B"/>
+          <w:kern w:val="0"/>
+          <w:sz w:val="21"/>
+          <w:szCs w:val="21"/>
+          <w14:ligatures w14:val="none"/>
+        </w:rPr>
+        <w:t xml:space="preserve"> </w:t>
+      </w:r>
+      <w:r>
+        <w:rPr>
+          <w:rFonts w:ascii="Consolas" w:eastAsia="Times New Roman" w:hAnsi="Consolas" w:cs="Times New Roman"/>
+          <w:color w:val="0000FF"/>
+          <w:kern w:val="0"/>
+          <w:sz w:val="21"/>
+          <w:szCs w:val="21"/>
+          <w14:ligatures w14:val="none"/>
+        </w:rPr>
+        <w:t>new</w:t>
+      </w:r>
+      <w:r>
+        <w:rPr>
+          <w:rFonts w:ascii="Consolas" w:eastAsia="Times New Roman" w:hAnsi="Consolas" w:cs="Times New Roman"/>
+          <w:color w:val="3B3B3B"/>
+          <w:kern w:val="0"/>
+          <w:sz w:val="21"/>
+          <w:szCs w:val="21"/>
+          <w14:ligatures w14:val="none"/>
+        </w:rPr>
+        <w:t xml:space="preserve"> </w:t>
+      </w:r>
+      <w:proofErr w:type="gramStart"/>
+      <w:r>
+        <w:rPr>
+          <w:rFonts w:ascii="Consolas" w:eastAsia="Times New Roman" w:hAnsi="Consolas" w:cs="Times New Roman"/>
+          <w:color w:val="267F99"/>
+          <w:kern w:val="0"/>
+          <w:sz w:val="21"/>
+          <w:szCs w:val="21"/>
+          <w14:ligatures w14:val="none"/>
+        </w:rPr>
+        <w:t>Error</w:t>
+      </w:r>
+      <w:r>
+        <w:rPr>
+          <w:rFonts w:ascii="Consolas" w:eastAsia="Times New Roman" w:hAnsi="Consolas" w:cs="Times New Roman"/>
+          <w:color w:val="3B3B3B"/>
+          <w:kern w:val="0"/>
+          <w:sz w:val="21"/>
+          <w:szCs w:val="21"/>
+          <w14:ligatures w14:val="none"/>
+        </w:rPr>
+        <w:t>(</w:t>
+      </w:r>
+      <w:proofErr w:type="gramEnd"/>
+      <w:r>
+        <w:rPr>
+          <w:rFonts w:ascii="Consolas" w:eastAsia="Times New Roman" w:hAnsi="Consolas" w:cs="Times New Roman"/>
+          <w:color w:val="A31515"/>
+          <w:kern w:val="0"/>
+          <w:sz w:val="21"/>
+          <w:szCs w:val="21"/>
+          <w14:ligatures w14:val="none"/>
+        </w:rPr>
+        <w:t>'Must be at least 18 years old'</w:t>
+      </w:r>
+      <w:r>
+        <w:rPr>
+          <w:rFonts w:ascii="Consolas" w:eastAsia="Times New Roman" w:hAnsi="Consolas" w:cs="Times New Roman"/>
+          <w:color w:val="3B3B3B"/>
+          <w:kern w:val="0"/>
+          <w:sz w:val="21"/>
+          <w:szCs w:val="21"/>
+          <w14:ligatures w14:val="none"/>
+        </w:rPr>
+        <w:t>);</w:t>
+      </w:r>
+    </w:p>
+    <w:p>
+      <w:pPr>
+        <w:shd w:val="clear" w:color="auto" w:fill="FFFFFF"/>
+        <w:spacing w:after="0" w:line="285" w:lineRule="atLeast"/>
+        <w:rPr>
+          <w:rFonts w:ascii="Consolas" w:eastAsia="Times New Roman" w:hAnsi="Consolas" w:cs="Times New Roman"/>
+          <w:color w:val="3B3B3B"/>
+          <w:kern w:val="0"/>
+          <w:sz w:val="21"/>
+          <w:szCs w:val="21"/>
+          <w14:ligatures w14:val="none"/>
+        </w:rPr>
+      </w:pPr>
+      <w:r>
+        <w:rPr>
+          <w:rFonts w:ascii="Consolas" w:eastAsia="Times New Roman" w:hAnsi="Consolas" w:cs="Times New Roman"/>
+          <w:color w:val="3B3B3B"/>
+          <w:kern w:val="0"/>
+          <w:sz w:val="21"/>
+          <w:szCs w:val="21"/>
+          <w14:ligatures w14:val="none"/>
+        </w:rPr>
+        <w:t>      }</w:t>
+      </w:r>
+    </w:p>
+    <w:p>
+      <w:pPr>
+        <w:shd w:val="clear" w:color="auto" w:fill="FFFFFF"/>
+        <w:spacing w:after="0" w:line="285" w:lineRule="atLeast"/>
+        <w:rPr>
+          <w:rFonts w:ascii="Consolas" w:eastAsia="Times New Roman" w:hAnsi="Consolas" w:cs="Times New Roman"/>
+          <w:color w:val="3B3B3B"/>
+          <w:kern w:val="0"/>
+          <w:sz w:val="21"/>
+          <w:szCs w:val="21"/>
+          <w14:ligatures w14:val="none"/>
+        </w:rPr>
+      </w:pPr>
+      <w:r>
+        <w:rPr>
+          <w:rFonts w:ascii="Consolas" w:eastAsia="Times New Roman" w:hAnsi="Consolas" w:cs="Times New Roman"/>
+          <w:color w:val="3B3B3B"/>
+          <w:kern w:val="0"/>
+          <w:sz w:val="21"/>
+          <w:szCs w:val="21"/>
+          <w14:ligatures w14:val="none"/>
+        </w:rPr>
+        <w:t xml:space="preserve">      </w:t>
+      </w:r>
+      <w:r>
+        <w:rPr>
+          <w:rFonts w:ascii="Consolas" w:eastAsia="Times New Roman" w:hAnsi="Consolas" w:cs="Times New Roman"/>
+          <w:color w:val="AF00DB"/>
+          <w:kern w:val="0"/>
+          <w:sz w:val="21"/>
+          <w:szCs w:val="21"/>
+          <w14:ligatures w14:val="none"/>
+        </w:rPr>
+        <w:t>return</w:t>
+      </w:r>
+      <w:r>
+        <w:rPr>
+          <w:rFonts w:ascii="Consolas" w:eastAsia="Times New Roman" w:hAnsi="Consolas" w:cs="Times New Roman"/>
+          <w:color w:val="3B3B3B"/>
+          <w:kern w:val="0"/>
+          <w:sz w:val="21"/>
+          <w:szCs w:val="21"/>
+          <w14:ligatures w14:val="none"/>
+        </w:rPr>
+        <w:t xml:space="preserve"> </w:t>
+      </w:r>
+      <w:r>
+        <w:rPr>
+          <w:rFonts w:ascii="Consolas" w:eastAsia="Times New Roman" w:hAnsi="Consolas" w:cs="Times New Roman"/>
+          <w:color w:val="0000FF"/>
+          <w:kern w:val="0"/>
+          <w:sz w:val="21"/>
+          <w:szCs w:val="21"/>
+          <w14:ligatures w14:val="none"/>
+        </w:rPr>
+        <w:t>true</w:t>
+      </w:r>
+      <w:r>
+        <w:rPr>
+          <w:rFonts w:ascii="Consolas" w:eastAsia="Times New Roman" w:hAnsi="Consolas" w:cs="Times New Roman"/>
+          <w:color w:val="3B3B3B"/>
+          <w:kern w:val="0"/>
+          <w:sz w:val="21"/>
+          <w:szCs w:val="21"/>
+          <w14:ligatures w14:val="none"/>
+        </w:rPr>
+        <w:t>;</w:t>
+      </w:r>
+    </w:p>
+    <w:p>
+      <w:pPr>
+        <w:shd w:val="clear" w:color="auto" w:fill="FFFFFF"/>
+        <w:spacing w:after="0" w:line="285" w:lineRule="atLeast"/>
+        <w:rPr>
+          <w:rFonts w:ascii="Consolas" w:eastAsia="Times New Roman" w:hAnsi="Consolas" w:cs="Times New Roman"/>
+          <w:color w:val="3B3B3B"/>
+          <w:kern w:val="0"/>
+          <w:sz w:val="21"/>
+          <w:szCs w:val="21"/>
+          <w14:ligatures w14:val="none"/>
+        </w:rPr>
+      </w:pPr>
+      <w:r>
+        <w:rPr>
+          <w:rFonts w:ascii="Consolas" w:eastAsia="Times New Roman" w:hAnsi="Consolas" w:cs="Times New Roman"/>
+          <w:color w:val="3B3B3B"/>
+          <w:kern w:val="0"/>
+          <w:sz w:val="21"/>
+          <w:szCs w:val="21"/>
+          <w14:ligatures w14:val="none"/>
+        </w:rPr>
+        <w:t>    }),</w:t>
+      </w:r>
+    </w:p>
+    <w:p>
+      <w:pPr>
+        <w:shd w:val="clear" w:color="auto" w:fill="FFFFFF"/>
+        <w:spacing w:after="0" w:line="285" w:lineRule="atLeast"/>
+        <w:rPr>
+          <w:rFonts w:ascii="Consolas" w:eastAsia="Times New Roman" w:hAnsi="Consolas" w:cs="Times New Roman"/>
+          <w:color w:val="3B3B3B"/>
+          <w:kern w:val="0"/>
+          <w:sz w:val="21"/>
+          <w:szCs w:val="21"/>
+          <w14:ligatures w14:val="none"/>
+        </w:rPr>
+      </w:pPr>
+      <w:r>
+        <w:rPr>
+          <w:rFonts w:ascii="Consolas" w:eastAsia="Times New Roman" w:hAnsi="Consolas" w:cs="Times New Roman"/>
+          <w:color w:val="3B3B3B"/>
+          <w:kern w:val="0"/>
+          <w:sz w:val="21"/>
+          <w:szCs w:val="21"/>
+          <w14:ligatures w14:val="none"/>
+        </w:rPr>
+        <w:t xml:space="preserve">  </w:t>
+      </w:r>
+    </w:p>
+    <w:p>
+      <w:pPr>
+        <w:shd w:val="clear" w:color="auto" w:fill="FFFFFF"/>
+        <w:spacing w:after="0" w:line="285" w:lineRule="atLeast"/>
+        <w:rPr>
+          <w:rFonts w:ascii="Consolas" w:eastAsia="Times New Roman" w:hAnsi="Consolas" w:cs="Times New Roman"/>
+          <w:color w:val="3B3B3B"/>
+          <w:kern w:val="0"/>
+          <w:sz w:val="21"/>
+          <w:szCs w:val="21"/>
+          <w14:ligatures w14:val="none"/>
+        </w:rPr>
+      </w:pPr>
+      <w:r>
+        <w:rPr>
+          <w:rFonts w:ascii="Consolas" w:eastAsia="Times New Roman" w:hAnsi="Consolas" w:cs="Times New Roman"/>
+          <w:color w:val="3B3B3B"/>
+          <w:kern w:val="0"/>
+          <w:sz w:val="21"/>
+          <w:szCs w:val="21"/>
+          <w14:ligatures w14:val="none"/>
+        </w:rPr>
+        <w:t xml:space="preserve">  </w:t>
+      </w:r>
+      <w:r>
+        <w:rPr>
+          <w:rFonts w:ascii="Consolas" w:eastAsia="Times New Roman" w:hAnsi="Consolas" w:cs="Times New Roman"/>
+          <w:color w:val="795E26"/>
+          <w:kern w:val="0"/>
+          <w:sz w:val="21"/>
+          <w:szCs w:val="21"/>
+          <w14:ligatures w14:val="none"/>
+        </w:rPr>
+        <w:t>body</w:t>
+      </w:r>
+      <w:r>
+        <w:rPr>
+          <w:rFonts w:ascii="Consolas" w:eastAsia="Times New Roman" w:hAnsi="Consolas" w:cs="Times New Roman"/>
+          <w:color w:val="3B3B3B"/>
+          <w:kern w:val="0"/>
+          <w:sz w:val="21"/>
+          <w:szCs w:val="21"/>
+          <w14:ligatures w14:val="none"/>
+        </w:rPr>
+        <w:t>(</w:t>
+      </w:r>
+      <w:r>
+        <w:rPr>
+          <w:rFonts w:ascii="Consolas" w:eastAsia="Times New Roman" w:hAnsi="Consolas" w:cs="Times New Roman"/>
+          <w:color w:val="A31515"/>
+          <w:kern w:val="0"/>
+          <w:sz w:val="21"/>
+          <w:szCs w:val="21"/>
+          <w14:ligatures w14:val="none"/>
+        </w:rPr>
+        <w:t>'confirmPassword'</w:t>
+      </w:r>
+      <w:r>
+        <w:rPr>
+          <w:rFonts w:ascii="Consolas" w:eastAsia="Times New Roman" w:hAnsi="Consolas" w:cs="Times New Roman"/>
+          <w:color w:val="3B3B3B"/>
+          <w:kern w:val="0"/>
+          <w:sz w:val="21"/>
+          <w:szCs w:val="21"/>
+          <w14:ligatures w14:val="none"/>
+        </w:rPr>
+        <w:t>)</w:t>
+      </w:r>
+    </w:p>
+    <w:p>
+      <w:pPr>
+        <w:shd w:val="clear" w:color="auto" w:fill="FFFFFF"/>
+        <w:spacing w:after="0" w:line="285" w:lineRule="atLeast"/>
+        <w:rPr>
+          <w:rFonts w:ascii="Consolas" w:eastAsia="Times New Roman" w:hAnsi="Consolas" w:cs="Times New Roman"/>
+          <w:color w:val="3B3B3B"/>
+          <w:kern w:val="0"/>
+          <w:sz w:val="21"/>
+          <w:szCs w:val="21"/>
+          <w14:ligatures w14:val="none"/>
+        </w:rPr>
+      </w:pPr>
+      <w:r>
+        <w:rPr>
+          <w:rFonts w:ascii="Consolas" w:eastAsia="Times New Roman" w:hAnsi="Consolas" w:cs="Times New Roman"/>
+          <w:color w:val="3B3B3B"/>
+          <w:kern w:val="0"/>
+          <w:sz w:val="21"/>
+          <w:szCs w:val="21"/>
+          <w14:ligatures w14:val="none"/>
+        </w:rPr>
+        <w:t xml:space="preserve">    </w:t>
+      </w:r>
+      <w:proofErr w:type="gramStart"/>
+      <w:r>
+        <w:rPr>
+          <w:rFonts w:ascii="Consolas" w:eastAsia="Times New Roman" w:hAnsi="Consolas" w:cs="Times New Roman"/>
+          <w:color w:val="3B3B3B"/>
+          <w:kern w:val="0"/>
+          <w:sz w:val="21"/>
+          <w:szCs w:val="21"/>
+          <w14:ligatures w14:val="none"/>
+        </w:rPr>
+        <w:t>.</w:t>
+      </w:r>
+      <w:r>
+        <w:rPr>
+          <w:rFonts w:ascii="Consolas" w:eastAsia="Times New Roman" w:hAnsi="Consolas" w:cs="Times New Roman"/>
+          <w:color w:val="795E26"/>
+          <w:kern w:val="0"/>
+          <w:sz w:val="21"/>
+          <w:szCs w:val="21"/>
+          <w14:ligatures w14:val="none"/>
+        </w:rPr>
+        <w:t>custom</w:t>
+      </w:r>
+      <w:proofErr w:type="gramEnd"/>
+      <w:r>
+        <w:rPr>
+          <w:rFonts w:ascii="Consolas" w:eastAsia="Times New Roman" w:hAnsi="Consolas" w:cs="Times New Roman"/>
+          <w:color w:val="3B3B3B"/>
+          <w:kern w:val="0"/>
+          <w:sz w:val="21"/>
+          <w:szCs w:val="21"/>
+          <w14:ligatures w14:val="none"/>
+        </w:rPr>
+        <w:t>((</w:t>
+      </w:r>
+      <w:r>
+        <w:rPr>
+          <w:rFonts w:ascii="Consolas" w:eastAsia="Times New Roman" w:hAnsi="Consolas" w:cs="Times New Roman"/>
+          <w:color w:val="001080"/>
+          <w:kern w:val="0"/>
+          <w:sz w:val="21"/>
+          <w:szCs w:val="21"/>
+          <w14:ligatures w14:val="none"/>
+        </w:rPr>
+        <w:t>value</w:t>
+      </w:r>
+      <w:r>
+        <w:rPr>
+          <w:rFonts w:ascii="Consolas" w:eastAsia="Times New Roman" w:hAnsi="Consolas" w:cs="Times New Roman"/>
+          <w:color w:val="3B3B3B"/>
+          <w:kern w:val="0"/>
+          <w:sz w:val="21"/>
+          <w:szCs w:val="21"/>
+          <w14:ligatures w14:val="none"/>
+        </w:rPr>
+        <w:t xml:space="preserve">, </w:t>
+      </w:r>
+      <w:proofErr w:type="gramStart"/>
+      <w:r>
+        <w:rPr>
+          <w:rFonts w:ascii="Consolas" w:eastAsia="Times New Roman" w:hAnsi="Consolas" w:cs="Times New Roman"/>
+          <w:color w:val="3B3B3B"/>
+          <w:kern w:val="0"/>
+          <w:sz w:val="21"/>
+          <w:szCs w:val="21"/>
+          <w14:ligatures w14:val="none"/>
+        </w:rPr>
+        <w:t xml:space="preserve">{ </w:t>
+      </w:r>
+      <w:r>
+        <w:rPr>
+          <w:rFonts w:ascii="Consolas" w:eastAsia="Times New Roman" w:hAnsi="Consolas" w:cs="Times New Roman"/>
+          <w:color w:val="001080"/>
+          <w:kern w:val="0"/>
+          <w:sz w:val="21"/>
+          <w:szCs w:val="21"/>
+          <w14:ligatures w14:val="none"/>
+        </w:rPr>
+        <w:t>req</w:t>
+      </w:r>
+      <w:proofErr w:type="gramEnd"/>
+      <w:r>
+        <w:rPr>
+          <w:rFonts w:ascii="Consolas" w:eastAsia="Times New Roman" w:hAnsi="Consolas" w:cs="Times New Roman"/>
+          <w:color w:val="3B3B3B"/>
+          <w:kern w:val="0"/>
+          <w:sz w:val="21"/>
+          <w:szCs w:val="21"/>
+          <w14:ligatures w14:val="none"/>
+        </w:rPr>
+        <w:t xml:space="preserve"> }) </w:t>
+      </w:r>
+      <w:r>
+        <w:rPr>
+          <w:rFonts w:ascii="Consolas" w:eastAsia="Times New Roman" w:hAnsi="Consolas" w:cs="Times New Roman"/>
+          <w:color w:val="0000FF"/>
+          <w:kern w:val="0"/>
+          <w:sz w:val="21"/>
+          <w:szCs w:val="21"/>
+          <w14:ligatures w14:val="none"/>
+        </w:rPr>
+        <w:t>=&gt;</w:t>
+      </w:r>
+      <w:r>
+        <w:rPr>
+          <w:rFonts w:ascii="Consolas" w:eastAsia="Times New Roman" w:hAnsi="Consolas" w:cs="Times New Roman"/>
+          <w:color w:val="3B3B3B"/>
+          <w:kern w:val="0"/>
+          <w:sz w:val="21"/>
+          <w:szCs w:val="21"/>
+          <w14:ligatures w14:val="none"/>
+        </w:rPr>
+        <w:t xml:space="preserve"> {</w:t>
+      </w:r>
+    </w:p>
+    <w:p>
+      <w:pPr>
+        <w:shd w:val="clear" w:color="auto" w:fill="FFFFFF"/>
+        <w:spacing w:after="0" w:line="285" w:lineRule="atLeast"/>
+        <w:rPr>
+          <w:rFonts w:ascii="Consolas" w:eastAsia="Times New Roman" w:hAnsi="Consolas" w:cs="Times New Roman"/>
+          <w:color w:val="3B3B3B"/>
+          <w:kern w:val="0"/>
+          <w:sz w:val="21"/>
+          <w:szCs w:val="21"/>
+          <w14:ligatures w14:val="none"/>
+        </w:rPr>
+      </w:pPr>
+      <w:r>
+        <w:rPr>
+          <w:rFonts w:ascii="Consolas" w:eastAsia="Times New Roman" w:hAnsi="Consolas" w:cs="Times New Roman"/>
+          <w:color w:val="3B3B3B"/>
+          <w:kern w:val="0"/>
+          <w:sz w:val="21"/>
+          <w:szCs w:val="21"/>
+          <w14:ligatures w14:val="none"/>
+        </w:rPr>
+        <w:t xml:space="preserve">      </w:t>
+      </w:r>
+      <w:r>
+        <w:rPr>
+          <w:rFonts w:ascii="Consolas" w:eastAsia="Times New Roman" w:hAnsi="Consolas" w:cs="Times New Roman"/>
+          <w:color w:val="AF00DB"/>
+          <w:kern w:val="0"/>
+          <w:sz w:val="21"/>
+          <w:szCs w:val="21"/>
+          <w14:ligatures w14:val="none"/>
+        </w:rPr>
+        <w:t>if</w:t>
+      </w:r>
+      <w:r>
+        <w:rPr>
+          <w:rFonts w:ascii="Consolas" w:eastAsia="Times New Roman" w:hAnsi="Consolas" w:cs="Times New Roman"/>
+          <w:color w:val="3B3B3B"/>
+          <w:kern w:val="0"/>
+          <w:sz w:val="21"/>
+          <w:szCs w:val="21"/>
+          <w14:ligatures w14:val="none"/>
+        </w:rPr>
+        <w:t xml:space="preserve"> (</w:t>
+      </w:r>
+      <w:proofErr w:type="gramStart"/>
+      <w:r>
+        <w:rPr>
+          <w:rFonts w:ascii="Consolas" w:eastAsia="Times New Roman" w:hAnsi="Consolas" w:cs="Times New Roman"/>
+          <w:color w:val="001080"/>
+          <w:kern w:val="0"/>
+          <w:sz w:val="21"/>
+          <w:szCs w:val="21"/>
+          <w14:ligatures w14:val="none"/>
+        </w:rPr>
+        <w:t>value</w:t>
+      </w:r>
+      <w:r>
+        <w:rPr>
+          <w:rFonts w:ascii="Consolas" w:eastAsia="Times New Roman" w:hAnsi="Consolas" w:cs="Times New Roman"/>
+          <w:color w:val="3B3B3B"/>
+          <w:kern w:val="0"/>
+          <w:sz w:val="21"/>
+          <w:szCs w:val="21"/>
+          <w14:ligatures w14:val="none"/>
+        </w:rPr>
+        <w:t xml:space="preserve"> </w:t>
+      </w:r>
+      <w:r>
+        <w:rPr>
+          <w:rFonts w:ascii="Consolas" w:eastAsia="Times New Roman" w:hAnsi="Consolas" w:cs="Times New Roman"/>
+          <w:color w:val="000000"/>
+          <w:kern w:val="0"/>
+          <w:sz w:val="21"/>
+          <w:szCs w:val="21"/>
+          <w14:ligatures w14:val="none"/>
+        </w:rPr>
+        <w:t>!</w:t>
+      </w:r>
+      <w:proofErr w:type="gramEnd"/>
+      <w:r>
+        <w:rPr>
+          <w:rFonts w:ascii="Consolas" w:eastAsia="Times New Roman" w:hAnsi="Consolas" w:cs="Times New Roman"/>
+          <w:color w:val="000000"/>
+          <w:kern w:val="0"/>
+          <w:sz w:val="21"/>
+          <w:szCs w:val="21"/>
+          <w14:ligatures w14:val="none"/>
+        </w:rPr>
+        <w:t>==</w:t>
+      </w:r>
+      <w:r>
+        <w:rPr>
+          <w:rFonts w:ascii="Consolas" w:eastAsia="Times New Roman" w:hAnsi="Consolas" w:cs="Times New Roman"/>
+          <w:color w:val="3B3B3B"/>
+          <w:kern w:val="0"/>
+          <w:sz w:val="21"/>
+          <w:szCs w:val="21"/>
+          <w14:ligatures w14:val="none"/>
+        </w:rPr>
+        <w:t xml:space="preserve"> </w:t>
+      </w:r>
+      <w:proofErr w:type="gramStart"/>
+      <w:r>
+        <w:rPr>
+          <w:rFonts w:ascii="Consolas" w:eastAsia="Times New Roman" w:hAnsi="Consolas" w:cs="Times New Roman"/>
+          <w:color w:val="001080"/>
+          <w:kern w:val="0"/>
+          <w:sz w:val="21"/>
+          <w:szCs w:val="21"/>
+          <w14:ligatures w14:val="none"/>
+        </w:rPr>
+        <w:t>req</w:t>
+      </w:r>
+      <w:r>
+        <w:rPr>
+          <w:rFonts w:ascii="Consolas" w:eastAsia="Times New Roman" w:hAnsi="Consolas" w:cs="Times New Roman"/>
+          <w:color w:val="3B3B3B"/>
+          <w:kern w:val="0"/>
+          <w:sz w:val="21"/>
+          <w:szCs w:val="21"/>
+          <w14:ligatures w14:val="none"/>
+        </w:rPr>
+        <w:t>.</w:t>
+      </w:r>
+      <w:r>
+        <w:rPr>
+          <w:rFonts w:ascii="Consolas" w:eastAsia="Times New Roman" w:hAnsi="Consolas" w:cs="Times New Roman"/>
+          <w:color w:val="001080"/>
+          <w:kern w:val="0"/>
+          <w:sz w:val="21"/>
+          <w:szCs w:val="21"/>
+          <w14:ligatures w14:val="none"/>
+        </w:rPr>
+        <w:t>body</w:t>
+      </w:r>
+      <w:proofErr w:type="gramEnd"/>
+      <w:r>
+        <w:rPr>
+          <w:rFonts w:ascii="Consolas" w:eastAsia="Times New Roman" w:hAnsi="Consolas" w:cs="Times New Roman"/>
+          <w:color w:val="3B3B3B"/>
+          <w:kern w:val="0"/>
+          <w:sz w:val="21"/>
+          <w:szCs w:val="21"/>
+          <w14:ligatures w14:val="none"/>
+        </w:rPr>
+        <w:t>.</w:t>
+      </w:r>
+      <w:r>
+        <w:rPr>
+          <w:rFonts w:ascii="Consolas" w:eastAsia="Times New Roman" w:hAnsi="Consolas" w:cs="Times New Roman"/>
+          <w:color w:val="001080"/>
+          <w:kern w:val="0"/>
+          <w:sz w:val="21"/>
+          <w:szCs w:val="21"/>
+          <w14:ligatures w14:val="none"/>
+        </w:rPr>
+        <w:t>password</w:t>
+      </w:r>
+      <w:r>
+        <w:rPr>
+          <w:rFonts w:ascii="Consolas" w:eastAsia="Times New Roman" w:hAnsi="Consolas" w:cs="Times New Roman"/>
+          <w:color w:val="3B3B3B"/>
+          <w:kern w:val="0"/>
+          <w:sz w:val="21"/>
+          <w:szCs w:val="21"/>
+          <w14:ligatures w14:val="none"/>
+        </w:rPr>
+        <w:t>) {</w:t>
+      </w:r>
+    </w:p>
+    <w:p>
+      <w:pPr>
+        <w:shd w:val="clear" w:color="auto" w:fill="FFFFFF"/>
+        <w:spacing w:after="0" w:line="285" w:lineRule="atLeast"/>
+        <w:rPr>
+          <w:rFonts w:ascii="Consolas" w:eastAsia="Times New Roman" w:hAnsi="Consolas" w:cs="Times New Roman"/>
+          <w:color w:val="3B3B3B"/>
+          <w:kern w:val="0"/>
+          <w:sz w:val="21"/>
+          <w:szCs w:val="21"/>
+          <w14:ligatures w14:val="none"/>
+        </w:rPr>
+      </w:pPr>
+      <w:r>
+        <w:rPr>
+          <w:rFonts w:ascii="Consolas" w:eastAsia="Times New Roman" w:hAnsi="Consolas" w:cs="Times New Roman"/>
+          <w:color w:val="3B3B3B"/>
+          <w:kern w:val="0"/>
+          <w:sz w:val="21"/>
+          <w:szCs w:val="21"/>
+          <w14:ligatures w14:val="none"/>
+        </w:rPr>
+        <w:t xml:space="preserve">        </w:t>
+      </w:r>
+      <w:r>
+        <w:rPr>
+          <w:rFonts w:ascii="Consolas" w:eastAsia="Times New Roman" w:hAnsi="Consolas" w:cs="Times New Roman"/>
+          <w:color w:val="AF00DB"/>
+          <w:kern w:val="0"/>
+          <w:sz w:val="21"/>
+          <w:szCs w:val="21"/>
+          <w14:ligatures w14:val="none"/>
+        </w:rPr>
+        <w:t>throw</w:t>
+      </w:r>
+      <w:r>
+        <w:rPr>
+          <w:rFonts w:ascii="Consolas" w:eastAsia="Times New Roman" w:hAnsi="Consolas" w:cs="Times New Roman"/>
+          <w:color w:val="3B3B3B"/>
+          <w:kern w:val="0"/>
+          <w:sz w:val="21"/>
+          <w:szCs w:val="21"/>
+          <w14:ligatures w14:val="none"/>
+        </w:rPr>
+        <w:t xml:space="preserve"> </w:t>
+      </w:r>
+      <w:r>
+        <w:rPr>
+          <w:rFonts w:ascii="Consolas" w:eastAsia="Times New Roman" w:hAnsi="Consolas" w:cs="Times New Roman"/>
+          <w:color w:val="0000FF"/>
+          <w:kern w:val="0"/>
+          <w:sz w:val="21"/>
+          <w:szCs w:val="21"/>
+          <w14:ligatures w14:val="none"/>
+        </w:rPr>
+        <w:t>new</w:t>
+      </w:r>
+      <w:r>
+        <w:rPr>
+          <w:rFonts w:ascii="Consolas" w:eastAsia="Times New Roman" w:hAnsi="Consolas" w:cs="Times New Roman"/>
+          <w:color w:val="3B3B3B"/>
+          <w:kern w:val="0"/>
+          <w:sz w:val="21"/>
+          <w:szCs w:val="21"/>
+          <w14:ligatures w14:val="none"/>
+        </w:rPr>
+        <w:t xml:space="preserve"> </w:t>
+      </w:r>
+      <w:proofErr w:type="gramStart"/>
+      <w:r>
+        <w:rPr>
+          <w:rFonts w:ascii="Consolas" w:eastAsia="Times New Roman" w:hAnsi="Consolas" w:cs="Times New Roman"/>
+          <w:color w:val="267F99"/>
+          <w:kern w:val="0"/>
+          <w:sz w:val="21"/>
+          <w:szCs w:val="21"/>
+          <w14:ligatures w14:val="none"/>
+        </w:rPr>
+        <w:t>Error</w:t>
+      </w:r>
+      <w:r>
+        <w:rPr>
+          <w:rFonts w:ascii="Consolas" w:eastAsia="Times New Roman" w:hAnsi="Consolas" w:cs="Times New Roman"/>
+          <w:color w:val="3B3B3B"/>
+          <w:kern w:val="0"/>
+          <w:sz w:val="21"/>
+          <w:szCs w:val="21"/>
+          <w14:ligatures w14:val="none"/>
+        </w:rPr>
+        <w:t>(</w:t>
+      </w:r>
+      <w:proofErr w:type="gramEnd"/>
+      <w:r>
+        <w:rPr>
+          <w:rFonts w:ascii="Consolas" w:eastAsia="Times New Roman" w:hAnsi="Consolas" w:cs="Times New Roman"/>
+          <w:color w:val="A31515"/>
+          <w:kern w:val="0"/>
+          <w:sz w:val="21"/>
+          <w:szCs w:val="21"/>
+          <w14:ligatures w14:val="none"/>
+        </w:rPr>
+        <w:t>'Passwords do not match'</w:t>
+      </w:r>
+      <w:r>
+        <w:rPr>
+          <w:rFonts w:ascii="Consolas" w:eastAsia="Times New Roman" w:hAnsi="Consolas" w:cs="Times New Roman"/>
+          <w:color w:val="3B3B3B"/>
+          <w:kern w:val="0"/>
+          <w:sz w:val="21"/>
+          <w:szCs w:val="21"/>
+          <w14:ligatures w14:val="none"/>
+        </w:rPr>
+        <w:t>);</w:t>
+      </w:r>
+    </w:p>
+    <w:p>
+      <w:pPr>
+        <w:shd w:val="clear" w:color="auto" w:fill="FFFFFF"/>
+        <w:spacing w:after="0" w:line="285" w:lineRule="atLeast"/>
+        <w:rPr>
+          <w:rFonts w:ascii="Consolas" w:eastAsia="Times New Roman" w:hAnsi="Consolas" w:cs="Times New Roman"/>
+          <w:color w:val="3B3B3B"/>
+          <w:kern w:val="0"/>
+          <w:sz w:val="21"/>
+          <w:szCs w:val="21"/>
+          <w14:ligatures w14:val="none"/>
+        </w:rPr>
+      </w:pPr>
+      <w:r>
+        <w:rPr>
+          <w:rFonts w:ascii="Consolas" w:eastAsia="Times New Roman" w:hAnsi="Consolas" w:cs="Times New Roman"/>
+          <w:color w:val="3B3B3B"/>
+          <w:kern w:val="0"/>
+          <w:sz w:val="21"/>
+          <w:szCs w:val="21"/>
+          <w14:ligatures w14:val="none"/>
+        </w:rPr>
+        <w:t>      }</w:t>
+      </w:r>
+    </w:p>
+    <w:p>
+      <w:pPr>
+        <w:shd w:val="clear" w:color="auto" w:fill="FFFFFF"/>
+        <w:spacing w:after="0" w:line="285" w:lineRule="atLeast"/>
+        <w:rPr>
+          <w:rFonts w:ascii="Consolas" w:eastAsia="Times New Roman" w:hAnsi="Consolas" w:cs="Times New Roman"/>
+          <w:color w:val="3B3B3B"/>
+          <w:kern w:val="0"/>
+          <w:sz w:val="21"/>
+          <w:szCs w:val="21"/>
+          <w14:ligatures w14:val="none"/>
+        </w:rPr>
+      </w:pPr>
+      <w:r>
+        <w:rPr>
+          <w:rFonts w:ascii="Consolas" w:eastAsia="Times New Roman" w:hAnsi="Consolas" w:cs="Times New Roman"/>
+          <w:color w:val="3B3B3B"/>
+          <w:kern w:val="0"/>
+          <w:sz w:val="21"/>
+          <w:szCs w:val="21"/>
+          <w14:ligatures w14:val="none"/>
+        </w:rPr>
+        <w:t xml:space="preserve">      </w:t>
+      </w:r>
+      <w:r>
+        <w:rPr>
+          <w:rFonts w:ascii="Consolas" w:eastAsia="Times New Roman" w:hAnsi="Consolas" w:cs="Times New Roman"/>
+          <w:color w:val="AF00DB"/>
+          <w:kern w:val="0"/>
+          <w:sz w:val="21"/>
+          <w:szCs w:val="21"/>
+          <w14:ligatures w14:val="none"/>
+        </w:rPr>
+        <w:t>return</w:t>
+      </w:r>
+      <w:r>
+        <w:rPr>
+          <w:rFonts w:ascii="Consolas" w:eastAsia="Times New Roman" w:hAnsi="Consolas" w:cs="Times New Roman"/>
+          <w:color w:val="3B3B3B"/>
+          <w:kern w:val="0"/>
+          <w:sz w:val="21"/>
+          <w:szCs w:val="21"/>
+          <w14:ligatures w14:val="none"/>
+        </w:rPr>
+        <w:t xml:space="preserve"> </w:t>
+      </w:r>
+      <w:r>
+        <w:rPr>
+          <w:rFonts w:ascii="Consolas" w:eastAsia="Times New Roman" w:hAnsi="Consolas" w:cs="Times New Roman"/>
+          <w:color w:val="0000FF"/>
+          <w:kern w:val="0"/>
+          <w:sz w:val="21"/>
+          <w:szCs w:val="21"/>
+          <w14:ligatures w14:val="none"/>
+        </w:rPr>
+        <w:t>true</w:t>
+      </w:r>
+      <w:r>
+        <w:rPr>
+          <w:rFonts w:ascii="Consolas" w:eastAsia="Times New Roman" w:hAnsi="Consolas" w:cs="Times New Roman"/>
+          <w:color w:val="3B3B3B"/>
+          <w:kern w:val="0"/>
+          <w:sz w:val="21"/>
+          <w:szCs w:val="21"/>
+          <w14:ligatures w14:val="none"/>
+        </w:rPr>
+        <w:t>;</w:t>
+      </w:r>
+    </w:p>
+    <w:p>
+      <w:pPr>
+        <w:shd w:val="clear" w:color="auto" w:fill="FFFFFF"/>
+        <w:spacing w:after="0" w:line="285" w:lineRule="atLeast"/>
+        <w:rPr>
+          <w:rFonts w:ascii="Consolas" w:eastAsia="Times New Roman" w:hAnsi="Consolas" w:cs="Times New Roman"/>
+          <w:color w:val="3B3B3B"/>
+          <w:kern w:val="0"/>
+          <w:sz w:val="21"/>
+          <w:szCs w:val="21"/>
+          <w14:ligatures w14:val="none"/>
+        </w:rPr>
+      </w:pPr>
+      <w:r>
+        <w:rPr>
+          <w:rFonts w:ascii="Consolas" w:eastAsia="Times New Roman" w:hAnsi="Consolas" w:cs="Times New Roman"/>
+          <w:color w:val="3B3B3B"/>
+          <w:kern w:val="0"/>
+          <w:sz w:val="21"/>
+          <w:szCs w:val="21"/>
+          <w14:ligatures w14:val="none"/>
+        </w:rPr>
+        <w:t>    })</w:t>
+      </w:r>
+    </w:p>
+    <w:p>
+      <w:pPr>
+        <w:shd w:val="clear" w:color="auto" w:fill="FFFFFF"/>
+        <w:spacing w:after="0" w:line="285" w:lineRule="atLeast"/>
+        <w:rPr>
+          <w:rFonts w:ascii="Consolas" w:eastAsia="Times New Roman" w:hAnsi="Consolas" w:cs="Times New Roman"/>
+          <w:color w:val="3B3B3B"/>
+          <w:kern w:val="0"/>
+          <w:sz w:val="21"/>
+          <w:szCs w:val="21"/>
+          <w14:ligatures w14:val="none"/>
+        </w:rPr>
+      </w:pPr>
+      <w:r>
+        <w:rPr>
+          <w:rFonts w:ascii="Consolas" w:eastAsia="Times New Roman" w:hAnsi="Consolas" w:cs="Times New Roman"/>
+          <w:color w:val="3B3B3B"/>
+          <w:kern w:val="0"/>
+          <w:sz w:val="21"/>
+          <w:szCs w:val="21"/>
+          <w14:ligatures w14:val="none"/>
+        </w:rPr>
+        <w:t>];</w:t>
+      </w:r>
+    </w:p>
+    <w:p>
+      <w:pPr>
+        <w:shd w:val="clear" w:color="auto" w:fill="FFFFFF"/>
+        <w:spacing w:after="0" w:line="285" w:lineRule="atLeast"/>
+        <w:rPr>
+          <w:rFonts w:ascii="Consolas" w:eastAsia="Times New Roman" w:hAnsi="Consolas" w:cs="Times New Roman"/>
+          <w:color w:val="3B3B3B"/>
+          <w:kern w:val="0"/>
+          <w:sz w:val="21"/>
+          <w:szCs w:val="21"/>
+          <w14:ligatures w14:val="none"/>
+        </w:rPr>
+      </w:pPr>
+    </w:p>
+    <w:p>
+      <w:pPr>
+        <w:shd w:val="clear" w:color="auto" w:fill="FFFFFF"/>
+        <w:spacing w:after="0" w:line="285" w:lineRule="atLeast"/>
+        <w:rPr>
+          <w:rFonts w:ascii="Consolas" w:eastAsia="Times New Roman" w:hAnsi="Consolas" w:cs="Times New Roman"/>
+          <w:color w:val="3B3B3B"/>
+          <w:kern w:val="0"/>
+          <w:sz w:val="21"/>
+          <w:szCs w:val="21"/>
+          <w14:ligatures w14:val="none"/>
+        </w:rPr>
+      </w:pPr>
+      <w:proofErr w:type="gramStart"/>
+      <w:r>
+        <w:rPr>
+          <w:rFonts w:ascii="Consolas" w:eastAsia="Times New Roman" w:hAnsi="Consolas" w:cs="Times New Roman"/>
+          <w:color w:val="267F99"/>
+          <w:kern w:val="0"/>
+          <w:sz w:val="21"/>
+          <w:szCs w:val="21"/>
+          <w14:ligatures w14:val="none"/>
+        </w:rPr>
+        <w:t>module</w:t>
+      </w:r>
+      <w:r>
+        <w:rPr>
+          <w:rFonts w:ascii="Consolas" w:eastAsia="Times New Roman" w:hAnsi="Consolas" w:cs="Times New Roman"/>
+          <w:color w:val="3B3B3B"/>
+          <w:kern w:val="0"/>
+          <w:sz w:val="21"/>
+          <w:szCs w:val="21"/>
+          <w14:ligatures w14:val="none"/>
+        </w:rPr>
+        <w:t>.</w:t>
+      </w:r>
+      <w:r>
+        <w:rPr>
+          <w:rFonts w:ascii="Consolas" w:eastAsia="Times New Roman" w:hAnsi="Consolas" w:cs="Times New Roman"/>
+          <w:color w:val="267F99"/>
+          <w:kern w:val="0"/>
+          <w:sz w:val="21"/>
+          <w:szCs w:val="21"/>
+          <w14:ligatures w14:val="none"/>
+        </w:rPr>
+        <w:t>exports</w:t>
+      </w:r>
+      <w:proofErr w:type="gramEnd"/>
+      <w:r>
+        <w:rPr>
+          <w:rFonts w:ascii="Consolas" w:eastAsia="Times New Roman" w:hAnsi="Consolas" w:cs="Times New Roman"/>
+          <w:color w:val="3B3B3B"/>
+          <w:kern w:val="0"/>
+          <w:sz w:val="21"/>
+          <w:szCs w:val="21"/>
+          <w14:ligatures w14:val="none"/>
+        </w:rPr>
+        <w:t xml:space="preserve"> </w:t>
+      </w:r>
+      <w:r>
+        <w:rPr>
+          <w:rFonts w:ascii="Consolas" w:eastAsia="Times New Roman" w:hAnsi="Consolas" w:cs="Times New Roman"/>
+          <w:color w:val="000000"/>
+          <w:kern w:val="0"/>
+          <w:sz w:val="21"/>
+          <w:szCs w:val="21"/>
+          <w14:ligatures w14:val="none"/>
+        </w:rPr>
+        <w:t>=</w:t>
+      </w:r>
+      <w:r>
+        <w:rPr>
+          <w:rFonts w:ascii="Consolas" w:eastAsia="Times New Roman" w:hAnsi="Consolas" w:cs="Times New Roman"/>
+          <w:color w:val="3B3B3B"/>
+          <w:kern w:val="0"/>
+          <w:sz w:val="21"/>
+          <w:szCs w:val="21"/>
+          <w14:ligatures w14:val="none"/>
+        </w:rPr>
+        <w:t xml:space="preserve"> </w:t>
+      </w:r>
+      <w:proofErr w:type="gramStart"/>
+      <w:r>
+        <w:rPr>
+          <w:rFonts w:ascii="Consolas" w:eastAsia="Times New Roman" w:hAnsi="Consolas" w:cs="Times New Roman"/>
+          <w:color w:val="3B3B3B"/>
+          <w:kern w:val="0"/>
+          <w:sz w:val="21"/>
+          <w:szCs w:val="21"/>
+          <w14:ligatures w14:val="none"/>
+        </w:rPr>
+        <w:t xml:space="preserve">{ </w:t>
+      </w:r>
+      <w:r>
+        <w:rPr>
+          <w:rFonts w:ascii="Consolas" w:eastAsia="Times New Roman" w:hAnsi="Consolas" w:cs="Times New Roman"/>
+          <w:color w:val="001080"/>
+          <w:kern w:val="0"/>
+          <w:sz w:val="21"/>
+          <w:szCs w:val="21"/>
+          <w14:ligatures w14:val="none"/>
+        </w:rPr>
+        <w:t>customValidation</w:t>
+      </w:r>
+      <w:proofErr w:type="gramEnd"/>
+      <w:r>
+        <w:rPr>
+          <w:rFonts w:ascii="Consolas" w:eastAsia="Times New Roman" w:hAnsi="Consolas" w:cs="Times New Roman"/>
+          <w:color w:val="3B3B3B"/>
+          <w:kern w:val="0"/>
+          <w:sz w:val="21"/>
+          <w:szCs w:val="21"/>
+          <w14:ligatures w14:val="none"/>
+        </w:rPr>
+        <w:t xml:space="preserve"> }</w:t>
+      </w:r>
+    </w:p>
+    <w:p>
+      <w:pPr>
+        <w:ind w:left="720" w:firstLine="720"/>
+        <w:rPr>
+          <w:rFonts w:ascii="Sakkal Majalla" w:eastAsia="Times New Roman" w:hAnsi="Sakkal Majalla" w:cs="Sakkal Majalla"/>
+          <w:color w:val="3B3B3B"/>
+          <w:kern w:val="0"/>
+          <w:sz w:val="28"/>
+          <w:szCs w:val="28"/>
+          <w14:ligatures w14:val="none"/>
+        </w:rPr>
+      </w:pPr>
+      <w:r>
+        <w:rPr>
+          <w:rFonts w:ascii="Sakkal Majalla" w:eastAsia="Times New Roman" w:hAnsi="Sakkal Majalla" w:cs="Sakkal Majalla"/>
+          <w:color w:val="3B3B3B"/>
+          <w:kern w:val="0"/>
+          <w:sz w:val="28"/>
+          <w:szCs w:val="28"/>
+          <w14:ligatures w14:val="none"/>
+        </w:rPr>
+        <w:t>----------------------------------------------------------------------------------------</w:t>
+      </w:r>
+    </w:p>
+    <w:p>
+      <w:pPr>
+        <w:rPr>
+          <w:rFonts w:ascii="Sakkal Majalla" w:hAnsi="Sakkal Majalla" w:cs="Sakkal Majalla"/>
+          <w:sz w:val="28"/>
+          <w:szCs w:val="28"/>
+        </w:rPr>
+      </w:pPr>
+    </w:p>
+    <w:p>
+      <w:pPr>
+        <w:rPr>
+          <w:rFonts w:ascii="Sakkal Majalla" w:hAnsi="Sakkal Majalla" w:cs="Sakkal Majalla"/>
+          <w:sz w:val="28"/>
+          <w:szCs w:val="28"/>
+        </w:rPr>
+      </w:pPr>
+    </w:p>
+    <w:p>
+      <w:pPr>
+        <w:rPr>
+          <w:rFonts w:ascii="Sakkal Majalla" w:hAnsi="Sakkal Majalla" w:cs="Sakkal Majalla"/>
+          <w:sz w:val="28"/>
+          <w:szCs w:val="28"/>
+        </w:rPr>
+      </w:pPr>
+      <w:r>
+        <w:rPr>
+          <w:rFonts w:ascii="Sakkal Majalla" w:hAnsi="Sakkal Majalla" w:cs="Sakkal Majalla"/>
+          <w:sz w:val="28"/>
+          <w:szCs w:val="28"/>
+        </w:rPr>
+        <w:lastRenderedPageBreak/>
+        <w:t xml:space="preserve">To </w:t>
+      </w:r>
+      <w:r>
+        <w:rPr>
+          <w:rFonts w:ascii="Sakkal Majalla" w:hAnsi="Sakkal Majalla" w:cs="Sakkal Majalla"/>
+          <w:color w:val="0070C0"/>
+          <w:sz w:val="28"/>
+          <w:szCs w:val="28"/>
+        </w:rPr>
+        <w:t>add conditional validation</w:t>
+      </w:r>
+      <w:r>
+        <w:rPr>
+          <w:rFonts w:ascii="Sakkal Majalla" w:hAnsi="Sakkal Majalla" w:cs="Sakkal Majalla"/>
+          <w:sz w:val="28"/>
+          <w:szCs w:val="28"/>
+        </w:rPr>
+        <w:t>:</w:t>
+      </w:r>
+    </w:p>
+    <w:p>
+      <w:pPr>
+        <w:shd w:val="clear" w:color="auto" w:fill="FFFFFF"/>
+        <w:spacing w:after="0" w:line="285" w:lineRule="atLeast"/>
+        <w:rPr>
+          <w:rFonts w:ascii="Consolas" w:eastAsia="Times New Roman" w:hAnsi="Consolas" w:cs="Times New Roman"/>
+          <w:color w:val="3B3B3B"/>
+          <w:kern w:val="0"/>
+          <w:sz w:val="21"/>
+          <w:szCs w:val="21"/>
+          <w14:ligatures w14:val="none"/>
+        </w:rPr>
+      </w:pPr>
+      <w:r>
+        <w:rPr>
+          <w:rFonts w:ascii="Consolas" w:eastAsia="Times New Roman" w:hAnsi="Consolas" w:cs="Times New Roman"/>
+          <w:color w:val="0000FF"/>
+          <w:kern w:val="0"/>
+          <w:sz w:val="21"/>
+          <w:szCs w:val="21"/>
+          <w14:ligatures w14:val="none"/>
+        </w:rPr>
+        <w:t>const</w:t>
+      </w:r>
+      <w:r>
+        <w:rPr>
+          <w:rFonts w:ascii="Consolas" w:eastAsia="Times New Roman" w:hAnsi="Consolas" w:cs="Times New Roman"/>
+          <w:color w:val="3B3B3B"/>
+          <w:kern w:val="0"/>
+          <w:sz w:val="21"/>
+          <w:szCs w:val="21"/>
+          <w14:ligatures w14:val="none"/>
+        </w:rPr>
+        <w:t xml:space="preserve"> </w:t>
+      </w:r>
+      <w:proofErr w:type="gramStart"/>
+      <w:r>
+        <w:rPr>
+          <w:rFonts w:ascii="Consolas" w:eastAsia="Times New Roman" w:hAnsi="Consolas" w:cs="Times New Roman"/>
+          <w:color w:val="3B3B3B"/>
+          <w:kern w:val="0"/>
+          <w:sz w:val="21"/>
+          <w:szCs w:val="21"/>
+          <w14:ligatures w14:val="none"/>
+        </w:rPr>
+        <w:t xml:space="preserve">{ </w:t>
+      </w:r>
+      <w:r>
+        <w:rPr>
+          <w:rFonts w:ascii="Consolas" w:eastAsia="Times New Roman" w:hAnsi="Consolas" w:cs="Times New Roman"/>
+          <w:color w:val="795E26"/>
+          <w:kern w:val="0"/>
+          <w:sz w:val="21"/>
+          <w:szCs w:val="21"/>
+          <w14:ligatures w14:val="none"/>
+        </w:rPr>
+        <w:t>body</w:t>
+      </w:r>
+      <w:proofErr w:type="gramEnd"/>
+      <w:r>
+        <w:rPr>
+          <w:rFonts w:ascii="Consolas" w:eastAsia="Times New Roman" w:hAnsi="Consolas" w:cs="Times New Roman"/>
+          <w:color w:val="3B3B3B"/>
+          <w:kern w:val="0"/>
+          <w:sz w:val="21"/>
+          <w:szCs w:val="21"/>
+          <w14:ligatures w14:val="none"/>
+        </w:rPr>
+        <w:t xml:space="preserve"> } </w:t>
+      </w:r>
+      <w:r>
+        <w:rPr>
+          <w:rFonts w:ascii="Consolas" w:eastAsia="Times New Roman" w:hAnsi="Consolas" w:cs="Times New Roman"/>
+          <w:color w:val="000000"/>
+          <w:kern w:val="0"/>
+          <w:sz w:val="21"/>
+          <w:szCs w:val="21"/>
+          <w14:ligatures w14:val="none"/>
+        </w:rPr>
+        <w:t>=</w:t>
+      </w:r>
+      <w:r>
+        <w:rPr>
+          <w:rFonts w:ascii="Consolas" w:eastAsia="Times New Roman" w:hAnsi="Consolas" w:cs="Times New Roman"/>
+          <w:color w:val="3B3B3B"/>
+          <w:kern w:val="0"/>
+          <w:sz w:val="21"/>
+          <w:szCs w:val="21"/>
+          <w14:ligatures w14:val="none"/>
+        </w:rPr>
+        <w:t xml:space="preserve"> </w:t>
+      </w:r>
+      <w:r>
+        <w:rPr>
+          <w:rFonts w:ascii="Consolas" w:eastAsia="Times New Roman" w:hAnsi="Consolas" w:cs="Times New Roman"/>
+          <w:color w:val="795E26"/>
+          <w:kern w:val="0"/>
+          <w:sz w:val="21"/>
+          <w:szCs w:val="21"/>
+          <w14:ligatures w14:val="none"/>
+        </w:rPr>
+        <w:t>require</w:t>
+      </w:r>
+      <w:r>
+        <w:rPr>
+          <w:rFonts w:ascii="Consolas" w:eastAsia="Times New Roman" w:hAnsi="Consolas" w:cs="Times New Roman"/>
+          <w:color w:val="3B3B3B"/>
+          <w:kern w:val="0"/>
+          <w:sz w:val="21"/>
+          <w:szCs w:val="21"/>
+          <w14:ligatures w14:val="none"/>
+        </w:rPr>
+        <w:t>(</w:t>
+      </w:r>
+      <w:r>
+        <w:rPr>
+          <w:rFonts w:ascii="Consolas" w:eastAsia="Times New Roman" w:hAnsi="Consolas" w:cs="Times New Roman"/>
+          <w:color w:val="A31515"/>
+          <w:kern w:val="0"/>
+          <w:sz w:val="21"/>
+          <w:szCs w:val="21"/>
+          <w14:ligatures w14:val="none"/>
+        </w:rPr>
+        <w:t>'express-validator'</w:t>
+      </w:r>
+      <w:r>
+        <w:rPr>
+          <w:rFonts w:ascii="Consolas" w:eastAsia="Times New Roman" w:hAnsi="Consolas" w:cs="Times New Roman"/>
+          <w:color w:val="3B3B3B"/>
+          <w:kern w:val="0"/>
+          <w:sz w:val="21"/>
+          <w:szCs w:val="21"/>
+          <w14:ligatures w14:val="none"/>
+        </w:rPr>
+        <w:t>)</w:t>
+      </w:r>
+    </w:p>
+    <w:p>
+      <w:pPr>
+        <w:shd w:val="clear" w:color="auto" w:fill="FFFFFF"/>
+        <w:spacing w:after="0" w:line="285" w:lineRule="atLeast"/>
+        <w:rPr>
+          <w:rFonts w:ascii="Consolas" w:eastAsia="Times New Roman" w:hAnsi="Consolas" w:cs="Times New Roman"/>
+          <w:color w:val="3B3B3B"/>
+          <w:kern w:val="0"/>
+          <w:sz w:val="21"/>
+          <w:szCs w:val="21"/>
+          <w14:ligatures w14:val="none"/>
+        </w:rPr>
+      </w:pPr>
+    </w:p>
+    <w:p>
+      <w:pPr>
+        <w:shd w:val="clear" w:color="auto" w:fill="FFFFFF"/>
+        <w:spacing w:after="0" w:line="285" w:lineRule="atLeast"/>
+        <w:rPr>
+          <w:rFonts w:ascii="Consolas" w:eastAsia="Times New Roman" w:hAnsi="Consolas" w:cs="Times New Roman"/>
+          <w:color w:val="3B3B3B"/>
+          <w:kern w:val="0"/>
+          <w:sz w:val="21"/>
+          <w:szCs w:val="21"/>
+          <w14:ligatures w14:val="none"/>
+        </w:rPr>
+      </w:pPr>
+      <w:r>
+        <w:rPr>
+          <w:rFonts w:ascii="Consolas" w:eastAsia="Times New Roman" w:hAnsi="Consolas" w:cs="Times New Roman"/>
+          <w:color w:val="0000FF"/>
+          <w:kern w:val="0"/>
+          <w:sz w:val="21"/>
+          <w:szCs w:val="21"/>
+          <w14:ligatures w14:val="none"/>
+        </w:rPr>
+        <w:t>const</w:t>
+      </w:r>
+      <w:r>
+        <w:rPr>
+          <w:rFonts w:ascii="Consolas" w:eastAsia="Times New Roman" w:hAnsi="Consolas" w:cs="Times New Roman"/>
+          <w:color w:val="3B3B3B"/>
+          <w:kern w:val="0"/>
+          <w:sz w:val="21"/>
+          <w:szCs w:val="21"/>
+          <w14:ligatures w14:val="none"/>
+        </w:rPr>
+        <w:t xml:space="preserve"> </w:t>
+      </w:r>
+      <w:r>
+        <w:rPr>
+          <w:rFonts w:ascii="Consolas" w:eastAsia="Times New Roman" w:hAnsi="Consolas" w:cs="Times New Roman"/>
+          <w:color w:val="0070C1"/>
+          <w:kern w:val="0"/>
+          <w:sz w:val="21"/>
+          <w:szCs w:val="21"/>
+          <w14:ligatures w14:val="none"/>
+        </w:rPr>
+        <w:t>conditionalValidation</w:t>
+      </w:r>
+      <w:r>
+        <w:rPr>
+          <w:rFonts w:ascii="Consolas" w:eastAsia="Times New Roman" w:hAnsi="Consolas" w:cs="Times New Roman"/>
+          <w:color w:val="3B3B3B"/>
+          <w:kern w:val="0"/>
+          <w:sz w:val="21"/>
+          <w:szCs w:val="21"/>
+          <w14:ligatures w14:val="none"/>
+        </w:rPr>
+        <w:t xml:space="preserve"> </w:t>
+      </w:r>
+      <w:r>
+        <w:rPr>
+          <w:rFonts w:ascii="Consolas" w:eastAsia="Times New Roman" w:hAnsi="Consolas" w:cs="Times New Roman"/>
+          <w:color w:val="000000"/>
+          <w:kern w:val="0"/>
+          <w:sz w:val="21"/>
+          <w:szCs w:val="21"/>
+          <w14:ligatures w14:val="none"/>
+        </w:rPr>
+        <w:t>=</w:t>
+      </w:r>
+      <w:r>
+        <w:rPr>
+          <w:rFonts w:ascii="Consolas" w:eastAsia="Times New Roman" w:hAnsi="Consolas" w:cs="Times New Roman"/>
+          <w:color w:val="3B3B3B"/>
+          <w:kern w:val="0"/>
+          <w:sz w:val="21"/>
+          <w:szCs w:val="21"/>
+          <w14:ligatures w14:val="none"/>
+        </w:rPr>
+        <w:t xml:space="preserve"> [</w:t>
+      </w:r>
+    </w:p>
+    <w:p>
+      <w:pPr>
+        <w:shd w:val="clear" w:color="auto" w:fill="FFFFFF"/>
+        <w:spacing w:after="0" w:line="285" w:lineRule="atLeast"/>
+        <w:rPr>
+          <w:rFonts w:ascii="Consolas" w:eastAsia="Times New Roman" w:hAnsi="Consolas" w:cs="Times New Roman"/>
+          <w:color w:val="3B3B3B"/>
+          <w:kern w:val="0"/>
+          <w:sz w:val="21"/>
+          <w:szCs w:val="21"/>
+          <w14:ligatures w14:val="none"/>
+        </w:rPr>
+      </w:pPr>
+      <w:r>
+        <w:rPr>
+          <w:rFonts w:ascii="Consolas" w:eastAsia="Times New Roman" w:hAnsi="Consolas" w:cs="Times New Roman"/>
+          <w:color w:val="3B3B3B"/>
+          <w:kern w:val="0"/>
+          <w:sz w:val="21"/>
+          <w:szCs w:val="21"/>
+          <w14:ligatures w14:val="none"/>
+        </w:rPr>
+        <w:t xml:space="preserve">  </w:t>
+      </w:r>
+      <w:r>
+        <w:rPr>
+          <w:rFonts w:ascii="Consolas" w:eastAsia="Times New Roman" w:hAnsi="Consolas" w:cs="Times New Roman"/>
+          <w:color w:val="795E26"/>
+          <w:kern w:val="0"/>
+          <w:sz w:val="21"/>
+          <w:szCs w:val="21"/>
+          <w14:ligatures w14:val="none"/>
+        </w:rPr>
+        <w:t>body</w:t>
+      </w:r>
+      <w:r>
+        <w:rPr>
+          <w:rFonts w:ascii="Consolas" w:eastAsia="Times New Roman" w:hAnsi="Consolas" w:cs="Times New Roman"/>
+          <w:color w:val="3B3B3B"/>
+          <w:kern w:val="0"/>
+          <w:sz w:val="21"/>
+          <w:szCs w:val="21"/>
+          <w14:ligatures w14:val="none"/>
+        </w:rPr>
+        <w:t>(</w:t>
+      </w:r>
+      <w:r>
+        <w:rPr>
+          <w:rFonts w:ascii="Consolas" w:eastAsia="Times New Roman" w:hAnsi="Consolas" w:cs="Times New Roman"/>
+          <w:color w:val="A31515"/>
+          <w:kern w:val="0"/>
+          <w:sz w:val="21"/>
+          <w:szCs w:val="21"/>
+          <w14:ligatures w14:val="none"/>
+        </w:rPr>
+        <w:t>'accountType'</w:t>
+      </w:r>
+      <w:r>
+        <w:rPr>
+          <w:rFonts w:ascii="Consolas" w:eastAsia="Times New Roman" w:hAnsi="Consolas" w:cs="Times New Roman"/>
+          <w:color w:val="3B3B3B"/>
+          <w:kern w:val="0"/>
+          <w:sz w:val="21"/>
+          <w:szCs w:val="21"/>
+          <w14:ligatures w14:val="none"/>
+        </w:rPr>
+        <w:t>)</w:t>
+      </w:r>
+    </w:p>
+    <w:p>
+      <w:pPr>
+        <w:shd w:val="clear" w:color="auto" w:fill="FFFFFF"/>
+        <w:spacing w:after="0" w:line="285" w:lineRule="atLeast"/>
+        <w:rPr>
+          <w:rFonts w:ascii="Consolas" w:eastAsia="Times New Roman" w:hAnsi="Consolas" w:cs="Times New Roman"/>
+          <w:color w:val="3B3B3B"/>
+          <w:kern w:val="0"/>
+          <w:sz w:val="21"/>
+          <w:szCs w:val="21"/>
+          <w14:ligatures w14:val="none"/>
+        </w:rPr>
+      </w:pPr>
+      <w:r>
+        <w:rPr>
+          <w:rFonts w:ascii="Consolas" w:eastAsia="Times New Roman" w:hAnsi="Consolas" w:cs="Times New Roman"/>
+          <w:color w:val="3B3B3B"/>
+          <w:kern w:val="0"/>
+          <w:sz w:val="21"/>
+          <w:szCs w:val="21"/>
+          <w14:ligatures w14:val="none"/>
+        </w:rPr>
+        <w:t xml:space="preserve">    </w:t>
+      </w:r>
+      <w:proofErr w:type="gramStart"/>
+      <w:r>
+        <w:rPr>
+          <w:rFonts w:ascii="Consolas" w:eastAsia="Times New Roman" w:hAnsi="Consolas" w:cs="Times New Roman"/>
+          <w:color w:val="3B3B3B"/>
+          <w:kern w:val="0"/>
+          <w:sz w:val="21"/>
+          <w:szCs w:val="21"/>
+          <w14:ligatures w14:val="none"/>
+        </w:rPr>
+        <w:t>.</w:t>
+      </w:r>
+      <w:r>
+        <w:rPr>
+          <w:rFonts w:ascii="Consolas" w:eastAsia="Times New Roman" w:hAnsi="Consolas" w:cs="Times New Roman"/>
+          <w:color w:val="795E26"/>
+          <w:kern w:val="0"/>
+          <w:sz w:val="21"/>
+          <w:szCs w:val="21"/>
+          <w14:ligatures w14:val="none"/>
+        </w:rPr>
+        <w:t>isIn</w:t>
+      </w:r>
+      <w:proofErr w:type="gramEnd"/>
+      <w:r>
+        <w:rPr>
+          <w:rFonts w:ascii="Consolas" w:eastAsia="Times New Roman" w:hAnsi="Consolas" w:cs="Times New Roman"/>
+          <w:color w:val="3B3B3B"/>
+          <w:kern w:val="0"/>
+          <w:sz w:val="21"/>
+          <w:szCs w:val="21"/>
+          <w14:ligatures w14:val="none"/>
+        </w:rPr>
+        <w:t>([</w:t>
+      </w:r>
+      <w:r>
+        <w:rPr>
+          <w:rFonts w:ascii="Consolas" w:eastAsia="Times New Roman" w:hAnsi="Consolas" w:cs="Times New Roman"/>
+          <w:color w:val="A31515"/>
+          <w:kern w:val="0"/>
+          <w:sz w:val="21"/>
+          <w:szCs w:val="21"/>
+          <w14:ligatures w14:val="none"/>
+        </w:rPr>
+        <w:t>'personal'</w:t>
+      </w:r>
+      <w:r>
+        <w:rPr>
+          <w:rFonts w:ascii="Consolas" w:eastAsia="Times New Roman" w:hAnsi="Consolas" w:cs="Times New Roman"/>
+          <w:color w:val="3B3B3B"/>
+          <w:kern w:val="0"/>
+          <w:sz w:val="21"/>
+          <w:szCs w:val="21"/>
+          <w14:ligatures w14:val="none"/>
+        </w:rPr>
+        <w:t xml:space="preserve">, </w:t>
+      </w:r>
+      <w:r>
+        <w:rPr>
+          <w:rFonts w:ascii="Consolas" w:eastAsia="Times New Roman" w:hAnsi="Consolas" w:cs="Times New Roman"/>
+          <w:color w:val="A31515"/>
+          <w:kern w:val="0"/>
+          <w:sz w:val="21"/>
+          <w:szCs w:val="21"/>
+          <w14:ligatures w14:val="none"/>
+        </w:rPr>
+        <w:t>'business'</w:t>
+      </w:r>
+      <w:r>
+        <w:rPr>
+          <w:rFonts w:ascii="Consolas" w:eastAsia="Times New Roman" w:hAnsi="Consolas" w:cs="Times New Roman"/>
+          <w:color w:val="3B3B3B"/>
+          <w:kern w:val="0"/>
+          <w:sz w:val="21"/>
+          <w:szCs w:val="21"/>
+          <w14:ligatures w14:val="none"/>
+        </w:rPr>
+        <w:t>])</w:t>
+      </w:r>
+    </w:p>
+    <w:p>
+      <w:pPr>
+        <w:shd w:val="clear" w:color="auto" w:fill="FFFFFF"/>
+        <w:spacing w:after="0" w:line="285" w:lineRule="atLeast"/>
+        <w:rPr>
+          <w:rFonts w:ascii="Consolas" w:eastAsia="Times New Roman" w:hAnsi="Consolas" w:cs="Times New Roman"/>
+          <w:color w:val="3B3B3B"/>
+          <w:kern w:val="0"/>
+          <w:sz w:val="21"/>
+          <w:szCs w:val="21"/>
+          <w14:ligatures w14:val="none"/>
+        </w:rPr>
+      </w:pPr>
+      <w:r>
+        <w:rPr>
+          <w:rFonts w:ascii="Consolas" w:eastAsia="Times New Roman" w:hAnsi="Consolas" w:cs="Times New Roman"/>
+          <w:color w:val="3B3B3B"/>
+          <w:kern w:val="0"/>
+          <w:sz w:val="21"/>
+          <w:szCs w:val="21"/>
+          <w14:ligatures w14:val="none"/>
+        </w:rPr>
+        <w:t xml:space="preserve">    </w:t>
+      </w:r>
+      <w:proofErr w:type="gramStart"/>
+      <w:r>
+        <w:rPr>
+          <w:rFonts w:ascii="Consolas" w:eastAsia="Times New Roman" w:hAnsi="Consolas" w:cs="Times New Roman"/>
+          <w:color w:val="3B3B3B"/>
+          <w:kern w:val="0"/>
+          <w:sz w:val="21"/>
+          <w:szCs w:val="21"/>
+          <w14:ligatures w14:val="none"/>
+        </w:rPr>
+        <w:t>.</w:t>
+      </w:r>
+      <w:r>
+        <w:rPr>
+          <w:rFonts w:ascii="Consolas" w:eastAsia="Times New Roman" w:hAnsi="Consolas" w:cs="Times New Roman"/>
+          <w:color w:val="795E26"/>
+          <w:kern w:val="0"/>
+          <w:sz w:val="21"/>
+          <w:szCs w:val="21"/>
+          <w14:ligatures w14:val="none"/>
+        </w:rPr>
+        <w:t>withMessage</w:t>
+      </w:r>
+      <w:proofErr w:type="gramEnd"/>
+      <w:r>
+        <w:rPr>
+          <w:rFonts w:ascii="Consolas" w:eastAsia="Times New Roman" w:hAnsi="Consolas" w:cs="Times New Roman"/>
+          <w:color w:val="3B3B3B"/>
+          <w:kern w:val="0"/>
+          <w:sz w:val="21"/>
+          <w:szCs w:val="21"/>
+          <w14:ligatures w14:val="none"/>
+        </w:rPr>
+        <w:t>(</w:t>
+      </w:r>
+      <w:r>
+        <w:rPr>
+          <w:rFonts w:ascii="Consolas" w:eastAsia="Times New Roman" w:hAnsi="Consolas" w:cs="Times New Roman"/>
+          <w:color w:val="A31515"/>
+          <w:kern w:val="0"/>
+          <w:sz w:val="21"/>
+          <w:szCs w:val="21"/>
+          <w14:ligatures w14:val="none"/>
+        </w:rPr>
+        <w:t>'Account type must be personal or business'</w:t>
+      </w:r>
+      <w:r>
+        <w:rPr>
+          <w:rFonts w:ascii="Consolas" w:eastAsia="Times New Roman" w:hAnsi="Consolas" w:cs="Times New Roman"/>
+          <w:color w:val="3B3B3B"/>
+          <w:kern w:val="0"/>
+          <w:sz w:val="21"/>
+          <w:szCs w:val="21"/>
+          <w14:ligatures w14:val="none"/>
+        </w:rPr>
+        <w:t>),</w:t>
+      </w:r>
+    </w:p>
+    <w:p>
+      <w:pPr>
+        <w:shd w:val="clear" w:color="auto" w:fill="FFFFFF"/>
+        <w:spacing w:after="0" w:line="285" w:lineRule="atLeast"/>
+        <w:rPr>
+          <w:rFonts w:ascii="Consolas" w:eastAsia="Times New Roman" w:hAnsi="Consolas" w:cs="Times New Roman"/>
+          <w:color w:val="3B3B3B"/>
+          <w:kern w:val="0"/>
+          <w:sz w:val="21"/>
+          <w:szCs w:val="21"/>
+          <w14:ligatures w14:val="none"/>
+        </w:rPr>
+      </w:pPr>
+      <w:r>
+        <w:rPr>
+          <w:rFonts w:ascii="Consolas" w:eastAsia="Times New Roman" w:hAnsi="Consolas" w:cs="Times New Roman"/>
+          <w:color w:val="3B3B3B"/>
+          <w:kern w:val="0"/>
+          <w:sz w:val="21"/>
+          <w:szCs w:val="21"/>
+          <w14:ligatures w14:val="none"/>
+        </w:rPr>
+        <w:t xml:space="preserve">  </w:t>
+      </w:r>
+    </w:p>
+    <w:p>
+      <w:pPr>
+        <w:shd w:val="clear" w:color="auto" w:fill="FFFFFF"/>
+        <w:spacing w:after="0" w:line="285" w:lineRule="atLeast"/>
+        <w:rPr>
+          <w:rFonts w:ascii="Consolas" w:eastAsia="Times New Roman" w:hAnsi="Consolas" w:cs="Times New Roman"/>
+          <w:color w:val="3B3B3B"/>
+          <w:kern w:val="0"/>
+          <w:sz w:val="21"/>
+          <w:szCs w:val="21"/>
+          <w14:ligatures w14:val="none"/>
+        </w:rPr>
+      </w:pPr>
+      <w:r>
+        <w:rPr>
+          <w:rFonts w:ascii="Consolas" w:eastAsia="Times New Roman" w:hAnsi="Consolas" w:cs="Times New Roman"/>
+          <w:color w:val="3B3B3B"/>
+          <w:kern w:val="0"/>
+          <w:sz w:val="21"/>
+          <w:szCs w:val="21"/>
+          <w14:ligatures w14:val="none"/>
+        </w:rPr>
+        <w:t xml:space="preserve">  </w:t>
+      </w:r>
+      <w:r>
+        <w:rPr>
+          <w:rFonts w:ascii="Consolas" w:eastAsia="Times New Roman" w:hAnsi="Consolas" w:cs="Times New Roman"/>
+          <w:color w:val="008000"/>
+          <w:kern w:val="0"/>
+          <w:sz w:val="21"/>
+          <w:szCs w:val="21"/>
+          <w14:ligatures w14:val="none"/>
+        </w:rPr>
+        <w:t>// Only require companyName if accountType is 'business'</w:t>
+      </w:r>
+    </w:p>
+    <w:p>
+      <w:pPr>
+        <w:shd w:val="clear" w:color="auto" w:fill="FFFFFF"/>
+        <w:spacing w:after="0" w:line="285" w:lineRule="atLeast"/>
+        <w:rPr>
+          <w:rFonts w:ascii="Consolas" w:eastAsia="Times New Roman" w:hAnsi="Consolas" w:cs="Times New Roman"/>
+          <w:color w:val="3B3B3B"/>
+          <w:kern w:val="0"/>
+          <w:sz w:val="21"/>
+          <w:szCs w:val="21"/>
+          <w14:ligatures w14:val="none"/>
+        </w:rPr>
+      </w:pPr>
+      <w:r>
+        <w:rPr>
+          <w:rFonts w:ascii="Consolas" w:eastAsia="Times New Roman" w:hAnsi="Consolas" w:cs="Times New Roman"/>
+          <w:color w:val="3B3B3B"/>
+          <w:kern w:val="0"/>
+          <w:sz w:val="21"/>
+          <w:szCs w:val="21"/>
+          <w14:ligatures w14:val="none"/>
+        </w:rPr>
+        <w:t xml:space="preserve">  </w:t>
+      </w:r>
+      <w:r>
+        <w:rPr>
+          <w:rFonts w:ascii="Consolas" w:eastAsia="Times New Roman" w:hAnsi="Consolas" w:cs="Times New Roman"/>
+          <w:color w:val="795E26"/>
+          <w:kern w:val="0"/>
+          <w:sz w:val="21"/>
+          <w:szCs w:val="21"/>
+          <w14:ligatures w14:val="none"/>
+        </w:rPr>
+        <w:t>body</w:t>
+      </w:r>
+      <w:r>
+        <w:rPr>
+          <w:rFonts w:ascii="Consolas" w:eastAsia="Times New Roman" w:hAnsi="Consolas" w:cs="Times New Roman"/>
+          <w:color w:val="3B3B3B"/>
+          <w:kern w:val="0"/>
+          <w:sz w:val="21"/>
+          <w:szCs w:val="21"/>
+          <w14:ligatures w14:val="none"/>
+        </w:rPr>
+        <w:t>(</w:t>
+      </w:r>
+      <w:r>
+        <w:rPr>
+          <w:rFonts w:ascii="Consolas" w:eastAsia="Times New Roman" w:hAnsi="Consolas" w:cs="Times New Roman"/>
+          <w:color w:val="A31515"/>
+          <w:kern w:val="0"/>
+          <w:sz w:val="21"/>
+          <w:szCs w:val="21"/>
+          <w14:ligatures w14:val="none"/>
+        </w:rPr>
+        <w:t>'companyName'</w:t>
+      </w:r>
+      <w:r>
+        <w:rPr>
+          <w:rFonts w:ascii="Consolas" w:eastAsia="Times New Roman" w:hAnsi="Consolas" w:cs="Times New Roman"/>
+          <w:color w:val="3B3B3B"/>
+          <w:kern w:val="0"/>
+          <w:sz w:val="21"/>
+          <w:szCs w:val="21"/>
+          <w14:ligatures w14:val="none"/>
+        </w:rPr>
+        <w:t>)</w:t>
+      </w:r>
+    </w:p>
+    <w:p>
+      <w:pPr>
+        <w:shd w:val="clear" w:color="auto" w:fill="FFFFFF"/>
+        <w:spacing w:after="0" w:line="285" w:lineRule="atLeast"/>
+        <w:rPr>
+          <w:rFonts w:ascii="Consolas" w:eastAsia="Times New Roman" w:hAnsi="Consolas" w:cs="Times New Roman"/>
+          <w:color w:val="3B3B3B"/>
+          <w:kern w:val="0"/>
+          <w:sz w:val="21"/>
+          <w:szCs w:val="21"/>
+          <w14:ligatures w14:val="none"/>
+        </w:rPr>
+      </w:pPr>
+      <w:r>
+        <w:rPr>
+          <w:rFonts w:ascii="Consolas" w:eastAsia="Times New Roman" w:hAnsi="Consolas" w:cs="Times New Roman"/>
+          <w:color w:val="3B3B3B"/>
+          <w:kern w:val="0"/>
+          <w:sz w:val="21"/>
+          <w:szCs w:val="21"/>
+          <w14:ligatures w14:val="none"/>
+        </w:rPr>
+        <w:t xml:space="preserve">    </w:t>
+      </w:r>
+      <w:proofErr w:type="gramStart"/>
+      <w:r>
+        <w:rPr>
+          <w:rFonts w:ascii="Consolas" w:eastAsia="Times New Roman" w:hAnsi="Consolas" w:cs="Times New Roman"/>
+          <w:color w:val="3B3B3B"/>
+          <w:kern w:val="0"/>
+          <w:sz w:val="21"/>
+          <w:szCs w:val="21"/>
+          <w14:ligatures w14:val="none"/>
+        </w:rPr>
+        <w:t>.</w:t>
+      </w:r>
+      <w:r>
+        <w:rPr>
+          <w:rFonts w:ascii="Consolas" w:eastAsia="Times New Roman" w:hAnsi="Consolas" w:cs="Times New Roman"/>
+          <w:color w:val="795E26"/>
+          <w:kern w:val="0"/>
+          <w:sz w:val="21"/>
+          <w:szCs w:val="21"/>
+          <w14:ligatures w14:val="none"/>
+        </w:rPr>
+        <w:t>if</w:t>
+      </w:r>
+      <w:proofErr w:type="gramEnd"/>
+      <w:r>
+        <w:rPr>
+          <w:rFonts w:ascii="Consolas" w:eastAsia="Times New Roman" w:hAnsi="Consolas" w:cs="Times New Roman"/>
+          <w:color w:val="3B3B3B"/>
+          <w:kern w:val="0"/>
+          <w:sz w:val="21"/>
+          <w:szCs w:val="21"/>
+          <w14:ligatures w14:val="none"/>
+        </w:rPr>
+        <w:t>(</w:t>
+      </w:r>
+      <w:r>
+        <w:rPr>
+          <w:rFonts w:ascii="Consolas" w:eastAsia="Times New Roman" w:hAnsi="Consolas" w:cs="Times New Roman"/>
+          <w:color w:val="795E26"/>
+          <w:kern w:val="0"/>
+          <w:sz w:val="21"/>
+          <w:szCs w:val="21"/>
+          <w14:ligatures w14:val="none"/>
+        </w:rPr>
+        <w:t>body</w:t>
+      </w:r>
+      <w:r>
+        <w:rPr>
+          <w:rFonts w:ascii="Consolas" w:eastAsia="Times New Roman" w:hAnsi="Consolas" w:cs="Times New Roman"/>
+          <w:color w:val="3B3B3B"/>
+          <w:kern w:val="0"/>
+          <w:sz w:val="21"/>
+          <w:szCs w:val="21"/>
+          <w14:ligatures w14:val="none"/>
+        </w:rPr>
+        <w:t>(</w:t>
+      </w:r>
+      <w:r>
+        <w:rPr>
+          <w:rFonts w:ascii="Consolas" w:eastAsia="Times New Roman" w:hAnsi="Consolas" w:cs="Times New Roman"/>
+          <w:color w:val="A31515"/>
+          <w:kern w:val="0"/>
+          <w:sz w:val="21"/>
+          <w:szCs w:val="21"/>
+          <w14:ligatures w14:val="none"/>
+        </w:rPr>
+        <w:t>'accountType'</w:t>
+      </w:r>
+      <w:proofErr w:type="gramStart"/>
+      <w:r>
+        <w:rPr>
+          <w:rFonts w:ascii="Consolas" w:eastAsia="Times New Roman" w:hAnsi="Consolas" w:cs="Times New Roman"/>
+          <w:color w:val="3B3B3B"/>
+          <w:kern w:val="0"/>
+          <w:sz w:val="21"/>
+          <w:szCs w:val="21"/>
+          <w14:ligatures w14:val="none"/>
+        </w:rPr>
+        <w:t>).</w:t>
+      </w:r>
+      <w:r>
+        <w:rPr>
+          <w:rFonts w:ascii="Consolas" w:eastAsia="Times New Roman" w:hAnsi="Consolas" w:cs="Times New Roman"/>
+          <w:color w:val="795E26"/>
+          <w:kern w:val="0"/>
+          <w:sz w:val="21"/>
+          <w:szCs w:val="21"/>
+          <w14:ligatures w14:val="none"/>
+        </w:rPr>
+        <w:t>equals</w:t>
+      </w:r>
+      <w:proofErr w:type="gramEnd"/>
+      <w:r>
+        <w:rPr>
+          <w:rFonts w:ascii="Consolas" w:eastAsia="Times New Roman" w:hAnsi="Consolas" w:cs="Times New Roman"/>
+          <w:color w:val="3B3B3B"/>
+          <w:kern w:val="0"/>
+          <w:sz w:val="21"/>
+          <w:szCs w:val="21"/>
+          <w14:ligatures w14:val="none"/>
+        </w:rPr>
+        <w:t>(</w:t>
+      </w:r>
+      <w:r>
+        <w:rPr>
+          <w:rFonts w:ascii="Consolas" w:eastAsia="Times New Roman" w:hAnsi="Consolas" w:cs="Times New Roman"/>
+          <w:color w:val="A31515"/>
+          <w:kern w:val="0"/>
+          <w:sz w:val="21"/>
+          <w:szCs w:val="21"/>
+          <w14:ligatures w14:val="none"/>
+        </w:rPr>
+        <w:t>'business'</w:t>
+      </w:r>
+      <w:r>
+        <w:rPr>
+          <w:rFonts w:ascii="Consolas" w:eastAsia="Times New Roman" w:hAnsi="Consolas" w:cs="Times New Roman"/>
+          <w:color w:val="3B3B3B"/>
+          <w:kern w:val="0"/>
+          <w:sz w:val="21"/>
+          <w:szCs w:val="21"/>
+          <w14:ligatures w14:val="none"/>
+        </w:rPr>
+        <w:t>))</w:t>
+      </w:r>
+    </w:p>
+    <w:p>
+      <w:pPr>
+        <w:shd w:val="clear" w:color="auto" w:fill="FFFFFF"/>
+        <w:spacing w:after="0" w:line="285" w:lineRule="atLeast"/>
+        <w:rPr>
+          <w:rFonts w:ascii="Consolas" w:eastAsia="Times New Roman" w:hAnsi="Consolas" w:cs="Times New Roman"/>
+          <w:color w:val="3B3B3B"/>
+          <w:kern w:val="0"/>
+          <w:sz w:val="21"/>
+          <w:szCs w:val="21"/>
+          <w14:ligatures w14:val="none"/>
+        </w:rPr>
+      </w:pPr>
+      <w:r>
+        <w:rPr>
+          <w:rFonts w:ascii="Consolas" w:eastAsia="Times New Roman" w:hAnsi="Consolas" w:cs="Times New Roman"/>
+          <w:color w:val="3B3B3B"/>
+          <w:kern w:val="0"/>
+          <w:sz w:val="21"/>
+          <w:szCs w:val="21"/>
+          <w14:ligatures w14:val="none"/>
+        </w:rPr>
+        <w:t xml:space="preserve">    </w:t>
+      </w:r>
+      <w:proofErr w:type="gramStart"/>
+      <w:r>
+        <w:rPr>
+          <w:rFonts w:ascii="Consolas" w:eastAsia="Times New Roman" w:hAnsi="Consolas" w:cs="Times New Roman"/>
+          <w:color w:val="3B3B3B"/>
+          <w:kern w:val="0"/>
+          <w:sz w:val="21"/>
+          <w:szCs w:val="21"/>
+          <w14:ligatures w14:val="none"/>
+        </w:rPr>
+        <w:t>.</w:t>
+      </w:r>
+      <w:r>
+        <w:rPr>
+          <w:rFonts w:ascii="Consolas" w:eastAsia="Times New Roman" w:hAnsi="Consolas" w:cs="Times New Roman"/>
+          <w:color w:val="795E26"/>
+          <w:kern w:val="0"/>
+          <w:sz w:val="21"/>
+          <w:szCs w:val="21"/>
+          <w14:ligatures w14:val="none"/>
+        </w:rPr>
+        <w:t>notEmpty</w:t>
+      </w:r>
+      <w:proofErr w:type="gramEnd"/>
+      <w:r>
+        <w:rPr>
+          <w:rFonts w:ascii="Consolas" w:eastAsia="Times New Roman" w:hAnsi="Consolas" w:cs="Times New Roman"/>
+          <w:color w:val="3B3B3B"/>
+          <w:kern w:val="0"/>
+          <w:sz w:val="21"/>
+          <w:szCs w:val="21"/>
+          <w14:ligatures w14:val="none"/>
+        </w:rPr>
+        <w:t>()</w:t>
+      </w:r>
+    </w:p>
+    <w:p>
+      <w:pPr>
+        <w:shd w:val="clear" w:color="auto" w:fill="FFFFFF"/>
+        <w:spacing w:after="0" w:line="285" w:lineRule="atLeast"/>
+        <w:rPr>
+          <w:rFonts w:ascii="Consolas" w:eastAsia="Times New Roman" w:hAnsi="Consolas" w:cs="Times New Roman"/>
+          <w:color w:val="3B3B3B"/>
+          <w:kern w:val="0"/>
+          <w:sz w:val="21"/>
+          <w:szCs w:val="21"/>
+          <w14:ligatures w14:val="none"/>
+        </w:rPr>
+      </w:pPr>
+      <w:r>
+        <w:rPr>
+          <w:rFonts w:ascii="Consolas" w:eastAsia="Times New Roman" w:hAnsi="Consolas" w:cs="Times New Roman"/>
+          <w:color w:val="3B3B3B"/>
+          <w:kern w:val="0"/>
+          <w:sz w:val="21"/>
+          <w:szCs w:val="21"/>
+          <w14:ligatures w14:val="none"/>
+        </w:rPr>
+        <w:t xml:space="preserve">    </w:t>
+      </w:r>
+      <w:proofErr w:type="gramStart"/>
+      <w:r>
+        <w:rPr>
+          <w:rFonts w:ascii="Consolas" w:eastAsia="Times New Roman" w:hAnsi="Consolas" w:cs="Times New Roman"/>
+          <w:color w:val="3B3B3B"/>
+          <w:kern w:val="0"/>
+          <w:sz w:val="21"/>
+          <w:szCs w:val="21"/>
+          <w14:ligatures w14:val="none"/>
+        </w:rPr>
+        <w:t>.</w:t>
+      </w:r>
+      <w:r>
+        <w:rPr>
+          <w:rFonts w:ascii="Consolas" w:eastAsia="Times New Roman" w:hAnsi="Consolas" w:cs="Times New Roman"/>
+          <w:color w:val="795E26"/>
+          <w:kern w:val="0"/>
+          <w:sz w:val="21"/>
+          <w:szCs w:val="21"/>
+          <w14:ligatures w14:val="none"/>
+        </w:rPr>
+        <w:t>withMessage</w:t>
+      </w:r>
+      <w:proofErr w:type="gramEnd"/>
+      <w:r>
+        <w:rPr>
+          <w:rFonts w:ascii="Consolas" w:eastAsia="Times New Roman" w:hAnsi="Consolas" w:cs="Times New Roman"/>
+          <w:color w:val="3B3B3B"/>
+          <w:kern w:val="0"/>
+          <w:sz w:val="21"/>
+          <w:szCs w:val="21"/>
+          <w14:ligatures w14:val="none"/>
+        </w:rPr>
+        <w:t>(</w:t>
+      </w:r>
+      <w:r>
+        <w:rPr>
+          <w:rFonts w:ascii="Consolas" w:eastAsia="Times New Roman" w:hAnsi="Consolas" w:cs="Times New Roman"/>
+          <w:color w:val="A31515"/>
+          <w:kern w:val="0"/>
+          <w:sz w:val="21"/>
+          <w:szCs w:val="21"/>
+          <w14:ligatures w14:val="none"/>
+        </w:rPr>
+        <w:t>'Company name is required for business accounts'</w:t>
+      </w:r>
+      <w:r>
+        <w:rPr>
+          <w:rFonts w:ascii="Consolas" w:eastAsia="Times New Roman" w:hAnsi="Consolas" w:cs="Times New Roman"/>
+          <w:color w:val="3B3B3B"/>
+          <w:kern w:val="0"/>
+          <w:sz w:val="21"/>
+          <w:szCs w:val="21"/>
+          <w14:ligatures w14:val="none"/>
+        </w:rPr>
+        <w:t>),</w:t>
+      </w:r>
+    </w:p>
+    <w:p>
+      <w:pPr>
+        <w:shd w:val="clear" w:color="auto" w:fill="FFFFFF"/>
+        <w:spacing w:after="0" w:line="285" w:lineRule="atLeast"/>
+        <w:rPr>
+          <w:rFonts w:ascii="Consolas" w:eastAsia="Times New Roman" w:hAnsi="Consolas" w:cs="Times New Roman"/>
+          <w:color w:val="3B3B3B"/>
+          <w:kern w:val="0"/>
+          <w:sz w:val="21"/>
+          <w:szCs w:val="21"/>
+          <w14:ligatures w14:val="none"/>
+        </w:rPr>
+      </w:pPr>
+      <w:r>
+        <w:rPr>
+          <w:rFonts w:ascii="Consolas" w:eastAsia="Times New Roman" w:hAnsi="Consolas" w:cs="Times New Roman"/>
+          <w:color w:val="3B3B3B"/>
+          <w:kern w:val="0"/>
+          <w:sz w:val="21"/>
+          <w:szCs w:val="21"/>
+          <w14:ligatures w14:val="none"/>
+        </w:rPr>
+        <w:t xml:space="preserve">  </w:t>
+      </w:r>
+    </w:p>
+    <w:p>
+      <w:pPr>
+        <w:shd w:val="clear" w:color="auto" w:fill="FFFFFF"/>
+        <w:spacing w:after="0" w:line="285" w:lineRule="atLeast"/>
+        <w:rPr>
+          <w:rFonts w:ascii="Consolas" w:eastAsia="Times New Roman" w:hAnsi="Consolas" w:cs="Times New Roman"/>
+          <w:color w:val="3B3B3B"/>
+          <w:kern w:val="0"/>
+          <w:sz w:val="21"/>
+          <w:szCs w:val="21"/>
+          <w14:ligatures w14:val="none"/>
+        </w:rPr>
+      </w:pPr>
+      <w:r>
+        <w:rPr>
+          <w:rFonts w:ascii="Consolas" w:eastAsia="Times New Roman" w:hAnsi="Consolas" w:cs="Times New Roman"/>
+          <w:color w:val="3B3B3B"/>
+          <w:kern w:val="0"/>
+          <w:sz w:val="21"/>
+          <w:szCs w:val="21"/>
+          <w14:ligatures w14:val="none"/>
+        </w:rPr>
+        <w:t xml:space="preserve">  </w:t>
+      </w:r>
+      <w:r>
+        <w:rPr>
+          <w:rFonts w:ascii="Consolas" w:eastAsia="Times New Roman" w:hAnsi="Consolas" w:cs="Times New Roman"/>
+          <w:color w:val="795E26"/>
+          <w:kern w:val="0"/>
+          <w:sz w:val="21"/>
+          <w:szCs w:val="21"/>
+          <w14:ligatures w14:val="none"/>
+        </w:rPr>
+        <w:t>body</w:t>
+      </w:r>
+      <w:r>
+        <w:rPr>
+          <w:rFonts w:ascii="Consolas" w:eastAsia="Times New Roman" w:hAnsi="Consolas" w:cs="Times New Roman"/>
+          <w:color w:val="3B3B3B"/>
+          <w:kern w:val="0"/>
+          <w:sz w:val="21"/>
+          <w:szCs w:val="21"/>
+          <w14:ligatures w14:val="none"/>
+        </w:rPr>
+        <w:t>(</w:t>
+      </w:r>
+      <w:r>
+        <w:rPr>
+          <w:rFonts w:ascii="Consolas" w:eastAsia="Times New Roman" w:hAnsi="Consolas" w:cs="Times New Roman"/>
+          <w:color w:val="A31515"/>
+          <w:kern w:val="0"/>
+          <w:sz w:val="21"/>
+          <w:szCs w:val="21"/>
+          <w14:ligatures w14:val="none"/>
+        </w:rPr>
+        <w:t>'</w:t>
+      </w:r>
+      <w:proofErr w:type="spellStart"/>
+      <w:r>
+        <w:rPr>
+          <w:rFonts w:ascii="Consolas" w:eastAsia="Times New Roman" w:hAnsi="Consolas" w:cs="Times New Roman"/>
+          <w:color w:val="A31515"/>
+          <w:kern w:val="0"/>
+          <w:sz w:val="21"/>
+          <w:szCs w:val="21"/>
+          <w14:ligatures w14:val="none"/>
+        </w:rPr>
+        <w:t>taxId</w:t>
+      </w:r>
+      <w:proofErr w:type="spellEnd"/>
+      <w:r>
+        <w:rPr>
+          <w:rFonts w:ascii="Consolas" w:eastAsia="Times New Roman" w:hAnsi="Consolas" w:cs="Times New Roman"/>
+          <w:color w:val="A31515"/>
+          <w:kern w:val="0"/>
+          <w:sz w:val="21"/>
+          <w:szCs w:val="21"/>
+          <w14:ligatures w14:val="none"/>
+        </w:rPr>
+        <w:t>'</w:t>
+      </w:r>
+      <w:r>
+        <w:rPr>
+          <w:rFonts w:ascii="Consolas" w:eastAsia="Times New Roman" w:hAnsi="Consolas" w:cs="Times New Roman"/>
+          <w:color w:val="3B3B3B"/>
+          <w:kern w:val="0"/>
+          <w:sz w:val="21"/>
+          <w:szCs w:val="21"/>
+          <w14:ligatures w14:val="none"/>
+        </w:rPr>
+        <w:t>)</w:t>
+      </w:r>
+    </w:p>
+    <w:p>
+      <w:pPr>
+        <w:shd w:val="clear" w:color="auto" w:fill="FFFFFF"/>
+        <w:spacing w:after="0" w:line="285" w:lineRule="atLeast"/>
+        <w:rPr>
+          <w:rFonts w:ascii="Consolas" w:eastAsia="Times New Roman" w:hAnsi="Consolas" w:cs="Times New Roman"/>
+          <w:color w:val="3B3B3B"/>
+          <w:kern w:val="0"/>
+          <w:sz w:val="21"/>
+          <w:szCs w:val="21"/>
+          <w14:ligatures w14:val="none"/>
+        </w:rPr>
+      </w:pPr>
+      <w:r>
+        <w:rPr>
+          <w:rFonts w:ascii="Consolas" w:eastAsia="Times New Roman" w:hAnsi="Consolas" w:cs="Times New Roman"/>
+          <w:color w:val="3B3B3B"/>
+          <w:kern w:val="0"/>
+          <w:sz w:val="21"/>
+          <w:szCs w:val="21"/>
+          <w14:ligatures w14:val="none"/>
+        </w:rPr>
+        <w:t xml:space="preserve">    </w:t>
+      </w:r>
+      <w:proofErr w:type="gramStart"/>
+      <w:r>
+        <w:rPr>
+          <w:rFonts w:ascii="Consolas" w:eastAsia="Times New Roman" w:hAnsi="Consolas" w:cs="Times New Roman"/>
+          <w:color w:val="3B3B3B"/>
+          <w:kern w:val="0"/>
+          <w:sz w:val="21"/>
+          <w:szCs w:val="21"/>
+          <w14:ligatures w14:val="none"/>
+        </w:rPr>
+        <w:t>.</w:t>
+      </w:r>
+      <w:r>
+        <w:rPr>
+          <w:rFonts w:ascii="Consolas" w:eastAsia="Times New Roman" w:hAnsi="Consolas" w:cs="Times New Roman"/>
+          <w:color w:val="795E26"/>
+          <w:kern w:val="0"/>
+          <w:sz w:val="21"/>
+          <w:szCs w:val="21"/>
+          <w14:ligatures w14:val="none"/>
+        </w:rPr>
+        <w:t>if</w:t>
+      </w:r>
+      <w:proofErr w:type="gramEnd"/>
+      <w:r>
+        <w:rPr>
+          <w:rFonts w:ascii="Consolas" w:eastAsia="Times New Roman" w:hAnsi="Consolas" w:cs="Times New Roman"/>
+          <w:color w:val="3B3B3B"/>
+          <w:kern w:val="0"/>
+          <w:sz w:val="21"/>
+          <w:szCs w:val="21"/>
+          <w14:ligatures w14:val="none"/>
+        </w:rPr>
+        <w:t>(</w:t>
+      </w:r>
+      <w:r>
+        <w:rPr>
+          <w:rFonts w:ascii="Consolas" w:eastAsia="Times New Roman" w:hAnsi="Consolas" w:cs="Times New Roman"/>
+          <w:color w:val="795E26"/>
+          <w:kern w:val="0"/>
+          <w:sz w:val="21"/>
+          <w:szCs w:val="21"/>
+          <w14:ligatures w14:val="none"/>
+        </w:rPr>
+        <w:t>body</w:t>
+      </w:r>
+      <w:r>
+        <w:rPr>
+          <w:rFonts w:ascii="Consolas" w:eastAsia="Times New Roman" w:hAnsi="Consolas" w:cs="Times New Roman"/>
+          <w:color w:val="3B3B3B"/>
+          <w:kern w:val="0"/>
+          <w:sz w:val="21"/>
+          <w:szCs w:val="21"/>
+          <w14:ligatures w14:val="none"/>
+        </w:rPr>
+        <w:t>(</w:t>
+      </w:r>
+      <w:r>
+        <w:rPr>
+          <w:rFonts w:ascii="Consolas" w:eastAsia="Times New Roman" w:hAnsi="Consolas" w:cs="Times New Roman"/>
+          <w:color w:val="A31515"/>
+          <w:kern w:val="0"/>
+          <w:sz w:val="21"/>
+          <w:szCs w:val="21"/>
+          <w14:ligatures w14:val="none"/>
+        </w:rPr>
+        <w:t>'accountType'</w:t>
+      </w:r>
+      <w:proofErr w:type="gramStart"/>
+      <w:r>
+        <w:rPr>
+          <w:rFonts w:ascii="Consolas" w:eastAsia="Times New Roman" w:hAnsi="Consolas" w:cs="Times New Roman"/>
+          <w:color w:val="3B3B3B"/>
+          <w:kern w:val="0"/>
+          <w:sz w:val="21"/>
+          <w:szCs w:val="21"/>
+          <w14:ligatures w14:val="none"/>
+        </w:rPr>
+        <w:t>).</w:t>
+      </w:r>
+      <w:r>
+        <w:rPr>
+          <w:rFonts w:ascii="Consolas" w:eastAsia="Times New Roman" w:hAnsi="Consolas" w:cs="Times New Roman"/>
+          <w:color w:val="795E26"/>
+          <w:kern w:val="0"/>
+          <w:sz w:val="21"/>
+          <w:szCs w:val="21"/>
+          <w14:ligatures w14:val="none"/>
+        </w:rPr>
+        <w:t>equals</w:t>
+      </w:r>
+      <w:proofErr w:type="gramEnd"/>
+      <w:r>
+        <w:rPr>
+          <w:rFonts w:ascii="Consolas" w:eastAsia="Times New Roman" w:hAnsi="Consolas" w:cs="Times New Roman"/>
+          <w:color w:val="3B3B3B"/>
+          <w:kern w:val="0"/>
+          <w:sz w:val="21"/>
+          <w:szCs w:val="21"/>
+          <w14:ligatures w14:val="none"/>
+        </w:rPr>
+        <w:t>(</w:t>
+      </w:r>
+      <w:r>
+        <w:rPr>
+          <w:rFonts w:ascii="Consolas" w:eastAsia="Times New Roman" w:hAnsi="Consolas" w:cs="Times New Roman"/>
+          <w:color w:val="A31515"/>
+          <w:kern w:val="0"/>
+          <w:sz w:val="21"/>
+          <w:szCs w:val="21"/>
+          <w14:ligatures w14:val="none"/>
+        </w:rPr>
+        <w:t>'business'</w:t>
+      </w:r>
+      <w:r>
+        <w:rPr>
+          <w:rFonts w:ascii="Consolas" w:eastAsia="Times New Roman" w:hAnsi="Consolas" w:cs="Times New Roman"/>
+          <w:color w:val="3B3B3B"/>
+          <w:kern w:val="0"/>
+          <w:sz w:val="21"/>
+          <w:szCs w:val="21"/>
+          <w14:ligatures w14:val="none"/>
+        </w:rPr>
+        <w:t>))</w:t>
+      </w:r>
+    </w:p>
+    <w:p>
+      <w:pPr>
+        <w:shd w:val="clear" w:color="auto" w:fill="FFFFFF"/>
+        <w:spacing w:after="0" w:line="285" w:lineRule="atLeast"/>
+        <w:rPr>
+          <w:rFonts w:ascii="Consolas" w:eastAsia="Times New Roman" w:hAnsi="Consolas" w:cs="Times New Roman"/>
+          <w:color w:val="3B3B3B"/>
+          <w:kern w:val="0"/>
+          <w:sz w:val="21"/>
+          <w:szCs w:val="21"/>
+          <w14:ligatures w14:val="none"/>
+        </w:rPr>
+      </w:pPr>
+      <w:r>
+        <w:rPr>
+          <w:rFonts w:ascii="Consolas" w:eastAsia="Times New Roman" w:hAnsi="Consolas" w:cs="Times New Roman"/>
+          <w:color w:val="3B3B3B"/>
+          <w:kern w:val="0"/>
+          <w:sz w:val="21"/>
+          <w:szCs w:val="21"/>
+          <w14:ligatures w14:val="none"/>
+        </w:rPr>
+        <w:t xml:space="preserve">    </w:t>
+      </w:r>
+      <w:proofErr w:type="gramStart"/>
+      <w:r>
+        <w:rPr>
+          <w:rFonts w:ascii="Consolas" w:eastAsia="Times New Roman" w:hAnsi="Consolas" w:cs="Times New Roman"/>
+          <w:color w:val="3B3B3B"/>
+          <w:kern w:val="0"/>
+          <w:sz w:val="21"/>
+          <w:szCs w:val="21"/>
+          <w14:ligatures w14:val="none"/>
+        </w:rPr>
+        <w:t>.</w:t>
+      </w:r>
+      <w:r>
+        <w:rPr>
+          <w:rFonts w:ascii="Consolas" w:eastAsia="Times New Roman" w:hAnsi="Consolas" w:cs="Times New Roman"/>
+          <w:color w:val="795E26"/>
+          <w:kern w:val="0"/>
+          <w:sz w:val="21"/>
+          <w:szCs w:val="21"/>
+          <w14:ligatures w14:val="none"/>
+        </w:rPr>
+        <w:t>matches</w:t>
+      </w:r>
+      <w:proofErr w:type="gramEnd"/>
+      <w:r>
+        <w:rPr>
+          <w:rFonts w:ascii="Consolas" w:eastAsia="Times New Roman" w:hAnsi="Consolas" w:cs="Times New Roman"/>
+          <w:color w:val="3B3B3B"/>
+          <w:kern w:val="0"/>
+          <w:sz w:val="21"/>
+          <w:szCs w:val="21"/>
+          <w14:ligatures w14:val="none"/>
+        </w:rPr>
+        <w:t>(</w:t>
+      </w:r>
+      <w:r>
+        <w:rPr>
+          <w:rFonts w:ascii="Consolas" w:eastAsia="Times New Roman" w:hAnsi="Consolas" w:cs="Times New Roman"/>
+          <w:color w:val="811F3F"/>
+          <w:kern w:val="0"/>
+          <w:sz w:val="21"/>
+          <w:szCs w:val="21"/>
+          <w14:ligatures w14:val="none"/>
+        </w:rPr>
+        <w:t>/</w:t>
+      </w:r>
+      <w:r>
+        <w:rPr>
+          <w:rFonts w:ascii="Consolas" w:eastAsia="Times New Roman" w:hAnsi="Consolas" w:cs="Times New Roman"/>
+          <w:color w:val="EE0000"/>
+          <w:kern w:val="0"/>
+          <w:sz w:val="21"/>
+          <w:szCs w:val="21"/>
+          <w14:ligatures w14:val="none"/>
+        </w:rPr>
+        <w:t>^</w:t>
+      </w:r>
+      <w:r>
+        <w:rPr>
+          <w:rFonts w:ascii="Consolas" w:eastAsia="Times New Roman" w:hAnsi="Consolas" w:cs="Times New Roman"/>
+          <w:color w:val="811F3F"/>
+          <w:kern w:val="0"/>
+          <w:sz w:val="21"/>
+          <w:szCs w:val="21"/>
+          <w14:ligatures w14:val="none"/>
+        </w:rPr>
+        <w:t>\d</w:t>
+      </w:r>
+      <w:r>
+        <w:rPr>
+          <w:rFonts w:ascii="Consolas" w:eastAsia="Times New Roman" w:hAnsi="Consolas" w:cs="Times New Roman"/>
+          <w:color w:val="000000"/>
+          <w:kern w:val="0"/>
+          <w:sz w:val="21"/>
+          <w:szCs w:val="21"/>
+          <w14:ligatures w14:val="none"/>
+        </w:rPr>
+        <w:t>{2}</w:t>
+      </w:r>
+      <w:r>
+        <w:rPr>
+          <w:rFonts w:ascii="Consolas" w:eastAsia="Times New Roman" w:hAnsi="Consolas" w:cs="Times New Roman"/>
+          <w:color w:val="811F3F"/>
+          <w:kern w:val="0"/>
+          <w:sz w:val="21"/>
+          <w:szCs w:val="21"/>
+          <w14:ligatures w14:val="none"/>
+        </w:rPr>
+        <w:t>-\</w:t>
+      </w:r>
+      <w:proofErr w:type="gramStart"/>
+      <w:r>
+        <w:rPr>
+          <w:rFonts w:ascii="Consolas" w:eastAsia="Times New Roman" w:hAnsi="Consolas" w:cs="Times New Roman"/>
+          <w:color w:val="811F3F"/>
+          <w:kern w:val="0"/>
+          <w:sz w:val="21"/>
+          <w:szCs w:val="21"/>
+          <w14:ligatures w14:val="none"/>
+        </w:rPr>
+        <w:t>d</w:t>
+      </w:r>
+      <w:r>
+        <w:rPr>
+          <w:rFonts w:ascii="Consolas" w:eastAsia="Times New Roman" w:hAnsi="Consolas" w:cs="Times New Roman"/>
+          <w:color w:val="000000"/>
+          <w:kern w:val="0"/>
+          <w:sz w:val="21"/>
+          <w:szCs w:val="21"/>
+          <w14:ligatures w14:val="none"/>
+        </w:rPr>
+        <w:t>{7}</w:t>
+      </w:r>
+      <w:r>
+        <w:rPr>
+          <w:rFonts w:ascii="Consolas" w:eastAsia="Times New Roman" w:hAnsi="Consolas" w:cs="Times New Roman"/>
+          <w:color w:val="EE0000"/>
+          <w:kern w:val="0"/>
+          <w:sz w:val="21"/>
+          <w:szCs w:val="21"/>
+          <w14:ligatures w14:val="none"/>
+        </w:rPr>
+        <w:t>$</w:t>
+      </w:r>
+      <w:proofErr w:type="gramEnd"/>
+      <w:r>
+        <w:rPr>
+          <w:rFonts w:ascii="Consolas" w:eastAsia="Times New Roman" w:hAnsi="Consolas" w:cs="Times New Roman"/>
+          <w:color w:val="811F3F"/>
+          <w:kern w:val="0"/>
+          <w:sz w:val="21"/>
+          <w:szCs w:val="21"/>
+          <w14:ligatures w14:val="none"/>
+        </w:rPr>
+        <w:t>/</w:t>
+      </w:r>
+      <w:r>
+        <w:rPr>
+          <w:rFonts w:ascii="Consolas" w:eastAsia="Times New Roman" w:hAnsi="Consolas" w:cs="Times New Roman"/>
+          <w:color w:val="3B3B3B"/>
+          <w:kern w:val="0"/>
+          <w:sz w:val="21"/>
+          <w:szCs w:val="21"/>
+          <w14:ligatures w14:val="none"/>
+        </w:rPr>
+        <w:t>)</w:t>
+      </w:r>
+    </w:p>
+    <w:p>
+      <w:pPr>
+        <w:shd w:val="clear" w:color="auto" w:fill="FFFFFF"/>
+        <w:spacing w:after="0" w:line="285" w:lineRule="atLeast"/>
+        <w:rPr>
+          <w:rFonts w:ascii="Consolas" w:eastAsia="Times New Roman" w:hAnsi="Consolas" w:cs="Times New Roman"/>
+          <w:color w:val="3B3B3B"/>
+          <w:kern w:val="0"/>
+          <w:sz w:val="21"/>
+          <w:szCs w:val="21"/>
+          <w14:ligatures w14:val="none"/>
+        </w:rPr>
+      </w:pPr>
+      <w:r>
+        <w:rPr>
+          <w:rFonts w:ascii="Consolas" w:eastAsia="Times New Roman" w:hAnsi="Consolas" w:cs="Times New Roman"/>
+          <w:color w:val="3B3B3B"/>
+          <w:kern w:val="0"/>
+          <w:sz w:val="21"/>
+          <w:szCs w:val="21"/>
+          <w14:ligatures w14:val="none"/>
+        </w:rPr>
+        <w:t xml:space="preserve">    </w:t>
+      </w:r>
+      <w:proofErr w:type="gramStart"/>
+      <w:r>
+        <w:rPr>
+          <w:rFonts w:ascii="Consolas" w:eastAsia="Times New Roman" w:hAnsi="Consolas" w:cs="Times New Roman"/>
+          <w:color w:val="3B3B3B"/>
+          <w:kern w:val="0"/>
+          <w:sz w:val="21"/>
+          <w:szCs w:val="21"/>
+          <w14:ligatures w14:val="none"/>
+        </w:rPr>
+        <w:t>.</w:t>
+      </w:r>
+      <w:r>
+        <w:rPr>
+          <w:rFonts w:ascii="Consolas" w:eastAsia="Times New Roman" w:hAnsi="Consolas" w:cs="Times New Roman"/>
+          <w:color w:val="795E26"/>
+          <w:kern w:val="0"/>
+          <w:sz w:val="21"/>
+          <w:szCs w:val="21"/>
+          <w14:ligatures w14:val="none"/>
+        </w:rPr>
+        <w:t>withMessage</w:t>
+      </w:r>
+      <w:proofErr w:type="gramEnd"/>
+      <w:r>
+        <w:rPr>
+          <w:rFonts w:ascii="Consolas" w:eastAsia="Times New Roman" w:hAnsi="Consolas" w:cs="Times New Roman"/>
+          <w:color w:val="3B3B3B"/>
+          <w:kern w:val="0"/>
+          <w:sz w:val="21"/>
+          <w:szCs w:val="21"/>
+          <w14:ligatures w14:val="none"/>
+        </w:rPr>
+        <w:t>(</w:t>
+      </w:r>
+      <w:r>
+        <w:rPr>
+          <w:rFonts w:ascii="Consolas" w:eastAsia="Times New Roman" w:hAnsi="Consolas" w:cs="Times New Roman"/>
+          <w:color w:val="A31515"/>
+          <w:kern w:val="0"/>
+          <w:sz w:val="21"/>
+          <w:szCs w:val="21"/>
+          <w14:ligatures w14:val="none"/>
+        </w:rPr>
+        <w:t>'Valid Tax ID required for business accounts'</w:t>
+      </w:r>
+      <w:r>
+        <w:rPr>
+          <w:rFonts w:ascii="Consolas" w:eastAsia="Times New Roman" w:hAnsi="Consolas" w:cs="Times New Roman"/>
+          <w:color w:val="3B3B3B"/>
+          <w:kern w:val="0"/>
+          <w:sz w:val="21"/>
+          <w:szCs w:val="21"/>
+          <w14:ligatures w14:val="none"/>
+        </w:rPr>
+        <w:t>)</w:t>
+      </w:r>
+    </w:p>
+    <w:p>
+      <w:pPr>
+        <w:shd w:val="clear" w:color="auto" w:fill="FFFFFF"/>
+        <w:spacing w:after="0" w:line="285" w:lineRule="atLeast"/>
+        <w:rPr>
+          <w:rFonts w:ascii="Consolas" w:eastAsia="Times New Roman" w:hAnsi="Consolas" w:cs="Times New Roman"/>
+          <w:color w:val="3B3B3B"/>
+          <w:kern w:val="0"/>
+          <w:sz w:val="21"/>
+          <w:szCs w:val="21"/>
+          <w14:ligatures w14:val="none"/>
+        </w:rPr>
+      </w:pPr>
+      <w:r>
+        <w:rPr>
+          <w:rFonts w:ascii="Consolas" w:eastAsia="Times New Roman" w:hAnsi="Consolas" w:cs="Times New Roman"/>
+          <w:color w:val="3B3B3B"/>
+          <w:kern w:val="0"/>
+          <w:sz w:val="21"/>
+          <w:szCs w:val="21"/>
+          <w14:ligatures w14:val="none"/>
+        </w:rPr>
+        <w:t>];</w:t>
+      </w:r>
+    </w:p>
+    <w:p>
+      <w:pPr>
+        <w:shd w:val="clear" w:color="auto" w:fill="FFFFFF"/>
+        <w:spacing w:after="0" w:line="285" w:lineRule="atLeast"/>
+        <w:rPr>
+          <w:rFonts w:ascii="Consolas" w:eastAsia="Times New Roman" w:hAnsi="Consolas" w:cs="Times New Roman"/>
+          <w:color w:val="3B3B3B"/>
+          <w:kern w:val="0"/>
+          <w:sz w:val="21"/>
+          <w:szCs w:val="21"/>
+          <w14:ligatures w14:val="none"/>
+        </w:rPr>
+      </w:pPr>
+    </w:p>
+    <w:p>
+      <w:pPr>
+        <w:shd w:val="clear" w:color="auto" w:fill="FFFFFF"/>
+        <w:spacing w:after="0" w:line="285" w:lineRule="atLeast"/>
+        <w:rPr>
+          <w:rFonts w:ascii="Consolas" w:eastAsia="Times New Roman" w:hAnsi="Consolas" w:cs="Times New Roman"/>
+          <w:color w:val="3B3B3B"/>
+          <w:kern w:val="0"/>
+          <w:sz w:val="21"/>
+          <w:szCs w:val="21"/>
+          <w14:ligatures w14:val="none"/>
+        </w:rPr>
+      </w:pPr>
+      <w:proofErr w:type="gramStart"/>
+      <w:r>
+        <w:rPr>
+          <w:rFonts w:ascii="Consolas" w:eastAsia="Times New Roman" w:hAnsi="Consolas" w:cs="Times New Roman"/>
+          <w:color w:val="267F99"/>
+          <w:kern w:val="0"/>
+          <w:sz w:val="21"/>
+          <w:szCs w:val="21"/>
+          <w14:ligatures w14:val="none"/>
+        </w:rPr>
+        <w:t>module</w:t>
+      </w:r>
+      <w:r>
+        <w:rPr>
+          <w:rFonts w:ascii="Consolas" w:eastAsia="Times New Roman" w:hAnsi="Consolas" w:cs="Times New Roman"/>
+          <w:color w:val="3B3B3B"/>
+          <w:kern w:val="0"/>
+          <w:sz w:val="21"/>
+          <w:szCs w:val="21"/>
+          <w14:ligatures w14:val="none"/>
+        </w:rPr>
+        <w:t>.</w:t>
+      </w:r>
+      <w:r>
+        <w:rPr>
+          <w:rFonts w:ascii="Consolas" w:eastAsia="Times New Roman" w:hAnsi="Consolas" w:cs="Times New Roman"/>
+          <w:color w:val="267F99"/>
+          <w:kern w:val="0"/>
+          <w:sz w:val="21"/>
+          <w:szCs w:val="21"/>
+          <w14:ligatures w14:val="none"/>
+        </w:rPr>
+        <w:t>exports</w:t>
+      </w:r>
+      <w:proofErr w:type="gramEnd"/>
+      <w:r>
+        <w:rPr>
+          <w:rFonts w:ascii="Consolas" w:eastAsia="Times New Roman" w:hAnsi="Consolas" w:cs="Times New Roman"/>
+          <w:color w:val="3B3B3B"/>
+          <w:kern w:val="0"/>
+          <w:sz w:val="21"/>
+          <w:szCs w:val="21"/>
+          <w14:ligatures w14:val="none"/>
+        </w:rPr>
+        <w:t xml:space="preserve"> </w:t>
+      </w:r>
+      <w:r>
+        <w:rPr>
+          <w:rFonts w:ascii="Consolas" w:eastAsia="Times New Roman" w:hAnsi="Consolas" w:cs="Times New Roman"/>
+          <w:color w:val="000000"/>
+          <w:kern w:val="0"/>
+          <w:sz w:val="21"/>
+          <w:szCs w:val="21"/>
+          <w14:ligatures w14:val="none"/>
+        </w:rPr>
+        <w:t>=</w:t>
+      </w:r>
+      <w:r>
+        <w:rPr>
+          <w:rFonts w:ascii="Consolas" w:eastAsia="Times New Roman" w:hAnsi="Consolas" w:cs="Times New Roman"/>
+          <w:color w:val="3B3B3B"/>
+          <w:kern w:val="0"/>
+          <w:sz w:val="21"/>
+          <w:szCs w:val="21"/>
+          <w14:ligatures w14:val="none"/>
+        </w:rPr>
+        <w:t xml:space="preserve"> </w:t>
+      </w:r>
+      <w:proofErr w:type="gramStart"/>
+      <w:r>
+        <w:rPr>
+          <w:rFonts w:ascii="Consolas" w:eastAsia="Times New Roman" w:hAnsi="Consolas" w:cs="Times New Roman"/>
+          <w:color w:val="3B3B3B"/>
+          <w:kern w:val="0"/>
+          <w:sz w:val="21"/>
+          <w:szCs w:val="21"/>
+          <w14:ligatures w14:val="none"/>
+        </w:rPr>
+        <w:t xml:space="preserve">{ </w:t>
+      </w:r>
+      <w:r>
+        <w:rPr>
+          <w:rFonts w:ascii="Consolas" w:eastAsia="Times New Roman" w:hAnsi="Consolas" w:cs="Times New Roman"/>
+          <w:color w:val="001080"/>
+          <w:kern w:val="0"/>
+          <w:sz w:val="21"/>
+          <w:szCs w:val="21"/>
+          <w14:ligatures w14:val="none"/>
+        </w:rPr>
+        <w:t>conditionalValidation</w:t>
+      </w:r>
+      <w:proofErr w:type="gramEnd"/>
+      <w:r>
+        <w:rPr>
+          <w:rFonts w:ascii="Consolas" w:eastAsia="Times New Roman" w:hAnsi="Consolas" w:cs="Times New Roman"/>
+          <w:color w:val="3B3B3B"/>
+          <w:kern w:val="0"/>
+          <w:sz w:val="21"/>
+          <w:szCs w:val="21"/>
+          <w14:ligatures w14:val="none"/>
+        </w:rPr>
+        <w:t xml:space="preserve"> }</w:t>
       </w:r>
     </w:p>
     <w:p>
